--- a/Notes.docx
+++ b/Notes.docx
@@ -4838,6 +4838,44 @@
           <w:lang w:val="en-US"/>
         </w:rPr>
         <w:t xml:space="preserve"> If selenium is not able to load any web page within 30 seconds.</w:t>
+      </w:r>
+    </w:p>
+    <w:p>
+      <w:pPr>
+        <w:pStyle w:val="ListParagraph"/>
+        <w:numPr>
+          <w:ilvl w:val="0"/>
+          <w:numId w:val="17"/>
+        </w:numPr>
+        <w:rPr>
+          <w:sz w:val="24"/>
+          <w:szCs w:val="24"/>
+          <w:lang w:val="en-US"/>
+        </w:rPr>
+      </w:pPr>
+      <w:r>
+        <w:rPr>
+          <w:sz w:val="24"/>
+          <w:szCs w:val="24"/>
+          <w:lang w:val="en-US"/>
+        </w:rPr>
+        <w:t xml:space="preserve">ElementClickInterceptedException </w:t>
+      </w:r>
+      <w:r>
+        <w:rPr>
+          <w:sz w:val="24"/>
+          <w:szCs w:val="24"/>
+          <w:lang w:val="en-US"/>
+        </w:rPr>
+        <w:sym w:font="Wingdings" w:char="F0E0"/>
+      </w:r>
+      <w:r>
+        <w:rPr>
+          <w:sz w:val="24"/>
+          <w:szCs w:val="24"/>
+          <w:lang w:val="en-US"/>
+        </w:rPr>
+        <w:t xml:space="preserve"> When selenium is unable to click on the control due to some another control especially advertise is hiding the control. In such situation use JavascriptExecutor interface to either click on the control or scroll the page.</w:t>
       </w:r>
     </w:p>
     <w:p>
@@ -4933,6 +4971,7 @@
           <w:szCs w:val="24"/>
           <w:lang w:val="en-US"/>
         </w:rPr>
+        <w:lastRenderedPageBreak/>
         <w:t>Locators</w:t>
       </w:r>
     </w:p>
@@ -5004,7 +5043,6 @@
           <w:szCs w:val="24"/>
           <w:lang w:val="en-US"/>
         </w:rPr>
-        <w:lastRenderedPageBreak/>
         <w:t>Id</w:t>
       </w:r>
     </w:p>
@@ -6034,7 +6072,6 @@
           <w:szCs w:val="24"/>
           <w:lang w:val="en-US"/>
         </w:rPr>
-        <w:lastRenderedPageBreak/>
         <w:t>Absolute XPath</w:t>
       </w:r>
       <w:r>
@@ -6895,6 +6932,7 @@
           <w:szCs w:val="24"/>
           <w:lang w:val="en-US"/>
         </w:rPr>
+        <w:lastRenderedPageBreak/>
         <w:t>Synchronization</w:t>
       </w:r>
     </w:p>
@@ -7033,7 +7071,6 @@
           <w:szCs w:val="24"/>
           <w:lang w:val="en-US"/>
         </w:rPr>
-        <w:lastRenderedPageBreak/>
         <w:t>It takes mandatory delay</w:t>
       </w:r>
     </w:p>
@@ -7476,8 +7513,397 @@
           <w:lang w:val="en-US"/>
         </w:rPr>
       </w:pPr>
+    </w:p>
+    <w:p>
+      <w:pPr>
+        <w:rPr>
+          <w:b/>
+          <w:bCs/>
+          <w:sz w:val="24"/>
+          <w:szCs w:val="24"/>
+          <w:lang w:val="en-US"/>
+        </w:rPr>
+      </w:pPr>
+      <w:r>
+        <w:rPr>
+          <w:b/>
+          <w:bCs/>
+          <w:sz w:val="24"/>
+          <w:szCs w:val="24"/>
+          <w:lang w:val="en-US"/>
+        </w:rPr>
+        <w:t>Handling Alerts</w:t>
+      </w:r>
+    </w:p>
+    <w:p>
+      <w:pPr>
+        <w:pStyle w:val="ListParagraph"/>
+        <w:numPr>
+          <w:ilvl w:val="0"/>
+          <w:numId w:val="25"/>
+        </w:numPr>
+        <w:rPr>
+          <w:sz w:val="24"/>
+          <w:szCs w:val="24"/>
+          <w:lang w:val="en-US"/>
+        </w:rPr>
+      </w:pPr>
+      <w:r>
+        <w:rPr>
+          <w:sz w:val="24"/>
+          <w:szCs w:val="24"/>
+          <w:lang w:val="en-US"/>
+        </w:rPr>
+        <w:t>We cannot inspect the alert</w:t>
+      </w:r>
+    </w:p>
+    <w:p>
+      <w:pPr>
+        <w:pStyle w:val="ListParagraph"/>
+        <w:numPr>
+          <w:ilvl w:val="0"/>
+          <w:numId w:val="25"/>
+        </w:numPr>
+        <w:rPr>
+          <w:sz w:val="24"/>
+          <w:szCs w:val="24"/>
+          <w:lang w:val="en-US"/>
+        </w:rPr>
+      </w:pPr>
+      <w:r>
+        <w:rPr>
+          <w:sz w:val="24"/>
+          <w:szCs w:val="24"/>
+          <w:lang w:val="en-US"/>
+        </w:rPr>
+        <w:t>We are not able to do any operation on the page while alert is preset.</w:t>
+      </w:r>
+    </w:p>
+    <w:p>
+      <w:pPr>
+        <w:pStyle w:val="ListParagraph"/>
+        <w:numPr>
+          <w:ilvl w:val="0"/>
+          <w:numId w:val="25"/>
+        </w:numPr>
+        <w:rPr>
+          <w:sz w:val="24"/>
+          <w:szCs w:val="24"/>
+          <w:lang w:val="en-US"/>
+        </w:rPr>
+      </w:pPr>
+      <w:r>
+        <w:rPr>
+          <w:sz w:val="24"/>
+          <w:szCs w:val="24"/>
+          <w:lang w:val="en-US"/>
+        </w:rPr>
+        <w:t>Alert interface is used to handle alerts</w:t>
+      </w:r>
+    </w:p>
+    <w:p>
+      <w:pPr>
+        <w:pStyle w:val="ListParagraph"/>
+        <w:numPr>
+          <w:ilvl w:val="0"/>
+          <w:numId w:val="25"/>
+        </w:numPr>
+        <w:rPr>
+          <w:sz w:val="24"/>
+          <w:szCs w:val="24"/>
+          <w:lang w:val="en-US"/>
+        </w:rPr>
+      </w:pPr>
+      <w:r>
+        <w:rPr>
+          <w:sz w:val="24"/>
+          <w:szCs w:val="24"/>
+          <w:lang w:val="en-US"/>
+        </w:rPr>
+        <w:t>Methods</w:t>
+      </w:r>
+    </w:p>
+    <w:p>
+      <w:pPr>
+        <w:pStyle w:val="ListParagraph"/>
+        <w:numPr>
+          <w:ilvl w:val="1"/>
+          <w:numId w:val="25"/>
+        </w:numPr>
+        <w:rPr>
+          <w:sz w:val="24"/>
+          <w:szCs w:val="24"/>
+          <w:lang w:val="en-US"/>
+        </w:rPr>
+      </w:pPr>
+      <w:proofErr w:type="spellStart"/>
+      <w:r>
+        <w:rPr>
+          <w:sz w:val="24"/>
+          <w:szCs w:val="24"/>
+          <w:lang w:val="en-US"/>
+        </w:rPr>
+        <w:t>driver.switchTo</w:t>
+      </w:r>
+      <w:proofErr w:type="spellEnd"/>
+      <w:r>
+        <w:rPr>
+          <w:sz w:val="24"/>
+          <w:szCs w:val="24"/>
+          <w:lang w:val="en-US"/>
+        </w:rPr>
+        <w:t>().alert()</w:t>
+      </w:r>
+    </w:p>
+    <w:p>
+      <w:pPr>
+        <w:pStyle w:val="ListParagraph"/>
+        <w:numPr>
+          <w:ilvl w:val="1"/>
+          <w:numId w:val="25"/>
+        </w:numPr>
+        <w:rPr>
+          <w:sz w:val="24"/>
+          <w:szCs w:val="24"/>
+          <w:lang w:val="en-US"/>
+        </w:rPr>
+      </w:pPr>
+      <w:proofErr w:type="gramStart"/>
+      <w:r>
+        <w:rPr>
+          <w:sz w:val="24"/>
+          <w:szCs w:val="24"/>
+          <w:lang w:val="en-US"/>
+        </w:rPr>
+        <w:t>getText(</w:t>
+      </w:r>
+      <w:proofErr w:type="gramEnd"/>
+      <w:r>
+        <w:rPr>
+          <w:sz w:val="24"/>
+          <w:szCs w:val="24"/>
+          <w:lang w:val="en-US"/>
+        </w:rPr>
+        <w:t xml:space="preserve">) </w:t>
+      </w:r>
+      <w:r>
+        <w:rPr>
+          <w:sz w:val="24"/>
+          <w:szCs w:val="24"/>
+          <w:lang w:val="en-US"/>
+        </w:rPr>
+        <w:sym w:font="Wingdings" w:char="F0E0"/>
+      </w:r>
+      <w:r>
+        <w:rPr>
+          <w:sz w:val="24"/>
+          <w:szCs w:val="24"/>
+          <w:lang w:val="en-US"/>
+        </w:rPr>
+        <w:t xml:space="preserve"> Return the text on alert. (String)</w:t>
+      </w:r>
+    </w:p>
+    <w:p>
+      <w:pPr>
+        <w:pStyle w:val="ListParagraph"/>
+        <w:numPr>
+          <w:ilvl w:val="1"/>
+          <w:numId w:val="25"/>
+        </w:numPr>
+        <w:rPr>
+          <w:sz w:val="24"/>
+          <w:szCs w:val="24"/>
+          <w:lang w:val="en-US"/>
+        </w:rPr>
+      </w:pPr>
+      <w:proofErr w:type="gramStart"/>
+      <w:r>
+        <w:rPr>
+          <w:sz w:val="24"/>
+          <w:szCs w:val="24"/>
+          <w:lang w:val="en-US"/>
+        </w:rPr>
+        <w:t>accept(</w:t>
+      </w:r>
+      <w:proofErr w:type="gramEnd"/>
+      <w:r>
+        <w:rPr>
+          <w:sz w:val="24"/>
+          <w:szCs w:val="24"/>
+          <w:lang w:val="en-US"/>
+        </w:rPr>
+        <w:t xml:space="preserve">) </w:t>
+      </w:r>
+      <w:r>
+        <w:rPr>
+          <w:sz w:val="24"/>
+          <w:szCs w:val="24"/>
+          <w:lang w:val="en-US"/>
+        </w:rPr>
+        <w:sym w:font="Wingdings" w:char="F0E0"/>
+      </w:r>
+      <w:r>
+        <w:rPr>
+          <w:sz w:val="24"/>
+          <w:szCs w:val="24"/>
+          <w:lang w:val="en-US"/>
+        </w:rPr>
+        <w:t xml:space="preserve"> Click on Ok button on alert.</w:t>
+      </w:r>
+    </w:p>
+    <w:p>
+      <w:pPr>
+        <w:pStyle w:val="ListParagraph"/>
+        <w:numPr>
+          <w:ilvl w:val="1"/>
+          <w:numId w:val="25"/>
+        </w:numPr>
+        <w:rPr>
+          <w:sz w:val="24"/>
+          <w:szCs w:val="24"/>
+          <w:lang w:val="en-US"/>
+        </w:rPr>
+      </w:pPr>
+      <w:proofErr w:type="gramStart"/>
+      <w:r>
+        <w:rPr>
+          <w:sz w:val="24"/>
+          <w:szCs w:val="24"/>
+          <w:lang w:val="en-US"/>
+        </w:rPr>
+        <w:t>dismiss(</w:t>
+      </w:r>
+      <w:proofErr w:type="gramEnd"/>
+      <w:r>
+        <w:rPr>
+          <w:sz w:val="24"/>
+          <w:szCs w:val="24"/>
+          <w:lang w:val="en-US"/>
+        </w:rPr>
+        <w:t xml:space="preserve">) </w:t>
+      </w:r>
+      <w:r>
+        <w:rPr>
+          <w:sz w:val="24"/>
+          <w:szCs w:val="24"/>
+          <w:lang w:val="en-US"/>
+        </w:rPr>
+        <w:sym w:font="Wingdings" w:char="F0E0"/>
+      </w:r>
+      <w:r>
+        <w:rPr>
+          <w:sz w:val="24"/>
+          <w:szCs w:val="24"/>
+          <w:lang w:val="en-US"/>
+        </w:rPr>
+        <w:t xml:space="preserve"> Click on Cancel button on alert.</w:t>
+      </w:r>
+    </w:p>
+    <w:p>
+      <w:pPr>
+        <w:pStyle w:val="ListParagraph"/>
+        <w:numPr>
+          <w:ilvl w:val="1"/>
+          <w:numId w:val="25"/>
+        </w:numPr>
+        <w:rPr>
+          <w:sz w:val="24"/>
+          <w:szCs w:val="24"/>
+          <w:lang w:val="en-US"/>
+        </w:rPr>
+      </w:pPr>
+      <w:r>
+        <w:rPr>
+          <w:sz w:val="24"/>
+          <w:szCs w:val="24"/>
+          <w:lang w:val="en-US"/>
+        </w:rPr>
+        <w:t xml:space="preserve">sendKeys() </w:t>
+      </w:r>
+      <w:r>
+        <w:rPr>
+          <w:sz w:val="24"/>
+          <w:szCs w:val="24"/>
+          <w:lang w:val="en-US"/>
+        </w:rPr>
+        <w:sym w:font="Wingdings" w:char="F0E0"/>
+      </w:r>
+      <w:r>
+        <w:rPr>
+          <w:sz w:val="24"/>
+          <w:szCs w:val="24"/>
+          <w:lang w:val="en-US"/>
+        </w:rPr>
+        <w:t xml:space="preserve"> Will enter some text on prompt box / alert.</w:t>
+      </w:r>
       <w:bookmarkStart w:id="0" w:name="_GoBack"/>
       <w:bookmarkEnd w:id="0"/>
+    </w:p>
+    <w:p>
+      <w:pPr>
+        <w:rPr>
+          <w:sz w:val="24"/>
+          <w:szCs w:val="24"/>
+          <w:lang w:val="en-US"/>
+        </w:rPr>
+      </w:pPr>
+    </w:p>
+    <w:p>
+      <w:pPr>
+        <w:rPr>
+          <w:sz w:val="24"/>
+          <w:szCs w:val="24"/>
+          <w:lang w:val="en-US"/>
+        </w:rPr>
+      </w:pPr>
+      <w:r>
+        <w:rPr>
+          <w:sz w:val="24"/>
+          <w:szCs w:val="24"/>
+          <w:lang w:val="en-US"/>
+        </w:rPr>
+        <w:t>JavascriptExecutor</w:t>
+      </w:r>
+    </w:p>
+    <w:p>
+      <w:pPr>
+        <w:pStyle w:val="ListParagraph"/>
+        <w:numPr>
+          <w:ilvl w:val="0"/>
+          <w:numId w:val="26"/>
+        </w:numPr>
+        <w:rPr>
+          <w:sz w:val="24"/>
+          <w:szCs w:val="24"/>
+          <w:lang w:val="en-US"/>
+        </w:rPr>
+      </w:pPr>
+      <w:r>
+        <w:rPr>
+          <w:sz w:val="24"/>
+          <w:szCs w:val="24"/>
+          <w:lang w:val="en-US"/>
+        </w:rPr>
+        <w:t>This is an interface used to scroll a web page or click on some control even can be replacement for .</w:t>
+      </w:r>
+      <w:proofErr w:type="gramStart"/>
+      <w:r>
+        <w:rPr>
+          <w:sz w:val="24"/>
+          <w:szCs w:val="24"/>
+          <w:lang w:val="en-US"/>
+        </w:rPr>
+        <w:t>sendKeys(</w:t>
+      </w:r>
+      <w:proofErr w:type="gramEnd"/>
+      <w:r>
+        <w:rPr>
+          <w:sz w:val="24"/>
+          <w:szCs w:val="24"/>
+          <w:lang w:val="en-US"/>
+        </w:rPr>
+        <w:t>).</w:t>
+      </w:r>
     </w:p>
     <w:sectPr>
       <w:pgSz w:w="11906" w:h="16838"/>
@@ -7944,6 +8370,232 @@
     </w:lvl>
   </w:abstractNum>
   <w:abstractNum w:abstractNumId="4">
+    <w:nsid w:val="1E031503"/>
+    <w:multiLevelType w:val="hybridMultilevel"/>
+    <w:tmpl w:val="B1BE347E"/>
+    <w:lvl w:ilvl="0" w:tplc="40090001">
+      <w:start w:val="1"/>
+      <w:numFmt w:val="bullet"/>
+      <w:lvlText w:val=""/>
+      <w:lvlJc w:val="left"/>
+      <w:pPr>
+        <w:ind w:left="720" w:hanging="360"/>
+      </w:pPr>
+      <w:rPr>
+        <w:rFonts w:ascii="Symbol" w:hAnsi="Symbol" w:hint="default"/>
+      </w:rPr>
+    </w:lvl>
+    <w:lvl w:ilvl="1" w:tplc="40090003">
+      <w:start w:val="1"/>
+      <w:numFmt w:val="bullet"/>
+      <w:lvlText w:val="o"/>
+      <w:lvlJc w:val="left"/>
+      <w:pPr>
+        <w:ind w:left="1440" w:hanging="360"/>
+      </w:pPr>
+      <w:rPr>
+        <w:rFonts w:ascii="Courier New" w:hAnsi="Courier New" w:cs="Courier New" w:hint="default"/>
+      </w:rPr>
+    </w:lvl>
+    <w:lvl w:ilvl="2" w:tplc="40090005" w:tentative="1">
+      <w:start w:val="1"/>
+      <w:numFmt w:val="bullet"/>
+      <w:lvlText w:val=""/>
+      <w:lvlJc w:val="left"/>
+      <w:pPr>
+        <w:ind w:left="2160" w:hanging="360"/>
+      </w:pPr>
+      <w:rPr>
+        <w:rFonts w:ascii="Wingdings" w:hAnsi="Wingdings" w:hint="default"/>
+      </w:rPr>
+    </w:lvl>
+    <w:lvl w:ilvl="3" w:tplc="40090001" w:tentative="1">
+      <w:start w:val="1"/>
+      <w:numFmt w:val="bullet"/>
+      <w:lvlText w:val=""/>
+      <w:lvlJc w:val="left"/>
+      <w:pPr>
+        <w:ind w:left="2880" w:hanging="360"/>
+      </w:pPr>
+      <w:rPr>
+        <w:rFonts w:ascii="Symbol" w:hAnsi="Symbol" w:hint="default"/>
+      </w:rPr>
+    </w:lvl>
+    <w:lvl w:ilvl="4" w:tplc="40090003" w:tentative="1">
+      <w:start w:val="1"/>
+      <w:numFmt w:val="bullet"/>
+      <w:lvlText w:val="o"/>
+      <w:lvlJc w:val="left"/>
+      <w:pPr>
+        <w:ind w:left="3600" w:hanging="360"/>
+      </w:pPr>
+      <w:rPr>
+        <w:rFonts w:ascii="Courier New" w:hAnsi="Courier New" w:cs="Courier New" w:hint="default"/>
+      </w:rPr>
+    </w:lvl>
+    <w:lvl w:ilvl="5" w:tplc="40090005" w:tentative="1">
+      <w:start w:val="1"/>
+      <w:numFmt w:val="bullet"/>
+      <w:lvlText w:val=""/>
+      <w:lvlJc w:val="left"/>
+      <w:pPr>
+        <w:ind w:left="4320" w:hanging="360"/>
+      </w:pPr>
+      <w:rPr>
+        <w:rFonts w:ascii="Wingdings" w:hAnsi="Wingdings" w:hint="default"/>
+      </w:rPr>
+    </w:lvl>
+    <w:lvl w:ilvl="6" w:tplc="40090001" w:tentative="1">
+      <w:start w:val="1"/>
+      <w:numFmt w:val="bullet"/>
+      <w:lvlText w:val=""/>
+      <w:lvlJc w:val="left"/>
+      <w:pPr>
+        <w:ind w:left="5040" w:hanging="360"/>
+      </w:pPr>
+      <w:rPr>
+        <w:rFonts w:ascii="Symbol" w:hAnsi="Symbol" w:hint="default"/>
+      </w:rPr>
+    </w:lvl>
+    <w:lvl w:ilvl="7" w:tplc="40090003" w:tentative="1">
+      <w:start w:val="1"/>
+      <w:numFmt w:val="bullet"/>
+      <w:lvlText w:val="o"/>
+      <w:lvlJc w:val="left"/>
+      <w:pPr>
+        <w:ind w:left="5760" w:hanging="360"/>
+      </w:pPr>
+      <w:rPr>
+        <w:rFonts w:ascii="Courier New" w:hAnsi="Courier New" w:cs="Courier New" w:hint="default"/>
+      </w:rPr>
+    </w:lvl>
+    <w:lvl w:ilvl="8" w:tplc="40090005" w:tentative="1">
+      <w:start w:val="1"/>
+      <w:numFmt w:val="bullet"/>
+      <w:lvlText w:val=""/>
+      <w:lvlJc w:val="left"/>
+      <w:pPr>
+        <w:ind w:left="6480" w:hanging="360"/>
+      </w:pPr>
+      <w:rPr>
+        <w:rFonts w:ascii="Wingdings" w:hAnsi="Wingdings" w:hint="default"/>
+      </w:rPr>
+    </w:lvl>
+  </w:abstractNum>
+  <w:abstractNum w:abstractNumId="5">
+    <w:nsid w:val="21BE3038"/>
+    <w:multiLevelType w:val="hybridMultilevel"/>
+    <w:tmpl w:val="31785652"/>
+    <w:lvl w:ilvl="0" w:tplc="40090001">
+      <w:start w:val="1"/>
+      <w:numFmt w:val="bullet"/>
+      <w:lvlText w:val=""/>
+      <w:lvlJc w:val="left"/>
+      <w:pPr>
+        <w:ind w:left="720" w:hanging="360"/>
+      </w:pPr>
+      <w:rPr>
+        <w:rFonts w:ascii="Symbol" w:hAnsi="Symbol" w:hint="default"/>
+      </w:rPr>
+    </w:lvl>
+    <w:lvl w:ilvl="1" w:tplc="40090003" w:tentative="1">
+      <w:start w:val="1"/>
+      <w:numFmt w:val="bullet"/>
+      <w:lvlText w:val="o"/>
+      <w:lvlJc w:val="left"/>
+      <w:pPr>
+        <w:ind w:left="1440" w:hanging="360"/>
+      </w:pPr>
+      <w:rPr>
+        <w:rFonts w:ascii="Courier New" w:hAnsi="Courier New" w:cs="Courier New" w:hint="default"/>
+      </w:rPr>
+    </w:lvl>
+    <w:lvl w:ilvl="2" w:tplc="40090005" w:tentative="1">
+      <w:start w:val="1"/>
+      <w:numFmt w:val="bullet"/>
+      <w:lvlText w:val=""/>
+      <w:lvlJc w:val="left"/>
+      <w:pPr>
+        <w:ind w:left="2160" w:hanging="360"/>
+      </w:pPr>
+      <w:rPr>
+        <w:rFonts w:ascii="Wingdings" w:hAnsi="Wingdings" w:hint="default"/>
+      </w:rPr>
+    </w:lvl>
+    <w:lvl w:ilvl="3" w:tplc="40090001" w:tentative="1">
+      <w:start w:val="1"/>
+      <w:numFmt w:val="bullet"/>
+      <w:lvlText w:val=""/>
+      <w:lvlJc w:val="left"/>
+      <w:pPr>
+        <w:ind w:left="2880" w:hanging="360"/>
+      </w:pPr>
+      <w:rPr>
+        <w:rFonts w:ascii="Symbol" w:hAnsi="Symbol" w:hint="default"/>
+      </w:rPr>
+    </w:lvl>
+    <w:lvl w:ilvl="4" w:tplc="40090003" w:tentative="1">
+      <w:start w:val="1"/>
+      <w:numFmt w:val="bullet"/>
+      <w:lvlText w:val="o"/>
+      <w:lvlJc w:val="left"/>
+      <w:pPr>
+        <w:ind w:left="3600" w:hanging="360"/>
+      </w:pPr>
+      <w:rPr>
+        <w:rFonts w:ascii="Courier New" w:hAnsi="Courier New" w:cs="Courier New" w:hint="default"/>
+      </w:rPr>
+    </w:lvl>
+    <w:lvl w:ilvl="5" w:tplc="40090005" w:tentative="1">
+      <w:start w:val="1"/>
+      <w:numFmt w:val="bullet"/>
+      <w:lvlText w:val=""/>
+      <w:lvlJc w:val="left"/>
+      <w:pPr>
+        <w:ind w:left="4320" w:hanging="360"/>
+      </w:pPr>
+      <w:rPr>
+        <w:rFonts w:ascii="Wingdings" w:hAnsi="Wingdings" w:hint="default"/>
+      </w:rPr>
+    </w:lvl>
+    <w:lvl w:ilvl="6" w:tplc="40090001" w:tentative="1">
+      <w:start w:val="1"/>
+      <w:numFmt w:val="bullet"/>
+      <w:lvlText w:val=""/>
+      <w:lvlJc w:val="left"/>
+      <w:pPr>
+        <w:ind w:left="5040" w:hanging="360"/>
+      </w:pPr>
+      <w:rPr>
+        <w:rFonts w:ascii="Symbol" w:hAnsi="Symbol" w:hint="default"/>
+      </w:rPr>
+    </w:lvl>
+    <w:lvl w:ilvl="7" w:tplc="40090003" w:tentative="1">
+      <w:start w:val="1"/>
+      <w:numFmt w:val="bullet"/>
+      <w:lvlText w:val="o"/>
+      <w:lvlJc w:val="left"/>
+      <w:pPr>
+        <w:ind w:left="5760" w:hanging="360"/>
+      </w:pPr>
+      <w:rPr>
+        <w:rFonts w:ascii="Courier New" w:hAnsi="Courier New" w:cs="Courier New" w:hint="default"/>
+      </w:rPr>
+    </w:lvl>
+    <w:lvl w:ilvl="8" w:tplc="40090005" w:tentative="1">
+      <w:start w:val="1"/>
+      <w:numFmt w:val="bullet"/>
+      <w:lvlText w:val=""/>
+      <w:lvlJc w:val="left"/>
+      <w:pPr>
+        <w:ind w:left="6480" w:hanging="360"/>
+      </w:pPr>
+      <w:rPr>
+        <w:rFonts w:ascii="Wingdings" w:hAnsi="Wingdings" w:hint="default"/>
+      </w:rPr>
+    </w:lvl>
+  </w:abstractNum>
+  <w:abstractNum w:abstractNumId="6">
     <w:nsid w:val="25E5022C"/>
     <w:multiLevelType w:val="hybridMultilevel"/>
     <w:tmpl w:val="1A84A7EE"/>
@@ -8029,7 +8681,7 @@
       </w:pPr>
     </w:lvl>
   </w:abstractNum>
-  <w:abstractNum w:abstractNumId="5">
+  <w:abstractNum w:abstractNumId="7">
     <w:nsid w:val="2DD32B0F"/>
     <w:multiLevelType w:val="hybridMultilevel"/>
     <w:tmpl w:val="554CCCDA"/>
@@ -8142,7 +8794,7 @@
       </w:rPr>
     </w:lvl>
   </w:abstractNum>
-  <w:abstractNum w:abstractNumId="6">
+  <w:abstractNum w:abstractNumId="8">
     <w:nsid w:val="2FBD2C0C"/>
     <w:multiLevelType w:val="hybridMultilevel"/>
     <w:tmpl w:val="01684C7C"/>
@@ -8231,7 +8883,7 @@
       </w:pPr>
     </w:lvl>
   </w:abstractNum>
-  <w:abstractNum w:abstractNumId="7">
+  <w:abstractNum w:abstractNumId="9">
     <w:nsid w:val="34FF5AAE"/>
     <w:multiLevelType w:val="hybridMultilevel"/>
     <w:tmpl w:val="3FE6EC76"/>
@@ -8344,7 +8996,7 @@
       </w:rPr>
     </w:lvl>
   </w:abstractNum>
-  <w:abstractNum w:abstractNumId="8">
+  <w:abstractNum w:abstractNumId="10">
     <w:nsid w:val="37740B24"/>
     <w:multiLevelType w:val="hybridMultilevel"/>
     <w:tmpl w:val="3872E6AE"/>
@@ -8430,7 +9082,7 @@
       </w:pPr>
     </w:lvl>
   </w:abstractNum>
-  <w:abstractNum w:abstractNumId="9">
+  <w:abstractNum w:abstractNumId="11">
     <w:nsid w:val="41895E7A"/>
     <w:multiLevelType w:val="hybridMultilevel"/>
     <w:tmpl w:val="7690CF3C"/>
@@ -8516,7 +9168,7 @@
       </w:pPr>
     </w:lvl>
   </w:abstractNum>
-  <w:abstractNum w:abstractNumId="10">
+  <w:abstractNum w:abstractNumId="12">
     <w:nsid w:val="478160C3"/>
     <w:multiLevelType w:val="hybridMultilevel"/>
     <w:tmpl w:val="A35A21BC"/>
@@ -8629,7 +9281,7 @@
       </w:rPr>
     </w:lvl>
   </w:abstractNum>
-  <w:abstractNum w:abstractNumId="11">
+  <w:abstractNum w:abstractNumId="13">
     <w:nsid w:val="4C4A0118"/>
     <w:multiLevelType w:val="hybridMultilevel"/>
     <w:tmpl w:val="A45877B6"/>
@@ -8718,7 +9370,7 @@
       </w:pPr>
     </w:lvl>
   </w:abstractNum>
-  <w:abstractNum w:abstractNumId="12">
+  <w:abstractNum w:abstractNumId="14">
     <w:nsid w:val="4DFB54BE"/>
     <w:multiLevelType w:val="hybridMultilevel"/>
     <w:tmpl w:val="79B8208E"/>
@@ -8804,7 +9456,7 @@
       </w:pPr>
     </w:lvl>
   </w:abstractNum>
-  <w:abstractNum w:abstractNumId="13">
+  <w:abstractNum w:abstractNumId="15">
     <w:nsid w:val="4E7F1D48"/>
     <w:multiLevelType w:val="hybridMultilevel"/>
     <w:tmpl w:val="2898B19C"/>
@@ -8917,7 +9569,7 @@
       </w:rPr>
     </w:lvl>
   </w:abstractNum>
-  <w:abstractNum w:abstractNumId="14">
+  <w:abstractNum w:abstractNumId="16">
     <w:nsid w:val="56BD640B"/>
     <w:multiLevelType w:val="hybridMultilevel"/>
     <w:tmpl w:val="99E6A406"/>
@@ -9003,7 +9655,7 @@
       </w:pPr>
     </w:lvl>
   </w:abstractNum>
-  <w:abstractNum w:abstractNumId="15">
+  <w:abstractNum w:abstractNumId="17">
     <w:nsid w:val="56C512F1"/>
     <w:multiLevelType w:val="hybridMultilevel"/>
     <w:tmpl w:val="A1D4C5B8"/>
@@ -9116,7 +9768,7 @@
       </w:rPr>
     </w:lvl>
   </w:abstractNum>
-  <w:abstractNum w:abstractNumId="16">
+  <w:abstractNum w:abstractNumId="18">
     <w:nsid w:val="5A8E342C"/>
     <w:multiLevelType w:val="hybridMultilevel"/>
     <w:tmpl w:val="74EAC5EE"/>
@@ -9202,7 +9854,7 @@
       </w:pPr>
     </w:lvl>
   </w:abstractNum>
-  <w:abstractNum w:abstractNumId="17">
+  <w:abstractNum w:abstractNumId="19">
     <w:nsid w:val="66B4608C"/>
     <w:multiLevelType w:val="hybridMultilevel"/>
     <w:tmpl w:val="2F288AA4"/>
@@ -9315,7 +9967,7 @@
       </w:rPr>
     </w:lvl>
   </w:abstractNum>
-  <w:abstractNum w:abstractNumId="18">
+  <w:abstractNum w:abstractNumId="20">
     <w:nsid w:val="6A9118C3"/>
     <w:multiLevelType w:val="hybridMultilevel"/>
     <w:tmpl w:val="593A6F8A"/>
@@ -9428,7 +10080,7 @@
       </w:rPr>
     </w:lvl>
   </w:abstractNum>
-  <w:abstractNum w:abstractNumId="19">
+  <w:abstractNum w:abstractNumId="21">
     <w:nsid w:val="6ACF42B1"/>
     <w:multiLevelType w:val="hybridMultilevel"/>
     <w:tmpl w:val="61961E14"/>
@@ -9514,7 +10166,7 @@
       </w:pPr>
     </w:lvl>
   </w:abstractNum>
-  <w:abstractNum w:abstractNumId="20">
+  <w:abstractNum w:abstractNumId="22">
     <w:nsid w:val="730D02C7"/>
     <w:multiLevelType w:val="hybridMultilevel"/>
     <w:tmpl w:val="71CACDAC"/>
@@ -9627,7 +10279,7 @@
       </w:rPr>
     </w:lvl>
   </w:abstractNum>
-  <w:abstractNum w:abstractNumId="21">
+  <w:abstractNum w:abstractNumId="23">
     <w:nsid w:val="7C245624"/>
     <w:multiLevelType w:val="hybridMultilevel"/>
     <w:tmpl w:val="B058C9C4"/>
@@ -9713,7 +10365,7 @@
       </w:pPr>
     </w:lvl>
   </w:abstractNum>
-  <w:abstractNum w:abstractNumId="22">
+  <w:abstractNum w:abstractNumId="24">
     <w:nsid w:val="7E6C47CF"/>
     <w:multiLevelType w:val="hybridMultilevel"/>
     <w:tmpl w:val="1C3C72D8"/>
@@ -9799,7 +10451,7 @@
       </w:pPr>
     </w:lvl>
   </w:abstractNum>
-  <w:abstractNum w:abstractNumId="23">
+  <w:abstractNum w:abstractNumId="25">
     <w:nsid w:val="7FE7161A"/>
     <w:multiLevelType w:val="hybridMultilevel"/>
     <w:tmpl w:val="28A6E10C"/>
@@ -9889,73 +10541,79 @@
     <w:abstractNumId w:val="0"/>
   </w:num>
   <w:num w:numId="2">
-    <w:abstractNumId w:val="10"/>
+    <w:abstractNumId w:val="12"/>
   </w:num>
   <w:num w:numId="3">
-    <w:abstractNumId w:val="5"/>
+    <w:abstractNumId w:val="7"/>
   </w:num>
   <w:num w:numId="4">
     <w:abstractNumId w:val="2"/>
   </w:num>
   <w:num w:numId="5">
-    <w:abstractNumId w:val="13"/>
+    <w:abstractNumId w:val="15"/>
   </w:num>
   <w:num w:numId="6">
+    <w:abstractNumId w:val="23"/>
+  </w:num>
+  <w:num w:numId="7">
+    <w:abstractNumId w:val="17"/>
+  </w:num>
+  <w:num w:numId="8">
+    <w:abstractNumId w:val="9"/>
+  </w:num>
+  <w:num w:numId="9">
+    <w:abstractNumId w:val="11"/>
+  </w:num>
+  <w:num w:numId="10">
     <w:abstractNumId w:val="21"/>
   </w:num>
-  <w:num w:numId="7">
-    <w:abstractNumId w:val="15"/>
-  </w:num>
-  <w:num w:numId="8">
-    <w:abstractNumId w:val="7"/>
-  </w:num>
-  <w:num w:numId="9">
-    <w:abstractNumId w:val="9"/>
-  </w:num>
-  <w:num w:numId="10">
+  <w:num w:numId="11">
     <w:abstractNumId w:val="19"/>
   </w:num>
-  <w:num w:numId="11">
-    <w:abstractNumId w:val="17"/>
-  </w:num>
   <w:num w:numId="12">
-    <w:abstractNumId w:val="22"/>
+    <w:abstractNumId w:val="24"/>
   </w:num>
   <w:num w:numId="13">
-    <w:abstractNumId w:val="4"/>
+    <w:abstractNumId w:val="6"/>
   </w:num>
   <w:num w:numId="14">
-    <w:abstractNumId w:val="18"/>
+    <w:abstractNumId w:val="20"/>
   </w:num>
   <w:num w:numId="15">
-    <w:abstractNumId w:val="23"/>
+    <w:abstractNumId w:val="25"/>
   </w:num>
   <w:num w:numId="16">
     <w:abstractNumId w:val="1"/>
   </w:num>
   <w:num w:numId="17">
-    <w:abstractNumId w:val="8"/>
+    <w:abstractNumId w:val="10"/>
   </w:num>
   <w:num w:numId="18">
-    <w:abstractNumId w:val="14"/>
+    <w:abstractNumId w:val="16"/>
   </w:num>
   <w:num w:numId="19">
-    <w:abstractNumId w:val="20"/>
+    <w:abstractNumId w:val="22"/>
   </w:num>
   <w:num w:numId="20">
-    <w:abstractNumId w:val="12"/>
+    <w:abstractNumId w:val="14"/>
   </w:num>
   <w:num w:numId="21">
     <w:abstractNumId w:val="3"/>
   </w:num>
   <w:num w:numId="22">
-    <w:abstractNumId w:val="11"/>
+    <w:abstractNumId w:val="13"/>
   </w:num>
   <w:num w:numId="23">
-    <w:abstractNumId w:val="16"/>
+    <w:abstractNumId w:val="18"/>
   </w:num>
   <w:num w:numId="24">
-    <w:abstractNumId w:val="6"/>
+    <w:abstractNumId w:val="8"/>
+  </w:num>
+  <w:num w:numId="25">
+    <w:abstractNumId w:val="4"/>
+  </w:num>
+  <w:num w:numId="26">
+    <w:abstractNumId w:val="5"/>
   </w:num>
 </w:numbering>
 </file>
@@ -11569,22 +12227,22 @@
     </dgm:pt>
   </dgm:ptLst>
   <dgm:cxnLst>
+    <dgm:cxn modelId="{0851389F-2AB3-4E9B-946E-9D4DAD52D8EB}" srcId="{C282BF24-6945-4521-A475-F2634480607B}" destId="{AF645AB3-99A7-470B-B41D-448E978E9134}" srcOrd="1" destOrd="0" parTransId="{AEE63D8F-833B-45B3-9221-EDAECDB94027}" sibTransId="{606C4831-2717-451A-A82C-5DDE6C36C259}"/>
+    <dgm:cxn modelId="{F75DB7AF-761B-4DD3-A50E-21CC2DA34C87}" type="presOf" srcId="{AF645AB3-99A7-470B-B41D-448E978E9134}" destId="{F64DDA27-42E2-42F6-9438-11F3252DBAD1}" srcOrd="0" destOrd="0" presId="urn:microsoft.com/office/officeart/2005/8/layout/chevron1"/>
+    <dgm:cxn modelId="{3F3FDCBF-7178-46D5-AE13-9C1BCC09839B}" srcId="{C282BF24-6945-4521-A475-F2634480607B}" destId="{B61A3D1B-3A8C-4FA8-B2FF-6EDC43C9119F}" srcOrd="3" destOrd="0" parTransId="{A923760F-1E06-4A70-9679-94012DEEA32A}" sibTransId="{63BB9B52-D7E8-4367-9A15-8A3436067922}"/>
     <dgm:cxn modelId="{8F3B5DA4-C18B-486E-B6C7-2BDDD3595324}" srcId="{C282BF24-6945-4521-A475-F2634480607B}" destId="{BF1F2059-CFEB-485F-B621-D5DF3ACB3CC2}" srcOrd="2" destOrd="0" parTransId="{9DACFA7C-1A54-4022-B41F-730DA71485C2}" sibTransId="{D698A91F-115C-4084-8592-1D3414E7F58F}"/>
-    <dgm:cxn modelId="{E87AC141-7432-491B-A96D-4A7FAE2B14B8}" type="presOf" srcId="{AAE35866-219F-4995-945A-F2DAC7547A3A}" destId="{B0122488-C38E-4E07-908D-8B4D2436C3CB}" srcOrd="0" destOrd="0" presId="urn:microsoft.com/office/officeart/2005/8/layout/chevron1"/>
-    <dgm:cxn modelId="{0851389F-2AB3-4E9B-946E-9D4DAD52D8EB}" srcId="{C282BF24-6945-4521-A475-F2634480607B}" destId="{AF645AB3-99A7-470B-B41D-448E978E9134}" srcOrd="1" destOrd="0" parTransId="{AEE63D8F-833B-45B3-9221-EDAECDB94027}" sibTransId="{606C4831-2717-451A-A82C-5DDE6C36C259}"/>
-    <dgm:cxn modelId="{128645D3-5137-4658-8CF7-F8732BAA5FDA}" type="presOf" srcId="{B61A3D1B-3A8C-4FA8-B2FF-6EDC43C9119F}" destId="{C9902DDB-CAD5-4304-80B6-6B4C6D6ABEF2}" srcOrd="0" destOrd="0" presId="urn:microsoft.com/office/officeart/2005/8/layout/chevron1"/>
-    <dgm:cxn modelId="{B9DE74D6-64E6-4130-A655-C54CB23C3FC2}" type="presOf" srcId="{BF1F2059-CFEB-485F-B621-D5DF3ACB3CC2}" destId="{F383E016-67DB-412F-9EE3-2F92DAB1789C}" srcOrd="0" destOrd="0" presId="urn:microsoft.com/office/officeart/2005/8/layout/chevron1"/>
-    <dgm:cxn modelId="{3F3FDCBF-7178-46D5-AE13-9C1BCC09839B}" srcId="{C282BF24-6945-4521-A475-F2634480607B}" destId="{B61A3D1B-3A8C-4FA8-B2FF-6EDC43C9119F}" srcOrd="3" destOrd="0" parTransId="{A923760F-1E06-4A70-9679-94012DEEA32A}" sibTransId="{63BB9B52-D7E8-4367-9A15-8A3436067922}"/>
     <dgm:cxn modelId="{E35CBFD9-EF3E-4DB4-98CF-93B9E45CAD4C}" srcId="{C282BF24-6945-4521-A475-F2634480607B}" destId="{AAE35866-219F-4995-945A-F2DAC7547A3A}" srcOrd="0" destOrd="0" parTransId="{7C6C6C56-4C59-446C-A05D-F8D318C4C57C}" sibTransId="{450C0EC3-E1E3-468C-A81F-AAC9FE136323}"/>
-    <dgm:cxn modelId="{AC1B2919-6B0E-4145-B120-480DBF8EBFE1}" type="presOf" srcId="{AF645AB3-99A7-470B-B41D-448E978E9134}" destId="{F64DDA27-42E2-42F6-9438-11F3252DBAD1}" srcOrd="0" destOrd="0" presId="urn:microsoft.com/office/officeart/2005/8/layout/chevron1"/>
-    <dgm:cxn modelId="{09DA21F4-0C60-4926-8322-841CEC0541C4}" type="presOf" srcId="{C282BF24-6945-4521-A475-F2634480607B}" destId="{E0C781ED-66E9-48AC-881A-E1750FE721BC}" srcOrd="0" destOrd="0" presId="urn:microsoft.com/office/officeart/2005/8/layout/chevron1"/>
-    <dgm:cxn modelId="{8CAC0352-0D84-4E9B-B807-181CD1966B89}" type="presParOf" srcId="{E0C781ED-66E9-48AC-881A-E1750FE721BC}" destId="{B0122488-C38E-4E07-908D-8B4D2436C3CB}" srcOrd="0" destOrd="0" presId="urn:microsoft.com/office/officeart/2005/8/layout/chevron1"/>
-    <dgm:cxn modelId="{4FD9D7DA-817F-4F20-8CE0-371E0953B711}" type="presParOf" srcId="{E0C781ED-66E9-48AC-881A-E1750FE721BC}" destId="{BF32C407-0E17-429C-8640-C8C6AF911DDD}" srcOrd="1" destOrd="0" presId="urn:microsoft.com/office/officeart/2005/8/layout/chevron1"/>
-    <dgm:cxn modelId="{CD9947CE-EA90-4AE9-B454-E10734C6015A}" type="presParOf" srcId="{E0C781ED-66E9-48AC-881A-E1750FE721BC}" destId="{F64DDA27-42E2-42F6-9438-11F3252DBAD1}" srcOrd="2" destOrd="0" presId="urn:microsoft.com/office/officeart/2005/8/layout/chevron1"/>
-    <dgm:cxn modelId="{282E07F9-AF42-4FCE-BE2E-0360D6CE28DE}" type="presParOf" srcId="{E0C781ED-66E9-48AC-881A-E1750FE721BC}" destId="{1A2ADA33-4D93-471F-8C1D-B4D7C9A08455}" srcOrd="3" destOrd="0" presId="urn:microsoft.com/office/officeart/2005/8/layout/chevron1"/>
-    <dgm:cxn modelId="{1FBC1DEF-D1F4-4DC1-A070-2E1F0C1C3C6A}" type="presParOf" srcId="{E0C781ED-66E9-48AC-881A-E1750FE721BC}" destId="{F383E016-67DB-412F-9EE3-2F92DAB1789C}" srcOrd="4" destOrd="0" presId="urn:microsoft.com/office/officeart/2005/8/layout/chevron1"/>
-    <dgm:cxn modelId="{2B30A051-4968-48E3-8174-78C1EAAC29C1}" type="presParOf" srcId="{E0C781ED-66E9-48AC-881A-E1750FE721BC}" destId="{B87C4F4A-4DC5-44D8-AD64-85A1E7693D27}" srcOrd="5" destOrd="0" presId="urn:microsoft.com/office/officeart/2005/8/layout/chevron1"/>
-    <dgm:cxn modelId="{40473D0D-44AE-4DFB-8480-C87C2EEB6A4C}" type="presParOf" srcId="{E0C781ED-66E9-48AC-881A-E1750FE721BC}" destId="{C9902DDB-CAD5-4304-80B6-6B4C6D6ABEF2}" srcOrd="6" destOrd="0" presId="urn:microsoft.com/office/officeart/2005/8/layout/chevron1"/>
+    <dgm:cxn modelId="{B6E22A62-64EA-4921-BFCE-F74389727715}" type="presOf" srcId="{AAE35866-219F-4995-945A-F2DAC7547A3A}" destId="{B0122488-C38E-4E07-908D-8B4D2436C3CB}" srcOrd="0" destOrd="0" presId="urn:microsoft.com/office/officeart/2005/8/layout/chevron1"/>
+    <dgm:cxn modelId="{F4CD9625-9C1A-48ED-8BFD-B5FBEB7C440D}" type="presOf" srcId="{BF1F2059-CFEB-485F-B621-D5DF3ACB3CC2}" destId="{F383E016-67DB-412F-9EE3-2F92DAB1789C}" srcOrd="0" destOrd="0" presId="urn:microsoft.com/office/officeart/2005/8/layout/chevron1"/>
+    <dgm:cxn modelId="{CF9C131B-3FF4-40E2-97A7-6C4FEADB1ABD}" type="presOf" srcId="{C282BF24-6945-4521-A475-F2634480607B}" destId="{E0C781ED-66E9-48AC-881A-E1750FE721BC}" srcOrd="0" destOrd="0" presId="urn:microsoft.com/office/officeart/2005/8/layout/chevron1"/>
+    <dgm:cxn modelId="{D2C7314B-0CFE-4E5F-AEA6-1FDFD864022F}" type="presOf" srcId="{B61A3D1B-3A8C-4FA8-B2FF-6EDC43C9119F}" destId="{C9902DDB-CAD5-4304-80B6-6B4C6D6ABEF2}" srcOrd="0" destOrd="0" presId="urn:microsoft.com/office/officeart/2005/8/layout/chevron1"/>
+    <dgm:cxn modelId="{5203324F-8CE5-4F5D-8F14-AA8B7BB1D5A9}" type="presParOf" srcId="{E0C781ED-66E9-48AC-881A-E1750FE721BC}" destId="{B0122488-C38E-4E07-908D-8B4D2436C3CB}" srcOrd="0" destOrd="0" presId="urn:microsoft.com/office/officeart/2005/8/layout/chevron1"/>
+    <dgm:cxn modelId="{7BA832DB-4C31-472E-832C-A16E44843176}" type="presParOf" srcId="{E0C781ED-66E9-48AC-881A-E1750FE721BC}" destId="{BF32C407-0E17-429C-8640-C8C6AF911DDD}" srcOrd="1" destOrd="0" presId="urn:microsoft.com/office/officeart/2005/8/layout/chevron1"/>
+    <dgm:cxn modelId="{D9787CC6-9A9F-46B7-BC99-6706A10ECE56}" type="presParOf" srcId="{E0C781ED-66E9-48AC-881A-E1750FE721BC}" destId="{F64DDA27-42E2-42F6-9438-11F3252DBAD1}" srcOrd="2" destOrd="0" presId="urn:microsoft.com/office/officeart/2005/8/layout/chevron1"/>
+    <dgm:cxn modelId="{195FDA74-9D8C-447D-8F69-7D5DC933DDA9}" type="presParOf" srcId="{E0C781ED-66E9-48AC-881A-E1750FE721BC}" destId="{1A2ADA33-4D93-471F-8C1D-B4D7C9A08455}" srcOrd="3" destOrd="0" presId="urn:microsoft.com/office/officeart/2005/8/layout/chevron1"/>
+    <dgm:cxn modelId="{BE24E7E4-AF26-40F9-AB10-E50A95F82E53}" type="presParOf" srcId="{E0C781ED-66E9-48AC-881A-E1750FE721BC}" destId="{F383E016-67DB-412F-9EE3-2F92DAB1789C}" srcOrd="4" destOrd="0" presId="urn:microsoft.com/office/officeart/2005/8/layout/chevron1"/>
+    <dgm:cxn modelId="{200CD490-1C55-49F0-9632-3B1408251A6D}" type="presParOf" srcId="{E0C781ED-66E9-48AC-881A-E1750FE721BC}" destId="{B87C4F4A-4DC5-44D8-AD64-85A1E7693D27}" srcOrd="5" destOrd="0" presId="urn:microsoft.com/office/officeart/2005/8/layout/chevron1"/>
+    <dgm:cxn modelId="{FBE33283-CD5D-4A9D-9C7F-6819E9C30A65}" type="presParOf" srcId="{E0C781ED-66E9-48AC-881A-E1750FE721BC}" destId="{C9902DDB-CAD5-4304-80B6-6B4C6D6ABEF2}" srcOrd="6" destOrd="0" presId="urn:microsoft.com/office/officeart/2005/8/layout/chevron1"/>
   </dgm:cxnLst>
   <dgm:bg/>
   <dgm:whole/>
@@ -13499,7 +14157,7 @@
 </file>
 
 <file path=customXml/itemProps1.xml><?xml version="1.0" encoding="utf-8"?>
-<ds:datastoreItem xmlns:ds="http://schemas.openxmlformats.org/officeDocument/2006/customXml" ds:itemID="{BBD3E831-9F6C-439B-8545-415626EABE29}">
+<ds:datastoreItem xmlns:ds="http://schemas.openxmlformats.org/officeDocument/2006/customXml" ds:itemID="{CBC1BA88-D816-4A70-9882-45D2E5999ED4}">
   <ds:schemaRefs>
     <ds:schemaRef ds:uri="http://schemas.openxmlformats.org/officeDocument/2006/bibliography"/>
   </ds:schemaRefs>

--- a/Notes.docx
+++ b/Notes.docx
@@ -4211,7 +4211,23 @@
           <w:szCs w:val="24"/>
           <w:lang w:val="en-US"/>
         </w:rPr>
-        <w:t xml:space="preserve"> Will close the browser window which is opened by WebDriver object.</w:t>
+        <w:t xml:space="preserve"> Will close the</w:t>
+      </w:r>
+      <w:r>
+        <w:rPr>
+          <w:sz w:val="24"/>
+          <w:szCs w:val="24"/>
+          <w:lang w:val="en-US"/>
+        </w:rPr>
+        <w:t xml:space="preserve"> current</w:t>
+      </w:r>
+      <w:r>
+        <w:rPr>
+          <w:sz w:val="24"/>
+          <w:szCs w:val="24"/>
+          <w:lang w:val="en-US"/>
+        </w:rPr>
+        <w:t xml:space="preserve"> browser window which is opened by WebDriver object.</w:t>
       </w:r>
     </w:p>
     <w:p>
@@ -4532,6 +4548,104 @@
     </w:p>
     <w:p>
       <w:pPr>
+        <w:pStyle w:val="ListParagraph"/>
+        <w:numPr>
+          <w:ilvl w:val="0"/>
+          <w:numId w:val="12"/>
+        </w:numPr>
+        <w:rPr>
+          <w:sz w:val="24"/>
+          <w:szCs w:val="24"/>
+          <w:lang w:val="en-US"/>
+        </w:rPr>
+      </w:pPr>
+      <w:proofErr w:type="gramStart"/>
+      <w:r>
+        <w:rPr>
+          <w:sz w:val="24"/>
+          <w:szCs w:val="24"/>
+          <w:lang w:val="en-US"/>
+        </w:rPr>
+        <w:t>getWindowHandles(</w:t>
+      </w:r>
+      <w:proofErr w:type="gramEnd"/>
+      <w:r>
+        <w:rPr>
+          <w:sz w:val="24"/>
+          <w:szCs w:val="24"/>
+          <w:lang w:val="en-US"/>
+        </w:rPr>
+        <w:t xml:space="preserve">) </w:t>
+      </w:r>
+      <w:r>
+        <w:rPr>
+          <w:sz w:val="24"/>
+          <w:szCs w:val="24"/>
+          <w:lang w:val="en-US"/>
+        </w:rPr>
+        <w:sym w:font="Wingdings" w:char="F0E0"/>
+      </w:r>
+      <w:r>
+        <w:rPr>
+          <w:sz w:val="24"/>
+          <w:szCs w:val="24"/>
+          <w:lang w:val="en-US"/>
+        </w:rPr>
+        <w:t xml:space="preserve"> Returns id of all the windows those are opened during session. (Set&lt;String&gt;)</w:t>
+      </w:r>
+    </w:p>
+    <w:p>
+      <w:pPr>
+        <w:pStyle w:val="ListParagraph"/>
+        <w:numPr>
+          <w:ilvl w:val="0"/>
+          <w:numId w:val="12"/>
+        </w:numPr>
+        <w:rPr>
+          <w:sz w:val="24"/>
+          <w:szCs w:val="24"/>
+          <w:lang w:val="en-US"/>
+        </w:rPr>
+      </w:pPr>
+      <w:proofErr w:type="gramStart"/>
+      <w:r>
+        <w:rPr>
+          <w:sz w:val="24"/>
+          <w:szCs w:val="24"/>
+          <w:lang w:val="en-US"/>
+        </w:rPr>
+        <w:t>quit(</w:t>
+      </w:r>
+      <w:proofErr w:type="gramEnd"/>
+      <w:r>
+        <w:rPr>
+          <w:sz w:val="24"/>
+          <w:szCs w:val="24"/>
+          <w:lang w:val="en-US"/>
+        </w:rPr>
+        <w:t xml:space="preserve">) </w:t>
+      </w:r>
+      <w:r>
+        <w:rPr>
+          <w:sz w:val="24"/>
+          <w:szCs w:val="24"/>
+          <w:lang w:val="en-US"/>
+        </w:rPr>
+        <w:sym w:font="Wingdings" w:char="F0E0"/>
+      </w:r>
+      <w:r>
+        <w:rPr>
+          <w:sz w:val="24"/>
+          <w:szCs w:val="24"/>
+          <w:lang w:val="en-US"/>
+        </w:rPr>
+        <w:t xml:space="preserve"> Will close all the windows those are opened by WebDriver object.</w:t>
+      </w:r>
+      <w:bookmarkStart w:id="0" w:name="_GoBack"/>
+      <w:bookmarkEnd w:id="0"/>
+    </w:p>
+    <w:p>
+      <w:pPr>
         <w:rPr>
           <w:sz w:val="24"/>
           <w:szCs w:val="24"/>
@@ -4900,6 +5014,7 @@
           <w:noProof/>
           <w:lang w:eastAsia="en-IN"/>
         </w:rPr>
+        <w:lastRenderedPageBreak/>
         <w:drawing>
           <wp:inline distT="0" distB="0" distL="0" distR="0" wp14:anchorId="7265C13C" wp14:editId="21669DA1">
             <wp:extent cx="3848100" cy="1828800"/>
@@ -4971,7 +5086,6 @@
           <w:szCs w:val="24"/>
           <w:lang w:val="en-US"/>
         </w:rPr>
-        <w:lastRenderedPageBreak/>
         <w:t>Locators</w:t>
       </w:r>
     </w:p>
@@ -5704,6 +5818,7 @@
           <w:szCs w:val="24"/>
           <w:lang w:val="en-US"/>
         </w:rPr>
+        <w:lastRenderedPageBreak/>
         <w:t>CssSelector</w:t>
       </w:r>
     </w:p>
@@ -6758,6 +6873,7 @@
           <w:szCs w:val="24"/>
           <w:lang w:val="en-US"/>
         </w:rPr>
+        <w:lastRenderedPageBreak/>
         <w:t>getAllSelectedOptions(</w:t>
       </w:r>
       <w:proofErr w:type="gramEnd"/>
@@ -6932,7 +7048,6 @@
           <w:szCs w:val="24"/>
           <w:lang w:val="en-US"/>
         </w:rPr>
-        <w:lastRenderedPageBreak/>
         <w:t>Synchronization</w:t>
       </w:r>
     </w:p>
@@ -7532,6 +7647,7 @@
           <w:szCs w:val="24"/>
           <w:lang w:val="en-US"/>
         </w:rPr>
+        <w:lastRenderedPageBreak/>
         <w:t>Handling Alerts</w:t>
       </w:r>
     </w:p>
@@ -7594,11 +7710,21 @@
       </w:pPr>
       <w:r>
         <w:rPr>
-          <w:sz w:val="24"/>
-          <w:szCs w:val="24"/>
-          <w:lang w:val="en-US"/>
-        </w:rPr>
-        <w:t>Alert interface is used to handle alerts</w:t>
+          <w:b/>
+          <w:bCs/>
+          <w:sz w:val="24"/>
+          <w:szCs w:val="24"/>
+          <w:lang w:val="en-US"/>
+        </w:rPr>
+        <w:t>Alert</w:t>
+      </w:r>
+      <w:r>
+        <w:rPr>
+          <w:sz w:val="24"/>
+          <w:szCs w:val="24"/>
+          <w:lang w:val="en-US"/>
+        </w:rPr>
+        <w:t xml:space="preserve"> interface is used to handle alerts</w:t>
       </w:r>
     </w:p>
     <w:p>
@@ -7836,8 +7962,6 @@
         </w:rPr>
         <w:t xml:space="preserve"> Will enter some text on prompt box / alert.</w:t>
       </w:r>
-      <w:bookmarkStart w:id="0" w:name="_GoBack"/>
-      <w:bookmarkEnd w:id="0"/>
     </w:p>
     <w:p>
       <w:pPr>
@@ -7904,6 +8028,24 @@
         </w:rPr>
         <w:t>).</w:t>
       </w:r>
+    </w:p>
+    <w:p>
+      <w:pPr>
+        <w:rPr>
+          <w:sz w:val="24"/>
+          <w:szCs w:val="24"/>
+          <w:lang w:val="en-US"/>
+        </w:rPr>
+      </w:pPr>
+    </w:p>
+    <w:p>
+      <w:pPr>
+        <w:rPr>
+          <w:sz w:val="24"/>
+          <w:szCs w:val="24"/>
+          <w:lang w:val="en-US"/>
+        </w:rPr>
+      </w:pPr>
     </w:p>
     <w:sectPr>
       <w:pgSz w:w="11906" w:h="16838"/>
@@ -12227,22 +12369,22 @@
     </dgm:pt>
   </dgm:ptLst>
   <dgm:cxnLst>
+    <dgm:cxn modelId="{431644C0-8C2D-4E3A-8178-E2EAE04D335D}" type="presOf" srcId="{BF1F2059-CFEB-485F-B621-D5DF3ACB3CC2}" destId="{F383E016-67DB-412F-9EE3-2F92DAB1789C}" srcOrd="0" destOrd="0" presId="urn:microsoft.com/office/officeart/2005/8/layout/chevron1"/>
+    <dgm:cxn modelId="{8F3B5DA4-C18B-486E-B6C7-2BDDD3595324}" srcId="{C282BF24-6945-4521-A475-F2634480607B}" destId="{BF1F2059-CFEB-485F-B621-D5DF3ACB3CC2}" srcOrd="2" destOrd="0" parTransId="{9DACFA7C-1A54-4022-B41F-730DA71485C2}" sibTransId="{D698A91F-115C-4084-8592-1D3414E7F58F}"/>
     <dgm:cxn modelId="{0851389F-2AB3-4E9B-946E-9D4DAD52D8EB}" srcId="{C282BF24-6945-4521-A475-F2634480607B}" destId="{AF645AB3-99A7-470B-B41D-448E978E9134}" srcOrd="1" destOrd="0" parTransId="{AEE63D8F-833B-45B3-9221-EDAECDB94027}" sibTransId="{606C4831-2717-451A-A82C-5DDE6C36C259}"/>
-    <dgm:cxn modelId="{F75DB7AF-761B-4DD3-A50E-21CC2DA34C87}" type="presOf" srcId="{AF645AB3-99A7-470B-B41D-448E978E9134}" destId="{F64DDA27-42E2-42F6-9438-11F3252DBAD1}" srcOrd="0" destOrd="0" presId="urn:microsoft.com/office/officeart/2005/8/layout/chevron1"/>
+    <dgm:cxn modelId="{70D80FB8-6F5D-43B0-9757-7CFE56E3F21C}" type="presOf" srcId="{B61A3D1B-3A8C-4FA8-B2FF-6EDC43C9119F}" destId="{C9902DDB-CAD5-4304-80B6-6B4C6D6ABEF2}" srcOrd="0" destOrd="0" presId="urn:microsoft.com/office/officeart/2005/8/layout/chevron1"/>
+    <dgm:cxn modelId="{223190BC-9481-4DDB-B432-834D97E03F89}" type="presOf" srcId="{AAE35866-219F-4995-945A-F2DAC7547A3A}" destId="{B0122488-C38E-4E07-908D-8B4D2436C3CB}" srcOrd="0" destOrd="0" presId="urn:microsoft.com/office/officeart/2005/8/layout/chevron1"/>
+    <dgm:cxn modelId="{0192547D-0ED9-47A9-901B-902F4A908C65}" type="presOf" srcId="{C282BF24-6945-4521-A475-F2634480607B}" destId="{E0C781ED-66E9-48AC-881A-E1750FE721BC}" srcOrd="0" destOrd="0" presId="urn:microsoft.com/office/officeart/2005/8/layout/chevron1"/>
     <dgm:cxn modelId="{3F3FDCBF-7178-46D5-AE13-9C1BCC09839B}" srcId="{C282BF24-6945-4521-A475-F2634480607B}" destId="{B61A3D1B-3A8C-4FA8-B2FF-6EDC43C9119F}" srcOrd="3" destOrd="0" parTransId="{A923760F-1E06-4A70-9679-94012DEEA32A}" sibTransId="{63BB9B52-D7E8-4367-9A15-8A3436067922}"/>
-    <dgm:cxn modelId="{8F3B5DA4-C18B-486E-B6C7-2BDDD3595324}" srcId="{C282BF24-6945-4521-A475-F2634480607B}" destId="{BF1F2059-CFEB-485F-B621-D5DF3ACB3CC2}" srcOrd="2" destOrd="0" parTransId="{9DACFA7C-1A54-4022-B41F-730DA71485C2}" sibTransId="{D698A91F-115C-4084-8592-1D3414E7F58F}"/>
     <dgm:cxn modelId="{E35CBFD9-EF3E-4DB4-98CF-93B9E45CAD4C}" srcId="{C282BF24-6945-4521-A475-F2634480607B}" destId="{AAE35866-219F-4995-945A-F2DAC7547A3A}" srcOrd="0" destOrd="0" parTransId="{7C6C6C56-4C59-446C-A05D-F8D318C4C57C}" sibTransId="{450C0EC3-E1E3-468C-A81F-AAC9FE136323}"/>
-    <dgm:cxn modelId="{B6E22A62-64EA-4921-BFCE-F74389727715}" type="presOf" srcId="{AAE35866-219F-4995-945A-F2DAC7547A3A}" destId="{B0122488-C38E-4E07-908D-8B4D2436C3CB}" srcOrd="0" destOrd="0" presId="urn:microsoft.com/office/officeart/2005/8/layout/chevron1"/>
-    <dgm:cxn modelId="{F4CD9625-9C1A-48ED-8BFD-B5FBEB7C440D}" type="presOf" srcId="{BF1F2059-CFEB-485F-B621-D5DF3ACB3CC2}" destId="{F383E016-67DB-412F-9EE3-2F92DAB1789C}" srcOrd="0" destOrd="0" presId="urn:microsoft.com/office/officeart/2005/8/layout/chevron1"/>
-    <dgm:cxn modelId="{CF9C131B-3FF4-40E2-97A7-6C4FEADB1ABD}" type="presOf" srcId="{C282BF24-6945-4521-A475-F2634480607B}" destId="{E0C781ED-66E9-48AC-881A-E1750FE721BC}" srcOrd="0" destOrd="0" presId="urn:microsoft.com/office/officeart/2005/8/layout/chevron1"/>
-    <dgm:cxn modelId="{D2C7314B-0CFE-4E5F-AEA6-1FDFD864022F}" type="presOf" srcId="{B61A3D1B-3A8C-4FA8-B2FF-6EDC43C9119F}" destId="{C9902DDB-CAD5-4304-80B6-6B4C6D6ABEF2}" srcOrd="0" destOrd="0" presId="urn:microsoft.com/office/officeart/2005/8/layout/chevron1"/>
-    <dgm:cxn modelId="{5203324F-8CE5-4F5D-8F14-AA8B7BB1D5A9}" type="presParOf" srcId="{E0C781ED-66E9-48AC-881A-E1750FE721BC}" destId="{B0122488-C38E-4E07-908D-8B4D2436C3CB}" srcOrd="0" destOrd="0" presId="urn:microsoft.com/office/officeart/2005/8/layout/chevron1"/>
-    <dgm:cxn modelId="{7BA832DB-4C31-472E-832C-A16E44843176}" type="presParOf" srcId="{E0C781ED-66E9-48AC-881A-E1750FE721BC}" destId="{BF32C407-0E17-429C-8640-C8C6AF911DDD}" srcOrd="1" destOrd="0" presId="urn:microsoft.com/office/officeart/2005/8/layout/chevron1"/>
-    <dgm:cxn modelId="{D9787CC6-9A9F-46B7-BC99-6706A10ECE56}" type="presParOf" srcId="{E0C781ED-66E9-48AC-881A-E1750FE721BC}" destId="{F64DDA27-42E2-42F6-9438-11F3252DBAD1}" srcOrd="2" destOrd="0" presId="urn:microsoft.com/office/officeart/2005/8/layout/chevron1"/>
-    <dgm:cxn modelId="{195FDA74-9D8C-447D-8F69-7D5DC933DDA9}" type="presParOf" srcId="{E0C781ED-66E9-48AC-881A-E1750FE721BC}" destId="{1A2ADA33-4D93-471F-8C1D-B4D7C9A08455}" srcOrd="3" destOrd="0" presId="urn:microsoft.com/office/officeart/2005/8/layout/chevron1"/>
-    <dgm:cxn modelId="{BE24E7E4-AF26-40F9-AB10-E50A95F82E53}" type="presParOf" srcId="{E0C781ED-66E9-48AC-881A-E1750FE721BC}" destId="{F383E016-67DB-412F-9EE3-2F92DAB1789C}" srcOrd="4" destOrd="0" presId="urn:microsoft.com/office/officeart/2005/8/layout/chevron1"/>
-    <dgm:cxn modelId="{200CD490-1C55-49F0-9632-3B1408251A6D}" type="presParOf" srcId="{E0C781ED-66E9-48AC-881A-E1750FE721BC}" destId="{B87C4F4A-4DC5-44D8-AD64-85A1E7693D27}" srcOrd="5" destOrd="0" presId="urn:microsoft.com/office/officeart/2005/8/layout/chevron1"/>
-    <dgm:cxn modelId="{FBE33283-CD5D-4A9D-9C7F-6819E9C30A65}" type="presParOf" srcId="{E0C781ED-66E9-48AC-881A-E1750FE721BC}" destId="{C9902DDB-CAD5-4304-80B6-6B4C6D6ABEF2}" srcOrd="6" destOrd="0" presId="urn:microsoft.com/office/officeart/2005/8/layout/chevron1"/>
+    <dgm:cxn modelId="{5D127559-37B4-4C70-92AD-DCBB757C3C78}" type="presOf" srcId="{AF645AB3-99A7-470B-B41D-448E978E9134}" destId="{F64DDA27-42E2-42F6-9438-11F3252DBAD1}" srcOrd="0" destOrd="0" presId="urn:microsoft.com/office/officeart/2005/8/layout/chevron1"/>
+    <dgm:cxn modelId="{0B4942C0-180F-4892-98EB-BBF9BC83C655}" type="presParOf" srcId="{E0C781ED-66E9-48AC-881A-E1750FE721BC}" destId="{B0122488-C38E-4E07-908D-8B4D2436C3CB}" srcOrd="0" destOrd="0" presId="urn:microsoft.com/office/officeart/2005/8/layout/chevron1"/>
+    <dgm:cxn modelId="{2DA32B12-1413-473E-9D62-A32C227A07D9}" type="presParOf" srcId="{E0C781ED-66E9-48AC-881A-E1750FE721BC}" destId="{BF32C407-0E17-429C-8640-C8C6AF911DDD}" srcOrd="1" destOrd="0" presId="urn:microsoft.com/office/officeart/2005/8/layout/chevron1"/>
+    <dgm:cxn modelId="{10F74D63-6496-4FD7-9A25-6B34C7994F11}" type="presParOf" srcId="{E0C781ED-66E9-48AC-881A-E1750FE721BC}" destId="{F64DDA27-42E2-42F6-9438-11F3252DBAD1}" srcOrd="2" destOrd="0" presId="urn:microsoft.com/office/officeart/2005/8/layout/chevron1"/>
+    <dgm:cxn modelId="{9D0F2C32-FD32-43AF-B743-DB8A8F8B42F3}" type="presParOf" srcId="{E0C781ED-66E9-48AC-881A-E1750FE721BC}" destId="{1A2ADA33-4D93-471F-8C1D-B4D7C9A08455}" srcOrd="3" destOrd="0" presId="urn:microsoft.com/office/officeart/2005/8/layout/chevron1"/>
+    <dgm:cxn modelId="{CE1CB8CE-99AE-4CBA-9FFE-10AE17AEA4F5}" type="presParOf" srcId="{E0C781ED-66E9-48AC-881A-E1750FE721BC}" destId="{F383E016-67DB-412F-9EE3-2F92DAB1789C}" srcOrd="4" destOrd="0" presId="urn:microsoft.com/office/officeart/2005/8/layout/chevron1"/>
+    <dgm:cxn modelId="{AA6C84FB-E975-4D6B-9579-101B67285A0D}" type="presParOf" srcId="{E0C781ED-66E9-48AC-881A-E1750FE721BC}" destId="{B87C4F4A-4DC5-44D8-AD64-85A1E7693D27}" srcOrd="5" destOrd="0" presId="urn:microsoft.com/office/officeart/2005/8/layout/chevron1"/>
+    <dgm:cxn modelId="{1845BB84-E212-45F2-9DB2-CB382644AB46}" type="presParOf" srcId="{E0C781ED-66E9-48AC-881A-E1750FE721BC}" destId="{C9902DDB-CAD5-4304-80B6-6B4C6D6ABEF2}" srcOrd="6" destOrd="0" presId="urn:microsoft.com/office/officeart/2005/8/layout/chevron1"/>
   </dgm:cxnLst>
   <dgm:bg/>
   <dgm:whole/>
@@ -14157,7 +14299,7 @@
 </file>
 
 <file path=customXml/itemProps1.xml><?xml version="1.0" encoding="utf-8"?>
-<ds:datastoreItem xmlns:ds="http://schemas.openxmlformats.org/officeDocument/2006/customXml" ds:itemID="{CBC1BA88-D816-4A70-9882-45D2E5999ED4}">
+<ds:datastoreItem xmlns:ds="http://schemas.openxmlformats.org/officeDocument/2006/customXml" ds:itemID="{8D3813D5-A88C-4229-9701-C89BE632DC9B}">
   <ds:schemaRefs>
     <ds:schemaRef ds:uri="http://schemas.openxmlformats.org/officeDocument/2006/bibliography"/>
   </ds:schemaRefs>

--- a/Notes.docx
+++ b/Notes.docx
@@ -4641,8 +4641,6 @@
         </w:rPr>
         <w:t xml:space="preserve"> Will close all the windows those are opened by WebDriver object.</w:t>
       </w:r>
-      <w:bookmarkStart w:id="0" w:name="_GoBack"/>
-      <w:bookmarkEnd w:id="0"/>
     </w:p>
     <w:p>
       <w:pPr>
@@ -7975,13 +7973,17 @@
     <w:p>
       <w:pPr>
         <w:rPr>
-          <w:sz w:val="24"/>
-          <w:szCs w:val="24"/>
-          <w:lang w:val="en-US"/>
-        </w:rPr>
-      </w:pPr>
-      <w:r>
-        <w:rPr>
+          <w:b/>
+          <w:bCs/>
+          <w:sz w:val="24"/>
+          <w:szCs w:val="24"/>
+          <w:lang w:val="en-US"/>
+        </w:rPr>
+      </w:pPr>
+      <w:r>
+        <w:rPr>
+          <w:b/>
+          <w:bCs/>
           <w:sz w:val="24"/>
           <w:szCs w:val="24"/>
           <w:lang w:val="en-US"/>
@@ -8041,11 +8043,371 @@
     <w:p>
       <w:pPr>
         <w:rPr>
-          <w:sz w:val="24"/>
-          <w:szCs w:val="24"/>
-          <w:lang w:val="en-US"/>
-        </w:rPr>
-      </w:pPr>
+          <w:b/>
+          <w:bCs/>
+          <w:sz w:val="24"/>
+          <w:szCs w:val="24"/>
+          <w:lang w:val="en-US"/>
+        </w:rPr>
+      </w:pPr>
+      <w:r>
+        <w:rPr>
+          <w:b/>
+          <w:bCs/>
+          <w:sz w:val="24"/>
+          <w:szCs w:val="24"/>
+          <w:lang w:val="en-US"/>
+        </w:rPr>
+        <w:t>Mouse Actions</w:t>
+      </w:r>
+    </w:p>
+    <w:p>
+      <w:pPr>
+        <w:pStyle w:val="ListParagraph"/>
+        <w:numPr>
+          <w:ilvl w:val="0"/>
+          <w:numId w:val="27"/>
+        </w:numPr>
+        <w:rPr>
+          <w:sz w:val="24"/>
+          <w:szCs w:val="24"/>
+          <w:lang w:val="en-US"/>
+        </w:rPr>
+      </w:pPr>
+      <w:r>
+        <w:rPr>
+          <w:sz w:val="24"/>
+          <w:szCs w:val="24"/>
+          <w:lang w:val="en-US"/>
+        </w:rPr>
+        <w:t>Hover the mouse</w:t>
+      </w:r>
+    </w:p>
+    <w:p>
+      <w:pPr>
+        <w:pStyle w:val="ListParagraph"/>
+        <w:numPr>
+          <w:ilvl w:val="0"/>
+          <w:numId w:val="27"/>
+        </w:numPr>
+        <w:rPr>
+          <w:sz w:val="24"/>
+          <w:szCs w:val="24"/>
+          <w:lang w:val="en-US"/>
+        </w:rPr>
+      </w:pPr>
+      <w:r>
+        <w:rPr>
+          <w:sz w:val="24"/>
+          <w:szCs w:val="24"/>
+          <w:lang w:val="en-US"/>
+        </w:rPr>
+        <w:t>Double click</w:t>
+      </w:r>
+    </w:p>
+    <w:p>
+      <w:pPr>
+        <w:pStyle w:val="ListParagraph"/>
+        <w:numPr>
+          <w:ilvl w:val="0"/>
+          <w:numId w:val="27"/>
+        </w:numPr>
+        <w:rPr>
+          <w:sz w:val="24"/>
+          <w:szCs w:val="24"/>
+          <w:lang w:val="en-US"/>
+        </w:rPr>
+      </w:pPr>
+      <w:r>
+        <w:rPr>
+          <w:sz w:val="24"/>
+          <w:szCs w:val="24"/>
+          <w:lang w:val="en-US"/>
+        </w:rPr>
+        <w:t>Left Click</w:t>
+      </w:r>
+    </w:p>
+    <w:p>
+      <w:pPr>
+        <w:pStyle w:val="ListParagraph"/>
+        <w:numPr>
+          <w:ilvl w:val="0"/>
+          <w:numId w:val="27"/>
+        </w:numPr>
+        <w:rPr>
+          <w:sz w:val="24"/>
+          <w:szCs w:val="24"/>
+          <w:lang w:val="en-US"/>
+        </w:rPr>
+      </w:pPr>
+      <w:r>
+        <w:rPr>
+          <w:sz w:val="24"/>
+          <w:szCs w:val="24"/>
+          <w:lang w:val="en-US"/>
+        </w:rPr>
+        <w:t>Right Click</w:t>
+      </w:r>
+    </w:p>
+    <w:p>
+      <w:pPr>
+        <w:pStyle w:val="ListParagraph"/>
+        <w:numPr>
+          <w:ilvl w:val="0"/>
+          <w:numId w:val="27"/>
+        </w:numPr>
+        <w:rPr>
+          <w:sz w:val="24"/>
+          <w:szCs w:val="24"/>
+          <w:lang w:val="en-US"/>
+        </w:rPr>
+      </w:pPr>
+      <w:r>
+        <w:rPr>
+          <w:sz w:val="24"/>
+          <w:szCs w:val="24"/>
+          <w:lang w:val="en-US"/>
+        </w:rPr>
+        <w:t>Drag and Drop</w:t>
+      </w:r>
+    </w:p>
+    <w:p>
+      <w:pPr>
+        <w:rPr>
+          <w:sz w:val="24"/>
+          <w:szCs w:val="24"/>
+          <w:lang w:val="en-US"/>
+        </w:rPr>
+      </w:pPr>
+      <w:r>
+        <w:rPr>
+          <w:b/>
+          <w:bCs/>
+          <w:sz w:val="24"/>
+          <w:szCs w:val="24"/>
+          <w:lang w:val="en-US"/>
+        </w:rPr>
+        <w:t xml:space="preserve">Actions </w:t>
+      </w:r>
+      <w:r>
+        <w:rPr>
+          <w:sz w:val="24"/>
+          <w:szCs w:val="24"/>
+          <w:lang w:val="en-US"/>
+        </w:rPr>
+        <w:t>class is used to perform above action.</w:t>
+      </w:r>
+    </w:p>
+    <w:p>
+      <w:pPr>
+        <w:rPr>
+          <w:sz w:val="24"/>
+          <w:szCs w:val="24"/>
+          <w:lang w:val="en-US"/>
+        </w:rPr>
+      </w:pPr>
+      <w:r>
+        <w:rPr>
+          <w:sz w:val="24"/>
+          <w:szCs w:val="24"/>
+          <w:lang w:val="en-US"/>
+        </w:rPr>
+        <w:t>Methods</w:t>
+      </w:r>
+    </w:p>
+    <w:p>
+      <w:pPr>
+        <w:pStyle w:val="ListParagraph"/>
+        <w:numPr>
+          <w:ilvl w:val="0"/>
+          <w:numId w:val="28"/>
+        </w:numPr>
+        <w:rPr>
+          <w:sz w:val="24"/>
+          <w:szCs w:val="24"/>
+          <w:lang w:val="en-US"/>
+        </w:rPr>
+      </w:pPr>
+      <w:proofErr w:type="gramStart"/>
+      <w:r>
+        <w:rPr>
+          <w:sz w:val="24"/>
+          <w:szCs w:val="24"/>
+          <w:lang w:val="en-US"/>
+        </w:rPr>
+        <w:t>MoveToElement(</w:t>
+      </w:r>
+      <w:proofErr w:type="gramEnd"/>
+      <w:r>
+        <w:rPr>
+          <w:sz w:val="24"/>
+          <w:szCs w:val="24"/>
+          <w:lang w:val="en-US"/>
+        </w:rPr>
+        <w:t xml:space="preserve">) </w:t>
+      </w:r>
+      <w:r>
+        <w:rPr>
+          <w:sz w:val="24"/>
+          <w:szCs w:val="24"/>
+          <w:lang w:val="en-US"/>
+        </w:rPr>
+        <w:sym w:font="Wingdings" w:char="F0E0"/>
+      </w:r>
+      <w:r>
+        <w:rPr>
+          <w:sz w:val="24"/>
+          <w:szCs w:val="24"/>
+          <w:lang w:val="en-US"/>
+        </w:rPr>
+        <w:t xml:space="preserve"> Will hover the mouse on the control.</w:t>
+      </w:r>
+    </w:p>
+    <w:p>
+      <w:pPr>
+        <w:pStyle w:val="ListParagraph"/>
+        <w:numPr>
+          <w:ilvl w:val="0"/>
+          <w:numId w:val="28"/>
+        </w:numPr>
+        <w:rPr>
+          <w:sz w:val="24"/>
+          <w:szCs w:val="24"/>
+          <w:lang w:val="en-US"/>
+        </w:rPr>
+      </w:pPr>
+      <w:proofErr w:type="gramStart"/>
+      <w:r>
+        <w:rPr>
+          <w:sz w:val="24"/>
+          <w:szCs w:val="24"/>
+          <w:lang w:val="en-US"/>
+        </w:rPr>
+        <w:t>perform(</w:t>
+      </w:r>
+      <w:proofErr w:type="gramEnd"/>
+      <w:r>
+        <w:rPr>
+          <w:sz w:val="24"/>
+          <w:szCs w:val="24"/>
+          <w:lang w:val="en-US"/>
+        </w:rPr>
+        <w:t xml:space="preserve">) </w:t>
+      </w:r>
+      <w:r>
+        <w:rPr>
+          <w:sz w:val="24"/>
+          <w:szCs w:val="24"/>
+          <w:lang w:val="en-US"/>
+        </w:rPr>
+        <w:sym w:font="Wingdings" w:char="F0E0"/>
+      </w:r>
+      <w:r>
+        <w:rPr>
+          <w:sz w:val="24"/>
+          <w:szCs w:val="24"/>
+          <w:lang w:val="en-US"/>
+        </w:rPr>
+        <w:t xml:space="preserve"> This method will perform the action.</w:t>
+      </w:r>
+    </w:p>
+    <w:p>
+      <w:pPr>
+        <w:pStyle w:val="ListParagraph"/>
+        <w:numPr>
+          <w:ilvl w:val="0"/>
+          <w:numId w:val="28"/>
+        </w:numPr>
+        <w:rPr>
+          <w:sz w:val="24"/>
+          <w:szCs w:val="24"/>
+          <w:lang w:val="en-US"/>
+        </w:rPr>
+      </w:pPr>
+      <w:proofErr w:type="gramStart"/>
+      <w:r>
+        <w:rPr>
+          <w:sz w:val="24"/>
+          <w:szCs w:val="24"/>
+          <w:lang w:val="en-US"/>
+        </w:rPr>
+        <w:t>contextClick(</w:t>
+      </w:r>
+      <w:proofErr w:type="gramEnd"/>
+      <w:r>
+        <w:rPr>
+          <w:sz w:val="24"/>
+          <w:szCs w:val="24"/>
+          <w:lang w:val="en-US"/>
+        </w:rPr>
+        <w:t xml:space="preserve">) </w:t>
+      </w:r>
+      <w:r>
+        <w:rPr>
+          <w:sz w:val="24"/>
+          <w:szCs w:val="24"/>
+          <w:lang w:val="en-US"/>
+        </w:rPr>
+        <w:sym w:font="Wingdings" w:char="F0E0"/>
+      </w:r>
+      <w:r>
+        <w:rPr>
+          <w:sz w:val="24"/>
+          <w:szCs w:val="24"/>
+          <w:lang w:val="en-US"/>
+        </w:rPr>
+        <w:t xml:space="preserve"> Will right click on a control.</w:t>
+      </w:r>
+    </w:p>
+    <w:p>
+      <w:pPr>
+        <w:pStyle w:val="ListParagraph"/>
+        <w:numPr>
+          <w:ilvl w:val="0"/>
+          <w:numId w:val="28"/>
+        </w:numPr>
+        <w:rPr>
+          <w:sz w:val="24"/>
+          <w:szCs w:val="24"/>
+          <w:lang w:val="en-US"/>
+        </w:rPr>
+      </w:pPr>
+      <w:proofErr w:type="spellStart"/>
+      <w:r>
+        <w:rPr>
+          <w:sz w:val="24"/>
+          <w:szCs w:val="24"/>
+          <w:lang w:val="en-US"/>
+        </w:rPr>
+        <w:t>doubleClick</w:t>
+      </w:r>
+      <w:proofErr w:type="spellEnd"/>
+      <w:r>
+        <w:rPr>
+          <w:sz w:val="24"/>
+          <w:szCs w:val="24"/>
+          <w:lang w:val="en-US"/>
+        </w:rPr>
+        <w:t xml:space="preserve">() </w:t>
+      </w:r>
+      <w:r>
+        <w:rPr>
+          <w:sz w:val="24"/>
+          <w:szCs w:val="24"/>
+          <w:lang w:val="en-US"/>
+        </w:rPr>
+        <w:sym w:font="Wingdings" w:char="F0E0"/>
+      </w:r>
+      <w:r>
+        <w:rPr>
+          <w:sz w:val="24"/>
+          <w:szCs w:val="24"/>
+          <w:lang w:val="en-US"/>
+        </w:rPr>
+        <w:t xml:space="preserve"> Will double click on a control.</w:t>
+      </w:r>
+      <w:bookmarkStart w:id="0" w:name="_GoBack"/>
+      <w:bookmarkEnd w:id="0"/>
     </w:p>
     <w:sectPr>
       <w:pgSz w:w="11906" w:h="16838"/>
@@ -8824,6 +9186,95 @@
     </w:lvl>
   </w:abstractNum>
   <w:abstractNum w:abstractNumId="7">
+    <w:nsid w:val="27496528"/>
+    <w:multiLevelType w:val="hybridMultilevel"/>
+    <w:tmpl w:val="6D967508"/>
+    <w:lvl w:ilvl="0" w:tplc="4009000F">
+      <w:start w:val="1"/>
+      <w:numFmt w:val="decimal"/>
+      <w:lvlText w:val="%1."/>
+      <w:lvlJc w:val="left"/>
+      <w:pPr>
+        <w:ind w:left="720" w:hanging="360"/>
+      </w:pPr>
+      <w:rPr>
+        <w:rFonts w:hint="default"/>
+      </w:rPr>
+    </w:lvl>
+    <w:lvl w:ilvl="1" w:tplc="40090019" w:tentative="1">
+      <w:start w:val="1"/>
+      <w:numFmt w:val="lowerLetter"/>
+      <w:lvlText w:val="%2."/>
+      <w:lvlJc w:val="left"/>
+      <w:pPr>
+        <w:ind w:left="1440" w:hanging="360"/>
+      </w:pPr>
+    </w:lvl>
+    <w:lvl w:ilvl="2" w:tplc="4009001B" w:tentative="1">
+      <w:start w:val="1"/>
+      <w:numFmt w:val="lowerRoman"/>
+      <w:lvlText w:val="%3."/>
+      <w:lvlJc w:val="right"/>
+      <w:pPr>
+        <w:ind w:left="2160" w:hanging="180"/>
+      </w:pPr>
+    </w:lvl>
+    <w:lvl w:ilvl="3" w:tplc="4009000F" w:tentative="1">
+      <w:start w:val="1"/>
+      <w:numFmt w:val="decimal"/>
+      <w:lvlText w:val="%4."/>
+      <w:lvlJc w:val="left"/>
+      <w:pPr>
+        <w:ind w:left="2880" w:hanging="360"/>
+      </w:pPr>
+    </w:lvl>
+    <w:lvl w:ilvl="4" w:tplc="40090019" w:tentative="1">
+      <w:start w:val="1"/>
+      <w:numFmt w:val="lowerLetter"/>
+      <w:lvlText w:val="%5."/>
+      <w:lvlJc w:val="left"/>
+      <w:pPr>
+        <w:ind w:left="3600" w:hanging="360"/>
+      </w:pPr>
+    </w:lvl>
+    <w:lvl w:ilvl="5" w:tplc="4009001B" w:tentative="1">
+      <w:start w:val="1"/>
+      <w:numFmt w:val="lowerRoman"/>
+      <w:lvlText w:val="%6."/>
+      <w:lvlJc w:val="right"/>
+      <w:pPr>
+        <w:ind w:left="4320" w:hanging="180"/>
+      </w:pPr>
+    </w:lvl>
+    <w:lvl w:ilvl="6" w:tplc="4009000F" w:tentative="1">
+      <w:start w:val="1"/>
+      <w:numFmt w:val="decimal"/>
+      <w:lvlText w:val="%7."/>
+      <w:lvlJc w:val="left"/>
+      <w:pPr>
+        <w:ind w:left="5040" w:hanging="360"/>
+      </w:pPr>
+    </w:lvl>
+    <w:lvl w:ilvl="7" w:tplc="40090019" w:tentative="1">
+      <w:start w:val="1"/>
+      <w:numFmt w:val="lowerLetter"/>
+      <w:lvlText w:val="%8."/>
+      <w:lvlJc w:val="left"/>
+      <w:pPr>
+        <w:ind w:left="5760" w:hanging="360"/>
+      </w:pPr>
+    </w:lvl>
+    <w:lvl w:ilvl="8" w:tplc="4009001B" w:tentative="1">
+      <w:start w:val="1"/>
+      <w:numFmt w:val="lowerRoman"/>
+      <w:lvlText w:val="%9."/>
+      <w:lvlJc w:val="right"/>
+      <w:pPr>
+        <w:ind w:left="6480" w:hanging="180"/>
+      </w:pPr>
+    </w:lvl>
+  </w:abstractNum>
+  <w:abstractNum w:abstractNumId="8">
     <w:nsid w:val="2DD32B0F"/>
     <w:multiLevelType w:val="hybridMultilevel"/>
     <w:tmpl w:val="554CCCDA"/>
@@ -8936,7 +9387,7 @@
       </w:rPr>
     </w:lvl>
   </w:abstractNum>
-  <w:abstractNum w:abstractNumId="8">
+  <w:abstractNum w:abstractNumId="9">
     <w:nsid w:val="2FBD2C0C"/>
     <w:multiLevelType w:val="hybridMultilevel"/>
     <w:tmpl w:val="01684C7C"/>
@@ -9025,7 +9476,7 @@
       </w:pPr>
     </w:lvl>
   </w:abstractNum>
-  <w:abstractNum w:abstractNumId="9">
+  <w:abstractNum w:abstractNumId="10">
     <w:nsid w:val="34FF5AAE"/>
     <w:multiLevelType w:val="hybridMultilevel"/>
     <w:tmpl w:val="3FE6EC76"/>
@@ -9138,7 +9589,7 @@
       </w:rPr>
     </w:lvl>
   </w:abstractNum>
-  <w:abstractNum w:abstractNumId="10">
+  <w:abstractNum w:abstractNumId="11">
     <w:nsid w:val="37740B24"/>
     <w:multiLevelType w:val="hybridMultilevel"/>
     <w:tmpl w:val="3872E6AE"/>
@@ -9224,7 +9675,7 @@
       </w:pPr>
     </w:lvl>
   </w:abstractNum>
-  <w:abstractNum w:abstractNumId="11">
+  <w:abstractNum w:abstractNumId="12">
     <w:nsid w:val="41895E7A"/>
     <w:multiLevelType w:val="hybridMultilevel"/>
     <w:tmpl w:val="7690CF3C"/>
@@ -9310,7 +9761,7 @@
       </w:pPr>
     </w:lvl>
   </w:abstractNum>
-  <w:abstractNum w:abstractNumId="12">
+  <w:abstractNum w:abstractNumId="13">
     <w:nsid w:val="478160C3"/>
     <w:multiLevelType w:val="hybridMultilevel"/>
     <w:tmpl w:val="A35A21BC"/>
@@ -9423,7 +9874,7 @@
       </w:rPr>
     </w:lvl>
   </w:abstractNum>
-  <w:abstractNum w:abstractNumId="13">
+  <w:abstractNum w:abstractNumId="14">
     <w:nsid w:val="4C4A0118"/>
     <w:multiLevelType w:val="hybridMultilevel"/>
     <w:tmpl w:val="A45877B6"/>
@@ -9512,7 +9963,7 @@
       </w:pPr>
     </w:lvl>
   </w:abstractNum>
-  <w:abstractNum w:abstractNumId="14">
+  <w:abstractNum w:abstractNumId="15">
     <w:nsid w:val="4DFB54BE"/>
     <w:multiLevelType w:val="hybridMultilevel"/>
     <w:tmpl w:val="79B8208E"/>
@@ -9598,7 +10049,7 @@
       </w:pPr>
     </w:lvl>
   </w:abstractNum>
-  <w:abstractNum w:abstractNumId="15">
+  <w:abstractNum w:abstractNumId="16">
     <w:nsid w:val="4E7F1D48"/>
     <w:multiLevelType w:val="hybridMultilevel"/>
     <w:tmpl w:val="2898B19C"/>
@@ -9711,7 +10162,7 @@
       </w:rPr>
     </w:lvl>
   </w:abstractNum>
-  <w:abstractNum w:abstractNumId="16">
+  <w:abstractNum w:abstractNumId="17">
     <w:nsid w:val="56BD640B"/>
     <w:multiLevelType w:val="hybridMultilevel"/>
     <w:tmpl w:val="99E6A406"/>
@@ -9797,7 +10248,7 @@
       </w:pPr>
     </w:lvl>
   </w:abstractNum>
-  <w:abstractNum w:abstractNumId="17">
+  <w:abstractNum w:abstractNumId="18">
     <w:nsid w:val="56C512F1"/>
     <w:multiLevelType w:val="hybridMultilevel"/>
     <w:tmpl w:val="A1D4C5B8"/>
@@ -9910,7 +10361,7 @@
       </w:rPr>
     </w:lvl>
   </w:abstractNum>
-  <w:abstractNum w:abstractNumId="18">
+  <w:abstractNum w:abstractNumId="19">
     <w:nsid w:val="5A8E342C"/>
     <w:multiLevelType w:val="hybridMultilevel"/>
     <w:tmpl w:val="74EAC5EE"/>
@@ -9996,7 +10447,7 @@
       </w:pPr>
     </w:lvl>
   </w:abstractNum>
-  <w:abstractNum w:abstractNumId="19">
+  <w:abstractNum w:abstractNumId="20">
     <w:nsid w:val="66B4608C"/>
     <w:multiLevelType w:val="hybridMultilevel"/>
     <w:tmpl w:val="2F288AA4"/>
@@ -10109,7 +10560,7 @@
       </w:rPr>
     </w:lvl>
   </w:abstractNum>
-  <w:abstractNum w:abstractNumId="20">
+  <w:abstractNum w:abstractNumId="21">
     <w:nsid w:val="6A9118C3"/>
     <w:multiLevelType w:val="hybridMultilevel"/>
     <w:tmpl w:val="593A6F8A"/>
@@ -10222,7 +10673,7 @@
       </w:rPr>
     </w:lvl>
   </w:abstractNum>
-  <w:abstractNum w:abstractNumId="21">
+  <w:abstractNum w:abstractNumId="22">
     <w:nsid w:val="6ACF42B1"/>
     <w:multiLevelType w:val="hybridMultilevel"/>
     <w:tmpl w:val="61961E14"/>
@@ -10308,7 +10759,7 @@
       </w:pPr>
     </w:lvl>
   </w:abstractNum>
-  <w:abstractNum w:abstractNumId="22">
+  <w:abstractNum w:abstractNumId="23">
     <w:nsid w:val="730D02C7"/>
     <w:multiLevelType w:val="hybridMultilevel"/>
     <w:tmpl w:val="71CACDAC"/>
@@ -10421,7 +10872,93 @@
       </w:rPr>
     </w:lvl>
   </w:abstractNum>
-  <w:abstractNum w:abstractNumId="23">
+  <w:abstractNum w:abstractNumId="24">
+    <w:nsid w:val="7B79172C"/>
+    <w:multiLevelType w:val="hybridMultilevel"/>
+    <w:tmpl w:val="60B69B2E"/>
+    <w:lvl w:ilvl="0" w:tplc="4009000F">
+      <w:start w:val="1"/>
+      <w:numFmt w:val="decimal"/>
+      <w:lvlText w:val="%1."/>
+      <w:lvlJc w:val="left"/>
+      <w:pPr>
+        <w:ind w:left="720" w:hanging="360"/>
+      </w:pPr>
+    </w:lvl>
+    <w:lvl w:ilvl="1" w:tplc="40090019" w:tentative="1">
+      <w:start w:val="1"/>
+      <w:numFmt w:val="lowerLetter"/>
+      <w:lvlText w:val="%2."/>
+      <w:lvlJc w:val="left"/>
+      <w:pPr>
+        <w:ind w:left="1440" w:hanging="360"/>
+      </w:pPr>
+    </w:lvl>
+    <w:lvl w:ilvl="2" w:tplc="4009001B" w:tentative="1">
+      <w:start w:val="1"/>
+      <w:numFmt w:val="lowerRoman"/>
+      <w:lvlText w:val="%3."/>
+      <w:lvlJc w:val="right"/>
+      <w:pPr>
+        <w:ind w:left="2160" w:hanging="180"/>
+      </w:pPr>
+    </w:lvl>
+    <w:lvl w:ilvl="3" w:tplc="4009000F" w:tentative="1">
+      <w:start w:val="1"/>
+      <w:numFmt w:val="decimal"/>
+      <w:lvlText w:val="%4."/>
+      <w:lvlJc w:val="left"/>
+      <w:pPr>
+        <w:ind w:left="2880" w:hanging="360"/>
+      </w:pPr>
+    </w:lvl>
+    <w:lvl w:ilvl="4" w:tplc="40090019" w:tentative="1">
+      <w:start w:val="1"/>
+      <w:numFmt w:val="lowerLetter"/>
+      <w:lvlText w:val="%5."/>
+      <w:lvlJc w:val="left"/>
+      <w:pPr>
+        <w:ind w:left="3600" w:hanging="360"/>
+      </w:pPr>
+    </w:lvl>
+    <w:lvl w:ilvl="5" w:tplc="4009001B" w:tentative="1">
+      <w:start w:val="1"/>
+      <w:numFmt w:val="lowerRoman"/>
+      <w:lvlText w:val="%6."/>
+      <w:lvlJc w:val="right"/>
+      <w:pPr>
+        <w:ind w:left="4320" w:hanging="180"/>
+      </w:pPr>
+    </w:lvl>
+    <w:lvl w:ilvl="6" w:tplc="4009000F" w:tentative="1">
+      <w:start w:val="1"/>
+      <w:numFmt w:val="decimal"/>
+      <w:lvlText w:val="%7."/>
+      <w:lvlJc w:val="left"/>
+      <w:pPr>
+        <w:ind w:left="5040" w:hanging="360"/>
+      </w:pPr>
+    </w:lvl>
+    <w:lvl w:ilvl="7" w:tplc="40090019" w:tentative="1">
+      <w:start w:val="1"/>
+      <w:numFmt w:val="lowerLetter"/>
+      <w:lvlText w:val="%8."/>
+      <w:lvlJc w:val="left"/>
+      <w:pPr>
+        <w:ind w:left="5760" w:hanging="360"/>
+      </w:pPr>
+    </w:lvl>
+    <w:lvl w:ilvl="8" w:tplc="4009001B" w:tentative="1">
+      <w:start w:val="1"/>
+      <w:numFmt w:val="lowerRoman"/>
+      <w:lvlText w:val="%9."/>
+      <w:lvlJc w:val="right"/>
+      <w:pPr>
+        <w:ind w:left="6480" w:hanging="180"/>
+      </w:pPr>
+    </w:lvl>
+  </w:abstractNum>
+  <w:abstractNum w:abstractNumId="25">
     <w:nsid w:val="7C245624"/>
     <w:multiLevelType w:val="hybridMultilevel"/>
     <w:tmpl w:val="B058C9C4"/>
@@ -10507,7 +11044,7 @@
       </w:pPr>
     </w:lvl>
   </w:abstractNum>
-  <w:abstractNum w:abstractNumId="24">
+  <w:abstractNum w:abstractNumId="26">
     <w:nsid w:val="7E6C47CF"/>
     <w:multiLevelType w:val="hybridMultilevel"/>
     <w:tmpl w:val="1C3C72D8"/>
@@ -10593,7 +11130,7 @@
       </w:pPr>
     </w:lvl>
   </w:abstractNum>
-  <w:abstractNum w:abstractNumId="25">
+  <w:abstractNum w:abstractNumId="27">
     <w:nsid w:val="7FE7161A"/>
     <w:multiLevelType w:val="hybridMultilevel"/>
     <w:tmpl w:val="28A6E10C"/>
@@ -10683,79 +11220,85 @@
     <w:abstractNumId w:val="0"/>
   </w:num>
   <w:num w:numId="2">
-    <w:abstractNumId w:val="12"/>
+    <w:abstractNumId w:val="13"/>
   </w:num>
   <w:num w:numId="3">
-    <w:abstractNumId w:val="7"/>
+    <w:abstractNumId w:val="8"/>
   </w:num>
   <w:num w:numId="4">
     <w:abstractNumId w:val="2"/>
   </w:num>
   <w:num w:numId="5">
-    <w:abstractNumId w:val="15"/>
+    <w:abstractNumId w:val="16"/>
   </w:num>
   <w:num w:numId="6">
-    <w:abstractNumId w:val="23"/>
+    <w:abstractNumId w:val="25"/>
   </w:num>
   <w:num w:numId="7">
-    <w:abstractNumId w:val="17"/>
+    <w:abstractNumId w:val="18"/>
   </w:num>
   <w:num w:numId="8">
-    <w:abstractNumId w:val="9"/>
+    <w:abstractNumId w:val="10"/>
   </w:num>
   <w:num w:numId="9">
-    <w:abstractNumId w:val="11"/>
+    <w:abstractNumId w:val="12"/>
   </w:num>
   <w:num w:numId="10">
-    <w:abstractNumId w:val="21"/>
+    <w:abstractNumId w:val="22"/>
   </w:num>
   <w:num w:numId="11">
-    <w:abstractNumId w:val="19"/>
+    <w:abstractNumId w:val="20"/>
   </w:num>
   <w:num w:numId="12">
-    <w:abstractNumId w:val="24"/>
+    <w:abstractNumId w:val="26"/>
   </w:num>
   <w:num w:numId="13">
     <w:abstractNumId w:val="6"/>
   </w:num>
   <w:num w:numId="14">
-    <w:abstractNumId w:val="20"/>
+    <w:abstractNumId w:val="21"/>
   </w:num>
   <w:num w:numId="15">
-    <w:abstractNumId w:val="25"/>
+    <w:abstractNumId w:val="27"/>
   </w:num>
   <w:num w:numId="16">
     <w:abstractNumId w:val="1"/>
   </w:num>
   <w:num w:numId="17">
-    <w:abstractNumId w:val="10"/>
+    <w:abstractNumId w:val="11"/>
   </w:num>
   <w:num w:numId="18">
-    <w:abstractNumId w:val="16"/>
+    <w:abstractNumId w:val="17"/>
   </w:num>
   <w:num w:numId="19">
-    <w:abstractNumId w:val="22"/>
+    <w:abstractNumId w:val="23"/>
   </w:num>
   <w:num w:numId="20">
-    <w:abstractNumId w:val="14"/>
+    <w:abstractNumId w:val="15"/>
   </w:num>
   <w:num w:numId="21">
     <w:abstractNumId w:val="3"/>
   </w:num>
   <w:num w:numId="22">
-    <w:abstractNumId w:val="13"/>
+    <w:abstractNumId w:val="14"/>
   </w:num>
   <w:num w:numId="23">
-    <w:abstractNumId w:val="18"/>
+    <w:abstractNumId w:val="19"/>
   </w:num>
   <w:num w:numId="24">
-    <w:abstractNumId w:val="8"/>
+    <w:abstractNumId w:val="9"/>
   </w:num>
   <w:num w:numId="25">
     <w:abstractNumId w:val="4"/>
   </w:num>
   <w:num w:numId="26">
     <w:abstractNumId w:val="5"/>
+  </w:num>
+  <w:num w:numId="27">
+    <w:abstractNumId w:val="24"/>
+  </w:num>
+  <w:num w:numId="28">
+    <w:abstractNumId w:val="7"/>
   </w:num>
 </w:numbering>
 </file>
@@ -12369,22 +12912,22 @@
     </dgm:pt>
   </dgm:ptLst>
   <dgm:cxnLst>
-    <dgm:cxn modelId="{431644C0-8C2D-4E3A-8178-E2EAE04D335D}" type="presOf" srcId="{BF1F2059-CFEB-485F-B621-D5DF3ACB3CC2}" destId="{F383E016-67DB-412F-9EE3-2F92DAB1789C}" srcOrd="0" destOrd="0" presId="urn:microsoft.com/office/officeart/2005/8/layout/chevron1"/>
     <dgm:cxn modelId="{8F3B5DA4-C18B-486E-B6C7-2BDDD3595324}" srcId="{C282BF24-6945-4521-A475-F2634480607B}" destId="{BF1F2059-CFEB-485F-B621-D5DF3ACB3CC2}" srcOrd="2" destOrd="0" parTransId="{9DACFA7C-1A54-4022-B41F-730DA71485C2}" sibTransId="{D698A91F-115C-4084-8592-1D3414E7F58F}"/>
+    <dgm:cxn modelId="{DBC67B4C-D5D4-4865-8BBE-29DF5589AFBF}" type="presOf" srcId="{AF645AB3-99A7-470B-B41D-448E978E9134}" destId="{F64DDA27-42E2-42F6-9438-11F3252DBAD1}" srcOrd="0" destOrd="0" presId="urn:microsoft.com/office/officeart/2005/8/layout/chevron1"/>
     <dgm:cxn modelId="{0851389F-2AB3-4E9B-946E-9D4DAD52D8EB}" srcId="{C282BF24-6945-4521-A475-F2634480607B}" destId="{AF645AB3-99A7-470B-B41D-448E978E9134}" srcOrd="1" destOrd="0" parTransId="{AEE63D8F-833B-45B3-9221-EDAECDB94027}" sibTransId="{606C4831-2717-451A-A82C-5DDE6C36C259}"/>
-    <dgm:cxn modelId="{70D80FB8-6F5D-43B0-9757-7CFE56E3F21C}" type="presOf" srcId="{B61A3D1B-3A8C-4FA8-B2FF-6EDC43C9119F}" destId="{C9902DDB-CAD5-4304-80B6-6B4C6D6ABEF2}" srcOrd="0" destOrd="0" presId="urn:microsoft.com/office/officeart/2005/8/layout/chevron1"/>
-    <dgm:cxn modelId="{223190BC-9481-4DDB-B432-834D97E03F89}" type="presOf" srcId="{AAE35866-219F-4995-945A-F2DAC7547A3A}" destId="{B0122488-C38E-4E07-908D-8B4D2436C3CB}" srcOrd="0" destOrd="0" presId="urn:microsoft.com/office/officeart/2005/8/layout/chevron1"/>
-    <dgm:cxn modelId="{0192547D-0ED9-47A9-901B-902F4A908C65}" type="presOf" srcId="{C282BF24-6945-4521-A475-F2634480607B}" destId="{E0C781ED-66E9-48AC-881A-E1750FE721BC}" srcOrd="0" destOrd="0" presId="urn:microsoft.com/office/officeart/2005/8/layout/chevron1"/>
+    <dgm:cxn modelId="{B10F67CC-A556-454E-B6F5-081320112021}" type="presOf" srcId="{C282BF24-6945-4521-A475-F2634480607B}" destId="{E0C781ED-66E9-48AC-881A-E1750FE721BC}" srcOrd="0" destOrd="0" presId="urn:microsoft.com/office/officeart/2005/8/layout/chevron1"/>
     <dgm:cxn modelId="{3F3FDCBF-7178-46D5-AE13-9C1BCC09839B}" srcId="{C282BF24-6945-4521-A475-F2634480607B}" destId="{B61A3D1B-3A8C-4FA8-B2FF-6EDC43C9119F}" srcOrd="3" destOrd="0" parTransId="{A923760F-1E06-4A70-9679-94012DEEA32A}" sibTransId="{63BB9B52-D7E8-4367-9A15-8A3436067922}"/>
     <dgm:cxn modelId="{E35CBFD9-EF3E-4DB4-98CF-93B9E45CAD4C}" srcId="{C282BF24-6945-4521-A475-F2634480607B}" destId="{AAE35866-219F-4995-945A-F2DAC7547A3A}" srcOrd="0" destOrd="0" parTransId="{7C6C6C56-4C59-446C-A05D-F8D318C4C57C}" sibTransId="{450C0EC3-E1E3-468C-A81F-AAC9FE136323}"/>
-    <dgm:cxn modelId="{5D127559-37B4-4C70-92AD-DCBB757C3C78}" type="presOf" srcId="{AF645AB3-99A7-470B-B41D-448E978E9134}" destId="{F64DDA27-42E2-42F6-9438-11F3252DBAD1}" srcOrd="0" destOrd="0" presId="urn:microsoft.com/office/officeart/2005/8/layout/chevron1"/>
-    <dgm:cxn modelId="{0B4942C0-180F-4892-98EB-BBF9BC83C655}" type="presParOf" srcId="{E0C781ED-66E9-48AC-881A-E1750FE721BC}" destId="{B0122488-C38E-4E07-908D-8B4D2436C3CB}" srcOrd="0" destOrd="0" presId="urn:microsoft.com/office/officeart/2005/8/layout/chevron1"/>
-    <dgm:cxn modelId="{2DA32B12-1413-473E-9D62-A32C227A07D9}" type="presParOf" srcId="{E0C781ED-66E9-48AC-881A-E1750FE721BC}" destId="{BF32C407-0E17-429C-8640-C8C6AF911DDD}" srcOrd="1" destOrd="0" presId="urn:microsoft.com/office/officeart/2005/8/layout/chevron1"/>
-    <dgm:cxn modelId="{10F74D63-6496-4FD7-9A25-6B34C7994F11}" type="presParOf" srcId="{E0C781ED-66E9-48AC-881A-E1750FE721BC}" destId="{F64DDA27-42E2-42F6-9438-11F3252DBAD1}" srcOrd="2" destOrd="0" presId="urn:microsoft.com/office/officeart/2005/8/layout/chevron1"/>
-    <dgm:cxn modelId="{9D0F2C32-FD32-43AF-B743-DB8A8F8B42F3}" type="presParOf" srcId="{E0C781ED-66E9-48AC-881A-E1750FE721BC}" destId="{1A2ADA33-4D93-471F-8C1D-B4D7C9A08455}" srcOrd="3" destOrd="0" presId="urn:microsoft.com/office/officeart/2005/8/layout/chevron1"/>
-    <dgm:cxn modelId="{CE1CB8CE-99AE-4CBA-9FFE-10AE17AEA4F5}" type="presParOf" srcId="{E0C781ED-66E9-48AC-881A-E1750FE721BC}" destId="{F383E016-67DB-412F-9EE3-2F92DAB1789C}" srcOrd="4" destOrd="0" presId="urn:microsoft.com/office/officeart/2005/8/layout/chevron1"/>
-    <dgm:cxn modelId="{AA6C84FB-E975-4D6B-9579-101B67285A0D}" type="presParOf" srcId="{E0C781ED-66E9-48AC-881A-E1750FE721BC}" destId="{B87C4F4A-4DC5-44D8-AD64-85A1E7693D27}" srcOrd="5" destOrd="0" presId="urn:microsoft.com/office/officeart/2005/8/layout/chevron1"/>
-    <dgm:cxn modelId="{1845BB84-E212-45F2-9DB2-CB382644AB46}" type="presParOf" srcId="{E0C781ED-66E9-48AC-881A-E1750FE721BC}" destId="{C9902DDB-CAD5-4304-80B6-6B4C6D6ABEF2}" srcOrd="6" destOrd="0" presId="urn:microsoft.com/office/officeart/2005/8/layout/chevron1"/>
+    <dgm:cxn modelId="{D26FDBC2-19FB-4E1C-8B4D-AD0F89166741}" type="presOf" srcId="{AAE35866-219F-4995-945A-F2DAC7547A3A}" destId="{B0122488-C38E-4E07-908D-8B4D2436C3CB}" srcOrd="0" destOrd="0" presId="urn:microsoft.com/office/officeart/2005/8/layout/chevron1"/>
+    <dgm:cxn modelId="{442560A2-031E-4087-B8E8-948449BD016A}" type="presOf" srcId="{B61A3D1B-3A8C-4FA8-B2FF-6EDC43C9119F}" destId="{C9902DDB-CAD5-4304-80B6-6B4C6D6ABEF2}" srcOrd="0" destOrd="0" presId="urn:microsoft.com/office/officeart/2005/8/layout/chevron1"/>
+    <dgm:cxn modelId="{871C8BBF-0F8C-4DCE-ADD7-3DFE4A442DDF}" type="presOf" srcId="{BF1F2059-CFEB-485F-B621-D5DF3ACB3CC2}" destId="{F383E016-67DB-412F-9EE3-2F92DAB1789C}" srcOrd="0" destOrd="0" presId="urn:microsoft.com/office/officeart/2005/8/layout/chevron1"/>
+    <dgm:cxn modelId="{21307FCA-541A-4A61-9A17-3970C46D32E6}" type="presParOf" srcId="{E0C781ED-66E9-48AC-881A-E1750FE721BC}" destId="{B0122488-C38E-4E07-908D-8B4D2436C3CB}" srcOrd="0" destOrd="0" presId="urn:microsoft.com/office/officeart/2005/8/layout/chevron1"/>
+    <dgm:cxn modelId="{A883077A-B566-49DC-91C9-D2E1D442FB63}" type="presParOf" srcId="{E0C781ED-66E9-48AC-881A-E1750FE721BC}" destId="{BF32C407-0E17-429C-8640-C8C6AF911DDD}" srcOrd="1" destOrd="0" presId="urn:microsoft.com/office/officeart/2005/8/layout/chevron1"/>
+    <dgm:cxn modelId="{9D220415-D3AD-42C7-94D6-C5CF899F5281}" type="presParOf" srcId="{E0C781ED-66E9-48AC-881A-E1750FE721BC}" destId="{F64DDA27-42E2-42F6-9438-11F3252DBAD1}" srcOrd="2" destOrd="0" presId="urn:microsoft.com/office/officeart/2005/8/layout/chevron1"/>
+    <dgm:cxn modelId="{E0185159-B416-4A25-827F-4AEE916C23CA}" type="presParOf" srcId="{E0C781ED-66E9-48AC-881A-E1750FE721BC}" destId="{1A2ADA33-4D93-471F-8C1D-B4D7C9A08455}" srcOrd="3" destOrd="0" presId="urn:microsoft.com/office/officeart/2005/8/layout/chevron1"/>
+    <dgm:cxn modelId="{69451C67-357E-4B56-AE5D-57B2C1E03E18}" type="presParOf" srcId="{E0C781ED-66E9-48AC-881A-E1750FE721BC}" destId="{F383E016-67DB-412F-9EE3-2F92DAB1789C}" srcOrd="4" destOrd="0" presId="urn:microsoft.com/office/officeart/2005/8/layout/chevron1"/>
+    <dgm:cxn modelId="{CE7BA44E-13C1-477A-A9B1-94C8358D46B1}" type="presParOf" srcId="{E0C781ED-66E9-48AC-881A-E1750FE721BC}" destId="{B87C4F4A-4DC5-44D8-AD64-85A1E7693D27}" srcOrd="5" destOrd="0" presId="urn:microsoft.com/office/officeart/2005/8/layout/chevron1"/>
+    <dgm:cxn modelId="{59683F06-55B6-4700-8DBE-AE7F50696EBC}" type="presParOf" srcId="{E0C781ED-66E9-48AC-881A-E1750FE721BC}" destId="{C9902DDB-CAD5-4304-80B6-6B4C6D6ABEF2}" srcOrd="6" destOrd="0" presId="urn:microsoft.com/office/officeart/2005/8/layout/chevron1"/>
   </dgm:cxnLst>
   <dgm:bg/>
   <dgm:whole/>
@@ -14299,7 +14842,7 @@
 </file>
 
 <file path=customXml/itemProps1.xml><?xml version="1.0" encoding="utf-8"?>
-<ds:datastoreItem xmlns:ds="http://schemas.openxmlformats.org/officeDocument/2006/customXml" ds:itemID="{8D3813D5-A88C-4229-9701-C89BE632DC9B}">
+<ds:datastoreItem xmlns:ds="http://schemas.openxmlformats.org/officeDocument/2006/customXml" ds:itemID="{6934E03D-29BC-4D50-837D-637771D6DCFC}">
   <ds:schemaRefs>
     <ds:schemaRef ds:uri="http://schemas.openxmlformats.org/officeDocument/2006/bibliography"/>
   </ds:schemaRefs>

--- a/Notes.docx
+++ b/Notes.docx
@@ -4867,6 +4867,30 @@
         </w:rPr>
         <w:t>Synchronization issue</w:t>
       </w:r>
+    </w:p>
+    <w:p>
+      <w:pPr>
+        <w:pStyle w:val="ListParagraph"/>
+        <w:numPr>
+          <w:ilvl w:val="1"/>
+          <w:numId w:val="17"/>
+        </w:numPr>
+        <w:rPr>
+          <w:sz w:val="24"/>
+          <w:szCs w:val="24"/>
+          <w:lang w:val="en-US"/>
+        </w:rPr>
+      </w:pPr>
+      <w:r>
+        <w:rPr>
+          <w:sz w:val="24"/>
+          <w:szCs w:val="24"/>
+          <w:lang w:val="en-US"/>
+        </w:rPr>
+        <w:t>Element may be inside the frame</w:t>
+      </w:r>
+      <w:bookmarkStart w:id="0" w:name="_GoBack"/>
+      <w:bookmarkEnd w:id="0"/>
     </w:p>
     <w:p>
       <w:pPr>
@@ -8406,8 +8430,6 @@
         </w:rPr>
         <w:t xml:space="preserve"> Will double click on a control.</w:t>
       </w:r>
-      <w:bookmarkStart w:id="0" w:name="_GoBack"/>
-      <w:bookmarkEnd w:id="0"/>
     </w:p>
     <w:sectPr>
       <w:pgSz w:w="11906" w:h="16838"/>
@@ -12913,21 +12935,21 @@
   </dgm:ptLst>
   <dgm:cxnLst>
     <dgm:cxn modelId="{8F3B5DA4-C18B-486E-B6C7-2BDDD3595324}" srcId="{C282BF24-6945-4521-A475-F2634480607B}" destId="{BF1F2059-CFEB-485F-B621-D5DF3ACB3CC2}" srcOrd="2" destOrd="0" parTransId="{9DACFA7C-1A54-4022-B41F-730DA71485C2}" sibTransId="{D698A91F-115C-4084-8592-1D3414E7F58F}"/>
-    <dgm:cxn modelId="{DBC67B4C-D5D4-4865-8BBE-29DF5589AFBF}" type="presOf" srcId="{AF645AB3-99A7-470B-B41D-448E978E9134}" destId="{F64DDA27-42E2-42F6-9438-11F3252DBAD1}" srcOrd="0" destOrd="0" presId="urn:microsoft.com/office/officeart/2005/8/layout/chevron1"/>
+    <dgm:cxn modelId="{78CD8511-9866-4B75-BA76-C20B2D74F15A}" type="presOf" srcId="{B61A3D1B-3A8C-4FA8-B2FF-6EDC43C9119F}" destId="{C9902DDB-CAD5-4304-80B6-6B4C6D6ABEF2}" srcOrd="0" destOrd="0" presId="urn:microsoft.com/office/officeart/2005/8/layout/chevron1"/>
     <dgm:cxn modelId="{0851389F-2AB3-4E9B-946E-9D4DAD52D8EB}" srcId="{C282BF24-6945-4521-A475-F2634480607B}" destId="{AF645AB3-99A7-470B-B41D-448E978E9134}" srcOrd="1" destOrd="0" parTransId="{AEE63D8F-833B-45B3-9221-EDAECDB94027}" sibTransId="{606C4831-2717-451A-A82C-5DDE6C36C259}"/>
-    <dgm:cxn modelId="{B10F67CC-A556-454E-B6F5-081320112021}" type="presOf" srcId="{C282BF24-6945-4521-A475-F2634480607B}" destId="{E0C781ED-66E9-48AC-881A-E1750FE721BC}" srcOrd="0" destOrd="0" presId="urn:microsoft.com/office/officeart/2005/8/layout/chevron1"/>
+    <dgm:cxn modelId="{305E2EAF-D67B-431F-B124-DCD293ABE75C}" type="presOf" srcId="{BF1F2059-CFEB-485F-B621-D5DF3ACB3CC2}" destId="{F383E016-67DB-412F-9EE3-2F92DAB1789C}" srcOrd="0" destOrd="0" presId="urn:microsoft.com/office/officeart/2005/8/layout/chevron1"/>
+    <dgm:cxn modelId="{282F0109-A4F7-4BB7-9815-3382E6AEB3AB}" type="presOf" srcId="{C282BF24-6945-4521-A475-F2634480607B}" destId="{E0C781ED-66E9-48AC-881A-E1750FE721BC}" srcOrd="0" destOrd="0" presId="urn:microsoft.com/office/officeart/2005/8/layout/chevron1"/>
     <dgm:cxn modelId="{3F3FDCBF-7178-46D5-AE13-9C1BCC09839B}" srcId="{C282BF24-6945-4521-A475-F2634480607B}" destId="{B61A3D1B-3A8C-4FA8-B2FF-6EDC43C9119F}" srcOrd="3" destOrd="0" parTransId="{A923760F-1E06-4A70-9679-94012DEEA32A}" sibTransId="{63BB9B52-D7E8-4367-9A15-8A3436067922}"/>
     <dgm:cxn modelId="{E35CBFD9-EF3E-4DB4-98CF-93B9E45CAD4C}" srcId="{C282BF24-6945-4521-A475-F2634480607B}" destId="{AAE35866-219F-4995-945A-F2DAC7547A3A}" srcOrd="0" destOrd="0" parTransId="{7C6C6C56-4C59-446C-A05D-F8D318C4C57C}" sibTransId="{450C0EC3-E1E3-468C-A81F-AAC9FE136323}"/>
-    <dgm:cxn modelId="{D26FDBC2-19FB-4E1C-8B4D-AD0F89166741}" type="presOf" srcId="{AAE35866-219F-4995-945A-F2DAC7547A3A}" destId="{B0122488-C38E-4E07-908D-8B4D2436C3CB}" srcOrd="0" destOrd="0" presId="urn:microsoft.com/office/officeart/2005/8/layout/chevron1"/>
-    <dgm:cxn modelId="{442560A2-031E-4087-B8E8-948449BD016A}" type="presOf" srcId="{B61A3D1B-3A8C-4FA8-B2FF-6EDC43C9119F}" destId="{C9902DDB-CAD5-4304-80B6-6B4C6D6ABEF2}" srcOrd="0" destOrd="0" presId="urn:microsoft.com/office/officeart/2005/8/layout/chevron1"/>
-    <dgm:cxn modelId="{871C8BBF-0F8C-4DCE-ADD7-3DFE4A442DDF}" type="presOf" srcId="{BF1F2059-CFEB-485F-B621-D5DF3ACB3CC2}" destId="{F383E016-67DB-412F-9EE3-2F92DAB1789C}" srcOrd="0" destOrd="0" presId="urn:microsoft.com/office/officeart/2005/8/layout/chevron1"/>
-    <dgm:cxn modelId="{21307FCA-541A-4A61-9A17-3970C46D32E6}" type="presParOf" srcId="{E0C781ED-66E9-48AC-881A-E1750FE721BC}" destId="{B0122488-C38E-4E07-908D-8B4D2436C3CB}" srcOrd="0" destOrd="0" presId="urn:microsoft.com/office/officeart/2005/8/layout/chevron1"/>
-    <dgm:cxn modelId="{A883077A-B566-49DC-91C9-D2E1D442FB63}" type="presParOf" srcId="{E0C781ED-66E9-48AC-881A-E1750FE721BC}" destId="{BF32C407-0E17-429C-8640-C8C6AF911DDD}" srcOrd="1" destOrd="0" presId="urn:microsoft.com/office/officeart/2005/8/layout/chevron1"/>
-    <dgm:cxn modelId="{9D220415-D3AD-42C7-94D6-C5CF899F5281}" type="presParOf" srcId="{E0C781ED-66E9-48AC-881A-E1750FE721BC}" destId="{F64DDA27-42E2-42F6-9438-11F3252DBAD1}" srcOrd="2" destOrd="0" presId="urn:microsoft.com/office/officeart/2005/8/layout/chevron1"/>
-    <dgm:cxn modelId="{E0185159-B416-4A25-827F-4AEE916C23CA}" type="presParOf" srcId="{E0C781ED-66E9-48AC-881A-E1750FE721BC}" destId="{1A2ADA33-4D93-471F-8C1D-B4D7C9A08455}" srcOrd="3" destOrd="0" presId="urn:microsoft.com/office/officeart/2005/8/layout/chevron1"/>
-    <dgm:cxn modelId="{69451C67-357E-4B56-AE5D-57B2C1E03E18}" type="presParOf" srcId="{E0C781ED-66E9-48AC-881A-E1750FE721BC}" destId="{F383E016-67DB-412F-9EE3-2F92DAB1789C}" srcOrd="4" destOrd="0" presId="urn:microsoft.com/office/officeart/2005/8/layout/chevron1"/>
-    <dgm:cxn modelId="{CE7BA44E-13C1-477A-A9B1-94C8358D46B1}" type="presParOf" srcId="{E0C781ED-66E9-48AC-881A-E1750FE721BC}" destId="{B87C4F4A-4DC5-44D8-AD64-85A1E7693D27}" srcOrd="5" destOrd="0" presId="urn:microsoft.com/office/officeart/2005/8/layout/chevron1"/>
-    <dgm:cxn modelId="{59683F06-55B6-4700-8DBE-AE7F50696EBC}" type="presParOf" srcId="{E0C781ED-66E9-48AC-881A-E1750FE721BC}" destId="{C9902DDB-CAD5-4304-80B6-6B4C6D6ABEF2}" srcOrd="6" destOrd="0" presId="urn:microsoft.com/office/officeart/2005/8/layout/chevron1"/>
+    <dgm:cxn modelId="{5502237A-6A80-417F-8F0F-7AA5FEC86DFD}" type="presOf" srcId="{AF645AB3-99A7-470B-B41D-448E978E9134}" destId="{F64DDA27-42E2-42F6-9438-11F3252DBAD1}" srcOrd="0" destOrd="0" presId="urn:microsoft.com/office/officeart/2005/8/layout/chevron1"/>
+    <dgm:cxn modelId="{DBAC854A-695B-488A-B400-109C166C4BF4}" type="presOf" srcId="{AAE35866-219F-4995-945A-F2DAC7547A3A}" destId="{B0122488-C38E-4E07-908D-8B4D2436C3CB}" srcOrd="0" destOrd="0" presId="urn:microsoft.com/office/officeart/2005/8/layout/chevron1"/>
+    <dgm:cxn modelId="{A5CEDFEB-FCDA-4567-A025-5CF235C25154}" type="presParOf" srcId="{E0C781ED-66E9-48AC-881A-E1750FE721BC}" destId="{B0122488-C38E-4E07-908D-8B4D2436C3CB}" srcOrd="0" destOrd="0" presId="urn:microsoft.com/office/officeart/2005/8/layout/chevron1"/>
+    <dgm:cxn modelId="{77788249-0978-42EF-AAF6-0CDB5A076DB6}" type="presParOf" srcId="{E0C781ED-66E9-48AC-881A-E1750FE721BC}" destId="{BF32C407-0E17-429C-8640-C8C6AF911DDD}" srcOrd="1" destOrd="0" presId="urn:microsoft.com/office/officeart/2005/8/layout/chevron1"/>
+    <dgm:cxn modelId="{549B07F5-1EC4-4CF6-8D4B-ECB75D1EBFEE}" type="presParOf" srcId="{E0C781ED-66E9-48AC-881A-E1750FE721BC}" destId="{F64DDA27-42E2-42F6-9438-11F3252DBAD1}" srcOrd="2" destOrd="0" presId="urn:microsoft.com/office/officeart/2005/8/layout/chevron1"/>
+    <dgm:cxn modelId="{9F9700AC-3C62-4112-9070-9BC38EB70712}" type="presParOf" srcId="{E0C781ED-66E9-48AC-881A-E1750FE721BC}" destId="{1A2ADA33-4D93-471F-8C1D-B4D7C9A08455}" srcOrd="3" destOrd="0" presId="urn:microsoft.com/office/officeart/2005/8/layout/chevron1"/>
+    <dgm:cxn modelId="{CCA9A409-1673-4505-90A1-3DA1AAE10893}" type="presParOf" srcId="{E0C781ED-66E9-48AC-881A-E1750FE721BC}" destId="{F383E016-67DB-412F-9EE3-2F92DAB1789C}" srcOrd="4" destOrd="0" presId="urn:microsoft.com/office/officeart/2005/8/layout/chevron1"/>
+    <dgm:cxn modelId="{D4C4243B-DD3F-4F0D-8FB3-BBAD66747CFE}" type="presParOf" srcId="{E0C781ED-66E9-48AC-881A-E1750FE721BC}" destId="{B87C4F4A-4DC5-44D8-AD64-85A1E7693D27}" srcOrd="5" destOrd="0" presId="urn:microsoft.com/office/officeart/2005/8/layout/chevron1"/>
+    <dgm:cxn modelId="{656F7456-1B96-421C-B2CA-DF6D103D9284}" type="presParOf" srcId="{E0C781ED-66E9-48AC-881A-E1750FE721BC}" destId="{C9902DDB-CAD5-4304-80B6-6B4C6D6ABEF2}" srcOrd="6" destOrd="0" presId="urn:microsoft.com/office/officeart/2005/8/layout/chevron1"/>
   </dgm:cxnLst>
   <dgm:bg/>
   <dgm:whole/>
@@ -14842,7 +14864,7 @@
 </file>
 
 <file path=customXml/itemProps1.xml><?xml version="1.0" encoding="utf-8"?>
-<ds:datastoreItem xmlns:ds="http://schemas.openxmlformats.org/officeDocument/2006/customXml" ds:itemID="{6934E03D-29BC-4D50-837D-637771D6DCFC}">
+<ds:datastoreItem xmlns:ds="http://schemas.openxmlformats.org/officeDocument/2006/customXml" ds:itemID="{08BB1821-38D6-496D-BFCC-6DBD06AED7EF}">
   <ds:schemaRefs>
     <ds:schemaRef ds:uri="http://schemas.openxmlformats.org/officeDocument/2006/bibliography"/>
   </ds:schemaRefs>

--- a/Notes.docx
+++ b/Notes.docx
@@ -4889,8 +4889,6 @@
         </w:rPr>
         <w:t>Element may be inside the frame</w:t>
       </w:r>
-      <w:bookmarkStart w:id="0" w:name="_GoBack"/>
-      <w:bookmarkEnd w:id="0"/>
     </w:p>
     <w:p>
       <w:pPr>
@@ -8397,6 +8395,7 @@
         </w:rPr>
       </w:pPr>
       <w:proofErr w:type="spellStart"/>
+      <w:proofErr w:type="gramStart"/>
       <w:r>
         <w:rPr>
           <w:sz w:val="24"/>
@@ -8412,7 +8411,16 @@
           <w:szCs w:val="24"/>
           <w:lang w:val="en-US"/>
         </w:rPr>
-        <w:t xml:space="preserve">() </w:t>
+        <w:t>(</w:t>
+      </w:r>
+      <w:proofErr w:type="gramEnd"/>
+      <w:r>
+        <w:rPr>
+          <w:sz w:val="24"/>
+          <w:szCs w:val="24"/>
+          <w:lang w:val="en-US"/>
+        </w:rPr>
+        <w:t xml:space="preserve">) </w:t>
       </w:r>
       <w:r>
         <w:rPr>
@@ -8429,6 +8437,1319 @@
           <w:lang w:val="en-US"/>
         </w:rPr>
         <w:t xml:space="preserve"> Will double click on a control.</w:t>
+      </w:r>
+    </w:p>
+    <w:p>
+      <w:pPr>
+        <w:rPr>
+          <w:sz w:val="24"/>
+          <w:szCs w:val="24"/>
+          <w:lang w:val="en-US"/>
+        </w:rPr>
+      </w:pPr>
+    </w:p>
+    <w:p>
+      <w:pPr>
+        <w:rPr>
+          <w:sz w:val="24"/>
+          <w:szCs w:val="24"/>
+          <w:lang w:val="en-US"/>
+        </w:rPr>
+      </w:pPr>
+    </w:p>
+    <w:p>
+      <w:pPr>
+        <w:rPr>
+          <w:sz w:val="24"/>
+          <w:szCs w:val="24"/>
+          <w:lang w:val="en-US"/>
+        </w:rPr>
+      </w:pPr>
+      <w:r>
+        <w:rPr>
+          <w:sz w:val="24"/>
+          <w:szCs w:val="24"/>
+          <w:lang w:val="en-US"/>
+        </w:rPr>
+        <w:br w:type="page"/>
+      </w:r>
+    </w:p>
+    <w:p>
+      <w:pPr>
+        <w:rPr>
+          <w:sz w:val="24"/>
+          <w:szCs w:val="24"/>
+          <w:lang w:val="en-US"/>
+        </w:rPr>
+      </w:pPr>
+      <w:r>
+        <w:rPr>
+          <w:sz w:val="24"/>
+          <w:szCs w:val="24"/>
+          <w:lang w:val="en-US"/>
+        </w:rPr>
+        <w:lastRenderedPageBreak/>
+        <w:t>TestNG (Test Next Generation)</w:t>
+      </w:r>
+    </w:p>
+    <w:p>
+      <w:pPr>
+        <w:rPr>
+          <w:sz w:val="24"/>
+          <w:szCs w:val="24"/>
+          <w:lang w:val="en-US"/>
+        </w:rPr>
+      </w:pPr>
+      <w:r>
+        <w:rPr>
+          <w:sz w:val="24"/>
+          <w:szCs w:val="24"/>
+          <w:lang w:val="en-US"/>
+        </w:rPr>
+        <w:t>Testing framework – Set of rules, guidelines that makes your automation testing easy.</w:t>
+      </w:r>
+    </w:p>
+    <w:p>
+      <w:pPr>
+        <w:rPr>
+          <w:sz w:val="24"/>
+          <w:szCs w:val="24"/>
+          <w:lang w:val="en-US"/>
+        </w:rPr>
+      </w:pPr>
+    </w:p>
+    <w:p>
+      <w:pPr>
+        <w:rPr>
+          <w:sz w:val="24"/>
+          <w:szCs w:val="24"/>
+          <w:lang w:val="en-US"/>
+        </w:rPr>
+      </w:pPr>
+      <w:r>
+        <w:rPr>
+          <w:sz w:val="24"/>
+          <w:szCs w:val="24"/>
+          <w:lang w:val="en-US"/>
+        </w:rPr>
+        <w:t>Advantages</w:t>
+      </w:r>
+    </w:p>
+    <w:p>
+      <w:pPr>
+        <w:pStyle w:val="ListParagraph"/>
+        <w:numPr>
+          <w:ilvl w:val="0"/>
+          <w:numId w:val="26"/>
+        </w:numPr>
+        <w:rPr>
+          <w:sz w:val="24"/>
+          <w:szCs w:val="24"/>
+          <w:lang w:val="en-US"/>
+        </w:rPr>
+      </w:pPr>
+      <w:r>
+        <w:rPr>
+          <w:sz w:val="24"/>
+          <w:szCs w:val="24"/>
+          <w:lang w:val="en-US"/>
+        </w:rPr>
+        <w:t>Combine multiple tests together</w:t>
+      </w:r>
+    </w:p>
+    <w:p>
+      <w:pPr>
+        <w:pStyle w:val="ListParagraph"/>
+        <w:numPr>
+          <w:ilvl w:val="0"/>
+          <w:numId w:val="26"/>
+        </w:numPr>
+        <w:rPr>
+          <w:sz w:val="24"/>
+          <w:szCs w:val="24"/>
+          <w:lang w:val="en-US"/>
+        </w:rPr>
+      </w:pPr>
+      <w:r>
+        <w:rPr>
+          <w:sz w:val="24"/>
+          <w:szCs w:val="24"/>
+          <w:lang w:val="en-US"/>
+        </w:rPr>
+        <w:t>Allows to set the priority</w:t>
+      </w:r>
+    </w:p>
+    <w:p>
+      <w:pPr>
+        <w:pStyle w:val="ListParagraph"/>
+        <w:numPr>
+          <w:ilvl w:val="0"/>
+          <w:numId w:val="26"/>
+        </w:numPr>
+        <w:rPr>
+          <w:sz w:val="24"/>
+          <w:szCs w:val="24"/>
+          <w:lang w:val="en-US"/>
+        </w:rPr>
+      </w:pPr>
+      <w:r>
+        <w:rPr>
+          <w:sz w:val="24"/>
+          <w:szCs w:val="24"/>
+          <w:lang w:val="en-US"/>
+        </w:rPr>
+        <w:t>Generates reports</w:t>
+      </w:r>
+    </w:p>
+    <w:p>
+      <w:pPr>
+        <w:pStyle w:val="ListParagraph"/>
+        <w:numPr>
+          <w:ilvl w:val="1"/>
+          <w:numId w:val="26"/>
+        </w:numPr>
+        <w:rPr>
+          <w:sz w:val="24"/>
+          <w:szCs w:val="24"/>
+          <w:lang w:val="en-US"/>
+        </w:rPr>
+      </w:pPr>
+      <w:r>
+        <w:rPr>
+          <w:sz w:val="24"/>
+          <w:szCs w:val="24"/>
+          <w:lang w:val="en-US"/>
+        </w:rPr>
+        <w:t>Normal Report</w:t>
+      </w:r>
+    </w:p>
+    <w:p>
+      <w:pPr>
+        <w:pStyle w:val="ListParagraph"/>
+        <w:numPr>
+          <w:ilvl w:val="1"/>
+          <w:numId w:val="26"/>
+        </w:numPr>
+        <w:rPr>
+          <w:sz w:val="24"/>
+          <w:szCs w:val="24"/>
+          <w:lang w:val="en-US"/>
+        </w:rPr>
+      </w:pPr>
+      <w:r>
+        <w:rPr>
+          <w:sz w:val="24"/>
+          <w:szCs w:val="24"/>
+          <w:lang w:val="en-US"/>
+        </w:rPr>
+        <w:t>HTML Report</w:t>
+      </w:r>
+    </w:p>
+    <w:p>
+      <w:pPr>
+        <w:pStyle w:val="ListParagraph"/>
+        <w:numPr>
+          <w:ilvl w:val="0"/>
+          <w:numId w:val="26"/>
+        </w:numPr>
+        <w:rPr>
+          <w:sz w:val="24"/>
+          <w:szCs w:val="24"/>
+          <w:lang w:val="en-US"/>
+        </w:rPr>
+      </w:pPr>
+      <w:r>
+        <w:rPr>
+          <w:sz w:val="24"/>
+          <w:szCs w:val="24"/>
+          <w:lang w:val="en-US"/>
+        </w:rPr>
+        <w:t>Uses the annotations</w:t>
+      </w:r>
+    </w:p>
+    <w:p>
+      <w:pPr>
+        <w:pStyle w:val="ListParagraph"/>
+        <w:numPr>
+          <w:ilvl w:val="1"/>
+          <w:numId w:val="26"/>
+        </w:numPr>
+        <w:rPr>
+          <w:sz w:val="24"/>
+          <w:szCs w:val="24"/>
+          <w:lang w:val="en-US"/>
+        </w:rPr>
+      </w:pPr>
+      <w:r>
+        <w:rPr>
+          <w:sz w:val="24"/>
+          <w:szCs w:val="24"/>
+          <w:lang w:val="en-US"/>
+        </w:rPr>
+        <w:t>@Test</w:t>
+      </w:r>
+    </w:p>
+    <w:p>
+      <w:pPr>
+        <w:pStyle w:val="ListParagraph"/>
+        <w:numPr>
+          <w:ilvl w:val="1"/>
+          <w:numId w:val="26"/>
+        </w:numPr>
+        <w:rPr>
+          <w:sz w:val="24"/>
+          <w:szCs w:val="24"/>
+          <w:lang w:val="en-US"/>
+        </w:rPr>
+      </w:pPr>
+      <w:r>
+        <w:rPr>
+          <w:sz w:val="24"/>
+          <w:szCs w:val="24"/>
+          <w:lang w:val="en-US"/>
+        </w:rPr>
+        <w:t>@BeforeTest</w:t>
+      </w:r>
+    </w:p>
+    <w:p>
+      <w:pPr>
+        <w:pStyle w:val="ListParagraph"/>
+        <w:numPr>
+          <w:ilvl w:val="1"/>
+          <w:numId w:val="26"/>
+        </w:numPr>
+        <w:rPr>
+          <w:sz w:val="24"/>
+          <w:szCs w:val="24"/>
+          <w:lang w:val="en-US"/>
+        </w:rPr>
+      </w:pPr>
+      <w:r>
+        <w:rPr>
+          <w:sz w:val="24"/>
+          <w:szCs w:val="24"/>
+          <w:lang w:val="en-US"/>
+        </w:rPr>
+        <w:t>@AfterTest</w:t>
+      </w:r>
+    </w:p>
+    <w:p>
+      <w:pPr>
+        <w:pStyle w:val="ListParagraph"/>
+        <w:numPr>
+          <w:ilvl w:val="1"/>
+          <w:numId w:val="26"/>
+        </w:numPr>
+        <w:rPr>
+          <w:sz w:val="24"/>
+          <w:szCs w:val="24"/>
+          <w:lang w:val="en-US"/>
+        </w:rPr>
+      </w:pPr>
+      <w:r>
+        <w:rPr>
+          <w:sz w:val="24"/>
+          <w:szCs w:val="24"/>
+          <w:lang w:val="en-US"/>
+        </w:rPr>
+        <w:t>@BeforeMethod</w:t>
+      </w:r>
+    </w:p>
+    <w:p>
+      <w:pPr>
+        <w:pStyle w:val="ListParagraph"/>
+        <w:numPr>
+          <w:ilvl w:val="1"/>
+          <w:numId w:val="26"/>
+        </w:numPr>
+        <w:rPr>
+          <w:sz w:val="24"/>
+          <w:szCs w:val="24"/>
+          <w:lang w:val="en-US"/>
+        </w:rPr>
+      </w:pPr>
+      <w:r>
+        <w:rPr>
+          <w:sz w:val="24"/>
+          <w:szCs w:val="24"/>
+          <w:lang w:val="en-US"/>
+        </w:rPr>
+        <w:t>@AfterMethod</w:t>
+      </w:r>
+    </w:p>
+    <w:p>
+      <w:pPr>
+        <w:pStyle w:val="ListParagraph"/>
+        <w:numPr>
+          <w:ilvl w:val="1"/>
+          <w:numId w:val="26"/>
+        </w:numPr>
+        <w:rPr>
+          <w:sz w:val="24"/>
+          <w:szCs w:val="24"/>
+          <w:lang w:val="en-US"/>
+        </w:rPr>
+      </w:pPr>
+      <w:r>
+        <w:rPr>
+          <w:sz w:val="24"/>
+          <w:szCs w:val="24"/>
+          <w:lang w:val="en-US"/>
+        </w:rPr>
+        <w:t>@BeforeClass</w:t>
+      </w:r>
+    </w:p>
+    <w:p>
+      <w:pPr>
+        <w:pStyle w:val="ListParagraph"/>
+        <w:numPr>
+          <w:ilvl w:val="1"/>
+          <w:numId w:val="26"/>
+        </w:numPr>
+        <w:rPr>
+          <w:sz w:val="24"/>
+          <w:szCs w:val="24"/>
+          <w:lang w:val="en-US"/>
+        </w:rPr>
+      </w:pPr>
+      <w:r>
+        <w:rPr>
+          <w:sz w:val="24"/>
+          <w:szCs w:val="24"/>
+          <w:lang w:val="en-US"/>
+        </w:rPr>
+        <w:t>@AfterClass</w:t>
+      </w:r>
+    </w:p>
+    <w:p>
+      <w:pPr>
+        <w:pStyle w:val="ListParagraph"/>
+        <w:numPr>
+          <w:ilvl w:val="1"/>
+          <w:numId w:val="26"/>
+        </w:numPr>
+        <w:rPr>
+          <w:sz w:val="24"/>
+          <w:szCs w:val="24"/>
+          <w:lang w:val="en-US"/>
+        </w:rPr>
+      </w:pPr>
+      <w:r>
+        <w:rPr>
+          <w:sz w:val="24"/>
+          <w:szCs w:val="24"/>
+          <w:lang w:val="en-US"/>
+        </w:rPr>
+        <w:t>@DataProvider</w:t>
+      </w:r>
+    </w:p>
+    <w:p>
+      <w:pPr>
+        <w:pStyle w:val="ListParagraph"/>
+        <w:numPr>
+          <w:ilvl w:val="1"/>
+          <w:numId w:val="26"/>
+        </w:numPr>
+        <w:rPr>
+          <w:sz w:val="24"/>
+          <w:szCs w:val="24"/>
+          <w:lang w:val="en-US"/>
+        </w:rPr>
+      </w:pPr>
+      <w:r>
+        <w:rPr>
+          <w:sz w:val="24"/>
+          <w:szCs w:val="24"/>
+          <w:lang w:val="en-US"/>
+        </w:rPr>
+        <w:t>@Parameters</w:t>
+      </w:r>
+    </w:p>
+    <w:p>
+      <w:pPr>
+        <w:pStyle w:val="ListParagraph"/>
+        <w:numPr>
+          <w:ilvl w:val="0"/>
+          <w:numId w:val="26"/>
+        </w:numPr>
+        <w:rPr>
+          <w:sz w:val="24"/>
+          <w:szCs w:val="24"/>
+          <w:lang w:val="en-US"/>
+        </w:rPr>
+      </w:pPr>
+      <w:r>
+        <w:rPr>
+          <w:sz w:val="24"/>
+          <w:szCs w:val="24"/>
+          <w:lang w:val="en-US"/>
+        </w:rPr>
+        <w:t>Allows to execute / skip single / multiple tests</w:t>
+      </w:r>
+    </w:p>
+    <w:p>
+      <w:pPr>
+        <w:pStyle w:val="ListParagraph"/>
+        <w:numPr>
+          <w:ilvl w:val="0"/>
+          <w:numId w:val="26"/>
+        </w:numPr>
+        <w:rPr>
+          <w:sz w:val="24"/>
+          <w:szCs w:val="24"/>
+          <w:lang w:val="en-US"/>
+        </w:rPr>
+      </w:pPr>
+      <w:r>
+        <w:rPr>
+          <w:sz w:val="24"/>
+          <w:szCs w:val="24"/>
+          <w:lang w:val="en-US"/>
+        </w:rPr>
+        <w:t>Parameterization</w:t>
+      </w:r>
+    </w:p>
+    <w:p>
+      <w:pPr>
+        <w:pStyle w:val="ListParagraph"/>
+        <w:numPr>
+          <w:ilvl w:val="0"/>
+          <w:numId w:val="26"/>
+        </w:numPr>
+        <w:rPr>
+          <w:sz w:val="24"/>
+          <w:szCs w:val="24"/>
+          <w:lang w:val="en-US"/>
+        </w:rPr>
+      </w:pPr>
+      <w:r>
+        <w:rPr>
+          <w:sz w:val="24"/>
+          <w:szCs w:val="24"/>
+          <w:lang w:val="en-US"/>
+        </w:rPr>
+        <w:t>Implementation of frameworks</w:t>
+      </w:r>
+    </w:p>
+    <w:p>
+      <w:pPr>
+        <w:pStyle w:val="ListParagraph"/>
+        <w:numPr>
+          <w:ilvl w:val="1"/>
+          <w:numId w:val="26"/>
+        </w:numPr>
+        <w:rPr>
+          <w:sz w:val="24"/>
+          <w:szCs w:val="24"/>
+          <w:lang w:val="en-US"/>
+        </w:rPr>
+      </w:pPr>
+      <w:r>
+        <w:rPr>
+          <w:sz w:val="24"/>
+          <w:szCs w:val="24"/>
+          <w:lang w:val="en-US"/>
+        </w:rPr>
+        <w:t>Linear Framework</w:t>
+      </w:r>
+    </w:p>
+    <w:p>
+      <w:pPr>
+        <w:pStyle w:val="ListParagraph"/>
+        <w:numPr>
+          <w:ilvl w:val="1"/>
+          <w:numId w:val="26"/>
+        </w:numPr>
+        <w:rPr>
+          <w:sz w:val="24"/>
+          <w:szCs w:val="24"/>
+          <w:lang w:val="en-US"/>
+        </w:rPr>
+      </w:pPr>
+      <w:r>
+        <w:rPr>
+          <w:sz w:val="24"/>
+          <w:szCs w:val="24"/>
+          <w:lang w:val="en-US"/>
+        </w:rPr>
+        <w:t>Modular Framework</w:t>
+      </w:r>
+    </w:p>
+    <w:p>
+      <w:pPr>
+        <w:pStyle w:val="ListParagraph"/>
+        <w:numPr>
+          <w:ilvl w:val="1"/>
+          <w:numId w:val="26"/>
+        </w:numPr>
+        <w:rPr>
+          <w:sz w:val="24"/>
+          <w:szCs w:val="24"/>
+          <w:lang w:val="en-US"/>
+        </w:rPr>
+      </w:pPr>
+      <w:r>
+        <w:rPr>
+          <w:sz w:val="24"/>
+          <w:szCs w:val="24"/>
+          <w:lang w:val="en-US"/>
+        </w:rPr>
+        <w:t>Keyword Driven Framework</w:t>
+      </w:r>
+    </w:p>
+    <w:p>
+      <w:pPr>
+        <w:pStyle w:val="ListParagraph"/>
+        <w:numPr>
+          <w:ilvl w:val="1"/>
+          <w:numId w:val="26"/>
+        </w:numPr>
+        <w:rPr>
+          <w:sz w:val="24"/>
+          <w:szCs w:val="24"/>
+          <w:lang w:val="en-US"/>
+        </w:rPr>
+      </w:pPr>
+      <w:r>
+        <w:rPr>
+          <w:sz w:val="24"/>
+          <w:szCs w:val="24"/>
+          <w:lang w:val="en-US"/>
+        </w:rPr>
+        <w:t>Data Driven Framework</w:t>
+      </w:r>
+    </w:p>
+    <w:p>
+      <w:pPr>
+        <w:pStyle w:val="ListParagraph"/>
+        <w:numPr>
+          <w:ilvl w:val="1"/>
+          <w:numId w:val="26"/>
+        </w:numPr>
+        <w:rPr>
+          <w:sz w:val="24"/>
+          <w:szCs w:val="24"/>
+          <w:lang w:val="en-US"/>
+        </w:rPr>
+      </w:pPr>
+      <w:r>
+        <w:rPr>
+          <w:sz w:val="24"/>
+          <w:szCs w:val="24"/>
+          <w:lang w:val="en-US"/>
+        </w:rPr>
+        <w:t>Page Object Model (POM)</w:t>
+      </w:r>
+    </w:p>
+    <w:p>
+      <w:pPr>
+        <w:pStyle w:val="ListParagraph"/>
+        <w:numPr>
+          <w:ilvl w:val="1"/>
+          <w:numId w:val="26"/>
+        </w:numPr>
+        <w:rPr>
+          <w:sz w:val="24"/>
+          <w:szCs w:val="24"/>
+          <w:lang w:val="en-US"/>
+        </w:rPr>
+      </w:pPr>
+      <w:r>
+        <w:rPr>
+          <w:sz w:val="24"/>
+          <w:szCs w:val="24"/>
+          <w:lang w:val="en-US"/>
+        </w:rPr>
+        <w:t>Hybrid Framework</w:t>
+      </w:r>
+    </w:p>
+    <w:p>
+      <w:pPr>
+        <w:rPr>
+          <w:sz w:val="24"/>
+          <w:szCs w:val="24"/>
+          <w:lang w:val="en-US"/>
+        </w:rPr>
+      </w:pPr>
+    </w:p>
+    <w:p>
+      <w:pPr>
+        <w:rPr>
+          <w:sz w:val="24"/>
+          <w:szCs w:val="24"/>
+          <w:lang w:val="en-US"/>
+        </w:rPr>
+      </w:pPr>
+      <w:r>
+        <w:rPr>
+          <w:sz w:val="24"/>
+          <w:szCs w:val="24"/>
+          <w:lang w:val="en-US"/>
+        </w:rPr>
+        <w:t>Annotations</w:t>
+      </w:r>
+    </w:p>
+    <w:p>
+      <w:pPr>
+        <w:pStyle w:val="ListParagraph"/>
+        <w:numPr>
+          <w:ilvl w:val="0"/>
+          <w:numId w:val="29"/>
+        </w:numPr>
+        <w:rPr>
+          <w:sz w:val="24"/>
+          <w:szCs w:val="24"/>
+          <w:lang w:val="en-US"/>
+        </w:rPr>
+      </w:pPr>
+      <w:r>
+        <w:rPr>
+          <w:sz w:val="24"/>
+          <w:szCs w:val="24"/>
+          <w:lang w:val="en-US"/>
+        </w:rPr>
+        <w:t xml:space="preserve">@Test </w:t>
+      </w:r>
+      <w:r>
+        <w:rPr>
+          <w:sz w:val="24"/>
+          <w:szCs w:val="24"/>
+          <w:lang w:val="en-US"/>
+        </w:rPr>
+        <w:sym w:font="Wingdings" w:char="F0E0"/>
+      </w:r>
+      <w:r>
+        <w:rPr>
+          <w:sz w:val="24"/>
+          <w:szCs w:val="24"/>
+          <w:lang w:val="en-US"/>
+        </w:rPr>
+        <w:t xml:space="preserve"> </w:t>
+      </w:r>
+      <w:r>
+        <w:rPr>
+          <w:sz w:val="24"/>
+          <w:szCs w:val="24"/>
+          <w:lang w:val="en-US"/>
+        </w:rPr>
+        <w:t>This method is treated as test case.</w:t>
+      </w:r>
+    </w:p>
+    <w:p>
+      <w:pPr>
+        <w:pStyle w:val="ListParagraph"/>
+        <w:numPr>
+          <w:ilvl w:val="0"/>
+          <w:numId w:val="29"/>
+        </w:numPr>
+        <w:rPr>
+          <w:sz w:val="24"/>
+          <w:szCs w:val="24"/>
+          <w:lang w:val="en-US"/>
+        </w:rPr>
+      </w:pPr>
+      <w:r>
+        <w:rPr>
+          <w:sz w:val="24"/>
+          <w:szCs w:val="24"/>
+          <w:lang w:val="en-US"/>
+        </w:rPr>
+        <w:t xml:space="preserve">@BeforeTest </w:t>
+      </w:r>
+      <w:r>
+        <w:rPr>
+          <w:sz w:val="24"/>
+          <w:szCs w:val="24"/>
+          <w:lang w:val="en-US"/>
+        </w:rPr>
+        <w:sym w:font="Wingdings" w:char="F0E0"/>
+      </w:r>
+      <w:r>
+        <w:rPr>
+          <w:sz w:val="24"/>
+          <w:szCs w:val="24"/>
+          <w:lang w:val="en-US"/>
+        </w:rPr>
+        <w:t xml:space="preserve"> This is the method that get executed </w:t>
+      </w:r>
+      <w:r>
+        <w:rPr>
+          <w:b/>
+          <w:bCs/>
+          <w:sz w:val="24"/>
+          <w:szCs w:val="24"/>
+          <w:lang w:val="en-US"/>
+        </w:rPr>
+        <w:t>only once before executing 1</w:t>
+      </w:r>
+      <w:r>
+        <w:rPr>
+          <w:b/>
+          <w:bCs/>
+          <w:sz w:val="24"/>
+          <w:szCs w:val="24"/>
+          <w:vertAlign w:val="superscript"/>
+          <w:lang w:val="en-US"/>
+        </w:rPr>
+        <w:t>st</w:t>
+      </w:r>
+      <w:r>
+        <w:rPr>
+          <w:b/>
+          <w:bCs/>
+          <w:sz w:val="24"/>
+          <w:szCs w:val="24"/>
+          <w:lang w:val="en-US"/>
+        </w:rPr>
+        <w:t xml:space="preserve"> test.</w:t>
+      </w:r>
+    </w:p>
+    <w:p>
+      <w:pPr>
+        <w:pStyle w:val="ListParagraph"/>
+        <w:numPr>
+          <w:ilvl w:val="0"/>
+          <w:numId w:val="29"/>
+        </w:numPr>
+        <w:rPr>
+          <w:sz w:val="24"/>
+          <w:szCs w:val="24"/>
+          <w:lang w:val="en-US"/>
+        </w:rPr>
+      </w:pPr>
+      <w:r>
+        <w:rPr>
+          <w:sz w:val="24"/>
+          <w:szCs w:val="24"/>
+          <w:lang w:val="en-US"/>
+        </w:rPr>
+        <w:t xml:space="preserve">@AfterTest </w:t>
+      </w:r>
+      <w:r>
+        <w:rPr>
+          <w:sz w:val="24"/>
+          <w:szCs w:val="24"/>
+          <w:lang w:val="en-US"/>
+        </w:rPr>
+        <w:sym w:font="Wingdings" w:char="F0E0"/>
+      </w:r>
+      <w:r>
+        <w:rPr>
+          <w:sz w:val="24"/>
+          <w:szCs w:val="24"/>
+          <w:lang w:val="en-US"/>
+        </w:rPr>
+        <w:t xml:space="preserve"> This is the method that get executed </w:t>
+      </w:r>
+      <w:r>
+        <w:rPr>
+          <w:b/>
+          <w:bCs/>
+          <w:sz w:val="24"/>
+          <w:szCs w:val="24"/>
+          <w:lang w:val="en-US"/>
+        </w:rPr>
+        <w:t>only once after executing last test.</w:t>
+      </w:r>
+    </w:p>
+    <w:p>
+      <w:pPr>
+        <w:pStyle w:val="ListParagraph"/>
+        <w:numPr>
+          <w:ilvl w:val="0"/>
+          <w:numId w:val="29"/>
+        </w:numPr>
+        <w:rPr>
+          <w:sz w:val="24"/>
+          <w:szCs w:val="24"/>
+          <w:lang w:val="en-US"/>
+        </w:rPr>
+      </w:pPr>
+      <w:r>
+        <w:rPr>
+          <w:sz w:val="24"/>
+          <w:szCs w:val="24"/>
+          <w:lang w:val="en-US"/>
+        </w:rPr>
+        <w:t xml:space="preserve">@BeforeMethod </w:t>
+      </w:r>
+      <w:r>
+        <w:rPr>
+          <w:sz w:val="24"/>
+          <w:szCs w:val="24"/>
+          <w:lang w:val="en-US"/>
+        </w:rPr>
+        <w:sym w:font="Wingdings" w:char="F0E0"/>
+      </w:r>
+      <w:r>
+        <w:rPr>
+          <w:sz w:val="24"/>
+          <w:szCs w:val="24"/>
+          <w:lang w:val="en-US"/>
+        </w:rPr>
+        <w:t xml:space="preserve"> This is the method that get executed </w:t>
+      </w:r>
+      <w:r>
+        <w:rPr>
+          <w:b/>
+          <w:bCs/>
+          <w:sz w:val="24"/>
+          <w:szCs w:val="24"/>
+          <w:lang w:val="en-US"/>
+        </w:rPr>
+        <w:t>before every test</w:t>
+      </w:r>
+    </w:p>
+    <w:p>
+      <w:pPr>
+        <w:pStyle w:val="ListParagraph"/>
+        <w:numPr>
+          <w:ilvl w:val="0"/>
+          <w:numId w:val="29"/>
+        </w:numPr>
+        <w:rPr>
+          <w:sz w:val="24"/>
+          <w:szCs w:val="24"/>
+          <w:lang w:val="en-US"/>
+        </w:rPr>
+      </w:pPr>
+      <w:r>
+        <w:rPr>
+          <w:sz w:val="24"/>
+          <w:szCs w:val="24"/>
+          <w:lang w:val="en-US"/>
+        </w:rPr>
+        <w:t xml:space="preserve">@AfterMethod </w:t>
+      </w:r>
+      <w:r>
+        <w:rPr>
+          <w:sz w:val="24"/>
+          <w:szCs w:val="24"/>
+          <w:lang w:val="en-US"/>
+        </w:rPr>
+        <w:sym w:font="Wingdings" w:char="F0E0"/>
+      </w:r>
+      <w:r>
+        <w:rPr>
+          <w:sz w:val="24"/>
+          <w:szCs w:val="24"/>
+          <w:lang w:val="en-US"/>
+        </w:rPr>
+        <w:t xml:space="preserve"> This is the method that get executed </w:t>
+      </w:r>
+      <w:r>
+        <w:rPr>
+          <w:b/>
+          <w:bCs/>
+          <w:sz w:val="24"/>
+          <w:szCs w:val="24"/>
+          <w:lang w:val="en-US"/>
+        </w:rPr>
+        <w:t>after every test.</w:t>
+      </w:r>
+    </w:p>
+    <w:p>
+      <w:pPr>
+        <w:rPr>
+          <w:sz w:val="24"/>
+          <w:szCs w:val="24"/>
+          <w:lang w:val="en-US"/>
+        </w:rPr>
+      </w:pPr>
+    </w:p>
+    <w:p>
+      <w:pPr>
+        <w:rPr>
+          <w:b/>
+          <w:bCs/>
+          <w:sz w:val="24"/>
+          <w:szCs w:val="24"/>
+          <w:lang w:val="en-US"/>
+        </w:rPr>
+      </w:pPr>
+      <w:r>
+        <w:rPr>
+          <w:b/>
+          <w:bCs/>
+          <w:sz w:val="24"/>
+          <w:szCs w:val="24"/>
+          <w:lang w:val="en-US"/>
+        </w:rPr>
+        <w:t>Points to be noted</w:t>
+      </w:r>
+    </w:p>
+    <w:p>
+      <w:pPr>
+        <w:pStyle w:val="ListParagraph"/>
+        <w:numPr>
+          <w:ilvl w:val="0"/>
+          <w:numId w:val="30"/>
+        </w:numPr>
+        <w:rPr>
+          <w:b/>
+          <w:bCs/>
+          <w:sz w:val="24"/>
+          <w:szCs w:val="24"/>
+          <w:lang w:val="en-US"/>
+        </w:rPr>
+      </w:pPr>
+      <w:r>
+        <w:rPr>
+          <w:b/>
+          <w:bCs/>
+          <w:sz w:val="24"/>
+          <w:szCs w:val="24"/>
+          <w:lang w:val="en-US"/>
+        </w:rPr>
+        <w:lastRenderedPageBreak/>
+        <w:t>They can appear anywhere in the script</w:t>
+      </w:r>
+    </w:p>
+    <w:p>
+      <w:pPr>
+        <w:pStyle w:val="ListParagraph"/>
+        <w:numPr>
+          <w:ilvl w:val="0"/>
+          <w:numId w:val="30"/>
+        </w:numPr>
+        <w:rPr>
+          <w:b/>
+          <w:bCs/>
+          <w:sz w:val="24"/>
+          <w:szCs w:val="24"/>
+          <w:lang w:val="en-US"/>
+        </w:rPr>
+      </w:pPr>
+      <w:r>
+        <w:rPr>
+          <w:b/>
+          <w:bCs/>
+          <w:sz w:val="24"/>
+          <w:szCs w:val="24"/>
+          <w:lang w:val="en-US"/>
+        </w:rPr>
+        <w:t>They need not to be in pair</w:t>
+      </w:r>
+    </w:p>
+    <w:p>
+      <w:pPr>
+        <w:rPr>
+          <w:sz w:val="24"/>
+          <w:szCs w:val="24"/>
+          <w:lang w:val="en-US"/>
+        </w:rPr>
+      </w:pPr>
+    </w:p>
+    <w:p>
+      <w:pPr>
+        <w:rPr>
+          <w:sz w:val="24"/>
+          <w:szCs w:val="24"/>
+          <w:lang w:val="en-US"/>
+        </w:rPr>
+      </w:pPr>
+      <w:r>
+        <w:rPr>
+          <w:sz w:val="24"/>
+          <w:szCs w:val="24"/>
+          <w:lang w:val="en-US"/>
+        </w:rPr>
+        <w:t>BeforeTest</w:t>
+      </w:r>
+    </w:p>
+    <w:p>
+      <w:pPr>
+        <w:rPr>
+          <w:sz w:val="24"/>
+          <w:szCs w:val="24"/>
+          <w:lang w:val="en-US"/>
+        </w:rPr>
+      </w:pPr>
+      <w:r>
+        <w:rPr>
+          <w:sz w:val="24"/>
+          <w:szCs w:val="24"/>
+          <w:lang w:val="en-US"/>
+        </w:rPr>
+        <w:tab/>
+        <w:t>BeforeMethod</w:t>
+      </w:r>
+    </w:p>
+    <w:p>
+      <w:pPr>
+        <w:rPr>
+          <w:sz w:val="24"/>
+          <w:szCs w:val="24"/>
+          <w:lang w:val="en-US"/>
+        </w:rPr>
+      </w:pPr>
+      <w:r>
+        <w:rPr>
+          <w:sz w:val="24"/>
+          <w:szCs w:val="24"/>
+          <w:lang w:val="en-US"/>
+        </w:rPr>
+        <w:tab/>
+      </w:r>
+      <w:r>
+        <w:rPr>
+          <w:sz w:val="24"/>
+          <w:szCs w:val="24"/>
+          <w:lang w:val="en-US"/>
+        </w:rPr>
+        <w:tab/>
+      </w:r>
+      <w:r>
+        <w:rPr>
+          <w:sz w:val="24"/>
+          <w:szCs w:val="24"/>
+          <w:lang w:val="en-US"/>
+        </w:rPr>
+        <w:t>Test1</w:t>
+      </w:r>
+    </w:p>
+    <w:p>
+      <w:pPr>
+        <w:rPr>
+          <w:sz w:val="24"/>
+          <w:szCs w:val="24"/>
+          <w:lang w:val="en-US"/>
+        </w:rPr>
+      </w:pPr>
+      <w:r>
+        <w:rPr>
+          <w:sz w:val="24"/>
+          <w:szCs w:val="24"/>
+          <w:lang w:val="en-US"/>
+        </w:rPr>
+        <w:tab/>
+        <w:t>AfterMethod</w:t>
+      </w:r>
+    </w:p>
+    <w:p>
+      <w:pPr>
+        <w:rPr>
+          <w:sz w:val="24"/>
+          <w:szCs w:val="24"/>
+          <w:lang w:val="en-US"/>
+        </w:rPr>
+      </w:pPr>
+      <w:r>
+        <w:rPr>
+          <w:sz w:val="24"/>
+          <w:szCs w:val="24"/>
+          <w:lang w:val="en-US"/>
+        </w:rPr>
+        <w:tab/>
+        <w:t>BeforeMethod</w:t>
+      </w:r>
+    </w:p>
+    <w:p>
+      <w:pPr>
+        <w:rPr>
+          <w:sz w:val="24"/>
+          <w:szCs w:val="24"/>
+          <w:lang w:val="en-US"/>
+        </w:rPr>
+      </w:pPr>
+      <w:r>
+        <w:rPr>
+          <w:sz w:val="24"/>
+          <w:szCs w:val="24"/>
+          <w:lang w:val="en-US"/>
+        </w:rPr>
+        <w:tab/>
+      </w:r>
+      <w:r>
+        <w:rPr>
+          <w:sz w:val="24"/>
+          <w:szCs w:val="24"/>
+          <w:lang w:val="en-US"/>
+        </w:rPr>
+        <w:tab/>
+      </w:r>
+      <w:r>
+        <w:rPr>
+          <w:sz w:val="24"/>
+          <w:szCs w:val="24"/>
+          <w:lang w:val="en-US"/>
+        </w:rPr>
+        <w:t>Test2</w:t>
+      </w:r>
+    </w:p>
+    <w:p>
+      <w:pPr>
+        <w:rPr>
+          <w:sz w:val="24"/>
+          <w:szCs w:val="24"/>
+          <w:lang w:val="en-US"/>
+        </w:rPr>
+      </w:pPr>
+      <w:r>
+        <w:rPr>
+          <w:sz w:val="24"/>
+          <w:szCs w:val="24"/>
+          <w:lang w:val="en-US"/>
+        </w:rPr>
+        <w:tab/>
+        <w:t>AfterMethod</w:t>
+      </w:r>
+    </w:p>
+    <w:p>
+      <w:pPr>
+        <w:rPr>
+          <w:sz w:val="24"/>
+          <w:szCs w:val="24"/>
+          <w:lang w:val="en-US"/>
+        </w:rPr>
+      </w:pPr>
+      <w:r>
+        <w:rPr>
+          <w:sz w:val="24"/>
+          <w:szCs w:val="24"/>
+          <w:lang w:val="en-US"/>
+        </w:rPr>
+        <w:tab/>
+        <w:t>BeforeMethod</w:t>
+      </w:r>
+    </w:p>
+    <w:p>
+      <w:pPr>
+        <w:rPr>
+          <w:sz w:val="24"/>
+          <w:szCs w:val="24"/>
+          <w:lang w:val="en-US"/>
+        </w:rPr>
+      </w:pPr>
+      <w:r>
+        <w:rPr>
+          <w:sz w:val="24"/>
+          <w:szCs w:val="24"/>
+          <w:lang w:val="en-US"/>
+        </w:rPr>
+        <w:tab/>
+      </w:r>
+      <w:r>
+        <w:rPr>
+          <w:sz w:val="24"/>
+          <w:szCs w:val="24"/>
+          <w:lang w:val="en-US"/>
+        </w:rPr>
+        <w:tab/>
+      </w:r>
+      <w:r>
+        <w:rPr>
+          <w:sz w:val="24"/>
+          <w:szCs w:val="24"/>
+          <w:lang w:val="en-US"/>
+        </w:rPr>
+        <w:t>Test3</w:t>
+      </w:r>
+    </w:p>
+    <w:p>
+      <w:pPr>
+        <w:rPr>
+          <w:sz w:val="24"/>
+          <w:szCs w:val="24"/>
+          <w:lang w:val="en-US"/>
+        </w:rPr>
+      </w:pPr>
+      <w:r>
+        <w:rPr>
+          <w:sz w:val="24"/>
+          <w:szCs w:val="24"/>
+          <w:lang w:val="en-US"/>
+        </w:rPr>
+        <w:tab/>
+        <w:t>AfterMethod</w:t>
+      </w:r>
+    </w:p>
+    <w:p>
+      <w:pPr>
+        <w:rPr>
+          <w:sz w:val="24"/>
+          <w:szCs w:val="24"/>
+          <w:lang w:val="en-US"/>
+        </w:rPr>
+      </w:pPr>
+      <w:r>
+        <w:rPr>
+          <w:sz w:val="24"/>
+          <w:szCs w:val="24"/>
+          <w:lang w:val="en-US"/>
+        </w:rPr>
+        <w:tab/>
+        <w:t>BeforeMethod</w:t>
+      </w:r>
+    </w:p>
+    <w:p>
+      <w:pPr>
+        <w:rPr>
+          <w:sz w:val="24"/>
+          <w:szCs w:val="24"/>
+          <w:lang w:val="en-US"/>
+        </w:rPr>
+      </w:pPr>
+      <w:r>
+        <w:rPr>
+          <w:sz w:val="24"/>
+          <w:szCs w:val="24"/>
+          <w:lang w:val="en-US"/>
+        </w:rPr>
+        <w:tab/>
+      </w:r>
+      <w:r>
+        <w:rPr>
+          <w:sz w:val="24"/>
+          <w:szCs w:val="24"/>
+          <w:lang w:val="en-US"/>
+        </w:rPr>
+        <w:tab/>
+      </w:r>
+      <w:r>
+        <w:rPr>
+          <w:sz w:val="24"/>
+          <w:szCs w:val="24"/>
+          <w:lang w:val="en-US"/>
+        </w:rPr>
+        <w:t>Test4</w:t>
+      </w:r>
+    </w:p>
+    <w:p>
+      <w:pPr>
+        <w:rPr>
+          <w:sz w:val="24"/>
+          <w:szCs w:val="24"/>
+          <w:lang w:val="en-US"/>
+        </w:rPr>
+      </w:pPr>
+      <w:r>
+        <w:rPr>
+          <w:sz w:val="24"/>
+          <w:szCs w:val="24"/>
+          <w:lang w:val="en-US"/>
+        </w:rPr>
+        <w:tab/>
+        <w:t>AfterMethod</w:t>
+      </w:r>
+      <w:bookmarkStart w:id="0" w:name="_GoBack"/>
+      <w:bookmarkEnd w:id="0"/>
+    </w:p>
+    <w:p>
+      <w:pPr>
+        <w:rPr>
+          <w:sz w:val="24"/>
+          <w:szCs w:val="24"/>
+          <w:lang w:val="en-US"/>
+        </w:rPr>
+      </w:pPr>
+      <w:r>
+        <w:rPr>
+          <w:sz w:val="24"/>
+          <w:szCs w:val="24"/>
+          <w:lang w:val="en-US"/>
+        </w:rPr>
+        <w:t>AfterTest</w:t>
       </w:r>
     </w:p>
     <w:sectPr>
@@ -9009,9 +10330,95 @@
     </w:lvl>
   </w:abstractNum>
   <w:abstractNum w:abstractNumId="5">
+    <w:nsid w:val="21A27338"/>
+    <w:multiLevelType w:val="hybridMultilevel"/>
+    <w:tmpl w:val="DD2ECF6C"/>
+    <w:lvl w:ilvl="0" w:tplc="4009000F">
+      <w:start w:val="1"/>
+      <w:numFmt w:val="decimal"/>
+      <w:lvlText w:val="%1."/>
+      <w:lvlJc w:val="left"/>
+      <w:pPr>
+        <w:ind w:left="720" w:hanging="360"/>
+      </w:pPr>
+    </w:lvl>
+    <w:lvl w:ilvl="1" w:tplc="40090019" w:tentative="1">
+      <w:start w:val="1"/>
+      <w:numFmt w:val="lowerLetter"/>
+      <w:lvlText w:val="%2."/>
+      <w:lvlJc w:val="left"/>
+      <w:pPr>
+        <w:ind w:left="1440" w:hanging="360"/>
+      </w:pPr>
+    </w:lvl>
+    <w:lvl w:ilvl="2" w:tplc="4009001B" w:tentative="1">
+      <w:start w:val="1"/>
+      <w:numFmt w:val="lowerRoman"/>
+      <w:lvlText w:val="%3."/>
+      <w:lvlJc w:val="right"/>
+      <w:pPr>
+        <w:ind w:left="2160" w:hanging="180"/>
+      </w:pPr>
+    </w:lvl>
+    <w:lvl w:ilvl="3" w:tplc="4009000F" w:tentative="1">
+      <w:start w:val="1"/>
+      <w:numFmt w:val="decimal"/>
+      <w:lvlText w:val="%4."/>
+      <w:lvlJc w:val="left"/>
+      <w:pPr>
+        <w:ind w:left="2880" w:hanging="360"/>
+      </w:pPr>
+    </w:lvl>
+    <w:lvl w:ilvl="4" w:tplc="40090019" w:tentative="1">
+      <w:start w:val="1"/>
+      <w:numFmt w:val="lowerLetter"/>
+      <w:lvlText w:val="%5."/>
+      <w:lvlJc w:val="left"/>
+      <w:pPr>
+        <w:ind w:left="3600" w:hanging="360"/>
+      </w:pPr>
+    </w:lvl>
+    <w:lvl w:ilvl="5" w:tplc="4009001B" w:tentative="1">
+      <w:start w:val="1"/>
+      <w:numFmt w:val="lowerRoman"/>
+      <w:lvlText w:val="%6."/>
+      <w:lvlJc w:val="right"/>
+      <w:pPr>
+        <w:ind w:left="4320" w:hanging="180"/>
+      </w:pPr>
+    </w:lvl>
+    <w:lvl w:ilvl="6" w:tplc="4009000F" w:tentative="1">
+      <w:start w:val="1"/>
+      <w:numFmt w:val="decimal"/>
+      <w:lvlText w:val="%7."/>
+      <w:lvlJc w:val="left"/>
+      <w:pPr>
+        <w:ind w:left="5040" w:hanging="360"/>
+      </w:pPr>
+    </w:lvl>
+    <w:lvl w:ilvl="7" w:tplc="40090019" w:tentative="1">
+      <w:start w:val="1"/>
+      <w:numFmt w:val="lowerLetter"/>
+      <w:lvlText w:val="%8."/>
+      <w:lvlJc w:val="left"/>
+      <w:pPr>
+        <w:ind w:left="5760" w:hanging="360"/>
+      </w:pPr>
+    </w:lvl>
+    <w:lvl w:ilvl="8" w:tplc="4009001B" w:tentative="1">
+      <w:start w:val="1"/>
+      <w:numFmt w:val="lowerRoman"/>
+      <w:lvlText w:val="%9."/>
+      <w:lvlJc w:val="right"/>
+      <w:pPr>
+        <w:ind w:left="6480" w:hanging="180"/>
+      </w:pPr>
+    </w:lvl>
+  </w:abstractNum>
+  <w:abstractNum w:abstractNumId="6">
     <w:nsid w:val="21BE3038"/>
     <w:multiLevelType w:val="hybridMultilevel"/>
-    <w:tmpl w:val="31785652"/>
+    <w:tmpl w:val="CCE277C6"/>
     <w:lvl w:ilvl="0" w:tplc="40090001">
       <w:start w:val="1"/>
       <w:numFmt w:val="bullet"/>
@@ -9024,7 +10431,7 @@
         <w:rFonts w:ascii="Symbol" w:hAnsi="Symbol" w:hint="default"/>
       </w:rPr>
     </w:lvl>
-    <w:lvl w:ilvl="1" w:tplc="40090003" w:tentative="1">
+    <w:lvl w:ilvl="1" w:tplc="40090003">
       <w:start w:val="1"/>
       <w:numFmt w:val="bullet"/>
       <w:lvlText w:val="o"/>
@@ -9121,7 +10528,7 @@
       </w:rPr>
     </w:lvl>
   </w:abstractNum>
-  <w:abstractNum w:abstractNumId="6">
+  <w:abstractNum w:abstractNumId="7">
     <w:nsid w:val="25E5022C"/>
     <w:multiLevelType w:val="hybridMultilevel"/>
     <w:tmpl w:val="1A84A7EE"/>
@@ -9207,7 +10614,7 @@
       </w:pPr>
     </w:lvl>
   </w:abstractNum>
-  <w:abstractNum w:abstractNumId="7">
+  <w:abstractNum w:abstractNumId="8">
     <w:nsid w:val="27496528"/>
     <w:multiLevelType w:val="hybridMultilevel"/>
     <w:tmpl w:val="6D967508"/>
@@ -9296,7 +10703,7 @@
       </w:pPr>
     </w:lvl>
   </w:abstractNum>
-  <w:abstractNum w:abstractNumId="8">
+  <w:abstractNum w:abstractNumId="9">
     <w:nsid w:val="2DD32B0F"/>
     <w:multiLevelType w:val="hybridMultilevel"/>
     <w:tmpl w:val="554CCCDA"/>
@@ -9409,7 +10816,7 @@
       </w:rPr>
     </w:lvl>
   </w:abstractNum>
-  <w:abstractNum w:abstractNumId="9">
+  <w:abstractNum w:abstractNumId="10">
     <w:nsid w:val="2FBD2C0C"/>
     <w:multiLevelType w:val="hybridMultilevel"/>
     <w:tmpl w:val="01684C7C"/>
@@ -9498,7 +10905,7 @@
       </w:pPr>
     </w:lvl>
   </w:abstractNum>
-  <w:abstractNum w:abstractNumId="10">
+  <w:abstractNum w:abstractNumId="11">
     <w:nsid w:val="34FF5AAE"/>
     <w:multiLevelType w:val="hybridMultilevel"/>
     <w:tmpl w:val="3FE6EC76"/>
@@ -9611,7 +11018,7 @@
       </w:rPr>
     </w:lvl>
   </w:abstractNum>
-  <w:abstractNum w:abstractNumId="11">
+  <w:abstractNum w:abstractNumId="12">
     <w:nsid w:val="37740B24"/>
     <w:multiLevelType w:val="hybridMultilevel"/>
     <w:tmpl w:val="3872E6AE"/>
@@ -9697,7 +11104,7 @@
       </w:pPr>
     </w:lvl>
   </w:abstractNum>
-  <w:abstractNum w:abstractNumId="12">
+  <w:abstractNum w:abstractNumId="13">
     <w:nsid w:val="41895E7A"/>
     <w:multiLevelType w:val="hybridMultilevel"/>
     <w:tmpl w:val="7690CF3C"/>
@@ -9783,7 +11190,7 @@
       </w:pPr>
     </w:lvl>
   </w:abstractNum>
-  <w:abstractNum w:abstractNumId="13">
+  <w:abstractNum w:abstractNumId="14">
     <w:nsid w:val="478160C3"/>
     <w:multiLevelType w:val="hybridMultilevel"/>
     <w:tmpl w:val="A35A21BC"/>
@@ -9896,7 +11303,7 @@
       </w:rPr>
     </w:lvl>
   </w:abstractNum>
-  <w:abstractNum w:abstractNumId="14">
+  <w:abstractNum w:abstractNumId="15">
     <w:nsid w:val="4C4A0118"/>
     <w:multiLevelType w:val="hybridMultilevel"/>
     <w:tmpl w:val="A45877B6"/>
@@ -9985,7 +11392,7 @@
       </w:pPr>
     </w:lvl>
   </w:abstractNum>
-  <w:abstractNum w:abstractNumId="15">
+  <w:abstractNum w:abstractNumId="16">
     <w:nsid w:val="4DFB54BE"/>
     <w:multiLevelType w:val="hybridMultilevel"/>
     <w:tmpl w:val="79B8208E"/>
@@ -10071,7 +11478,7 @@
       </w:pPr>
     </w:lvl>
   </w:abstractNum>
-  <w:abstractNum w:abstractNumId="16">
+  <w:abstractNum w:abstractNumId="17">
     <w:nsid w:val="4E7F1D48"/>
     <w:multiLevelType w:val="hybridMultilevel"/>
     <w:tmpl w:val="2898B19C"/>
@@ -10184,7 +11591,7 @@
       </w:rPr>
     </w:lvl>
   </w:abstractNum>
-  <w:abstractNum w:abstractNumId="17">
+  <w:abstractNum w:abstractNumId="18">
     <w:nsid w:val="56BD640B"/>
     <w:multiLevelType w:val="hybridMultilevel"/>
     <w:tmpl w:val="99E6A406"/>
@@ -10270,7 +11677,7 @@
       </w:pPr>
     </w:lvl>
   </w:abstractNum>
-  <w:abstractNum w:abstractNumId="18">
+  <w:abstractNum w:abstractNumId="19">
     <w:nsid w:val="56C512F1"/>
     <w:multiLevelType w:val="hybridMultilevel"/>
     <w:tmpl w:val="A1D4C5B8"/>
@@ -10383,7 +11790,7 @@
       </w:rPr>
     </w:lvl>
   </w:abstractNum>
-  <w:abstractNum w:abstractNumId="19">
+  <w:abstractNum w:abstractNumId="20">
     <w:nsid w:val="5A8E342C"/>
     <w:multiLevelType w:val="hybridMultilevel"/>
     <w:tmpl w:val="74EAC5EE"/>
@@ -10469,7 +11876,7 @@
       </w:pPr>
     </w:lvl>
   </w:abstractNum>
-  <w:abstractNum w:abstractNumId="20">
+  <w:abstractNum w:abstractNumId="21">
     <w:nsid w:val="66B4608C"/>
     <w:multiLevelType w:val="hybridMultilevel"/>
     <w:tmpl w:val="2F288AA4"/>
@@ -10582,7 +11989,120 @@
       </w:rPr>
     </w:lvl>
   </w:abstractNum>
-  <w:abstractNum w:abstractNumId="21">
+  <w:abstractNum w:abstractNumId="22">
+    <w:nsid w:val="6791630E"/>
+    <w:multiLevelType w:val="hybridMultilevel"/>
+    <w:tmpl w:val="C0AE899A"/>
+    <w:lvl w:ilvl="0" w:tplc="40090001">
+      <w:start w:val="1"/>
+      <w:numFmt w:val="bullet"/>
+      <w:lvlText w:val=""/>
+      <w:lvlJc w:val="left"/>
+      <w:pPr>
+        <w:ind w:left="720" w:hanging="360"/>
+      </w:pPr>
+      <w:rPr>
+        <w:rFonts w:ascii="Symbol" w:hAnsi="Symbol" w:hint="default"/>
+      </w:rPr>
+    </w:lvl>
+    <w:lvl w:ilvl="1" w:tplc="40090003" w:tentative="1">
+      <w:start w:val="1"/>
+      <w:numFmt w:val="bullet"/>
+      <w:lvlText w:val="o"/>
+      <w:lvlJc w:val="left"/>
+      <w:pPr>
+        <w:ind w:left="1440" w:hanging="360"/>
+      </w:pPr>
+      <w:rPr>
+        <w:rFonts w:ascii="Courier New" w:hAnsi="Courier New" w:cs="Courier New" w:hint="default"/>
+      </w:rPr>
+    </w:lvl>
+    <w:lvl w:ilvl="2" w:tplc="40090005" w:tentative="1">
+      <w:start w:val="1"/>
+      <w:numFmt w:val="bullet"/>
+      <w:lvlText w:val=""/>
+      <w:lvlJc w:val="left"/>
+      <w:pPr>
+        <w:ind w:left="2160" w:hanging="360"/>
+      </w:pPr>
+      <w:rPr>
+        <w:rFonts w:ascii="Wingdings" w:hAnsi="Wingdings" w:hint="default"/>
+      </w:rPr>
+    </w:lvl>
+    <w:lvl w:ilvl="3" w:tplc="40090001" w:tentative="1">
+      <w:start w:val="1"/>
+      <w:numFmt w:val="bullet"/>
+      <w:lvlText w:val=""/>
+      <w:lvlJc w:val="left"/>
+      <w:pPr>
+        <w:ind w:left="2880" w:hanging="360"/>
+      </w:pPr>
+      <w:rPr>
+        <w:rFonts w:ascii="Symbol" w:hAnsi="Symbol" w:hint="default"/>
+      </w:rPr>
+    </w:lvl>
+    <w:lvl w:ilvl="4" w:tplc="40090003" w:tentative="1">
+      <w:start w:val="1"/>
+      <w:numFmt w:val="bullet"/>
+      <w:lvlText w:val="o"/>
+      <w:lvlJc w:val="left"/>
+      <w:pPr>
+        <w:ind w:left="3600" w:hanging="360"/>
+      </w:pPr>
+      <w:rPr>
+        <w:rFonts w:ascii="Courier New" w:hAnsi="Courier New" w:cs="Courier New" w:hint="default"/>
+      </w:rPr>
+    </w:lvl>
+    <w:lvl w:ilvl="5" w:tplc="40090005" w:tentative="1">
+      <w:start w:val="1"/>
+      <w:numFmt w:val="bullet"/>
+      <w:lvlText w:val=""/>
+      <w:lvlJc w:val="left"/>
+      <w:pPr>
+        <w:ind w:left="4320" w:hanging="360"/>
+      </w:pPr>
+      <w:rPr>
+        <w:rFonts w:ascii="Wingdings" w:hAnsi="Wingdings" w:hint="default"/>
+      </w:rPr>
+    </w:lvl>
+    <w:lvl w:ilvl="6" w:tplc="40090001" w:tentative="1">
+      <w:start w:val="1"/>
+      <w:numFmt w:val="bullet"/>
+      <w:lvlText w:val=""/>
+      <w:lvlJc w:val="left"/>
+      <w:pPr>
+        <w:ind w:left="5040" w:hanging="360"/>
+      </w:pPr>
+      <w:rPr>
+        <w:rFonts w:ascii="Symbol" w:hAnsi="Symbol" w:hint="default"/>
+      </w:rPr>
+    </w:lvl>
+    <w:lvl w:ilvl="7" w:tplc="40090003" w:tentative="1">
+      <w:start w:val="1"/>
+      <w:numFmt w:val="bullet"/>
+      <w:lvlText w:val="o"/>
+      <w:lvlJc w:val="left"/>
+      <w:pPr>
+        <w:ind w:left="5760" w:hanging="360"/>
+      </w:pPr>
+      <w:rPr>
+        <w:rFonts w:ascii="Courier New" w:hAnsi="Courier New" w:cs="Courier New" w:hint="default"/>
+      </w:rPr>
+    </w:lvl>
+    <w:lvl w:ilvl="8" w:tplc="40090005" w:tentative="1">
+      <w:start w:val="1"/>
+      <w:numFmt w:val="bullet"/>
+      <w:lvlText w:val=""/>
+      <w:lvlJc w:val="left"/>
+      <w:pPr>
+        <w:ind w:left="6480" w:hanging="360"/>
+      </w:pPr>
+      <w:rPr>
+        <w:rFonts w:ascii="Wingdings" w:hAnsi="Wingdings" w:hint="default"/>
+      </w:rPr>
+    </w:lvl>
+  </w:abstractNum>
+  <w:abstractNum w:abstractNumId="23">
     <w:nsid w:val="6A9118C3"/>
     <w:multiLevelType w:val="hybridMultilevel"/>
     <w:tmpl w:val="593A6F8A"/>
@@ -10695,7 +12215,7 @@
       </w:rPr>
     </w:lvl>
   </w:abstractNum>
-  <w:abstractNum w:abstractNumId="22">
+  <w:abstractNum w:abstractNumId="24">
     <w:nsid w:val="6ACF42B1"/>
     <w:multiLevelType w:val="hybridMultilevel"/>
     <w:tmpl w:val="61961E14"/>
@@ -10781,7 +12301,7 @@
       </w:pPr>
     </w:lvl>
   </w:abstractNum>
-  <w:abstractNum w:abstractNumId="23">
+  <w:abstractNum w:abstractNumId="25">
     <w:nsid w:val="730D02C7"/>
     <w:multiLevelType w:val="hybridMultilevel"/>
     <w:tmpl w:val="71CACDAC"/>
@@ -10894,7 +12414,7 @@
       </w:rPr>
     </w:lvl>
   </w:abstractNum>
-  <w:abstractNum w:abstractNumId="24">
+  <w:abstractNum w:abstractNumId="26">
     <w:nsid w:val="7B79172C"/>
     <w:multiLevelType w:val="hybridMultilevel"/>
     <w:tmpl w:val="60B69B2E"/>
@@ -10980,7 +12500,7 @@
       </w:pPr>
     </w:lvl>
   </w:abstractNum>
-  <w:abstractNum w:abstractNumId="25">
+  <w:abstractNum w:abstractNumId="27">
     <w:nsid w:val="7C245624"/>
     <w:multiLevelType w:val="hybridMultilevel"/>
     <w:tmpl w:val="B058C9C4"/>
@@ -11066,7 +12586,7 @@
       </w:pPr>
     </w:lvl>
   </w:abstractNum>
-  <w:abstractNum w:abstractNumId="26">
+  <w:abstractNum w:abstractNumId="28">
     <w:nsid w:val="7E6C47CF"/>
     <w:multiLevelType w:val="hybridMultilevel"/>
     <w:tmpl w:val="1C3C72D8"/>
@@ -11152,7 +12672,7 @@
       </w:pPr>
     </w:lvl>
   </w:abstractNum>
-  <w:abstractNum w:abstractNumId="27">
+  <w:abstractNum w:abstractNumId="29">
     <w:nsid w:val="7FE7161A"/>
     <w:multiLevelType w:val="hybridMultilevel"/>
     <w:tmpl w:val="28A6E10C"/>
@@ -11242,85 +12762,91 @@
     <w:abstractNumId w:val="0"/>
   </w:num>
   <w:num w:numId="2">
-    <w:abstractNumId w:val="13"/>
+    <w:abstractNumId w:val="14"/>
   </w:num>
   <w:num w:numId="3">
-    <w:abstractNumId w:val="8"/>
+    <w:abstractNumId w:val="9"/>
   </w:num>
   <w:num w:numId="4">
     <w:abstractNumId w:val="2"/>
   </w:num>
   <w:num w:numId="5">
-    <w:abstractNumId w:val="16"/>
+    <w:abstractNumId w:val="17"/>
   </w:num>
   <w:num w:numId="6">
-    <w:abstractNumId w:val="25"/>
+    <w:abstractNumId w:val="27"/>
   </w:num>
   <w:num w:numId="7">
-    <w:abstractNumId w:val="18"/>
+    <w:abstractNumId w:val="19"/>
   </w:num>
   <w:num w:numId="8">
-    <w:abstractNumId w:val="10"/>
+    <w:abstractNumId w:val="11"/>
   </w:num>
   <w:num w:numId="9">
-    <w:abstractNumId w:val="12"/>
+    <w:abstractNumId w:val="13"/>
   </w:num>
   <w:num w:numId="10">
-    <w:abstractNumId w:val="22"/>
+    <w:abstractNumId w:val="24"/>
   </w:num>
   <w:num w:numId="11">
-    <w:abstractNumId w:val="20"/>
+    <w:abstractNumId w:val="21"/>
   </w:num>
   <w:num w:numId="12">
-    <w:abstractNumId w:val="26"/>
+    <w:abstractNumId w:val="28"/>
   </w:num>
   <w:num w:numId="13">
-    <w:abstractNumId w:val="6"/>
+    <w:abstractNumId w:val="7"/>
   </w:num>
   <w:num w:numId="14">
-    <w:abstractNumId w:val="21"/>
+    <w:abstractNumId w:val="23"/>
   </w:num>
   <w:num w:numId="15">
-    <w:abstractNumId w:val="27"/>
+    <w:abstractNumId w:val="29"/>
   </w:num>
   <w:num w:numId="16">
     <w:abstractNumId w:val="1"/>
   </w:num>
   <w:num w:numId="17">
-    <w:abstractNumId w:val="11"/>
+    <w:abstractNumId w:val="12"/>
   </w:num>
   <w:num w:numId="18">
-    <w:abstractNumId w:val="17"/>
+    <w:abstractNumId w:val="18"/>
   </w:num>
   <w:num w:numId="19">
-    <w:abstractNumId w:val="23"/>
+    <w:abstractNumId w:val="25"/>
   </w:num>
   <w:num w:numId="20">
-    <w:abstractNumId w:val="15"/>
+    <w:abstractNumId w:val="16"/>
   </w:num>
   <w:num w:numId="21">
     <w:abstractNumId w:val="3"/>
   </w:num>
   <w:num w:numId="22">
-    <w:abstractNumId w:val="14"/>
+    <w:abstractNumId w:val="15"/>
   </w:num>
   <w:num w:numId="23">
-    <w:abstractNumId w:val="19"/>
+    <w:abstractNumId w:val="20"/>
   </w:num>
   <w:num w:numId="24">
-    <w:abstractNumId w:val="9"/>
+    <w:abstractNumId w:val="10"/>
   </w:num>
   <w:num w:numId="25">
     <w:abstractNumId w:val="4"/>
   </w:num>
   <w:num w:numId="26">
+    <w:abstractNumId w:val="6"/>
+  </w:num>
+  <w:num w:numId="27">
+    <w:abstractNumId w:val="26"/>
+  </w:num>
+  <w:num w:numId="28">
+    <w:abstractNumId w:val="8"/>
+  </w:num>
+  <w:num w:numId="29">
     <w:abstractNumId w:val="5"/>
   </w:num>
-  <w:num w:numId="27">
-    <w:abstractNumId w:val="24"/>
-  </w:num>
-  <w:num w:numId="28">
-    <w:abstractNumId w:val="7"/>
+  <w:num w:numId="30">
+    <w:abstractNumId w:val="22"/>
   </w:num>
 </w:numbering>
 </file>
@@ -12934,22 +14460,22 @@
     </dgm:pt>
   </dgm:ptLst>
   <dgm:cxnLst>
+    <dgm:cxn modelId="{0851389F-2AB3-4E9B-946E-9D4DAD52D8EB}" srcId="{C282BF24-6945-4521-A475-F2634480607B}" destId="{AF645AB3-99A7-470B-B41D-448E978E9134}" srcOrd="1" destOrd="0" parTransId="{AEE63D8F-833B-45B3-9221-EDAECDB94027}" sibTransId="{606C4831-2717-451A-A82C-5DDE6C36C259}"/>
+    <dgm:cxn modelId="{DE529F8D-EC25-40A7-8362-E2BD42541566}" type="presOf" srcId="{B61A3D1B-3A8C-4FA8-B2FF-6EDC43C9119F}" destId="{C9902DDB-CAD5-4304-80B6-6B4C6D6ABEF2}" srcOrd="0" destOrd="0" presId="urn:microsoft.com/office/officeart/2005/8/layout/chevron1"/>
+    <dgm:cxn modelId="{8A914C2E-423D-4634-A93A-7CF2992B63B2}" type="presOf" srcId="{AF645AB3-99A7-470B-B41D-448E978E9134}" destId="{F64DDA27-42E2-42F6-9438-11F3252DBAD1}" srcOrd="0" destOrd="0" presId="urn:microsoft.com/office/officeart/2005/8/layout/chevron1"/>
+    <dgm:cxn modelId="{3F3FDCBF-7178-46D5-AE13-9C1BCC09839B}" srcId="{C282BF24-6945-4521-A475-F2634480607B}" destId="{B61A3D1B-3A8C-4FA8-B2FF-6EDC43C9119F}" srcOrd="3" destOrd="0" parTransId="{A923760F-1E06-4A70-9679-94012DEEA32A}" sibTransId="{63BB9B52-D7E8-4367-9A15-8A3436067922}"/>
     <dgm:cxn modelId="{8F3B5DA4-C18B-486E-B6C7-2BDDD3595324}" srcId="{C282BF24-6945-4521-A475-F2634480607B}" destId="{BF1F2059-CFEB-485F-B621-D5DF3ACB3CC2}" srcOrd="2" destOrd="0" parTransId="{9DACFA7C-1A54-4022-B41F-730DA71485C2}" sibTransId="{D698A91F-115C-4084-8592-1D3414E7F58F}"/>
-    <dgm:cxn modelId="{78CD8511-9866-4B75-BA76-C20B2D74F15A}" type="presOf" srcId="{B61A3D1B-3A8C-4FA8-B2FF-6EDC43C9119F}" destId="{C9902DDB-CAD5-4304-80B6-6B4C6D6ABEF2}" srcOrd="0" destOrd="0" presId="urn:microsoft.com/office/officeart/2005/8/layout/chevron1"/>
-    <dgm:cxn modelId="{0851389F-2AB3-4E9B-946E-9D4DAD52D8EB}" srcId="{C282BF24-6945-4521-A475-F2634480607B}" destId="{AF645AB3-99A7-470B-B41D-448E978E9134}" srcOrd="1" destOrd="0" parTransId="{AEE63D8F-833B-45B3-9221-EDAECDB94027}" sibTransId="{606C4831-2717-451A-A82C-5DDE6C36C259}"/>
-    <dgm:cxn modelId="{305E2EAF-D67B-431F-B124-DCD293ABE75C}" type="presOf" srcId="{BF1F2059-CFEB-485F-B621-D5DF3ACB3CC2}" destId="{F383E016-67DB-412F-9EE3-2F92DAB1789C}" srcOrd="0" destOrd="0" presId="urn:microsoft.com/office/officeart/2005/8/layout/chevron1"/>
-    <dgm:cxn modelId="{282F0109-A4F7-4BB7-9815-3382E6AEB3AB}" type="presOf" srcId="{C282BF24-6945-4521-A475-F2634480607B}" destId="{E0C781ED-66E9-48AC-881A-E1750FE721BC}" srcOrd="0" destOrd="0" presId="urn:microsoft.com/office/officeart/2005/8/layout/chevron1"/>
-    <dgm:cxn modelId="{3F3FDCBF-7178-46D5-AE13-9C1BCC09839B}" srcId="{C282BF24-6945-4521-A475-F2634480607B}" destId="{B61A3D1B-3A8C-4FA8-B2FF-6EDC43C9119F}" srcOrd="3" destOrd="0" parTransId="{A923760F-1E06-4A70-9679-94012DEEA32A}" sibTransId="{63BB9B52-D7E8-4367-9A15-8A3436067922}"/>
     <dgm:cxn modelId="{E35CBFD9-EF3E-4DB4-98CF-93B9E45CAD4C}" srcId="{C282BF24-6945-4521-A475-F2634480607B}" destId="{AAE35866-219F-4995-945A-F2DAC7547A3A}" srcOrd="0" destOrd="0" parTransId="{7C6C6C56-4C59-446C-A05D-F8D318C4C57C}" sibTransId="{450C0EC3-E1E3-468C-A81F-AAC9FE136323}"/>
-    <dgm:cxn modelId="{5502237A-6A80-417F-8F0F-7AA5FEC86DFD}" type="presOf" srcId="{AF645AB3-99A7-470B-B41D-448E978E9134}" destId="{F64DDA27-42E2-42F6-9438-11F3252DBAD1}" srcOrd="0" destOrd="0" presId="urn:microsoft.com/office/officeart/2005/8/layout/chevron1"/>
-    <dgm:cxn modelId="{DBAC854A-695B-488A-B400-109C166C4BF4}" type="presOf" srcId="{AAE35866-219F-4995-945A-F2DAC7547A3A}" destId="{B0122488-C38E-4E07-908D-8B4D2436C3CB}" srcOrd="0" destOrd="0" presId="urn:microsoft.com/office/officeart/2005/8/layout/chevron1"/>
-    <dgm:cxn modelId="{A5CEDFEB-FCDA-4567-A025-5CF235C25154}" type="presParOf" srcId="{E0C781ED-66E9-48AC-881A-E1750FE721BC}" destId="{B0122488-C38E-4E07-908D-8B4D2436C3CB}" srcOrd="0" destOrd="0" presId="urn:microsoft.com/office/officeart/2005/8/layout/chevron1"/>
-    <dgm:cxn modelId="{77788249-0978-42EF-AAF6-0CDB5A076DB6}" type="presParOf" srcId="{E0C781ED-66E9-48AC-881A-E1750FE721BC}" destId="{BF32C407-0E17-429C-8640-C8C6AF911DDD}" srcOrd="1" destOrd="0" presId="urn:microsoft.com/office/officeart/2005/8/layout/chevron1"/>
-    <dgm:cxn modelId="{549B07F5-1EC4-4CF6-8D4B-ECB75D1EBFEE}" type="presParOf" srcId="{E0C781ED-66E9-48AC-881A-E1750FE721BC}" destId="{F64DDA27-42E2-42F6-9438-11F3252DBAD1}" srcOrd="2" destOrd="0" presId="urn:microsoft.com/office/officeart/2005/8/layout/chevron1"/>
-    <dgm:cxn modelId="{9F9700AC-3C62-4112-9070-9BC38EB70712}" type="presParOf" srcId="{E0C781ED-66E9-48AC-881A-E1750FE721BC}" destId="{1A2ADA33-4D93-471F-8C1D-B4D7C9A08455}" srcOrd="3" destOrd="0" presId="urn:microsoft.com/office/officeart/2005/8/layout/chevron1"/>
-    <dgm:cxn modelId="{CCA9A409-1673-4505-90A1-3DA1AAE10893}" type="presParOf" srcId="{E0C781ED-66E9-48AC-881A-E1750FE721BC}" destId="{F383E016-67DB-412F-9EE3-2F92DAB1789C}" srcOrd="4" destOrd="0" presId="urn:microsoft.com/office/officeart/2005/8/layout/chevron1"/>
-    <dgm:cxn modelId="{D4C4243B-DD3F-4F0D-8FB3-BBAD66747CFE}" type="presParOf" srcId="{E0C781ED-66E9-48AC-881A-E1750FE721BC}" destId="{B87C4F4A-4DC5-44D8-AD64-85A1E7693D27}" srcOrd="5" destOrd="0" presId="urn:microsoft.com/office/officeart/2005/8/layout/chevron1"/>
-    <dgm:cxn modelId="{656F7456-1B96-421C-B2CA-DF6D103D9284}" type="presParOf" srcId="{E0C781ED-66E9-48AC-881A-E1750FE721BC}" destId="{C9902DDB-CAD5-4304-80B6-6B4C6D6ABEF2}" srcOrd="6" destOrd="0" presId="urn:microsoft.com/office/officeart/2005/8/layout/chevron1"/>
+    <dgm:cxn modelId="{E078DA8B-A30B-495C-AB80-304D84B0D15C}" type="presOf" srcId="{C282BF24-6945-4521-A475-F2634480607B}" destId="{E0C781ED-66E9-48AC-881A-E1750FE721BC}" srcOrd="0" destOrd="0" presId="urn:microsoft.com/office/officeart/2005/8/layout/chevron1"/>
+    <dgm:cxn modelId="{FCE187D8-A34B-4C07-89DE-B13BFFD120B1}" type="presOf" srcId="{AAE35866-219F-4995-945A-F2DAC7547A3A}" destId="{B0122488-C38E-4E07-908D-8B4D2436C3CB}" srcOrd="0" destOrd="0" presId="urn:microsoft.com/office/officeart/2005/8/layout/chevron1"/>
+    <dgm:cxn modelId="{9648BAF9-29FD-4118-A869-01CAFCFFFA26}" type="presOf" srcId="{BF1F2059-CFEB-485F-B621-D5DF3ACB3CC2}" destId="{F383E016-67DB-412F-9EE3-2F92DAB1789C}" srcOrd="0" destOrd="0" presId="urn:microsoft.com/office/officeart/2005/8/layout/chevron1"/>
+    <dgm:cxn modelId="{36AC4C82-E0CC-4A15-91D1-4562B3B4C993}" type="presParOf" srcId="{E0C781ED-66E9-48AC-881A-E1750FE721BC}" destId="{B0122488-C38E-4E07-908D-8B4D2436C3CB}" srcOrd="0" destOrd="0" presId="urn:microsoft.com/office/officeart/2005/8/layout/chevron1"/>
+    <dgm:cxn modelId="{8BAAC9FC-67C8-472D-9FB5-92B138B0619D}" type="presParOf" srcId="{E0C781ED-66E9-48AC-881A-E1750FE721BC}" destId="{BF32C407-0E17-429C-8640-C8C6AF911DDD}" srcOrd="1" destOrd="0" presId="urn:microsoft.com/office/officeart/2005/8/layout/chevron1"/>
+    <dgm:cxn modelId="{59904A29-E75C-44CF-AADE-E34672D9CB1F}" type="presParOf" srcId="{E0C781ED-66E9-48AC-881A-E1750FE721BC}" destId="{F64DDA27-42E2-42F6-9438-11F3252DBAD1}" srcOrd="2" destOrd="0" presId="urn:microsoft.com/office/officeart/2005/8/layout/chevron1"/>
+    <dgm:cxn modelId="{D234E3E5-FD56-4DCF-AF42-140BE8276377}" type="presParOf" srcId="{E0C781ED-66E9-48AC-881A-E1750FE721BC}" destId="{1A2ADA33-4D93-471F-8C1D-B4D7C9A08455}" srcOrd="3" destOrd="0" presId="urn:microsoft.com/office/officeart/2005/8/layout/chevron1"/>
+    <dgm:cxn modelId="{CCAA0DF5-C25E-440F-9A76-ADC7BB19B98B}" type="presParOf" srcId="{E0C781ED-66E9-48AC-881A-E1750FE721BC}" destId="{F383E016-67DB-412F-9EE3-2F92DAB1789C}" srcOrd="4" destOrd="0" presId="urn:microsoft.com/office/officeart/2005/8/layout/chevron1"/>
+    <dgm:cxn modelId="{DE24D892-568D-4B46-ACDC-2A219C80960A}" type="presParOf" srcId="{E0C781ED-66E9-48AC-881A-E1750FE721BC}" destId="{B87C4F4A-4DC5-44D8-AD64-85A1E7693D27}" srcOrd="5" destOrd="0" presId="urn:microsoft.com/office/officeart/2005/8/layout/chevron1"/>
+    <dgm:cxn modelId="{69884C59-AC9B-4120-9913-90625104F700}" type="presParOf" srcId="{E0C781ED-66E9-48AC-881A-E1750FE721BC}" destId="{C9902DDB-CAD5-4304-80B6-6B4C6D6ABEF2}" srcOrd="6" destOrd="0" presId="urn:microsoft.com/office/officeart/2005/8/layout/chevron1"/>
   </dgm:cxnLst>
   <dgm:bg/>
   <dgm:whole/>
@@ -14864,7 +16390,7 @@
 </file>
 
 <file path=customXml/itemProps1.xml><?xml version="1.0" encoding="utf-8"?>
-<ds:datastoreItem xmlns:ds="http://schemas.openxmlformats.org/officeDocument/2006/customXml" ds:itemID="{08BB1821-38D6-496D-BFCC-6DBD06AED7EF}">
+<ds:datastoreItem xmlns:ds="http://schemas.openxmlformats.org/officeDocument/2006/customXml" ds:itemID="{6B9FC74A-A68F-4346-949F-024E92669BB9}">
   <ds:schemaRefs>
     <ds:schemaRef ds:uri="http://schemas.openxmlformats.org/officeDocument/2006/bibliography"/>
   </ds:schemaRefs>

--- a/Notes.docx
+++ b/Notes.docx
@@ -9350,6 +9350,46 @@
     </w:p>
     <w:p>
       <w:pPr>
+        <w:pStyle w:val="ListParagraph"/>
+        <w:numPr>
+          <w:ilvl w:val="0"/>
+          <w:numId w:val="29"/>
+        </w:numPr>
+        <w:rPr>
+          <w:sz w:val="24"/>
+          <w:szCs w:val="24"/>
+          <w:lang w:val="en-US"/>
+        </w:rPr>
+      </w:pPr>
+      <w:r>
+        <w:rPr>
+          <w:sz w:val="24"/>
+          <w:szCs w:val="24"/>
+          <w:lang w:val="en-US"/>
+        </w:rPr>
+        <w:t xml:space="preserve">@DataProvider </w:t>
+      </w:r>
+      <w:r>
+        <w:rPr>
+          <w:sz w:val="24"/>
+          <w:szCs w:val="24"/>
+          <w:lang w:val="en-US"/>
+        </w:rPr>
+        <w:sym w:font="Wingdings" w:char="F0E0"/>
+      </w:r>
+      <w:r>
+        <w:rPr>
+          <w:sz w:val="24"/>
+          <w:szCs w:val="24"/>
+          <w:lang w:val="en-US"/>
+        </w:rPr>
+        <w:t xml:space="preserve"> This is the method that sends the data to test case so the test will get execute for multiple times.</w:t>
+      </w:r>
+      <w:bookmarkStart w:id="0" w:name="_GoBack"/>
+      <w:bookmarkEnd w:id="0"/>
+    </w:p>
+    <w:p>
+      <w:pPr>
         <w:rPr>
           <w:sz w:val="24"/>
           <w:szCs w:val="24"/>
@@ -9401,7 +9441,6 @@
           <w:szCs w:val="24"/>
           <w:lang w:val="en-US"/>
         </w:rPr>
-        <w:lastRenderedPageBreak/>
         <w:t>They can appear anywhere in the script</w:t>
       </w:r>
     </w:p>
@@ -9732,8 +9771,6 @@
         <w:tab/>
         <w:t>AfterMethod</w:t>
       </w:r>
-      <w:bookmarkStart w:id="0" w:name="_GoBack"/>
-      <w:bookmarkEnd w:id="0"/>
     </w:p>
     <w:p>
       <w:pPr>
@@ -9751,6 +9788,71 @@
         </w:rPr>
         <w:t>AfterTest</w:t>
       </w:r>
+    </w:p>
+    <w:p>
+      <w:pPr>
+        <w:rPr>
+          <w:sz w:val="24"/>
+          <w:szCs w:val="24"/>
+          <w:lang w:val="en-US"/>
+        </w:rPr>
+      </w:pPr>
+    </w:p>
+    <w:p>
+      <w:pPr>
+        <w:rPr>
+          <w:sz w:val="24"/>
+          <w:szCs w:val="24"/>
+          <w:lang w:val="en-US"/>
+        </w:rPr>
+      </w:pPr>
+    </w:p>
+    <w:p>
+      <w:pPr>
+        <w:rPr>
+          <w:b/>
+          <w:bCs/>
+          <w:sz w:val="24"/>
+          <w:szCs w:val="24"/>
+          <w:lang w:val="en-US"/>
+        </w:rPr>
+      </w:pPr>
+      <w:r>
+        <w:rPr>
+          <w:b/>
+          <w:bCs/>
+          <w:sz w:val="24"/>
+          <w:szCs w:val="24"/>
+          <w:lang w:val="en-US"/>
+        </w:rPr>
+        <w:t>Data Driven Testing</w:t>
+      </w:r>
+    </w:p>
+    <w:p>
+      <w:pPr>
+        <w:rPr>
+          <w:sz w:val="24"/>
+          <w:szCs w:val="24"/>
+          <w:lang w:val="en-US"/>
+        </w:rPr>
+      </w:pPr>
+      <w:r>
+        <w:rPr>
+          <w:sz w:val="24"/>
+          <w:szCs w:val="24"/>
+          <w:lang w:val="en-US"/>
+        </w:rPr>
+        <w:t>Executing single test with multiple data set</w:t>
+      </w:r>
+    </w:p>
+    <w:p>
+      <w:pPr>
+        <w:rPr>
+          <w:sz w:val="24"/>
+          <w:szCs w:val="24"/>
+          <w:lang w:val="en-US"/>
+        </w:rPr>
+      </w:pPr>
     </w:p>
     <w:sectPr>
       <w:pgSz w:w="11906" w:h="16838"/>
@@ -14460,22 +14562,22 @@
     </dgm:pt>
   </dgm:ptLst>
   <dgm:cxnLst>
+    <dgm:cxn modelId="{83181B97-F9B4-446F-B0E6-2FD6DEE31FE2}" type="presOf" srcId="{BF1F2059-CFEB-485F-B621-D5DF3ACB3CC2}" destId="{F383E016-67DB-412F-9EE3-2F92DAB1789C}" srcOrd="0" destOrd="0" presId="urn:microsoft.com/office/officeart/2005/8/layout/chevron1"/>
     <dgm:cxn modelId="{0851389F-2AB3-4E9B-946E-9D4DAD52D8EB}" srcId="{C282BF24-6945-4521-A475-F2634480607B}" destId="{AF645AB3-99A7-470B-B41D-448E978E9134}" srcOrd="1" destOrd="0" parTransId="{AEE63D8F-833B-45B3-9221-EDAECDB94027}" sibTransId="{606C4831-2717-451A-A82C-5DDE6C36C259}"/>
-    <dgm:cxn modelId="{DE529F8D-EC25-40A7-8362-E2BD42541566}" type="presOf" srcId="{B61A3D1B-3A8C-4FA8-B2FF-6EDC43C9119F}" destId="{C9902DDB-CAD5-4304-80B6-6B4C6D6ABEF2}" srcOrd="0" destOrd="0" presId="urn:microsoft.com/office/officeart/2005/8/layout/chevron1"/>
-    <dgm:cxn modelId="{8A914C2E-423D-4634-A93A-7CF2992B63B2}" type="presOf" srcId="{AF645AB3-99A7-470B-B41D-448E978E9134}" destId="{F64DDA27-42E2-42F6-9438-11F3252DBAD1}" srcOrd="0" destOrd="0" presId="urn:microsoft.com/office/officeart/2005/8/layout/chevron1"/>
+    <dgm:cxn modelId="{E53BC975-092F-4166-9C9B-9B7C1565D8BB}" type="presOf" srcId="{AF645AB3-99A7-470B-B41D-448E978E9134}" destId="{F64DDA27-42E2-42F6-9438-11F3252DBAD1}" srcOrd="0" destOrd="0" presId="urn:microsoft.com/office/officeart/2005/8/layout/chevron1"/>
     <dgm:cxn modelId="{3F3FDCBF-7178-46D5-AE13-9C1BCC09839B}" srcId="{C282BF24-6945-4521-A475-F2634480607B}" destId="{B61A3D1B-3A8C-4FA8-B2FF-6EDC43C9119F}" srcOrd="3" destOrd="0" parTransId="{A923760F-1E06-4A70-9679-94012DEEA32A}" sibTransId="{63BB9B52-D7E8-4367-9A15-8A3436067922}"/>
     <dgm:cxn modelId="{8F3B5DA4-C18B-486E-B6C7-2BDDD3595324}" srcId="{C282BF24-6945-4521-A475-F2634480607B}" destId="{BF1F2059-CFEB-485F-B621-D5DF3ACB3CC2}" srcOrd="2" destOrd="0" parTransId="{9DACFA7C-1A54-4022-B41F-730DA71485C2}" sibTransId="{D698A91F-115C-4084-8592-1D3414E7F58F}"/>
+    <dgm:cxn modelId="{1C104C48-8254-4992-86F6-DC699E14B012}" type="presOf" srcId="{B61A3D1B-3A8C-4FA8-B2FF-6EDC43C9119F}" destId="{C9902DDB-CAD5-4304-80B6-6B4C6D6ABEF2}" srcOrd="0" destOrd="0" presId="urn:microsoft.com/office/officeart/2005/8/layout/chevron1"/>
     <dgm:cxn modelId="{E35CBFD9-EF3E-4DB4-98CF-93B9E45CAD4C}" srcId="{C282BF24-6945-4521-A475-F2634480607B}" destId="{AAE35866-219F-4995-945A-F2DAC7547A3A}" srcOrd="0" destOrd="0" parTransId="{7C6C6C56-4C59-446C-A05D-F8D318C4C57C}" sibTransId="{450C0EC3-E1E3-468C-A81F-AAC9FE136323}"/>
-    <dgm:cxn modelId="{E078DA8B-A30B-495C-AB80-304D84B0D15C}" type="presOf" srcId="{C282BF24-6945-4521-A475-F2634480607B}" destId="{E0C781ED-66E9-48AC-881A-E1750FE721BC}" srcOrd="0" destOrd="0" presId="urn:microsoft.com/office/officeart/2005/8/layout/chevron1"/>
-    <dgm:cxn modelId="{FCE187D8-A34B-4C07-89DE-B13BFFD120B1}" type="presOf" srcId="{AAE35866-219F-4995-945A-F2DAC7547A3A}" destId="{B0122488-C38E-4E07-908D-8B4D2436C3CB}" srcOrd="0" destOrd="0" presId="urn:microsoft.com/office/officeart/2005/8/layout/chevron1"/>
-    <dgm:cxn modelId="{9648BAF9-29FD-4118-A869-01CAFCFFFA26}" type="presOf" srcId="{BF1F2059-CFEB-485F-B621-D5DF3ACB3CC2}" destId="{F383E016-67DB-412F-9EE3-2F92DAB1789C}" srcOrd="0" destOrd="0" presId="urn:microsoft.com/office/officeart/2005/8/layout/chevron1"/>
-    <dgm:cxn modelId="{36AC4C82-E0CC-4A15-91D1-4562B3B4C993}" type="presParOf" srcId="{E0C781ED-66E9-48AC-881A-E1750FE721BC}" destId="{B0122488-C38E-4E07-908D-8B4D2436C3CB}" srcOrd="0" destOrd="0" presId="urn:microsoft.com/office/officeart/2005/8/layout/chevron1"/>
-    <dgm:cxn modelId="{8BAAC9FC-67C8-472D-9FB5-92B138B0619D}" type="presParOf" srcId="{E0C781ED-66E9-48AC-881A-E1750FE721BC}" destId="{BF32C407-0E17-429C-8640-C8C6AF911DDD}" srcOrd="1" destOrd="0" presId="urn:microsoft.com/office/officeart/2005/8/layout/chevron1"/>
-    <dgm:cxn modelId="{59904A29-E75C-44CF-AADE-E34672D9CB1F}" type="presParOf" srcId="{E0C781ED-66E9-48AC-881A-E1750FE721BC}" destId="{F64DDA27-42E2-42F6-9438-11F3252DBAD1}" srcOrd="2" destOrd="0" presId="urn:microsoft.com/office/officeart/2005/8/layout/chevron1"/>
-    <dgm:cxn modelId="{D234E3E5-FD56-4DCF-AF42-140BE8276377}" type="presParOf" srcId="{E0C781ED-66E9-48AC-881A-E1750FE721BC}" destId="{1A2ADA33-4D93-471F-8C1D-B4D7C9A08455}" srcOrd="3" destOrd="0" presId="urn:microsoft.com/office/officeart/2005/8/layout/chevron1"/>
-    <dgm:cxn modelId="{CCAA0DF5-C25E-440F-9A76-ADC7BB19B98B}" type="presParOf" srcId="{E0C781ED-66E9-48AC-881A-E1750FE721BC}" destId="{F383E016-67DB-412F-9EE3-2F92DAB1789C}" srcOrd="4" destOrd="0" presId="urn:microsoft.com/office/officeart/2005/8/layout/chevron1"/>
-    <dgm:cxn modelId="{DE24D892-568D-4B46-ACDC-2A219C80960A}" type="presParOf" srcId="{E0C781ED-66E9-48AC-881A-E1750FE721BC}" destId="{B87C4F4A-4DC5-44D8-AD64-85A1E7693D27}" srcOrd="5" destOrd="0" presId="urn:microsoft.com/office/officeart/2005/8/layout/chevron1"/>
-    <dgm:cxn modelId="{69884C59-AC9B-4120-9913-90625104F700}" type="presParOf" srcId="{E0C781ED-66E9-48AC-881A-E1750FE721BC}" destId="{C9902DDB-CAD5-4304-80B6-6B4C6D6ABEF2}" srcOrd="6" destOrd="0" presId="urn:microsoft.com/office/officeart/2005/8/layout/chevron1"/>
+    <dgm:cxn modelId="{A6436A15-489D-4B86-BE96-CD54C0A952D9}" type="presOf" srcId="{AAE35866-219F-4995-945A-F2DAC7547A3A}" destId="{B0122488-C38E-4E07-908D-8B4D2436C3CB}" srcOrd="0" destOrd="0" presId="urn:microsoft.com/office/officeart/2005/8/layout/chevron1"/>
+    <dgm:cxn modelId="{F9264886-4D76-40BD-A3DC-F902D5E8721D}" type="presOf" srcId="{C282BF24-6945-4521-A475-F2634480607B}" destId="{E0C781ED-66E9-48AC-881A-E1750FE721BC}" srcOrd="0" destOrd="0" presId="urn:microsoft.com/office/officeart/2005/8/layout/chevron1"/>
+    <dgm:cxn modelId="{5F2656BA-4E2E-4C4D-9A38-166B07A8BDDA}" type="presParOf" srcId="{E0C781ED-66E9-48AC-881A-E1750FE721BC}" destId="{B0122488-C38E-4E07-908D-8B4D2436C3CB}" srcOrd="0" destOrd="0" presId="urn:microsoft.com/office/officeart/2005/8/layout/chevron1"/>
+    <dgm:cxn modelId="{8C8DF9C7-EA1E-413D-A6B1-4E63F02DC7F7}" type="presParOf" srcId="{E0C781ED-66E9-48AC-881A-E1750FE721BC}" destId="{BF32C407-0E17-429C-8640-C8C6AF911DDD}" srcOrd="1" destOrd="0" presId="urn:microsoft.com/office/officeart/2005/8/layout/chevron1"/>
+    <dgm:cxn modelId="{2E885DB2-BC44-463C-A99F-BE66D1D2C1EB}" type="presParOf" srcId="{E0C781ED-66E9-48AC-881A-E1750FE721BC}" destId="{F64DDA27-42E2-42F6-9438-11F3252DBAD1}" srcOrd="2" destOrd="0" presId="urn:microsoft.com/office/officeart/2005/8/layout/chevron1"/>
+    <dgm:cxn modelId="{83F70E37-D983-421A-BFD3-F1C657C242ED}" type="presParOf" srcId="{E0C781ED-66E9-48AC-881A-E1750FE721BC}" destId="{1A2ADA33-4D93-471F-8C1D-B4D7C9A08455}" srcOrd="3" destOrd="0" presId="urn:microsoft.com/office/officeart/2005/8/layout/chevron1"/>
+    <dgm:cxn modelId="{00D0478B-83B2-4932-879E-CC547495406C}" type="presParOf" srcId="{E0C781ED-66E9-48AC-881A-E1750FE721BC}" destId="{F383E016-67DB-412F-9EE3-2F92DAB1789C}" srcOrd="4" destOrd="0" presId="urn:microsoft.com/office/officeart/2005/8/layout/chevron1"/>
+    <dgm:cxn modelId="{756A2C4D-1976-4186-9351-4F9A0A2E83E4}" type="presParOf" srcId="{E0C781ED-66E9-48AC-881A-E1750FE721BC}" destId="{B87C4F4A-4DC5-44D8-AD64-85A1E7693D27}" srcOrd="5" destOrd="0" presId="urn:microsoft.com/office/officeart/2005/8/layout/chevron1"/>
+    <dgm:cxn modelId="{54E528F9-E29F-43AF-88F1-6CA1FF67C2C4}" type="presParOf" srcId="{E0C781ED-66E9-48AC-881A-E1750FE721BC}" destId="{C9902DDB-CAD5-4304-80B6-6B4C6D6ABEF2}" srcOrd="6" destOrd="0" presId="urn:microsoft.com/office/officeart/2005/8/layout/chevron1"/>
   </dgm:cxnLst>
   <dgm:bg/>
   <dgm:whole/>
@@ -16390,7 +16492,7 @@
 </file>
 
 <file path=customXml/itemProps1.xml><?xml version="1.0" encoding="utf-8"?>
-<ds:datastoreItem xmlns:ds="http://schemas.openxmlformats.org/officeDocument/2006/customXml" ds:itemID="{6B9FC74A-A68F-4346-949F-024E92669BB9}">
+<ds:datastoreItem xmlns:ds="http://schemas.openxmlformats.org/officeDocument/2006/customXml" ds:itemID="{DC2563C6-1380-493F-B5F0-B3A60ADAF350}">
   <ds:schemaRefs>
     <ds:schemaRef ds:uri="http://schemas.openxmlformats.org/officeDocument/2006/bibliography"/>
   </ds:schemaRefs>

--- a/Notes.docx
+++ b/Notes.docx
@@ -9385,474 +9385,632 @@
         </w:rPr>
         <w:t xml:space="preserve"> This is the method that sends the data to test case so the test will get execute for multiple times.</w:t>
       </w:r>
+    </w:p>
+    <w:p>
+      <w:pPr>
+        <w:rPr>
+          <w:sz w:val="24"/>
+          <w:szCs w:val="24"/>
+          <w:lang w:val="en-US"/>
+        </w:rPr>
+      </w:pPr>
+    </w:p>
+    <w:p>
+      <w:pPr>
+        <w:rPr>
+          <w:b/>
+          <w:bCs/>
+          <w:sz w:val="24"/>
+          <w:szCs w:val="24"/>
+          <w:lang w:val="en-US"/>
+        </w:rPr>
+      </w:pPr>
+      <w:r>
+        <w:rPr>
+          <w:b/>
+          <w:bCs/>
+          <w:sz w:val="24"/>
+          <w:szCs w:val="24"/>
+          <w:lang w:val="en-US"/>
+        </w:rPr>
+        <w:t>Points to be noted</w:t>
+      </w:r>
+    </w:p>
+    <w:p>
+      <w:pPr>
+        <w:pStyle w:val="ListParagraph"/>
+        <w:numPr>
+          <w:ilvl w:val="0"/>
+          <w:numId w:val="30"/>
+        </w:numPr>
+        <w:rPr>
+          <w:b/>
+          <w:bCs/>
+          <w:sz w:val="24"/>
+          <w:szCs w:val="24"/>
+          <w:lang w:val="en-US"/>
+        </w:rPr>
+      </w:pPr>
+      <w:r>
+        <w:rPr>
+          <w:b/>
+          <w:bCs/>
+          <w:sz w:val="24"/>
+          <w:szCs w:val="24"/>
+          <w:lang w:val="en-US"/>
+        </w:rPr>
+        <w:t>They can appear anywhere in the script</w:t>
+      </w:r>
+    </w:p>
+    <w:p>
+      <w:pPr>
+        <w:pStyle w:val="ListParagraph"/>
+        <w:numPr>
+          <w:ilvl w:val="0"/>
+          <w:numId w:val="30"/>
+        </w:numPr>
+        <w:rPr>
+          <w:b/>
+          <w:bCs/>
+          <w:sz w:val="24"/>
+          <w:szCs w:val="24"/>
+          <w:lang w:val="en-US"/>
+        </w:rPr>
+      </w:pPr>
+      <w:r>
+        <w:rPr>
+          <w:b/>
+          <w:bCs/>
+          <w:sz w:val="24"/>
+          <w:szCs w:val="24"/>
+          <w:lang w:val="en-US"/>
+        </w:rPr>
+        <w:t>They need not to be in pair</w:t>
+      </w:r>
+    </w:p>
+    <w:p>
+      <w:pPr>
+        <w:rPr>
+          <w:sz w:val="24"/>
+          <w:szCs w:val="24"/>
+          <w:lang w:val="en-US"/>
+        </w:rPr>
+      </w:pPr>
+    </w:p>
+    <w:p>
+      <w:pPr>
+        <w:rPr>
+          <w:sz w:val="24"/>
+          <w:szCs w:val="24"/>
+          <w:lang w:val="en-US"/>
+        </w:rPr>
+      </w:pPr>
+      <w:r>
+        <w:rPr>
+          <w:sz w:val="24"/>
+          <w:szCs w:val="24"/>
+          <w:lang w:val="en-US"/>
+        </w:rPr>
+        <w:t>BeforeTest</w:t>
+      </w:r>
+    </w:p>
+    <w:p>
+      <w:pPr>
+        <w:rPr>
+          <w:sz w:val="24"/>
+          <w:szCs w:val="24"/>
+          <w:lang w:val="en-US"/>
+        </w:rPr>
+      </w:pPr>
+      <w:r>
+        <w:rPr>
+          <w:sz w:val="24"/>
+          <w:szCs w:val="24"/>
+          <w:lang w:val="en-US"/>
+        </w:rPr>
+        <w:tab/>
+        <w:t>BeforeMethod</w:t>
+      </w:r>
+    </w:p>
+    <w:p>
+      <w:pPr>
+        <w:rPr>
+          <w:sz w:val="24"/>
+          <w:szCs w:val="24"/>
+          <w:lang w:val="en-US"/>
+        </w:rPr>
+      </w:pPr>
+      <w:r>
+        <w:rPr>
+          <w:sz w:val="24"/>
+          <w:szCs w:val="24"/>
+          <w:lang w:val="en-US"/>
+        </w:rPr>
+        <w:tab/>
+      </w:r>
+      <w:r>
+        <w:rPr>
+          <w:sz w:val="24"/>
+          <w:szCs w:val="24"/>
+          <w:lang w:val="en-US"/>
+        </w:rPr>
+        <w:tab/>
+      </w:r>
+      <w:r>
+        <w:rPr>
+          <w:sz w:val="24"/>
+          <w:szCs w:val="24"/>
+          <w:lang w:val="en-US"/>
+        </w:rPr>
+        <w:t>Test1</w:t>
+      </w:r>
+    </w:p>
+    <w:p>
+      <w:pPr>
+        <w:rPr>
+          <w:sz w:val="24"/>
+          <w:szCs w:val="24"/>
+          <w:lang w:val="en-US"/>
+        </w:rPr>
+      </w:pPr>
+      <w:r>
+        <w:rPr>
+          <w:sz w:val="24"/>
+          <w:szCs w:val="24"/>
+          <w:lang w:val="en-US"/>
+        </w:rPr>
+        <w:tab/>
+        <w:t>AfterMethod</w:t>
+      </w:r>
+    </w:p>
+    <w:p>
+      <w:pPr>
+        <w:rPr>
+          <w:sz w:val="24"/>
+          <w:szCs w:val="24"/>
+          <w:lang w:val="en-US"/>
+        </w:rPr>
+      </w:pPr>
+      <w:r>
+        <w:rPr>
+          <w:sz w:val="24"/>
+          <w:szCs w:val="24"/>
+          <w:lang w:val="en-US"/>
+        </w:rPr>
+        <w:tab/>
+        <w:t>BeforeMethod</w:t>
+      </w:r>
+    </w:p>
+    <w:p>
+      <w:pPr>
+        <w:rPr>
+          <w:sz w:val="24"/>
+          <w:szCs w:val="24"/>
+          <w:lang w:val="en-US"/>
+        </w:rPr>
+      </w:pPr>
+      <w:r>
+        <w:rPr>
+          <w:sz w:val="24"/>
+          <w:szCs w:val="24"/>
+          <w:lang w:val="en-US"/>
+        </w:rPr>
+        <w:tab/>
+      </w:r>
+      <w:r>
+        <w:rPr>
+          <w:sz w:val="24"/>
+          <w:szCs w:val="24"/>
+          <w:lang w:val="en-US"/>
+        </w:rPr>
+        <w:tab/>
+      </w:r>
+      <w:r>
+        <w:rPr>
+          <w:sz w:val="24"/>
+          <w:szCs w:val="24"/>
+          <w:lang w:val="en-US"/>
+        </w:rPr>
+        <w:t>Test2</w:t>
+      </w:r>
+    </w:p>
+    <w:p>
+      <w:pPr>
+        <w:rPr>
+          <w:sz w:val="24"/>
+          <w:szCs w:val="24"/>
+          <w:lang w:val="en-US"/>
+        </w:rPr>
+      </w:pPr>
+      <w:r>
+        <w:rPr>
+          <w:sz w:val="24"/>
+          <w:szCs w:val="24"/>
+          <w:lang w:val="en-US"/>
+        </w:rPr>
+        <w:tab/>
+        <w:t>AfterMethod</w:t>
+      </w:r>
+    </w:p>
+    <w:p>
+      <w:pPr>
+        <w:rPr>
+          <w:sz w:val="24"/>
+          <w:szCs w:val="24"/>
+          <w:lang w:val="en-US"/>
+        </w:rPr>
+      </w:pPr>
+      <w:r>
+        <w:rPr>
+          <w:sz w:val="24"/>
+          <w:szCs w:val="24"/>
+          <w:lang w:val="en-US"/>
+        </w:rPr>
+        <w:tab/>
+        <w:t>BeforeMethod</w:t>
+      </w:r>
+    </w:p>
+    <w:p>
+      <w:pPr>
+        <w:rPr>
+          <w:sz w:val="24"/>
+          <w:szCs w:val="24"/>
+          <w:lang w:val="en-US"/>
+        </w:rPr>
+      </w:pPr>
+      <w:r>
+        <w:rPr>
+          <w:sz w:val="24"/>
+          <w:szCs w:val="24"/>
+          <w:lang w:val="en-US"/>
+        </w:rPr>
+        <w:tab/>
+      </w:r>
+      <w:r>
+        <w:rPr>
+          <w:sz w:val="24"/>
+          <w:szCs w:val="24"/>
+          <w:lang w:val="en-US"/>
+        </w:rPr>
+        <w:tab/>
+      </w:r>
+      <w:r>
+        <w:rPr>
+          <w:sz w:val="24"/>
+          <w:szCs w:val="24"/>
+          <w:lang w:val="en-US"/>
+        </w:rPr>
+        <w:t>Test3</w:t>
+      </w:r>
+    </w:p>
+    <w:p>
+      <w:pPr>
+        <w:rPr>
+          <w:sz w:val="24"/>
+          <w:szCs w:val="24"/>
+          <w:lang w:val="en-US"/>
+        </w:rPr>
+      </w:pPr>
+      <w:r>
+        <w:rPr>
+          <w:sz w:val="24"/>
+          <w:szCs w:val="24"/>
+          <w:lang w:val="en-US"/>
+        </w:rPr>
+        <w:tab/>
+        <w:t>AfterMethod</w:t>
+      </w:r>
+    </w:p>
+    <w:p>
+      <w:pPr>
+        <w:rPr>
+          <w:sz w:val="24"/>
+          <w:szCs w:val="24"/>
+          <w:lang w:val="en-US"/>
+        </w:rPr>
+      </w:pPr>
+      <w:r>
+        <w:rPr>
+          <w:sz w:val="24"/>
+          <w:szCs w:val="24"/>
+          <w:lang w:val="en-US"/>
+        </w:rPr>
+        <w:tab/>
+        <w:t>BeforeMethod</w:t>
+      </w:r>
+    </w:p>
+    <w:p>
+      <w:pPr>
+        <w:rPr>
+          <w:sz w:val="24"/>
+          <w:szCs w:val="24"/>
+          <w:lang w:val="en-US"/>
+        </w:rPr>
+      </w:pPr>
+      <w:r>
+        <w:rPr>
+          <w:sz w:val="24"/>
+          <w:szCs w:val="24"/>
+          <w:lang w:val="en-US"/>
+        </w:rPr>
+        <w:tab/>
+      </w:r>
+      <w:r>
+        <w:rPr>
+          <w:sz w:val="24"/>
+          <w:szCs w:val="24"/>
+          <w:lang w:val="en-US"/>
+        </w:rPr>
+        <w:tab/>
+      </w:r>
+      <w:r>
+        <w:rPr>
+          <w:sz w:val="24"/>
+          <w:szCs w:val="24"/>
+          <w:lang w:val="en-US"/>
+        </w:rPr>
+        <w:t>Test4</w:t>
+      </w:r>
+    </w:p>
+    <w:p>
+      <w:pPr>
+        <w:rPr>
+          <w:sz w:val="24"/>
+          <w:szCs w:val="24"/>
+          <w:lang w:val="en-US"/>
+        </w:rPr>
+      </w:pPr>
+      <w:r>
+        <w:rPr>
+          <w:sz w:val="24"/>
+          <w:szCs w:val="24"/>
+          <w:lang w:val="en-US"/>
+        </w:rPr>
+        <w:tab/>
+        <w:t>AfterMethod</w:t>
+      </w:r>
+    </w:p>
+    <w:p>
+      <w:pPr>
+        <w:rPr>
+          <w:sz w:val="24"/>
+          <w:szCs w:val="24"/>
+          <w:lang w:val="en-US"/>
+        </w:rPr>
+      </w:pPr>
+      <w:r>
+        <w:rPr>
+          <w:sz w:val="24"/>
+          <w:szCs w:val="24"/>
+          <w:lang w:val="en-US"/>
+        </w:rPr>
+        <w:t>AfterTest</w:t>
+      </w:r>
+    </w:p>
+    <w:p>
+      <w:pPr>
+        <w:rPr>
+          <w:sz w:val="24"/>
+          <w:szCs w:val="24"/>
+          <w:lang w:val="en-US"/>
+        </w:rPr>
+      </w:pPr>
+    </w:p>
+    <w:p>
+      <w:pPr>
+        <w:rPr>
+          <w:sz w:val="24"/>
+          <w:szCs w:val="24"/>
+          <w:lang w:val="en-US"/>
+        </w:rPr>
+      </w:pPr>
+    </w:p>
+    <w:p>
+      <w:pPr>
+        <w:rPr>
+          <w:b/>
+          <w:bCs/>
+          <w:sz w:val="24"/>
+          <w:szCs w:val="24"/>
+          <w:lang w:val="en-US"/>
+        </w:rPr>
+      </w:pPr>
+      <w:r>
+        <w:rPr>
+          <w:b/>
+          <w:bCs/>
+          <w:sz w:val="24"/>
+          <w:szCs w:val="24"/>
+          <w:lang w:val="en-US"/>
+        </w:rPr>
+        <w:t>Data Driven Testing</w:t>
+      </w:r>
+    </w:p>
+    <w:p>
+      <w:pPr>
+        <w:rPr>
+          <w:sz w:val="24"/>
+          <w:szCs w:val="24"/>
+          <w:lang w:val="en-US"/>
+        </w:rPr>
+      </w:pPr>
+      <w:r>
+        <w:rPr>
+          <w:sz w:val="24"/>
+          <w:szCs w:val="24"/>
+          <w:lang w:val="en-US"/>
+        </w:rPr>
+        <w:t>Executing single test with multiple data set</w:t>
+      </w:r>
+    </w:p>
+    <w:p>
+      <w:pPr>
+        <w:rPr>
+          <w:sz w:val="24"/>
+          <w:szCs w:val="24"/>
+          <w:lang w:val="en-US"/>
+        </w:rPr>
+      </w:pPr>
+    </w:p>
+    <w:p>
+      <w:pPr>
+        <w:rPr>
+          <w:b/>
+          <w:bCs/>
+          <w:sz w:val="24"/>
+          <w:szCs w:val="24"/>
+          <w:lang w:val="en-US"/>
+        </w:rPr>
+      </w:pPr>
+      <w:r>
+        <w:rPr>
+          <w:b/>
+          <w:bCs/>
+          <w:sz w:val="24"/>
+          <w:szCs w:val="24"/>
+          <w:lang w:val="en-US"/>
+        </w:rPr>
+        <w:t>Modular Framework</w:t>
+      </w:r>
+    </w:p>
+    <w:p>
+      <w:pPr>
+        <w:pStyle w:val="ListParagraph"/>
+        <w:numPr>
+          <w:ilvl w:val="0"/>
+          <w:numId w:val="31"/>
+        </w:numPr>
+        <w:rPr>
+          <w:sz w:val="24"/>
+          <w:szCs w:val="24"/>
+          <w:lang w:val="en-US"/>
+        </w:rPr>
+      </w:pPr>
+      <w:r>
+        <w:rPr>
+          <w:sz w:val="24"/>
+          <w:szCs w:val="24"/>
+          <w:lang w:val="en-US"/>
+        </w:rPr>
+        <w:t>Executing / Skipping single / multiple tests.</w:t>
+      </w:r>
+    </w:p>
+    <w:p>
+      <w:pPr>
+        <w:pStyle w:val="ListParagraph"/>
+        <w:numPr>
+          <w:ilvl w:val="0"/>
+          <w:numId w:val="31"/>
+        </w:numPr>
+        <w:rPr>
+          <w:sz w:val="24"/>
+          <w:szCs w:val="24"/>
+          <w:lang w:val="en-US"/>
+        </w:rPr>
+      </w:pPr>
+      <w:r>
+        <w:rPr>
+          <w:sz w:val="24"/>
+          <w:szCs w:val="24"/>
+          <w:lang w:val="en-US"/>
+        </w:rPr>
+        <w:t>Executing script via XML file</w:t>
+      </w:r>
+    </w:p>
+    <w:p>
+      <w:pPr>
+        <w:rPr>
+          <w:sz w:val="24"/>
+          <w:szCs w:val="24"/>
+          <w:lang w:val="en-US"/>
+        </w:rPr>
+      </w:pPr>
+      <w:r>
+        <w:rPr>
+          <w:sz w:val="24"/>
+          <w:szCs w:val="24"/>
+          <w:lang w:val="en-US"/>
+        </w:rPr>
+        <w:t>Points to be noted while creating XML file</w:t>
+      </w:r>
+    </w:p>
+    <w:p>
+      <w:pPr>
+        <w:pStyle w:val="ListParagraph"/>
+        <w:numPr>
+          <w:ilvl w:val="0"/>
+          <w:numId w:val="32"/>
+        </w:numPr>
+        <w:rPr>
+          <w:sz w:val="24"/>
+          <w:szCs w:val="24"/>
+          <w:lang w:val="en-US"/>
+        </w:rPr>
+      </w:pPr>
+      <w:r>
+        <w:rPr>
+          <w:sz w:val="24"/>
+          <w:szCs w:val="24"/>
+          <w:lang w:val="en-US"/>
+        </w:rPr>
+        <w:t>All the tags are pre-defined</w:t>
+      </w:r>
+    </w:p>
+    <w:p>
+      <w:pPr>
+        <w:pStyle w:val="ListParagraph"/>
+        <w:numPr>
+          <w:ilvl w:val="0"/>
+          <w:numId w:val="32"/>
+        </w:numPr>
+        <w:rPr>
+          <w:sz w:val="24"/>
+          <w:szCs w:val="24"/>
+          <w:lang w:val="en-US"/>
+        </w:rPr>
+      </w:pPr>
+      <w:r>
+        <w:rPr>
+          <w:sz w:val="24"/>
+          <w:szCs w:val="24"/>
+          <w:lang w:val="en-US"/>
+        </w:rPr>
+        <w:t>Sequence is very important</w:t>
+      </w:r>
+    </w:p>
+    <w:p>
+      <w:pPr>
+        <w:pStyle w:val="ListParagraph"/>
+        <w:numPr>
+          <w:ilvl w:val="0"/>
+          <w:numId w:val="32"/>
+        </w:numPr>
+        <w:rPr>
+          <w:sz w:val="24"/>
+          <w:szCs w:val="24"/>
+          <w:lang w:val="en-US"/>
+        </w:rPr>
+      </w:pPr>
+      <w:r>
+        <w:rPr>
+          <w:sz w:val="24"/>
+          <w:szCs w:val="24"/>
+          <w:lang w:val="en-US"/>
+        </w:rPr>
+        <w:lastRenderedPageBreak/>
+        <w:t>All tags are case sensitive.</w:t>
+      </w:r>
+    </w:p>
+    <w:p>
+      <w:pPr>
+        <w:rPr>
+          <w:sz w:val="24"/>
+          <w:szCs w:val="24"/>
+          <w:lang w:val="en-US"/>
+        </w:rPr>
+      </w:pPr>
       <w:bookmarkStart w:id="0" w:name="_GoBack"/>
       <w:bookmarkEnd w:id="0"/>
-    </w:p>
-    <w:p>
-      <w:pPr>
-        <w:rPr>
-          <w:sz w:val="24"/>
-          <w:szCs w:val="24"/>
-          <w:lang w:val="en-US"/>
-        </w:rPr>
-      </w:pPr>
-    </w:p>
-    <w:p>
-      <w:pPr>
-        <w:rPr>
-          <w:b/>
-          <w:bCs/>
-          <w:sz w:val="24"/>
-          <w:szCs w:val="24"/>
-          <w:lang w:val="en-US"/>
-        </w:rPr>
-      </w:pPr>
-      <w:r>
-        <w:rPr>
-          <w:b/>
-          <w:bCs/>
-          <w:sz w:val="24"/>
-          <w:szCs w:val="24"/>
-          <w:lang w:val="en-US"/>
-        </w:rPr>
-        <w:t>Points to be noted</w:t>
-      </w:r>
-    </w:p>
-    <w:p>
-      <w:pPr>
-        <w:pStyle w:val="ListParagraph"/>
-        <w:numPr>
-          <w:ilvl w:val="0"/>
-          <w:numId w:val="30"/>
-        </w:numPr>
-        <w:rPr>
-          <w:b/>
-          <w:bCs/>
-          <w:sz w:val="24"/>
-          <w:szCs w:val="24"/>
-          <w:lang w:val="en-US"/>
-        </w:rPr>
-      </w:pPr>
-      <w:r>
-        <w:rPr>
-          <w:b/>
-          <w:bCs/>
-          <w:sz w:val="24"/>
-          <w:szCs w:val="24"/>
-          <w:lang w:val="en-US"/>
-        </w:rPr>
-        <w:t>They can appear anywhere in the script</w:t>
-      </w:r>
-    </w:p>
-    <w:p>
-      <w:pPr>
-        <w:pStyle w:val="ListParagraph"/>
-        <w:numPr>
-          <w:ilvl w:val="0"/>
-          <w:numId w:val="30"/>
-        </w:numPr>
-        <w:rPr>
-          <w:b/>
-          <w:bCs/>
-          <w:sz w:val="24"/>
-          <w:szCs w:val="24"/>
-          <w:lang w:val="en-US"/>
-        </w:rPr>
-      </w:pPr>
-      <w:r>
-        <w:rPr>
-          <w:b/>
-          <w:bCs/>
-          <w:sz w:val="24"/>
-          <w:szCs w:val="24"/>
-          <w:lang w:val="en-US"/>
-        </w:rPr>
-        <w:t>They need not to be in pair</w:t>
-      </w:r>
-    </w:p>
-    <w:p>
-      <w:pPr>
-        <w:rPr>
-          <w:sz w:val="24"/>
-          <w:szCs w:val="24"/>
-          <w:lang w:val="en-US"/>
-        </w:rPr>
-      </w:pPr>
-    </w:p>
-    <w:p>
-      <w:pPr>
-        <w:rPr>
-          <w:sz w:val="24"/>
-          <w:szCs w:val="24"/>
-          <w:lang w:val="en-US"/>
-        </w:rPr>
-      </w:pPr>
-      <w:r>
-        <w:rPr>
-          <w:sz w:val="24"/>
-          <w:szCs w:val="24"/>
-          <w:lang w:val="en-US"/>
-        </w:rPr>
-        <w:t>BeforeTest</w:t>
-      </w:r>
-    </w:p>
-    <w:p>
-      <w:pPr>
-        <w:rPr>
-          <w:sz w:val="24"/>
-          <w:szCs w:val="24"/>
-          <w:lang w:val="en-US"/>
-        </w:rPr>
-      </w:pPr>
-      <w:r>
-        <w:rPr>
-          <w:sz w:val="24"/>
-          <w:szCs w:val="24"/>
-          <w:lang w:val="en-US"/>
-        </w:rPr>
-        <w:tab/>
-        <w:t>BeforeMethod</w:t>
-      </w:r>
-    </w:p>
-    <w:p>
-      <w:pPr>
-        <w:rPr>
-          <w:sz w:val="24"/>
-          <w:szCs w:val="24"/>
-          <w:lang w:val="en-US"/>
-        </w:rPr>
-      </w:pPr>
-      <w:r>
-        <w:rPr>
-          <w:sz w:val="24"/>
-          <w:szCs w:val="24"/>
-          <w:lang w:val="en-US"/>
-        </w:rPr>
-        <w:tab/>
-      </w:r>
-      <w:r>
-        <w:rPr>
-          <w:sz w:val="24"/>
-          <w:szCs w:val="24"/>
-          <w:lang w:val="en-US"/>
-        </w:rPr>
-        <w:tab/>
-      </w:r>
-      <w:r>
-        <w:rPr>
-          <w:sz w:val="24"/>
-          <w:szCs w:val="24"/>
-          <w:lang w:val="en-US"/>
-        </w:rPr>
-        <w:t>Test1</w:t>
-      </w:r>
-    </w:p>
-    <w:p>
-      <w:pPr>
-        <w:rPr>
-          <w:sz w:val="24"/>
-          <w:szCs w:val="24"/>
-          <w:lang w:val="en-US"/>
-        </w:rPr>
-      </w:pPr>
-      <w:r>
-        <w:rPr>
-          <w:sz w:val="24"/>
-          <w:szCs w:val="24"/>
-          <w:lang w:val="en-US"/>
-        </w:rPr>
-        <w:tab/>
-        <w:t>AfterMethod</w:t>
-      </w:r>
-    </w:p>
-    <w:p>
-      <w:pPr>
-        <w:rPr>
-          <w:sz w:val="24"/>
-          <w:szCs w:val="24"/>
-          <w:lang w:val="en-US"/>
-        </w:rPr>
-      </w:pPr>
-      <w:r>
-        <w:rPr>
-          <w:sz w:val="24"/>
-          <w:szCs w:val="24"/>
-          <w:lang w:val="en-US"/>
-        </w:rPr>
-        <w:tab/>
-        <w:t>BeforeMethod</w:t>
-      </w:r>
-    </w:p>
-    <w:p>
-      <w:pPr>
-        <w:rPr>
-          <w:sz w:val="24"/>
-          <w:szCs w:val="24"/>
-          <w:lang w:val="en-US"/>
-        </w:rPr>
-      </w:pPr>
-      <w:r>
-        <w:rPr>
-          <w:sz w:val="24"/>
-          <w:szCs w:val="24"/>
-          <w:lang w:val="en-US"/>
-        </w:rPr>
-        <w:tab/>
-      </w:r>
-      <w:r>
-        <w:rPr>
-          <w:sz w:val="24"/>
-          <w:szCs w:val="24"/>
-          <w:lang w:val="en-US"/>
-        </w:rPr>
-        <w:tab/>
-      </w:r>
-      <w:r>
-        <w:rPr>
-          <w:sz w:val="24"/>
-          <w:szCs w:val="24"/>
-          <w:lang w:val="en-US"/>
-        </w:rPr>
-        <w:t>Test2</w:t>
-      </w:r>
-    </w:p>
-    <w:p>
-      <w:pPr>
-        <w:rPr>
-          <w:sz w:val="24"/>
-          <w:szCs w:val="24"/>
-          <w:lang w:val="en-US"/>
-        </w:rPr>
-      </w:pPr>
-      <w:r>
-        <w:rPr>
-          <w:sz w:val="24"/>
-          <w:szCs w:val="24"/>
-          <w:lang w:val="en-US"/>
-        </w:rPr>
-        <w:tab/>
-        <w:t>AfterMethod</w:t>
-      </w:r>
-    </w:p>
-    <w:p>
-      <w:pPr>
-        <w:rPr>
-          <w:sz w:val="24"/>
-          <w:szCs w:val="24"/>
-          <w:lang w:val="en-US"/>
-        </w:rPr>
-      </w:pPr>
-      <w:r>
-        <w:rPr>
-          <w:sz w:val="24"/>
-          <w:szCs w:val="24"/>
-          <w:lang w:val="en-US"/>
-        </w:rPr>
-        <w:tab/>
-        <w:t>BeforeMethod</w:t>
-      </w:r>
-    </w:p>
-    <w:p>
-      <w:pPr>
-        <w:rPr>
-          <w:sz w:val="24"/>
-          <w:szCs w:val="24"/>
-          <w:lang w:val="en-US"/>
-        </w:rPr>
-      </w:pPr>
-      <w:r>
-        <w:rPr>
-          <w:sz w:val="24"/>
-          <w:szCs w:val="24"/>
-          <w:lang w:val="en-US"/>
-        </w:rPr>
-        <w:tab/>
-      </w:r>
-      <w:r>
-        <w:rPr>
-          <w:sz w:val="24"/>
-          <w:szCs w:val="24"/>
-          <w:lang w:val="en-US"/>
-        </w:rPr>
-        <w:tab/>
-      </w:r>
-      <w:r>
-        <w:rPr>
-          <w:sz w:val="24"/>
-          <w:szCs w:val="24"/>
-          <w:lang w:val="en-US"/>
-        </w:rPr>
-        <w:t>Test3</w:t>
-      </w:r>
-    </w:p>
-    <w:p>
-      <w:pPr>
-        <w:rPr>
-          <w:sz w:val="24"/>
-          <w:szCs w:val="24"/>
-          <w:lang w:val="en-US"/>
-        </w:rPr>
-      </w:pPr>
-      <w:r>
-        <w:rPr>
-          <w:sz w:val="24"/>
-          <w:szCs w:val="24"/>
-          <w:lang w:val="en-US"/>
-        </w:rPr>
-        <w:tab/>
-        <w:t>AfterMethod</w:t>
-      </w:r>
-    </w:p>
-    <w:p>
-      <w:pPr>
-        <w:rPr>
-          <w:sz w:val="24"/>
-          <w:szCs w:val="24"/>
-          <w:lang w:val="en-US"/>
-        </w:rPr>
-      </w:pPr>
-      <w:r>
-        <w:rPr>
-          <w:sz w:val="24"/>
-          <w:szCs w:val="24"/>
-          <w:lang w:val="en-US"/>
-        </w:rPr>
-        <w:tab/>
-        <w:t>BeforeMethod</w:t>
-      </w:r>
-    </w:p>
-    <w:p>
-      <w:pPr>
-        <w:rPr>
-          <w:sz w:val="24"/>
-          <w:szCs w:val="24"/>
-          <w:lang w:val="en-US"/>
-        </w:rPr>
-      </w:pPr>
-      <w:r>
-        <w:rPr>
-          <w:sz w:val="24"/>
-          <w:szCs w:val="24"/>
-          <w:lang w:val="en-US"/>
-        </w:rPr>
-        <w:tab/>
-      </w:r>
-      <w:r>
-        <w:rPr>
-          <w:sz w:val="24"/>
-          <w:szCs w:val="24"/>
-          <w:lang w:val="en-US"/>
-        </w:rPr>
-        <w:tab/>
-      </w:r>
-      <w:r>
-        <w:rPr>
-          <w:sz w:val="24"/>
-          <w:szCs w:val="24"/>
-          <w:lang w:val="en-US"/>
-        </w:rPr>
-        <w:t>Test4</w:t>
-      </w:r>
-    </w:p>
-    <w:p>
-      <w:pPr>
-        <w:rPr>
-          <w:sz w:val="24"/>
-          <w:szCs w:val="24"/>
-          <w:lang w:val="en-US"/>
-        </w:rPr>
-      </w:pPr>
-      <w:r>
-        <w:rPr>
-          <w:sz w:val="24"/>
-          <w:szCs w:val="24"/>
-          <w:lang w:val="en-US"/>
-        </w:rPr>
-        <w:tab/>
-        <w:t>AfterMethod</w:t>
-      </w:r>
-    </w:p>
-    <w:p>
-      <w:pPr>
-        <w:rPr>
-          <w:sz w:val="24"/>
-          <w:szCs w:val="24"/>
-          <w:lang w:val="en-US"/>
-        </w:rPr>
-      </w:pPr>
-      <w:r>
-        <w:rPr>
-          <w:sz w:val="24"/>
-          <w:szCs w:val="24"/>
-          <w:lang w:val="en-US"/>
-        </w:rPr>
-        <w:t>AfterTest</w:t>
-      </w:r>
-    </w:p>
-    <w:p>
-      <w:pPr>
-        <w:rPr>
-          <w:sz w:val="24"/>
-          <w:szCs w:val="24"/>
-          <w:lang w:val="en-US"/>
-        </w:rPr>
-      </w:pPr>
-    </w:p>
-    <w:p>
-      <w:pPr>
-        <w:rPr>
-          <w:sz w:val="24"/>
-          <w:szCs w:val="24"/>
-          <w:lang w:val="en-US"/>
-        </w:rPr>
-      </w:pPr>
-    </w:p>
-    <w:p>
-      <w:pPr>
-        <w:rPr>
-          <w:b/>
-          <w:bCs/>
-          <w:sz w:val="24"/>
-          <w:szCs w:val="24"/>
-          <w:lang w:val="en-US"/>
-        </w:rPr>
-      </w:pPr>
-      <w:r>
-        <w:rPr>
-          <w:b/>
-          <w:bCs/>
-          <w:sz w:val="24"/>
-          <w:szCs w:val="24"/>
-          <w:lang w:val="en-US"/>
-        </w:rPr>
-        <w:t>Data Driven Testing</w:t>
-      </w:r>
-    </w:p>
-    <w:p>
-      <w:pPr>
-        <w:rPr>
-          <w:sz w:val="24"/>
-          <w:szCs w:val="24"/>
-          <w:lang w:val="en-US"/>
-        </w:rPr>
-      </w:pPr>
-      <w:r>
-        <w:rPr>
-          <w:sz w:val="24"/>
-          <w:szCs w:val="24"/>
-          <w:lang w:val="en-US"/>
-        </w:rPr>
-        <w:t>Executing single test with multiple data set</w:t>
-      </w:r>
-    </w:p>
-    <w:p>
-      <w:pPr>
-        <w:rPr>
-          <w:sz w:val="24"/>
-          <w:szCs w:val="24"/>
-          <w:lang w:val="en-US"/>
-        </w:rPr>
-      </w:pPr>
     </w:p>
     <w:sectPr>
       <w:pgSz w:w="11906" w:h="16838"/>
@@ -12404,6 +12562,92 @@
     </w:lvl>
   </w:abstractNum>
   <w:abstractNum w:abstractNumId="25">
+    <w:nsid w:val="6B3A6222"/>
+    <w:multiLevelType w:val="hybridMultilevel"/>
+    <w:tmpl w:val="0B9A7016"/>
+    <w:lvl w:ilvl="0" w:tplc="4009000F">
+      <w:start w:val="1"/>
+      <w:numFmt w:val="decimal"/>
+      <w:lvlText w:val="%1."/>
+      <w:lvlJc w:val="left"/>
+      <w:pPr>
+        <w:ind w:left="720" w:hanging="360"/>
+      </w:pPr>
+    </w:lvl>
+    <w:lvl w:ilvl="1" w:tplc="40090019" w:tentative="1">
+      <w:start w:val="1"/>
+      <w:numFmt w:val="lowerLetter"/>
+      <w:lvlText w:val="%2."/>
+      <w:lvlJc w:val="left"/>
+      <w:pPr>
+        <w:ind w:left="1440" w:hanging="360"/>
+      </w:pPr>
+    </w:lvl>
+    <w:lvl w:ilvl="2" w:tplc="4009001B" w:tentative="1">
+      <w:start w:val="1"/>
+      <w:numFmt w:val="lowerRoman"/>
+      <w:lvlText w:val="%3."/>
+      <w:lvlJc w:val="right"/>
+      <w:pPr>
+        <w:ind w:left="2160" w:hanging="180"/>
+      </w:pPr>
+    </w:lvl>
+    <w:lvl w:ilvl="3" w:tplc="4009000F" w:tentative="1">
+      <w:start w:val="1"/>
+      <w:numFmt w:val="decimal"/>
+      <w:lvlText w:val="%4."/>
+      <w:lvlJc w:val="left"/>
+      <w:pPr>
+        <w:ind w:left="2880" w:hanging="360"/>
+      </w:pPr>
+    </w:lvl>
+    <w:lvl w:ilvl="4" w:tplc="40090019" w:tentative="1">
+      <w:start w:val="1"/>
+      <w:numFmt w:val="lowerLetter"/>
+      <w:lvlText w:val="%5."/>
+      <w:lvlJc w:val="left"/>
+      <w:pPr>
+        <w:ind w:left="3600" w:hanging="360"/>
+      </w:pPr>
+    </w:lvl>
+    <w:lvl w:ilvl="5" w:tplc="4009001B" w:tentative="1">
+      <w:start w:val="1"/>
+      <w:numFmt w:val="lowerRoman"/>
+      <w:lvlText w:val="%6."/>
+      <w:lvlJc w:val="right"/>
+      <w:pPr>
+        <w:ind w:left="4320" w:hanging="180"/>
+      </w:pPr>
+    </w:lvl>
+    <w:lvl w:ilvl="6" w:tplc="4009000F" w:tentative="1">
+      <w:start w:val="1"/>
+      <w:numFmt w:val="decimal"/>
+      <w:lvlText w:val="%7."/>
+      <w:lvlJc w:val="left"/>
+      <w:pPr>
+        <w:ind w:left="5040" w:hanging="360"/>
+      </w:pPr>
+    </w:lvl>
+    <w:lvl w:ilvl="7" w:tplc="40090019" w:tentative="1">
+      <w:start w:val="1"/>
+      <w:numFmt w:val="lowerLetter"/>
+      <w:lvlText w:val="%8."/>
+      <w:lvlJc w:val="left"/>
+      <w:pPr>
+        <w:ind w:left="5760" w:hanging="360"/>
+      </w:pPr>
+    </w:lvl>
+    <w:lvl w:ilvl="8" w:tplc="4009001B" w:tentative="1">
+      <w:start w:val="1"/>
+      <w:numFmt w:val="lowerRoman"/>
+      <w:lvlText w:val="%9."/>
+      <w:lvlJc w:val="right"/>
+      <w:pPr>
+        <w:ind w:left="6480" w:hanging="180"/>
+      </w:pPr>
+    </w:lvl>
+  </w:abstractNum>
+  <w:abstractNum w:abstractNumId="26">
     <w:nsid w:val="730D02C7"/>
     <w:multiLevelType w:val="hybridMultilevel"/>
     <w:tmpl w:val="71CACDAC"/>
@@ -12516,7 +12760,120 @@
       </w:rPr>
     </w:lvl>
   </w:abstractNum>
-  <w:abstractNum w:abstractNumId="26">
+  <w:abstractNum w:abstractNumId="27">
+    <w:nsid w:val="76683977"/>
+    <w:multiLevelType w:val="hybridMultilevel"/>
+    <w:tmpl w:val="7DA80B78"/>
+    <w:lvl w:ilvl="0" w:tplc="40090001">
+      <w:start w:val="1"/>
+      <w:numFmt w:val="bullet"/>
+      <w:lvlText w:val=""/>
+      <w:lvlJc w:val="left"/>
+      <w:pPr>
+        <w:ind w:left="720" w:hanging="360"/>
+      </w:pPr>
+      <w:rPr>
+        <w:rFonts w:ascii="Symbol" w:hAnsi="Symbol" w:hint="default"/>
+      </w:rPr>
+    </w:lvl>
+    <w:lvl w:ilvl="1" w:tplc="40090003" w:tentative="1">
+      <w:start w:val="1"/>
+      <w:numFmt w:val="bullet"/>
+      <w:lvlText w:val="o"/>
+      <w:lvlJc w:val="left"/>
+      <w:pPr>
+        <w:ind w:left="1440" w:hanging="360"/>
+      </w:pPr>
+      <w:rPr>
+        <w:rFonts w:ascii="Courier New" w:hAnsi="Courier New" w:cs="Courier New" w:hint="default"/>
+      </w:rPr>
+    </w:lvl>
+    <w:lvl w:ilvl="2" w:tplc="40090005" w:tentative="1">
+      <w:start w:val="1"/>
+      <w:numFmt w:val="bullet"/>
+      <w:lvlText w:val=""/>
+      <w:lvlJc w:val="left"/>
+      <w:pPr>
+        <w:ind w:left="2160" w:hanging="360"/>
+      </w:pPr>
+      <w:rPr>
+        <w:rFonts w:ascii="Wingdings" w:hAnsi="Wingdings" w:hint="default"/>
+      </w:rPr>
+    </w:lvl>
+    <w:lvl w:ilvl="3" w:tplc="40090001" w:tentative="1">
+      <w:start w:val="1"/>
+      <w:numFmt w:val="bullet"/>
+      <w:lvlText w:val=""/>
+      <w:lvlJc w:val="left"/>
+      <w:pPr>
+        <w:ind w:left="2880" w:hanging="360"/>
+      </w:pPr>
+      <w:rPr>
+        <w:rFonts w:ascii="Symbol" w:hAnsi="Symbol" w:hint="default"/>
+      </w:rPr>
+    </w:lvl>
+    <w:lvl w:ilvl="4" w:tplc="40090003" w:tentative="1">
+      <w:start w:val="1"/>
+      <w:numFmt w:val="bullet"/>
+      <w:lvlText w:val="o"/>
+      <w:lvlJc w:val="left"/>
+      <w:pPr>
+        <w:ind w:left="3600" w:hanging="360"/>
+      </w:pPr>
+      <w:rPr>
+        <w:rFonts w:ascii="Courier New" w:hAnsi="Courier New" w:cs="Courier New" w:hint="default"/>
+      </w:rPr>
+    </w:lvl>
+    <w:lvl w:ilvl="5" w:tplc="40090005" w:tentative="1">
+      <w:start w:val="1"/>
+      <w:numFmt w:val="bullet"/>
+      <w:lvlText w:val=""/>
+      <w:lvlJc w:val="left"/>
+      <w:pPr>
+        <w:ind w:left="4320" w:hanging="360"/>
+      </w:pPr>
+      <w:rPr>
+        <w:rFonts w:ascii="Wingdings" w:hAnsi="Wingdings" w:hint="default"/>
+      </w:rPr>
+    </w:lvl>
+    <w:lvl w:ilvl="6" w:tplc="40090001" w:tentative="1">
+      <w:start w:val="1"/>
+      <w:numFmt w:val="bullet"/>
+      <w:lvlText w:val=""/>
+      <w:lvlJc w:val="left"/>
+      <w:pPr>
+        <w:ind w:left="5040" w:hanging="360"/>
+      </w:pPr>
+      <w:rPr>
+        <w:rFonts w:ascii="Symbol" w:hAnsi="Symbol" w:hint="default"/>
+      </w:rPr>
+    </w:lvl>
+    <w:lvl w:ilvl="7" w:tplc="40090003" w:tentative="1">
+      <w:start w:val="1"/>
+      <w:numFmt w:val="bullet"/>
+      <w:lvlText w:val="o"/>
+      <w:lvlJc w:val="left"/>
+      <w:pPr>
+        <w:ind w:left="5760" w:hanging="360"/>
+      </w:pPr>
+      <w:rPr>
+        <w:rFonts w:ascii="Courier New" w:hAnsi="Courier New" w:cs="Courier New" w:hint="default"/>
+      </w:rPr>
+    </w:lvl>
+    <w:lvl w:ilvl="8" w:tplc="40090005" w:tentative="1">
+      <w:start w:val="1"/>
+      <w:numFmt w:val="bullet"/>
+      <w:lvlText w:val=""/>
+      <w:lvlJc w:val="left"/>
+      <w:pPr>
+        <w:ind w:left="6480" w:hanging="360"/>
+      </w:pPr>
+      <w:rPr>
+        <w:rFonts w:ascii="Wingdings" w:hAnsi="Wingdings" w:hint="default"/>
+      </w:rPr>
+    </w:lvl>
+  </w:abstractNum>
+  <w:abstractNum w:abstractNumId="28">
     <w:nsid w:val="7B79172C"/>
     <w:multiLevelType w:val="hybridMultilevel"/>
     <w:tmpl w:val="60B69B2E"/>
@@ -12602,7 +12959,7 @@
       </w:pPr>
     </w:lvl>
   </w:abstractNum>
-  <w:abstractNum w:abstractNumId="27">
+  <w:abstractNum w:abstractNumId="29">
     <w:nsid w:val="7C245624"/>
     <w:multiLevelType w:val="hybridMultilevel"/>
     <w:tmpl w:val="B058C9C4"/>
@@ -12688,7 +13045,7 @@
       </w:pPr>
     </w:lvl>
   </w:abstractNum>
-  <w:abstractNum w:abstractNumId="28">
+  <w:abstractNum w:abstractNumId="30">
     <w:nsid w:val="7E6C47CF"/>
     <w:multiLevelType w:val="hybridMultilevel"/>
     <w:tmpl w:val="1C3C72D8"/>
@@ -12774,7 +13131,7 @@
       </w:pPr>
     </w:lvl>
   </w:abstractNum>
-  <w:abstractNum w:abstractNumId="29">
+  <w:abstractNum w:abstractNumId="31">
     <w:nsid w:val="7FE7161A"/>
     <w:multiLevelType w:val="hybridMultilevel"/>
     <w:tmpl w:val="28A6E10C"/>
@@ -12876,7 +13233,7 @@
     <w:abstractNumId w:val="17"/>
   </w:num>
   <w:num w:numId="6">
-    <w:abstractNumId w:val="27"/>
+    <w:abstractNumId w:val="29"/>
   </w:num>
   <w:num w:numId="7">
     <w:abstractNumId w:val="19"/>
@@ -12894,7 +13251,7 @@
     <w:abstractNumId w:val="21"/>
   </w:num>
   <w:num w:numId="12">
-    <w:abstractNumId w:val="28"/>
+    <w:abstractNumId w:val="30"/>
   </w:num>
   <w:num w:numId="13">
     <w:abstractNumId w:val="7"/>
@@ -12903,7 +13260,7 @@
     <w:abstractNumId w:val="23"/>
   </w:num>
   <w:num w:numId="15">
-    <w:abstractNumId w:val="29"/>
+    <w:abstractNumId w:val="31"/>
   </w:num>
   <w:num w:numId="16">
     <w:abstractNumId w:val="1"/>
@@ -12915,7 +13272,7 @@
     <w:abstractNumId w:val="18"/>
   </w:num>
   <w:num w:numId="19">
-    <w:abstractNumId w:val="25"/>
+    <w:abstractNumId w:val="26"/>
   </w:num>
   <w:num w:numId="20">
     <w:abstractNumId w:val="16"/>
@@ -12939,7 +13296,7 @@
     <w:abstractNumId w:val="6"/>
   </w:num>
   <w:num w:numId="27">
-    <w:abstractNumId w:val="26"/>
+    <w:abstractNumId w:val="28"/>
   </w:num>
   <w:num w:numId="28">
     <w:abstractNumId w:val="8"/>
@@ -12949,6 +13306,12 @@
   </w:num>
   <w:num w:numId="30">
     <w:abstractNumId w:val="22"/>
+  </w:num>
+  <w:num w:numId="31">
+    <w:abstractNumId w:val="27"/>
+  </w:num>
+  <w:num w:numId="32">
+    <w:abstractNumId w:val="25"/>
   </w:num>
 </w:numbering>
 </file>
@@ -14562,22 +14925,22 @@
     </dgm:pt>
   </dgm:ptLst>
   <dgm:cxnLst>
-    <dgm:cxn modelId="{83181B97-F9B4-446F-B0E6-2FD6DEE31FE2}" type="presOf" srcId="{BF1F2059-CFEB-485F-B621-D5DF3ACB3CC2}" destId="{F383E016-67DB-412F-9EE3-2F92DAB1789C}" srcOrd="0" destOrd="0" presId="urn:microsoft.com/office/officeart/2005/8/layout/chevron1"/>
+    <dgm:cxn modelId="{3EE6CD44-AA13-4249-84C0-A4B1422A57CD}" type="presOf" srcId="{AAE35866-219F-4995-945A-F2DAC7547A3A}" destId="{B0122488-C38E-4E07-908D-8B4D2436C3CB}" srcOrd="0" destOrd="0" presId="urn:microsoft.com/office/officeart/2005/8/layout/chevron1"/>
+    <dgm:cxn modelId="{372C88FA-E59C-408E-AAF8-DB9E48289047}" type="presOf" srcId="{C282BF24-6945-4521-A475-F2634480607B}" destId="{E0C781ED-66E9-48AC-881A-E1750FE721BC}" srcOrd="0" destOrd="0" presId="urn:microsoft.com/office/officeart/2005/8/layout/chevron1"/>
+    <dgm:cxn modelId="{8F3B5DA4-C18B-486E-B6C7-2BDDD3595324}" srcId="{C282BF24-6945-4521-A475-F2634480607B}" destId="{BF1F2059-CFEB-485F-B621-D5DF3ACB3CC2}" srcOrd="2" destOrd="0" parTransId="{9DACFA7C-1A54-4022-B41F-730DA71485C2}" sibTransId="{D698A91F-115C-4084-8592-1D3414E7F58F}"/>
     <dgm:cxn modelId="{0851389F-2AB3-4E9B-946E-9D4DAD52D8EB}" srcId="{C282BF24-6945-4521-A475-F2634480607B}" destId="{AF645AB3-99A7-470B-B41D-448E978E9134}" srcOrd="1" destOrd="0" parTransId="{AEE63D8F-833B-45B3-9221-EDAECDB94027}" sibTransId="{606C4831-2717-451A-A82C-5DDE6C36C259}"/>
-    <dgm:cxn modelId="{E53BC975-092F-4166-9C9B-9B7C1565D8BB}" type="presOf" srcId="{AF645AB3-99A7-470B-B41D-448E978E9134}" destId="{F64DDA27-42E2-42F6-9438-11F3252DBAD1}" srcOrd="0" destOrd="0" presId="urn:microsoft.com/office/officeart/2005/8/layout/chevron1"/>
+    <dgm:cxn modelId="{7C078D04-6042-4BCA-BFA9-0161973B8C6B}" type="presOf" srcId="{BF1F2059-CFEB-485F-B621-D5DF3ACB3CC2}" destId="{F383E016-67DB-412F-9EE3-2F92DAB1789C}" srcOrd="0" destOrd="0" presId="urn:microsoft.com/office/officeart/2005/8/layout/chevron1"/>
     <dgm:cxn modelId="{3F3FDCBF-7178-46D5-AE13-9C1BCC09839B}" srcId="{C282BF24-6945-4521-A475-F2634480607B}" destId="{B61A3D1B-3A8C-4FA8-B2FF-6EDC43C9119F}" srcOrd="3" destOrd="0" parTransId="{A923760F-1E06-4A70-9679-94012DEEA32A}" sibTransId="{63BB9B52-D7E8-4367-9A15-8A3436067922}"/>
-    <dgm:cxn modelId="{8F3B5DA4-C18B-486E-B6C7-2BDDD3595324}" srcId="{C282BF24-6945-4521-A475-F2634480607B}" destId="{BF1F2059-CFEB-485F-B621-D5DF3ACB3CC2}" srcOrd="2" destOrd="0" parTransId="{9DACFA7C-1A54-4022-B41F-730DA71485C2}" sibTransId="{D698A91F-115C-4084-8592-1D3414E7F58F}"/>
-    <dgm:cxn modelId="{1C104C48-8254-4992-86F6-DC699E14B012}" type="presOf" srcId="{B61A3D1B-3A8C-4FA8-B2FF-6EDC43C9119F}" destId="{C9902DDB-CAD5-4304-80B6-6B4C6D6ABEF2}" srcOrd="0" destOrd="0" presId="urn:microsoft.com/office/officeart/2005/8/layout/chevron1"/>
+    <dgm:cxn modelId="{82601D91-D8AB-456D-A4B8-828ACD02CD11}" type="presOf" srcId="{B61A3D1B-3A8C-4FA8-B2FF-6EDC43C9119F}" destId="{C9902DDB-CAD5-4304-80B6-6B4C6D6ABEF2}" srcOrd="0" destOrd="0" presId="urn:microsoft.com/office/officeart/2005/8/layout/chevron1"/>
     <dgm:cxn modelId="{E35CBFD9-EF3E-4DB4-98CF-93B9E45CAD4C}" srcId="{C282BF24-6945-4521-A475-F2634480607B}" destId="{AAE35866-219F-4995-945A-F2DAC7547A3A}" srcOrd="0" destOrd="0" parTransId="{7C6C6C56-4C59-446C-A05D-F8D318C4C57C}" sibTransId="{450C0EC3-E1E3-468C-A81F-AAC9FE136323}"/>
-    <dgm:cxn modelId="{A6436A15-489D-4B86-BE96-CD54C0A952D9}" type="presOf" srcId="{AAE35866-219F-4995-945A-F2DAC7547A3A}" destId="{B0122488-C38E-4E07-908D-8B4D2436C3CB}" srcOrd="0" destOrd="0" presId="urn:microsoft.com/office/officeart/2005/8/layout/chevron1"/>
-    <dgm:cxn modelId="{F9264886-4D76-40BD-A3DC-F902D5E8721D}" type="presOf" srcId="{C282BF24-6945-4521-A475-F2634480607B}" destId="{E0C781ED-66E9-48AC-881A-E1750FE721BC}" srcOrd="0" destOrd="0" presId="urn:microsoft.com/office/officeart/2005/8/layout/chevron1"/>
-    <dgm:cxn modelId="{5F2656BA-4E2E-4C4D-9A38-166B07A8BDDA}" type="presParOf" srcId="{E0C781ED-66E9-48AC-881A-E1750FE721BC}" destId="{B0122488-C38E-4E07-908D-8B4D2436C3CB}" srcOrd="0" destOrd="0" presId="urn:microsoft.com/office/officeart/2005/8/layout/chevron1"/>
-    <dgm:cxn modelId="{8C8DF9C7-EA1E-413D-A6B1-4E63F02DC7F7}" type="presParOf" srcId="{E0C781ED-66E9-48AC-881A-E1750FE721BC}" destId="{BF32C407-0E17-429C-8640-C8C6AF911DDD}" srcOrd="1" destOrd="0" presId="urn:microsoft.com/office/officeart/2005/8/layout/chevron1"/>
-    <dgm:cxn modelId="{2E885DB2-BC44-463C-A99F-BE66D1D2C1EB}" type="presParOf" srcId="{E0C781ED-66E9-48AC-881A-E1750FE721BC}" destId="{F64DDA27-42E2-42F6-9438-11F3252DBAD1}" srcOrd="2" destOrd="0" presId="urn:microsoft.com/office/officeart/2005/8/layout/chevron1"/>
-    <dgm:cxn modelId="{83F70E37-D983-421A-BFD3-F1C657C242ED}" type="presParOf" srcId="{E0C781ED-66E9-48AC-881A-E1750FE721BC}" destId="{1A2ADA33-4D93-471F-8C1D-B4D7C9A08455}" srcOrd="3" destOrd="0" presId="urn:microsoft.com/office/officeart/2005/8/layout/chevron1"/>
-    <dgm:cxn modelId="{00D0478B-83B2-4932-879E-CC547495406C}" type="presParOf" srcId="{E0C781ED-66E9-48AC-881A-E1750FE721BC}" destId="{F383E016-67DB-412F-9EE3-2F92DAB1789C}" srcOrd="4" destOrd="0" presId="urn:microsoft.com/office/officeart/2005/8/layout/chevron1"/>
-    <dgm:cxn modelId="{756A2C4D-1976-4186-9351-4F9A0A2E83E4}" type="presParOf" srcId="{E0C781ED-66E9-48AC-881A-E1750FE721BC}" destId="{B87C4F4A-4DC5-44D8-AD64-85A1E7693D27}" srcOrd="5" destOrd="0" presId="urn:microsoft.com/office/officeart/2005/8/layout/chevron1"/>
-    <dgm:cxn modelId="{54E528F9-E29F-43AF-88F1-6CA1FF67C2C4}" type="presParOf" srcId="{E0C781ED-66E9-48AC-881A-E1750FE721BC}" destId="{C9902DDB-CAD5-4304-80B6-6B4C6D6ABEF2}" srcOrd="6" destOrd="0" presId="urn:microsoft.com/office/officeart/2005/8/layout/chevron1"/>
+    <dgm:cxn modelId="{6B62DA94-2E36-4386-8E48-18297EFD3C4C}" type="presOf" srcId="{AF645AB3-99A7-470B-B41D-448E978E9134}" destId="{F64DDA27-42E2-42F6-9438-11F3252DBAD1}" srcOrd="0" destOrd="0" presId="urn:microsoft.com/office/officeart/2005/8/layout/chevron1"/>
+    <dgm:cxn modelId="{F044B1E9-3106-4A8E-B853-43CDFB46F392}" type="presParOf" srcId="{E0C781ED-66E9-48AC-881A-E1750FE721BC}" destId="{B0122488-C38E-4E07-908D-8B4D2436C3CB}" srcOrd="0" destOrd="0" presId="urn:microsoft.com/office/officeart/2005/8/layout/chevron1"/>
+    <dgm:cxn modelId="{02359007-2F1E-4A33-BC31-4590D91665F8}" type="presParOf" srcId="{E0C781ED-66E9-48AC-881A-E1750FE721BC}" destId="{BF32C407-0E17-429C-8640-C8C6AF911DDD}" srcOrd="1" destOrd="0" presId="urn:microsoft.com/office/officeart/2005/8/layout/chevron1"/>
+    <dgm:cxn modelId="{5830B3C2-51AD-4116-83C4-2F43EF637015}" type="presParOf" srcId="{E0C781ED-66E9-48AC-881A-E1750FE721BC}" destId="{F64DDA27-42E2-42F6-9438-11F3252DBAD1}" srcOrd="2" destOrd="0" presId="urn:microsoft.com/office/officeart/2005/8/layout/chevron1"/>
+    <dgm:cxn modelId="{CD7E144B-917B-41D7-AD21-8C1E8849EDA7}" type="presParOf" srcId="{E0C781ED-66E9-48AC-881A-E1750FE721BC}" destId="{1A2ADA33-4D93-471F-8C1D-B4D7C9A08455}" srcOrd="3" destOrd="0" presId="urn:microsoft.com/office/officeart/2005/8/layout/chevron1"/>
+    <dgm:cxn modelId="{6E81D620-FBB0-4F84-9A0E-75AFA1BEB26E}" type="presParOf" srcId="{E0C781ED-66E9-48AC-881A-E1750FE721BC}" destId="{F383E016-67DB-412F-9EE3-2F92DAB1789C}" srcOrd="4" destOrd="0" presId="urn:microsoft.com/office/officeart/2005/8/layout/chevron1"/>
+    <dgm:cxn modelId="{3FA97D19-FF48-4A8E-9576-750D0B54969E}" type="presParOf" srcId="{E0C781ED-66E9-48AC-881A-E1750FE721BC}" destId="{B87C4F4A-4DC5-44D8-AD64-85A1E7693D27}" srcOrd="5" destOrd="0" presId="urn:microsoft.com/office/officeart/2005/8/layout/chevron1"/>
+    <dgm:cxn modelId="{4ECE308C-47E6-4AA0-B11D-7C8596368531}" type="presParOf" srcId="{E0C781ED-66E9-48AC-881A-E1750FE721BC}" destId="{C9902DDB-CAD5-4304-80B6-6B4C6D6ABEF2}" srcOrd="6" destOrd="0" presId="urn:microsoft.com/office/officeart/2005/8/layout/chevron1"/>
   </dgm:cxnLst>
   <dgm:bg/>
   <dgm:whole/>
@@ -16492,7 +16855,7 @@
 </file>
 
 <file path=customXml/itemProps1.xml><?xml version="1.0" encoding="utf-8"?>
-<ds:datastoreItem xmlns:ds="http://schemas.openxmlformats.org/officeDocument/2006/customXml" ds:itemID="{DC2563C6-1380-493F-B5F0-B3A60ADAF350}">
+<ds:datastoreItem xmlns:ds="http://schemas.openxmlformats.org/officeDocument/2006/customXml" ds:itemID="{ED208163-5F0C-4CF0-AE7C-80273F9C63BE}">
   <ds:schemaRefs>
     <ds:schemaRef ds:uri="http://schemas.openxmlformats.org/officeDocument/2006/bibliography"/>
   </ds:schemaRefs>

--- a/Notes.docx
+++ b/Notes.docx
@@ -5871,23 +5871,13 @@
         </w:rPr>
         <w:br/>
       </w:r>
-      <w:proofErr w:type="spellStart"/>
-      <w:r>
-        <w:rPr>
-          <w:sz w:val="24"/>
-          <w:szCs w:val="24"/>
-          <w:lang w:val="en-US"/>
-        </w:rPr>
-        <w:t>tagName</w:t>
-      </w:r>
-      <w:proofErr w:type="spellEnd"/>
-      <w:r>
-        <w:rPr>
-          <w:sz w:val="24"/>
-          <w:szCs w:val="24"/>
-          <w:lang w:val="en-US"/>
-        </w:rPr>
-        <w:t>[attribute=”value”]</w:t>
+      <w:r>
+        <w:rPr>
+          <w:sz w:val="24"/>
+          <w:szCs w:val="24"/>
+          <w:lang w:val="en-US"/>
+        </w:rPr>
+        <w:t>tagName[attribute=”value”]</w:t>
       </w:r>
       <w:r>
         <w:rPr>
@@ -5985,24 +5975,7 @@
           <w:lang w:val="en-US"/>
         </w:rPr>
         <w:br/>
-      </w:r>
-      <w:proofErr w:type="spellStart"/>
-      <w:r>
-        <w:rPr>
-          <w:sz w:val="24"/>
-          <w:szCs w:val="24"/>
-          <w:lang w:val="en-US"/>
-        </w:rPr>
-        <w:t>tagName</w:t>
-      </w:r>
-      <w:proofErr w:type="spellEnd"/>
-      <w:r>
-        <w:rPr>
-          <w:sz w:val="24"/>
-          <w:szCs w:val="24"/>
-          <w:lang w:val="en-US"/>
-        </w:rPr>
-        <w:t>[attribute1=”value”][attribute2=”value”]</w:t>
+        <w:t>tagName[attribute1=”value”][attribute2=”value”]</w:t>
       </w:r>
     </w:p>
     <w:p>
@@ -10009,8 +9982,227 @@
           <w:lang w:val="en-US"/>
         </w:rPr>
       </w:pPr>
+    </w:p>
+    <w:p>
+      <w:pPr>
+        <w:rPr>
+          <w:b/>
+          <w:bCs/>
+          <w:sz w:val="24"/>
+          <w:szCs w:val="24"/>
+          <w:lang w:val="en-US"/>
+        </w:rPr>
+      </w:pPr>
+      <w:r>
+        <w:rPr>
+          <w:b/>
+          <w:bCs/>
+          <w:sz w:val="24"/>
+          <w:szCs w:val="24"/>
+          <w:lang w:val="en-US"/>
+        </w:rPr>
+        <w:t>Keyword Driven Framework</w:t>
+      </w:r>
+    </w:p>
+    <w:p>
+      <w:pPr>
+        <w:rPr>
+          <w:sz w:val="24"/>
+          <w:szCs w:val="24"/>
+          <w:lang w:val="en-US"/>
+        </w:rPr>
+      </w:pPr>
+      <w:r>
+        <w:rPr>
+          <w:sz w:val="24"/>
+          <w:szCs w:val="24"/>
+          <w:lang w:val="en-US"/>
+        </w:rPr>
+        <w:t>We are creating .properties file. This file contains values of all the locators that we are using in the script.</w:t>
+      </w:r>
+    </w:p>
+    <w:p>
+      <w:pPr>
+        <w:rPr>
+          <w:sz w:val="24"/>
+          <w:szCs w:val="24"/>
+          <w:lang w:val="en-US"/>
+        </w:rPr>
+      </w:pPr>
+      <w:r>
+        <w:rPr>
+          <w:sz w:val="24"/>
+          <w:szCs w:val="24"/>
+          <w:lang w:val="en-US"/>
+        </w:rPr>
+        <w:t>In the .properties file we are storing the locators in key value pair format.</w:t>
+      </w:r>
+    </w:p>
+    <w:p>
+      <w:pPr>
+        <w:rPr>
+          <w:sz w:val="24"/>
+          <w:szCs w:val="24"/>
+          <w:lang w:val="en-US"/>
+        </w:rPr>
+      </w:pPr>
+      <w:r>
+        <w:rPr>
+          <w:sz w:val="24"/>
+          <w:szCs w:val="24"/>
+          <w:lang w:val="en-US"/>
+        </w:rPr>
+        <w:t>We are supposed to read these values from script.</w:t>
+      </w:r>
       <w:bookmarkStart w:id="0" w:name="_GoBack"/>
       <w:bookmarkEnd w:id="0"/>
+    </w:p>
+    <w:p>
+      <w:pPr>
+        <w:rPr>
+          <w:sz w:val="24"/>
+          <w:szCs w:val="24"/>
+          <w:lang w:val="en-US"/>
+        </w:rPr>
+      </w:pPr>
+    </w:p>
+    <w:p>
+      <w:pPr>
+        <w:rPr>
+          <w:b/>
+          <w:bCs/>
+          <w:sz w:val="24"/>
+          <w:szCs w:val="24"/>
+          <w:lang w:val="en-US"/>
+        </w:rPr>
+      </w:pPr>
+      <w:r>
+        <w:rPr>
+          <w:b/>
+          <w:bCs/>
+          <w:sz w:val="24"/>
+          <w:szCs w:val="24"/>
+          <w:lang w:val="en-US"/>
+        </w:rPr>
+        <w:t>Page Object Model</w:t>
+      </w:r>
+    </w:p>
+    <w:p>
+      <w:pPr>
+        <w:rPr>
+          <w:sz w:val="24"/>
+          <w:szCs w:val="24"/>
+          <w:lang w:val="en-US"/>
+        </w:rPr>
+      </w:pPr>
+      <w:r>
+        <w:rPr>
+          <w:sz w:val="24"/>
+          <w:szCs w:val="24"/>
+          <w:lang w:val="en-US"/>
+        </w:rPr>
+        <w:t>This is the framework, which separates your script in two parts</w:t>
+      </w:r>
+    </w:p>
+    <w:p>
+      <w:pPr>
+        <w:pStyle w:val="ListParagraph"/>
+        <w:numPr>
+          <w:ilvl w:val="0"/>
+          <w:numId w:val="33"/>
+        </w:numPr>
+        <w:rPr>
+          <w:sz w:val="24"/>
+          <w:szCs w:val="24"/>
+          <w:lang w:val="en-US"/>
+        </w:rPr>
+      </w:pPr>
+      <w:r>
+        <w:rPr>
+          <w:sz w:val="24"/>
+          <w:szCs w:val="24"/>
+          <w:lang w:val="en-US"/>
+        </w:rPr>
+        <w:t>Utility class</w:t>
+      </w:r>
+      <w:r>
+        <w:rPr>
+          <w:sz w:val="24"/>
+          <w:szCs w:val="24"/>
+          <w:lang w:val="en-US"/>
+        </w:rPr>
+        <w:br/>
+        <w:t>Contains the methods that represents the steps in the script</w:t>
+      </w:r>
+    </w:p>
+    <w:p>
+      <w:pPr>
+        <w:pStyle w:val="ListParagraph"/>
+        <w:numPr>
+          <w:ilvl w:val="0"/>
+          <w:numId w:val="33"/>
+        </w:numPr>
+        <w:rPr>
+          <w:sz w:val="24"/>
+          <w:szCs w:val="24"/>
+          <w:lang w:val="en-US"/>
+        </w:rPr>
+      </w:pPr>
+      <w:r>
+        <w:rPr>
+          <w:sz w:val="24"/>
+          <w:szCs w:val="24"/>
+          <w:lang w:val="en-US"/>
+        </w:rPr>
+        <w:t>Client Class</w:t>
+      </w:r>
+      <w:r>
+        <w:rPr>
+          <w:sz w:val="24"/>
+          <w:szCs w:val="24"/>
+          <w:lang w:val="en-US"/>
+        </w:rPr>
+        <w:br/>
+        <w:t>Contains the script that executes the methods from utility class (TestNG class)</w:t>
+      </w:r>
+    </w:p>
+    <w:p>
+      <w:pPr>
+        <w:rPr>
+          <w:b/>
+          <w:bCs/>
+          <w:sz w:val="24"/>
+          <w:szCs w:val="24"/>
+          <w:lang w:val="en-US"/>
+        </w:rPr>
+      </w:pPr>
+      <w:r>
+        <w:rPr>
+          <w:b/>
+          <w:bCs/>
+          <w:sz w:val="24"/>
+          <w:szCs w:val="24"/>
+          <w:lang w:val="en-US"/>
+        </w:rPr>
+        <w:t>Page Factory</w:t>
+      </w:r>
+    </w:p>
+    <w:p>
+      <w:pPr>
+        <w:rPr>
+          <w:sz w:val="24"/>
+          <w:szCs w:val="24"/>
+          <w:lang w:val="en-US"/>
+        </w:rPr>
+      </w:pPr>
+      <w:r>
+        <w:rPr>
+          <w:sz w:val="24"/>
+          <w:szCs w:val="24"/>
+          <w:lang w:val="en-US"/>
+        </w:rPr>
+        <w:t>This is nothing but object repository, which holds all the web elements via @FindBy annotation.</w:t>
+      </w:r>
     </w:p>
     <w:sectPr>
       <w:pgSz w:w="11906" w:h="16838"/>
@@ -11564,6 +11756,95 @@
     </w:lvl>
   </w:abstractNum>
   <w:abstractNum w:abstractNumId="15">
+    <w:nsid w:val="47F12698"/>
+    <w:multiLevelType w:val="hybridMultilevel"/>
+    <w:tmpl w:val="B558A542"/>
+    <w:lvl w:ilvl="0" w:tplc="4009000F">
+      <w:start w:val="1"/>
+      <w:numFmt w:val="decimal"/>
+      <w:lvlText w:val="%1."/>
+      <w:lvlJc w:val="left"/>
+      <w:pPr>
+        <w:ind w:left="720" w:hanging="360"/>
+      </w:pPr>
+      <w:rPr>
+        <w:rFonts w:hint="default"/>
+      </w:rPr>
+    </w:lvl>
+    <w:lvl w:ilvl="1" w:tplc="40090019" w:tentative="1">
+      <w:start w:val="1"/>
+      <w:numFmt w:val="lowerLetter"/>
+      <w:lvlText w:val="%2."/>
+      <w:lvlJc w:val="left"/>
+      <w:pPr>
+        <w:ind w:left="1440" w:hanging="360"/>
+      </w:pPr>
+    </w:lvl>
+    <w:lvl w:ilvl="2" w:tplc="4009001B" w:tentative="1">
+      <w:start w:val="1"/>
+      <w:numFmt w:val="lowerRoman"/>
+      <w:lvlText w:val="%3."/>
+      <w:lvlJc w:val="right"/>
+      <w:pPr>
+        <w:ind w:left="2160" w:hanging="180"/>
+      </w:pPr>
+    </w:lvl>
+    <w:lvl w:ilvl="3" w:tplc="4009000F" w:tentative="1">
+      <w:start w:val="1"/>
+      <w:numFmt w:val="decimal"/>
+      <w:lvlText w:val="%4."/>
+      <w:lvlJc w:val="left"/>
+      <w:pPr>
+        <w:ind w:left="2880" w:hanging="360"/>
+      </w:pPr>
+    </w:lvl>
+    <w:lvl w:ilvl="4" w:tplc="40090019" w:tentative="1">
+      <w:start w:val="1"/>
+      <w:numFmt w:val="lowerLetter"/>
+      <w:lvlText w:val="%5."/>
+      <w:lvlJc w:val="left"/>
+      <w:pPr>
+        <w:ind w:left="3600" w:hanging="360"/>
+      </w:pPr>
+    </w:lvl>
+    <w:lvl w:ilvl="5" w:tplc="4009001B" w:tentative="1">
+      <w:start w:val="1"/>
+      <w:numFmt w:val="lowerRoman"/>
+      <w:lvlText w:val="%6."/>
+      <w:lvlJc w:val="right"/>
+      <w:pPr>
+        <w:ind w:left="4320" w:hanging="180"/>
+      </w:pPr>
+    </w:lvl>
+    <w:lvl w:ilvl="6" w:tplc="4009000F" w:tentative="1">
+      <w:start w:val="1"/>
+      <w:numFmt w:val="decimal"/>
+      <w:lvlText w:val="%7."/>
+      <w:lvlJc w:val="left"/>
+      <w:pPr>
+        <w:ind w:left="5040" w:hanging="360"/>
+      </w:pPr>
+    </w:lvl>
+    <w:lvl w:ilvl="7" w:tplc="40090019" w:tentative="1">
+      <w:start w:val="1"/>
+      <w:numFmt w:val="lowerLetter"/>
+      <w:lvlText w:val="%8."/>
+      <w:lvlJc w:val="left"/>
+      <w:pPr>
+        <w:ind w:left="5760" w:hanging="360"/>
+      </w:pPr>
+    </w:lvl>
+    <w:lvl w:ilvl="8" w:tplc="4009001B" w:tentative="1">
+      <w:start w:val="1"/>
+      <w:numFmt w:val="lowerRoman"/>
+      <w:lvlText w:val="%9."/>
+      <w:lvlJc w:val="right"/>
+      <w:pPr>
+        <w:ind w:left="6480" w:hanging="180"/>
+      </w:pPr>
+    </w:lvl>
+  </w:abstractNum>
+  <w:abstractNum w:abstractNumId="16">
     <w:nsid w:val="4C4A0118"/>
     <w:multiLevelType w:val="hybridMultilevel"/>
     <w:tmpl w:val="A45877B6"/>
@@ -11652,7 +11933,7 @@
       </w:pPr>
     </w:lvl>
   </w:abstractNum>
-  <w:abstractNum w:abstractNumId="16">
+  <w:abstractNum w:abstractNumId="17">
     <w:nsid w:val="4DFB54BE"/>
     <w:multiLevelType w:val="hybridMultilevel"/>
     <w:tmpl w:val="79B8208E"/>
@@ -11738,7 +12019,7 @@
       </w:pPr>
     </w:lvl>
   </w:abstractNum>
-  <w:abstractNum w:abstractNumId="17">
+  <w:abstractNum w:abstractNumId="18">
     <w:nsid w:val="4E7F1D48"/>
     <w:multiLevelType w:val="hybridMultilevel"/>
     <w:tmpl w:val="2898B19C"/>
@@ -11851,7 +12132,7 @@
       </w:rPr>
     </w:lvl>
   </w:abstractNum>
-  <w:abstractNum w:abstractNumId="18">
+  <w:abstractNum w:abstractNumId="19">
     <w:nsid w:val="56BD640B"/>
     <w:multiLevelType w:val="hybridMultilevel"/>
     <w:tmpl w:val="99E6A406"/>
@@ -11937,7 +12218,7 @@
       </w:pPr>
     </w:lvl>
   </w:abstractNum>
-  <w:abstractNum w:abstractNumId="19">
+  <w:abstractNum w:abstractNumId="20">
     <w:nsid w:val="56C512F1"/>
     <w:multiLevelType w:val="hybridMultilevel"/>
     <w:tmpl w:val="A1D4C5B8"/>
@@ -12050,7 +12331,7 @@
       </w:rPr>
     </w:lvl>
   </w:abstractNum>
-  <w:abstractNum w:abstractNumId="20">
+  <w:abstractNum w:abstractNumId="21">
     <w:nsid w:val="5A8E342C"/>
     <w:multiLevelType w:val="hybridMultilevel"/>
     <w:tmpl w:val="74EAC5EE"/>
@@ -12136,7 +12417,7 @@
       </w:pPr>
     </w:lvl>
   </w:abstractNum>
-  <w:abstractNum w:abstractNumId="21">
+  <w:abstractNum w:abstractNumId="22">
     <w:nsid w:val="66B4608C"/>
     <w:multiLevelType w:val="hybridMultilevel"/>
     <w:tmpl w:val="2F288AA4"/>
@@ -12249,7 +12530,7 @@
       </w:rPr>
     </w:lvl>
   </w:abstractNum>
-  <w:abstractNum w:abstractNumId="22">
+  <w:abstractNum w:abstractNumId="23">
     <w:nsid w:val="6791630E"/>
     <w:multiLevelType w:val="hybridMultilevel"/>
     <w:tmpl w:val="C0AE899A"/>
@@ -12362,7 +12643,7 @@
       </w:rPr>
     </w:lvl>
   </w:abstractNum>
-  <w:abstractNum w:abstractNumId="23">
+  <w:abstractNum w:abstractNumId="24">
     <w:nsid w:val="6A9118C3"/>
     <w:multiLevelType w:val="hybridMultilevel"/>
     <w:tmpl w:val="593A6F8A"/>
@@ -12475,7 +12756,7 @@
       </w:rPr>
     </w:lvl>
   </w:abstractNum>
-  <w:abstractNum w:abstractNumId="24">
+  <w:abstractNum w:abstractNumId="25">
     <w:nsid w:val="6ACF42B1"/>
     <w:multiLevelType w:val="hybridMultilevel"/>
     <w:tmpl w:val="61961E14"/>
@@ -12561,7 +12842,7 @@
       </w:pPr>
     </w:lvl>
   </w:abstractNum>
-  <w:abstractNum w:abstractNumId="25">
+  <w:abstractNum w:abstractNumId="26">
     <w:nsid w:val="6B3A6222"/>
     <w:multiLevelType w:val="hybridMultilevel"/>
     <w:tmpl w:val="0B9A7016"/>
@@ -12647,7 +12928,7 @@
       </w:pPr>
     </w:lvl>
   </w:abstractNum>
-  <w:abstractNum w:abstractNumId="26">
+  <w:abstractNum w:abstractNumId="27">
     <w:nsid w:val="730D02C7"/>
     <w:multiLevelType w:val="hybridMultilevel"/>
     <w:tmpl w:val="71CACDAC"/>
@@ -12760,7 +13041,7 @@
       </w:rPr>
     </w:lvl>
   </w:abstractNum>
-  <w:abstractNum w:abstractNumId="27">
+  <w:abstractNum w:abstractNumId="28">
     <w:nsid w:val="76683977"/>
     <w:multiLevelType w:val="hybridMultilevel"/>
     <w:tmpl w:val="7DA80B78"/>
@@ -12873,7 +13154,7 @@
       </w:rPr>
     </w:lvl>
   </w:abstractNum>
-  <w:abstractNum w:abstractNumId="28">
+  <w:abstractNum w:abstractNumId="29">
     <w:nsid w:val="7B79172C"/>
     <w:multiLevelType w:val="hybridMultilevel"/>
     <w:tmpl w:val="60B69B2E"/>
@@ -12959,7 +13240,7 @@
       </w:pPr>
     </w:lvl>
   </w:abstractNum>
-  <w:abstractNum w:abstractNumId="29">
+  <w:abstractNum w:abstractNumId="30">
     <w:nsid w:val="7C245624"/>
     <w:multiLevelType w:val="hybridMultilevel"/>
     <w:tmpl w:val="B058C9C4"/>
@@ -13045,7 +13326,7 @@
       </w:pPr>
     </w:lvl>
   </w:abstractNum>
-  <w:abstractNum w:abstractNumId="30">
+  <w:abstractNum w:abstractNumId="31">
     <w:nsid w:val="7E6C47CF"/>
     <w:multiLevelType w:val="hybridMultilevel"/>
     <w:tmpl w:val="1C3C72D8"/>
@@ -13131,7 +13412,7 @@
       </w:pPr>
     </w:lvl>
   </w:abstractNum>
-  <w:abstractNum w:abstractNumId="31">
+  <w:abstractNum w:abstractNumId="32">
     <w:nsid w:val="7FE7161A"/>
     <w:multiLevelType w:val="hybridMultilevel"/>
     <w:tmpl w:val="28A6E10C"/>
@@ -13230,13 +13511,13 @@
     <w:abstractNumId w:val="2"/>
   </w:num>
   <w:num w:numId="5">
-    <w:abstractNumId w:val="17"/>
+    <w:abstractNumId w:val="18"/>
   </w:num>
   <w:num w:numId="6">
-    <w:abstractNumId w:val="29"/>
+    <w:abstractNumId w:val="30"/>
   </w:num>
   <w:num w:numId="7">
-    <w:abstractNumId w:val="19"/>
+    <w:abstractNumId w:val="20"/>
   </w:num>
   <w:num w:numId="8">
     <w:abstractNumId w:val="11"/>
@@ -13245,22 +13526,22 @@
     <w:abstractNumId w:val="13"/>
   </w:num>
   <w:num w:numId="10">
-    <w:abstractNumId w:val="24"/>
+    <w:abstractNumId w:val="25"/>
   </w:num>
   <w:num w:numId="11">
-    <w:abstractNumId w:val="21"/>
+    <w:abstractNumId w:val="22"/>
   </w:num>
   <w:num w:numId="12">
-    <w:abstractNumId w:val="30"/>
+    <w:abstractNumId w:val="31"/>
   </w:num>
   <w:num w:numId="13">
     <w:abstractNumId w:val="7"/>
   </w:num>
   <w:num w:numId="14">
-    <w:abstractNumId w:val="23"/>
+    <w:abstractNumId w:val="24"/>
   </w:num>
   <w:num w:numId="15">
-    <w:abstractNumId w:val="31"/>
+    <w:abstractNumId w:val="32"/>
   </w:num>
   <w:num w:numId="16">
     <w:abstractNumId w:val="1"/>
@@ -13269,22 +13550,22 @@
     <w:abstractNumId w:val="12"/>
   </w:num>
   <w:num w:numId="18">
-    <w:abstractNumId w:val="18"/>
+    <w:abstractNumId w:val="19"/>
   </w:num>
   <w:num w:numId="19">
-    <w:abstractNumId w:val="26"/>
+    <w:abstractNumId w:val="27"/>
   </w:num>
   <w:num w:numId="20">
-    <w:abstractNumId w:val="16"/>
+    <w:abstractNumId w:val="17"/>
   </w:num>
   <w:num w:numId="21">
     <w:abstractNumId w:val="3"/>
   </w:num>
   <w:num w:numId="22">
-    <w:abstractNumId w:val="15"/>
+    <w:abstractNumId w:val="16"/>
   </w:num>
   <w:num w:numId="23">
-    <w:abstractNumId w:val="20"/>
+    <w:abstractNumId w:val="21"/>
   </w:num>
   <w:num w:numId="24">
     <w:abstractNumId w:val="10"/>
@@ -13296,7 +13577,7 @@
     <w:abstractNumId w:val="6"/>
   </w:num>
   <w:num w:numId="27">
-    <w:abstractNumId w:val="28"/>
+    <w:abstractNumId w:val="29"/>
   </w:num>
   <w:num w:numId="28">
     <w:abstractNumId w:val="8"/>
@@ -13305,13 +13586,16 @@
     <w:abstractNumId w:val="5"/>
   </w:num>
   <w:num w:numId="30">
-    <w:abstractNumId w:val="22"/>
+    <w:abstractNumId w:val="23"/>
   </w:num>
   <w:num w:numId="31">
-    <w:abstractNumId w:val="27"/>
+    <w:abstractNumId w:val="28"/>
   </w:num>
   <w:num w:numId="32">
-    <w:abstractNumId w:val="25"/>
+    <w:abstractNumId w:val="26"/>
+  </w:num>
+  <w:num w:numId="33">
+    <w:abstractNumId w:val="15"/>
   </w:num>
 </w:numbering>
 </file>
@@ -14925,22 +15209,22 @@
     </dgm:pt>
   </dgm:ptLst>
   <dgm:cxnLst>
-    <dgm:cxn modelId="{3EE6CD44-AA13-4249-84C0-A4B1422A57CD}" type="presOf" srcId="{AAE35866-219F-4995-945A-F2DAC7547A3A}" destId="{B0122488-C38E-4E07-908D-8B4D2436C3CB}" srcOrd="0" destOrd="0" presId="urn:microsoft.com/office/officeart/2005/8/layout/chevron1"/>
-    <dgm:cxn modelId="{372C88FA-E59C-408E-AAF8-DB9E48289047}" type="presOf" srcId="{C282BF24-6945-4521-A475-F2634480607B}" destId="{E0C781ED-66E9-48AC-881A-E1750FE721BC}" srcOrd="0" destOrd="0" presId="urn:microsoft.com/office/officeart/2005/8/layout/chevron1"/>
     <dgm:cxn modelId="{8F3B5DA4-C18B-486E-B6C7-2BDDD3595324}" srcId="{C282BF24-6945-4521-A475-F2634480607B}" destId="{BF1F2059-CFEB-485F-B621-D5DF3ACB3CC2}" srcOrd="2" destOrd="0" parTransId="{9DACFA7C-1A54-4022-B41F-730DA71485C2}" sibTransId="{D698A91F-115C-4084-8592-1D3414E7F58F}"/>
     <dgm:cxn modelId="{0851389F-2AB3-4E9B-946E-9D4DAD52D8EB}" srcId="{C282BF24-6945-4521-A475-F2634480607B}" destId="{AF645AB3-99A7-470B-B41D-448E978E9134}" srcOrd="1" destOrd="0" parTransId="{AEE63D8F-833B-45B3-9221-EDAECDB94027}" sibTransId="{606C4831-2717-451A-A82C-5DDE6C36C259}"/>
-    <dgm:cxn modelId="{7C078D04-6042-4BCA-BFA9-0161973B8C6B}" type="presOf" srcId="{BF1F2059-CFEB-485F-B621-D5DF3ACB3CC2}" destId="{F383E016-67DB-412F-9EE3-2F92DAB1789C}" srcOrd="0" destOrd="0" presId="urn:microsoft.com/office/officeart/2005/8/layout/chevron1"/>
+    <dgm:cxn modelId="{A8741A74-07F5-40B6-8608-A1E9DC9106A0}" type="presOf" srcId="{AAE35866-219F-4995-945A-F2DAC7547A3A}" destId="{B0122488-C38E-4E07-908D-8B4D2436C3CB}" srcOrd="0" destOrd="0" presId="urn:microsoft.com/office/officeart/2005/8/layout/chevron1"/>
     <dgm:cxn modelId="{3F3FDCBF-7178-46D5-AE13-9C1BCC09839B}" srcId="{C282BF24-6945-4521-A475-F2634480607B}" destId="{B61A3D1B-3A8C-4FA8-B2FF-6EDC43C9119F}" srcOrd="3" destOrd="0" parTransId="{A923760F-1E06-4A70-9679-94012DEEA32A}" sibTransId="{63BB9B52-D7E8-4367-9A15-8A3436067922}"/>
-    <dgm:cxn modelId="{82601D91-D8AB-456D-A4B8-828ACD02CD11}" type="presOf" srcId="{B61A3D1B-3A8C-4FA8-B2FF-6EDC43C9119F}" destId="{C9902DDB-CAD5-4304-80B6-6B4C6D6ABEF2}" srcOrd="0" destOrd="0" presId="urn:microsoft.com/office/officeart/2005/8/layout/chevron1"/>
     <dgm:cxn modelId="{E35CBFD9-EF3E-4DB4-98CF-93B9E45CAD4C}" srcId="{C282BF24-6945-4521-A475-F2634480607B}" destId="{AAE35866-219F-4995-945A-F2DAC7547A3A}" srcOrd="0" destOrd="0" parTransId="{7C6C6C56-4C59-446C-A05D-F8D318C4C57C}" sibTransId="{450C0EC3-E1E3-468C-A81F-AAC9FE136323}"/>
-    <dgm:cxn modelId="{6B62DA94-2E36-4386-8E48-18297EFD3C4C}" type="presOf" srcId="{AF645AB3-99A7-470B-B41D-448E978E9134}" destId="{F64DDA27-42E2-42F6-9438-11F3252DBAD1}" srcOrd="0" destOrd="0" presId="urn:microsoft.com/office/officeart/2005/8/layout/chevron1"/>
-    <dgm:cxn modelId="{F044B1E9-3106-4A8E-B853-43CDFB46F392}" type="presParOf" srcId="{E0C781ED-66E9-48AC-881A-E1750FE721BC}" destId="{B0122488-C38E-4E07-908D-8B4D2436C3CB}" srcOrd="0" destOrd="0" presId="urn:microsoft.com/office/officeart/2005/8/layout/chevron1"/>
-    <dgm:cxn modelId="{02359007-2F1E-4A33-BC31-4590D91665F8}" type="presParOf" srcId="{E0C781ED-66E9-48AC-881A-E1750FE721BC}" destId="{BF32C407-0E17-429C-8640-C8C6AF911DDD}" srcOrd="1" destOrd="0" presId="urn:microsoft.com/office/officeart/2005/8/layout/chevron1"/>
-    <dgm:cxn modelId="{5830B3C2-51AD-4116-83C4-2F43EF637015}" type="presParOf" srcId="{E0C781ED-66E9-48AC-881A-E1750FE721BC}" destId="{F64DDA27-42E2-42F6-9438-11F3252DBAD1}" srcOrd="2" destOrd="0" presId="urn:microsoft.com/office/officeart/2005/8/layout/chevron1"/>
-    <dgm:cxn modelId="{CD7E144B-917B-41D7-AD21-8C1E8849EDA7}" type="presParOf" srcId="{E0C781ED-66E9-48AC-881A-E1750FE721BC}" destId="{1A2ADA33-4D93-471F-8C1D-B4D7C9A08455}" srcOrd="3" destOrd="0" presId="urn:microsoft.com/office/officeart/2005/8/layout/chevron1"/>
-    <dgm:cxn modelId="{6E81D620-FBB0-4F84-9A0E-75AFA1BEB26E}" type="presParOf" srcId="{E0C781ED-66E9-48AC-881A-E1750FE721BC}" destId="{F383E016-67DB-412F-9EE3-2F92DAB1789C}" srcOrd="4" destOrd="0" presId="urn:microsoft.com/office/officeart/2005/8/layout/chevron1"/>
-    <dgm:cxn modelId="{3FA97D19-FF48-4A8E-9576-750D0B54969E}" type="presParOf" srcId="{E0C781ED-66E9-48AC-881A-E1750FE721BC}" destId="{B87C4F4A-4DC5-44D8-AD64-85A1E7693D27}" srcOrd="5" destOrd="0" presId="urn:microsoft.com/office/officeart/2005/8/layout/chevron1"/>
-    <dgm:cxn modelId="{4ECE308C-47E6-4AA0-B11D-7C8596368531}" type="presParOf" srcId="{E0C781ED-66E9-48AC-881A-E1750FE721BC}" destId="{C9902DDB-CAD5-4304-80B6-6B4C6D6ABEF2}" srcOrd="6" destOrd="0" presId="urn:microsoft.com/office/officeart/2005/8/layout/chevron1"/>
+    <dgm:cxn modelId="{A7488F53-3985-4BFE-921B-81C315B9C30D}" type="presOf" srcId="{AF645AB3-99A7-470B-B41D-448E978E9134}" destId="{F64DDA27-42E2-42F6-9438-11F3252DBAD1}" srcOrd="0" destOrd="0" presId="urn:microsoft.com/office/officeart/2005/8/layout/chevron1"/>
+    <dgm:cxn modelId="{0D92FB54-5B33-4501-8AC0-FE3684284512}" type="presOf" srcId="{BF1F2059-CFEB-485F-B621-D5DF3ACB3CC2}" destId="{F383E016-67DB-412F-9EE3-2F92DAB1789C}" srcOrd="0" destOrd="0" presId="urn:microsoft.com/office/officeart/2005/8/layout/chevron1"/>
+    <dgm:cxn modelId="{1A349E20-269F-4F9F-93B7-F0AC123EFD73}" type="presOf" srcId="{C282BF24-6945-4521-A475-F2634480607B}" destId="{E0C781ED-66E9-48AC-881A-E1750FE721BC}" srcOrd="0" destOrd="0" presId="urn:microsoft.com/office/officeart/2005/8/layout/chevron1"/>
+    <dgm:cxn modelId="{7DB473CE-F3BC-4931-83FA-6A0065268925}" type="presOf" srcId="{B61A3D1B-3A8C-4FA8-B2FF-6EDC43C9119F}" destId="{C9902DDB-CAD5-4304-80B6-6B4C6D6ABEF2}" srcOrd="0" destOrd="0" presId="urn:microsoft.com/office/officeart/2005/8/layout/chevron1"/>
+    <dgm:cxn modelId="{79565183-B8C7-496F-A1FA-7F1F1E83D8AC}" type="presParOf" srcId="{E0C781ED-66E9-48AC-881A-E1750FE721BC}" destId="{B0122488-C38E-4E07-908D-8B4D2436C3CB}" srcOrd="0" destOrd="0" presId="urn:microsoft.com/office/officeart/2005/8/layout/chevron1"/>
+    <dgm:cxn modelId="{045DFD74-F4FC-4F29-B4BE-DEE0D6D17B37}" type="presParOf" srcId="{E0C781ED-66E9-48AC-881A-E1750FE721BC}" destId="{BF32C407-0E17-429C-8640-C8C6AF911DDD}" srcOrd="1" destOrd="0" presId="urn:microsoft.com/office/officeart/2005/8/layout/chevron1"/>
+    <dgm:cxn modelId="{803764B7-8FF2-4BCD-A365-7EE96F2287C1}" type="presParOf" srcId="{E0C781ED-66E9-48AC-881A-E1750FE721BC}" destId="{F64DDA27-42E2-42F6-9438-11F3252DBAD1}" srcOrd="2" destOrd="0" presId="urn:microsoft.com/office/officeart/2005/8/layout/chevron1"/>
+    <dgm:cxn modelId="{4B67E6D9-DEFE-4CBF-879B-CBE640212E68}" type="presParOf" srcId="{E0C781ED-66E9-48AC-881A-E1750FE721BC}" destId="{1A2ADA33-4D93-471F-8C1D-B4D7C9A08455}" srcOrd="3" destOrd="0" presId="urn:microsoft.com/office/officeart/2005/8/layout/chevron1"/>
+    <dgm:cxn modelId="{1F075694-2E33-415E-AF12-F36255C9E8E9}" type="presParOf" srcId="{E0C781ED-66E9-48AC-881A-E1750FE721BC}" destId="{F383E016-67DB-412F-9EE3-2F92DAB1789C}" srcOrd="4" destOrd="0" presId="urn:microsoft.com/office/officeart/2005/8/layout/chevron1"/>
+    <dgm:cxn modelId="{4F821C32-E3A0-4374-8FF9-F7707904A9A0}" type="presParOf" srcId="{E0C781ED-66E9-48AC-881A-E1750FE721BC}" destId="{B87C4F4A-4DC5-44D8-AD64-85A1E7693D27}" srcOrd="5" destOrd="0" presId="urn:microsoft.com/office/officeart/2005/8/layout/chevron1"/>
+    <dgm:cxn modelId="{5E1A0A32-2BC0-4832-85BA-EB0AADB5E281}" type="presParOf" srcId="{E0C781ED-66E9-48AC-881A-E1750FE721BC}" destId="{C9902DDB-CAD5-4304-80B6-6B4C6D6ABEF2}" srcOrd="6" destOrd="0" presId="urn:microsoft.com/office/officeart/2005/8/layout/chevron1"/>
   </dgm:cxnLst>
   <dgm:bg/>
   <dgm:whole/>
@@ -16855,7 +17139,7 @@
 </file>
 
 <file path=customXml/itemProps1.xml><?xml version="1.0" encoding="utf-8"?>
-<ds:datastoreItem xmlns:ds="http://schemas.openxmlformats.org/officeDocument/2006/customXml" ds:itemID="{ED208163-5F0C-4CF0-AE7C-80273F9C63BE}">
+<ds:datastoreItem xmlns:ds="http://schemas.openxmlformats.org/officeDocument/2006/customXml" ds:itemID="{6F45129B-AA1F-43B8-B2D2-38B3A50FAAD8}">
   <ds:schemaRefs>
     <ds:schemaRef ds:uri="http://schemas.openxmlformats.org/officeDocument/2006/bibliography"/>
   </ds:schemaRefs>

--- a/Notes.docx
+++ b/Notes.docx
@@ -10054,6 +10054,494 @@
         </w:rPr>
         <w:t>We are supposed to read these values from script.</w:t>
       </w:r>
+    </w:p>
+    <w:p>
+      <w:pPr>
+        <w:rPr>
+          <w:sz w:val="24"/>
+          <w:szCs w:val="24"/>
+          <w:lang w:val="en-US"/>
+        </w:rPr>
+      </w:pPr>
+    </w:p>
+    <w:p>
+      <w:pPr>
+        <w:rPr>
+          <w:b/>
+          <w:bCs/>
+          <w:sz w:val="24"/>
+          <w:szCs w:val="24"/>
+          <w:lang w:val="en-US"/>
+        </w:rPr>
+      </w:pPr>
+      <w:r>
+        <w:rPr>
+          <w:b/>
+          <w:bCs/>
+          <w:sz w:val="24"/>
+          <w:szCs w:val="24"/>
+          <w:lang w:val="en-US"/>
+        </w:rPr>
+        <w:t>Page Object Model</w:t>
+      </w:r>
+    </w:p>
+    <w:p>
+      <w:pPr>
+        <w:rPr>
+          <w:sz w:val="24"/>
+          <w:szCs w:val="24"/>
+          <w:lang w:val="en-US"/>
+        </w:rPr>
+      </w:pPr>
+      <w:r>
+        <w:rPr>
+          <w:sz w:val="24"/>
+          <w:szCs w:val="24"/>
+          <w:lang w:val="en-US"/>
+        </w:rPr>
+        <w:t>This is the framework, which separates your script in two parts</w:t>
+      </w:r>
+    </w:p>
+    <w:p>
+      <w:pPr>
+        <w:pStyle w:val="ListParagraph"/>
+        <w:numPr>
+          <w:ilvl w:val="0"/>
+          <w:numId w:val="33"/>
+        </w:numPr>
+        <w:rPr>
+          <w:sz w:val="24"/>
+          <w:szCs w:val="24"/>
+          <w:lang w:val="en-US"/>
+        </w:rPr>
+      </w:pPr>
+      <w:r>
+        <w:rPr>
+          <w:sz w:val="24"/>
+          <w:szCs w:val="24"/>
+          <w:lang w:val="en-US"/>
+        </w:rPr>
+        <w:t>Utility class</w:t>
+      </w:r>
+      <w:r>
+        <w:rPr>
+          <w:sz w:val="24"/>
+          <w:szCs w:val="24"/>
+          <w:lang w:val="en-US"/>
+        </w:rPr>
+        <w:br/>
+        <w:t>Contains the methods that represents the steps in the script</w:t>
+      </w:r>
+    </w:p>
+    <w:p>
+      <w:pPr>
+        <w:pStyle w:val="ListParagraph"/>
+        <w:numPr>
+          <w:ilvl w:val="0"/>
+          <w:numId w:val="33"/>
+        </w:numPr>
+        <w:rPr>
+          <w:sz w:val="24"/>
+          <w:szCs w:val="24"/>
+          <w:lang w:val="en-US"/>
+        </w:rPr>
+      </w:pPr>
+      <w:r>
+        <w:rPr>
+          <w:sz w:val="24"/>
+          <w:szCs w:val="24"/>
+          <w:lang w:val="en-US"/>
+        </w:rPr>
+        <w:t>Client Class</w:t>
+      </w:r>
+      <w:r>
+        <w:rPr>
+          <w:sz w:val="24"/>
+          <w:szCs w:val="24"/>
+          <w:lang w:val="en-US"/>
+        </w:rPr>
+        <w:br/>
+        <w:t>Contains the script that executes the methods from utility class (TestNG class)</w:t>
+      </w:r>
+    </w:p>
+    <w:p>
+      <w:pPr>
+        <w:rPr>
+          <w:b/>
+          <w:bCs/>
+          <w:sz w:val="24"/>
+          <w:szCs w:val="24"/>
+          <w:lang w:val="en-US"/>
+        </w:rPr>
+      </w:pPr>
+      <w:r>
+        <w:rPr>
+          <w:b/>
+          <w:bCs/>
+          <w:sz w:val="24"/>
+          <w:szCs w:val="24"/>
+          <w:lang w:val="en-US"/>
+        </w:rPr>
+        <w:t>Page Factory</w:t>
+      </w:r>
+    </w:p>
+    <w:p>
+      <w:pPr>
+        <w:rPr>
+          <w:sz w:val="24"/>
+          <w:szCs w:val="24"/>
+          <w:lang w:val="en-US"/>
+        </w:rPr>
+      </w:pPr>
+      <w:r>
+        <w:rPr>
+          <w:sz w:val="24"/>
+          <w:szCs w:val="24"/>
+          <w:lang w:val="en-US"/>
+        </w:rPr>
+        <w:t>This is nothing but object repository, which holds all the web elements via @FindBy annotation.</w:t>
+      </w:r>
+    </w:p>
+    <w:p>
+      <w:pPr>
+        <w:rPr>
+          <w:sz w:val="24"/>
+          <w:szCs w:val="24"/>
+          <w:lang w:val="en-US"/>
+        </w:rPr>
+      </w:pPr>
+    </w:p>
+    <w:p>
+      <w:pPr>
+        <w:rPr>
+          <w:b/>
+          <w:bCs/>
+          <w:sz w:val="24"/>
+          <w:szCs w:val="24"/>
+          <w:lang w:val="en-US"/>
+        </w:rPr>
+      </w:pPr>
+      <w:r>
+        <w:rPr>
+          <w:b/>
+          <w:bCs/>
+          <w:sz w:val="24"/>
+          <w:szCs w:val="24"/>
+          <w:lang w:val="en-US"/>
+        </w:rPr>
+        <w:t>Data Driven Framework</w:t>
+      </w:r>
+    </w:p>
+    <w:p>
+      <w:pPr>
+        <w:rPr>
+          <w:b/>
+          <w:bCs/>
+          <w:sz w:val="24"/>
+          <w:szCs w:val="24"/>
+          <w:lang w:val="en-US"/>
+        </w:rPr>
+      </w:pPr>
+      <w:r>
+        <w:rPr>
+          <w:noProof/>
+          <w:lang w:eastAsia="en-IN"/>
+        </w:rPr>
+        <w:drawing>
+          <wp:inline distT="0" distB="0" distL="0" distR="0" wp14:anchorId="7549E8A7" wp14:editId="3E31C28A">
+            <wp:extent cx="3952875" cy="2238375"/>
+            <wp:effectExtent l="0" t="0" r="9525" b="9525"/>
+            <wp:docPr id="3" name="Picture 3"/>
+            <wp:cNvGraphicFramePr>
+              <a:graphicFrameLocks xmlns:a="http://schemas.openxmlformats.org/drawingml/2006/main" noChangeAspect="1"/>
+            </wp:cNvGraphicFramePr>
+            <a:graphic xmlns:a="http://schemas.openxmlformats.org/drawingml/2006/main">
+              <a:graphicData uri="http://schemas.openxmlformats.org/drawingml/2006/picture">
+                <pic:pic xmlns:pic="http://schemas.openxmlformats.org/drawingml/2006/picture">
+                  <pic:nvPicPr>
+                    <pic:cNvPr id="1" name=""/>
+                    <pic:cNvPicPr/>
+                  </pic:nvPicPr>
+                  <pic:blipFill rotWithShape="1">
+                    <a:blip r:embed="rId12"/>
+                    <a:srcRect l="22934" t="20098" r="8099" b="10443"/>
+                    <a:stretch/>
+                  </pic:blipFill>
+                  <pic:spPr bwMode="auto">
+                    <a:xfrm>
+                      <a:off x="0" y="0"/>
+                      <a:ext cx="3952875" cy="2238375"/>
+                    </a:xfrm>
+                    <a:prstGeom prst="rect">
+                      <a:avLst/>
+                    </a:prstGeom>
+                    <a:ln>
+                      <a:noFill/>
+                    </a:ln>
+                    <a:extLst>
+                      <a:ext uri="{53640926-AAD7-44D8-BBD7-CCE9431645EC}">
+                        <a14:shadowObscured xmlns:a14="http://schemas.microsoft.com/office/drawing/2010/main"/>
+                      </a:ext>
+                    </a:extLst>
+                  </pic:spPr>
+                </pic:pic>
+              </a:graphicData>
+            </a:graphic>
+          </wp:inline>
+        </w:drawing>
+      </w:r>
+    </w:p>
+    <w:p>
+      <w:pPr>
+        <w:rPr>
+          <w:b/>
+          <w:bCs/>
+          <w:sz w:val="24"/>
+          <w:szCs w:val="24"/>
+          <w:lang w:val="en-US"/>
+        </w:rPr>
+      </w:pPr>
+      <w:r>
+        <w:rPr>
+          <w:noProof/>
+          <w:lang w:eastAsia="en-IN"/>
+        </w:rPr>
+        <w:lastRenderedPageBreak/>
+        <w:drawing>
+          <wp:inline distT="0" distB="0" distL="0" distR="0" wp14:anchorId="45B8ED01" wp14:editId="417EBD5C">
+            <wp:extent cx="3648075" cy="2133600"/>
+            <wp:effectExtent l="0" t="0" r="9525" b="0"/>
+            <wp:docPr id="4" name="Picture 4"/>
+            <wp:cNvGraphicFramePr>
+              <a:graphicFrameLocks xmlns:a="http://schemas.openxmlformats.org/drawingml/2006/main" noChangeAspect="1"/>
+            </wp:cNvGraphicFramePr>
+            <a:graphic xmlns:a="http://schemas.openxmlformats.org/drawingml/2006/main">
+              <a:graphicData uri="http://schemas.openxmlformats.org/drawingml/2006/picture">
+                <pic:pic xmlns:pic="http://schemas.openxmlformats.org/drawingml/2006/picture">
+                  <pic:nvPicPr>
+                    <pic:cNvPr id="1" name=""/>
+                    <pic:cNvPicPr/>
+                  </pic:nvPicPr>
+                  <pic:blipFill rotWithShape="1">
+                    <a:blip r:embed="rId13"/>
+                    <a:srcRect l="25260" t="21873" r="11091" b="11921"/>
+                    <a:stretch/>
+                  </pic:blipFill>
+                  <pic:spPr bwMode="auto">
+                    <a:xfrm>
+                      <a:off x="0" y="0"/>
+                      <a:ext cx="3648075" cy="2133600"/>
+                    </a:xfrm>
+                    <a:prstGeom prst="rect">
+                      <a:avLst/>
+                    </a:prstGeom>
+                    <a:ln>
+                      <a:noFill/>
+                    </a:ln>
+                    <a:extLst>
+                      <a:ext uri="{53640926-AAD7-44D8-BBD7-CCE9431645EC}">
+                        <a14:shadowObscured xmlns:a14="http://schemas.microsoft.com/office/drawing/2010/main"/>
+                      </a:ext>
+                    </a:extLst>
+                  </pic:spPr>
+                </pic:pic>
+              </a:graphicData>
+            </a:graphic>
+          </wp:inline>
+        </w:drawing>
+      </w:r>
+    </w:p>
+    <w:p>
+      <w:pPr>
+        <w:rPr>
+          <w:b/>
+          <w:bCs/>
+          <w:sz w:val="24"/>
+          <w:szCs w:val="24"/>
+          <w:lang w:val="en-US"/>
+        </w:rPr>
+      </w:pPr>
+    </w:p>
+    <w:p>
+      <w:pPr>
+        <w:rPr>
+          <w:b/>
+          <w:bCs/>
+          <w:sz w:val="24"/>
+          <w:szCs w:val="24"/>
+          <w:lang w:val="en-US"/>
+        </w:rPr>
+      </w:pPr>
+      <w:r>
+        <w:rPr>
+          <w:b/>
+          <w:bCs/>
+          <w:sz w:val="24"/>
+          <w:szCs w:val="24"/>
+          <w:lang w:val="en-US"/>
+        </w:rPr>
+        <w:t>Configuration</w:t>
+      </w:r>
+    </w:p>
+    <w:p>
+      <w:pPr>
+        <w:rPr>
+          <w:sz w:val="24"/>
+          <w:szCs w:val="24"/>
+          <w:lang w:val="en-US"/>
+        </w:rPr>
+      </w:pPr>
+      <w:hyperlink r:id="rId14" w:history="1">
+        <w:r>
+          <w:rPr>
+            <w:rStyle w:val="Hyperlink"/>
+            <w:sz w:val="24"/>
+            <w:szCs w:val="24"/>
+            <w:lang w:val="en-US"/>
+          </w:rPr>
+          <w:t>https://archive.apache.org/dist/poi/release/bin/</w:t>
+        </w:r>
+      </w:hyperlink>
+      <w:r>
+        <w:rPr>
+          <w:sz w:val="24"/>
+          <w:szCs w:val="24"/>
+          <w:lang w:val="en-US"/>
+        </w:rPr>
+        <w:t xml:space="preserve"> </w:t>
+      </w:r>
+    </w:p>
+    <w:p>
+      <w:pPr>
+        <w:pStyle w:val="HTMLPreformatted"/>
+        <w:shd w:val="clear" w:color="auto" w:fill="FFFFFF"/>
+        <w:rPr>
+          <w:color w:val="000000"/>
+          <w:sz w:val="27"/>
+          <w:szCs w:val="27"/>
+        </w:rPr>
+      </w:pPr>
+      <w:proofErr w:type="gramStart"/>
+      <w:r>
+        <w:rPr>
+          <w:sz w:val="24"/>
+          <w:szCs w:val="24"/>
+          <w:lang w:val="en-US"/>
+        </w:rPr>
+        <w:t>download</w:t>
+      </w:r>
+      <w:proofErr w:type="gramEnd"/>
+      <w:r>
+        <w:rPr>
+          <w:sz w:val="24"/>
+          <w:szCs w:val="24"/>
+          <w:lang w:val="en-US"/>
+        </w:rPr>
+        <w:t xml:space="preserve"> last 4</w:t>
+      </w:r>
+      <w:r>
+        <w:rPr>
+          <w:sz w:val="24"/>
+          <w:szCs w:val="24"/>
+          <w:vertAlign w:val="superscript"/>
+          <w:lang w:val="en-US"/>
+        </w:rPr>
+        <w:t>th</w:t>
+      </w:r>
+      <w:r>
+        <w:rPr>
+          <w:sz w:val="24"/>
+          <w:szCs w:val="24"/>
+          <w:lang w:val="en-US"/>
+        </w:rPr>
+        <w:t xml:space="preserve"> file </w:t>
+      </w:r>
+      <w:hyperlink r:id="rId15" w:history="1">
+        <w:r>
+          <w:rPr>
+            <w:rStyle w:val="Hyperlink"/>
+            <w:sz w:val="27"/>
+            <w:szCs w:val="27"/>
+          </w:rPr>
+          <w:t>poi-bin-5.2.3-20220909.zip</w:t>
+        </w:r>
+      </w:hyperlink>
+      <w:r>
+        <w:rPr>
+          <w:color w:val="000000"/>
+          <w:sz w:val="27"/>
+          <w:szCs w:val="27"/>
+        </w:rPr>
+        <w:t xml:space="preserve">   </w:t>
+      </w:r>
+    </w:p>
+    <w:p>
+      <w:pPr>
+        <w:rPr>
+          <w:sz w:val="24"/>
+          <w:szCs w:val="24"/>
+          <w:lang w:val="en-US"/>
+        </w:rPr>
+      </w:pPr>
+    </w:p>
+    <w:p>
+      <w:pPr>
+        <w:rPr>
+          <w:sz w:val="24"/>
+          <w:szCs w:val="24"/>
+          <w:lang w:val="en-US"/>
+        </w:rPr>
+      </w:pPr>
+      <w:r>
+        <w:rPr>
+          <w:sz w:val="24"/>
+          <w:szCs w:val="24"/>
+          <w:lang w:val="en-US"/>
+        </w:rPr>
+        <w:t>Add all 21 files to project</w:t>
+      </w:r>
+      <w:r>
+        <w:rPr>
+          <w:sz w:val="24"/>
+          <w:szCs w:val="24"/>
+          <w:lang w:val="en-US"/>
+        </w:rPr>
+        <w:t xml:space="preserve"> (Excluding </w:t>
+      </w:r>
+      <w:r>
+        <w:rPr>
+          <w:sz w:val="24"/>
+          <w:szCs w:val="24"/>
+          <w:lang w:val="en-US"/>
+        </w:rPr>
+        <w:t>auxiliary</w:t>
+      </w:r>
+      <w:r>
+        <w:rPr>
+          <w:sz w:val="24"/>
+          <w:szCs w:val="24"/>
+          <w:lang w:val="en-US"/>
+        </w:rPr>
+        <w:t>)</w:t>
+      </w:r>
+    </w:p>
+    <w:p>
+      <w:pPr>
+        <w:rPr>
+          <w:sz w:val="24"/>
+          <w:szCs w:val="24"/>
+          <w:lang w:val="en-US"/>
+        </w:rPr>
+      </w:pPr>
+    </w:p>
+    <w:p>
+      <w:pPr>
+        <w:rPr>
+          <w:sz w:val="24"/>
+          <w:szCs w:val="24"/>
+          <w:lang w:val="en-US"/>
+        </w:rPr>
+      </w:pPr>
       <w:bookmarkStart w:id="0" w:name="_GoBack"/>
       <w:bookmarkEnd w:id="0"/>
     </w:p>
@@ -10065,144 +10553,6 @@
           <w:lang w:val="en-US"/>
         </w:rPr>
       </w:pPr>
-    </w:p>
-    <w:p>
-      <w:pPr>
-        <w:rPr>
-          <w:b/>
-          <w:bCs/>
-          <w:sz w:val="24"/>
-          <w:szCs w:val="24"/>
-          <w:lang w:val="en-US"/>
-        </w:rPr>
-      </w:pPr>
-      <w:r>
-        <w:rPr>
-          <w:b/>
-          <w:bCs/>
-          <w:sz w:val="24"/>
-          <w:szCs w:val="24"/>
-          <w:lang w:val="en-US"/>
-        </w:rPr>
-        <w:t>Page Object Model</w:t>
-      </w:r>
-    </w:p>
-    <w:p>
-      <w:pPr>
-        <w:rPr>
-          <w:sz w:val="24"/>
-          <w:szCs w:val="24"/>
-          <w:lang w:val="en-US"/>
-        </w:rPr>
-      </w:pPr>
-      <w:r>
-        <w:rPr>
-          <w:sz w:val="24"/>
-          <w:szCs w:val="24"/>
-          <w:lang w:val="en-US"/>
-        </w:rPr>
-        <w:t>This is the framework, which separates your script in two parts</w:t>
-      </w:r>
-    </w:p>
-    <w:p>
-      <w:pPr>
-        <w:pStyle w:val="ListParagraph"/>
-        <w:numPr>
-          <w:ilvl w:val="0"/>
-          <w:numId w:val="33"/>
-        </w:numPr>
-        <w:rPr>
-          <w:sz w:val="24"/>
-          <w:szCs w:val="24"/>
-          <w:lang w:val="en-US"/>
-        </w:rPr>
-      </w:pPr>
-      <w:r>
-        <w:rPr>
-          <w:sz w:val="24"/>
-          <w:szCs w:val="24"/>
-          <w:lang w:val="en-US"/>
-        </w:rPr>
-        <w:t>Utility class</w:t>
-      </w:r>
-      <w:r>
-        <w:rPr>
-          <w:sz w:val="24"/>
-          <w:szCs w:val="24"/>
-          <w:lang w:val="en-US"/>
-        </w:rPr>
-        <w:br/>
-        <w:t>Contains the methods that represents the steps in the script</w:t>
-      </w:r>
-    </w:p>
-    <w:p>
-      <w:pPr>
-        <w:pStyle w:val="ListParagraph"/>
-        <w:numPr>
-          <w:ilvl w:val="0"/>
-          <w:numId w:val="33"/>
-        </w:numPr>
-        <w:rPr>
-          <w:sz w:val="24"/>
-          <w:szCs w:val="24"/>
-          <w:lang w:val="en-US"/>
-        </w:rPr>
-      </w:pPr>
-      <w:r>
-        <w:rPr>
-          <w:sz w:val="24"/>
-          <w:szCs w:val="24"/>
-          <w:lang w:val="en-US"/>
-        </w:rPr>
-        <w:t>Client Class</w:t>
-      </w:r>
-      <w:r>
-        <w:rPr>
-          <w:sz w:val="24"/>
-          <w:szCs w:val="24"/>
-          <w:lang w:val="en-US"/>
-        </w:rPr>
-        <w:br/>
-        <w:t>Contains the script that executes the methods from utility class (TestNG class)</w:t>
-      </w:r>
-    </w:p>
-    <w:p>
-      <w:pPr>
-        <w:rPr>
-          <w:b/>
-          <w:bCs/>
-          <w:sz w:val="24"/>
-          <w:szCs w:val="24"/>
-          <w:lang w:val="en-US"/>
-        </w:rPr>
-      </w:pPr>
-      <w:r>
-        <w:rPr>
-          <w:b/>
-          <w:bCs/>
-          <w:sz w:val="24"/>
-          <w:szCs w:val="24"/>
-          <w:lang w:val="en-US"/>
-        </w:rPr>
-        <w:t>Page Factory</w:t>
-      </w:r>
-    </w:p>
-    <w:p>
-      <w:pPr>
-        <w:rPr>
-          <w:sz w:val="24"/>
-          <w:szCs w:val="24"/>
-          <w:lang w:val="en-US"/>
-        </w:rPr>
-      </w:pPr>
-      <w:r>
-        <w:rPr>
-          <w:sz w:val="24"/>
-          <w:szCs w:val="24"/>
-          <w:lang w:val="en-US"/>
-        </w:rPr>
-        <w:t>This is nothing but object repository, which holds all the web elements via @FindBy annotation.</w:t>
-      </w:r>
     </w:p>
     <w:sectPr>
       <w:pgSz w:w="11906" w:h="16838"/>
@@ -14043,6 +14393,65 @@
     <w:name w:val="webkit-html-attribute-value"/>
     <w:basedOn w:val="DefaultParagraphFont"/>
     <w:rsid w:val="00753090"/>
+  </w:style>
+  <w:style w:type="character" w:styleId="Hyperlink">
+    <w:name w:val="Hyperlink"/>
+    <w:basedOn w:val="DefaultParagraphFont"/>
+    <w:uiPriority w:val="99"/>
+    <w:unhideWhenUsed/>
+    <w:rsid w:val="006C202E"/>
+    <w:rPr>
+      <w:color w:val="0563C1" w:themeColor="hyperlink"/>
+      <w:u w:val="single"/>
+    </w:rPr>
+  </w:style>
+  <w:style w:type="paragraph" w:styleId="HTMLPreformatted">
+    <w:name w:val="HTML Preformatted"/>
+    <w:basedOn w:val="Normal"/>
+    <w:link w:val="HTMLPreformattedChar"/>
+    <w:uiPriority w:val="99"/>
+    <w:semiHidden/>
+    <w:unhideWhenUsed/>
+    <w:rsid w:val="006C202E"/>
+    <w:pPr>
+      <w:tabs>
+        <w:tab w:val="left" w:pos="916"/>
+        <w:tab w:val="left" w:pos="1832"/>
+        <w:tab w:val="left" w:pos="2748"/>
+        <w:tab w:val="left" w:pos="3664"/>
+        <w:tab w:val="left" w:pos="4580"/>
+        <w:tab w:val="left" w:pos="5496"/>
+        <w:tab w:val="left" w:pos="6412"/>
+        <w:tab w:val="left" w:pos="7328"/>
+        <w:tab w:val="left" w:pos="8244"/>
+        <w:tab w:val="left" w:pos="9160"/>
+        <w:tab w:val="left" w:pos="10076"/>
+        <w:tab w:val="left" w:pos="10992"/>
+        <w:tab w:val="left" w:pos="11908"/>
+        <w:tab w:val="left" w:pos="12824"/>
+        <w:tab w:val="left" w:pos="13740"/>
+        <w:tab w:val="left" w:pos="14656"/>
+      </w:tabs>
+      <w:spacing w:after="0" w:line="240" w:lineRule="auto"/>
+    </w:pPr>
+    <w:rPr>
+      <w:rFonts w:ascii="Courier New" w:eastAsia="Times New Roman" w:hAnsi="Courier New" w:cs="Courier New"/>
+      <w:sz w:val="20"/>
+      <w:lang w:eastAsia="en-IN"/>
+    </w:rPr>
+  </w:style>
+  <w:style w:type="character" w:customStyle="1" w:styleId="HTMLPreformattedChar">
+    <w:name w:val="HTML Preformatted Char"/>
+    <w:basedOn w:val="DefaultParagraphFont"/>
+    <w:link w:val="HTMLPreformatted"/>
+    <w:uiPriority w:val="99"/>
+    <w:semiHidden/>
+    <w:rsid w:val="006C202E"/>
+    <w:rPr>
+      <w:rFonts w:ascii="Courier New" w:eastAsia="Times New Roman" w:hAnsi="Courier New" w:cs="Courier New"/>
+      <w:sz w:val="20"/>
+      <w:lang w:eastAsia="en-IN"/>
+    </w:rPr>
   </w:style>
 </w:styles>
 </file>
@@ -15209,22 +15618,22 @@
     </dgm:pt>
   </dgm:ptLst>
   <dgm:cxnLst>
+    <dgm:cxn modelId="{0851389F-2AB3-4E9B-946E-9D4DAD52D8EB}" srcId="{C282BF24-6945-4521-A475-F2634480607B}" destId="{AF645AB3-99A7-470B-B41D-448E978E9134}" srcOrd="1" destOrd="0" parTransId="{AEE63D8F-833B-45B3-9221-EDAECDB94027}" sibTransId="{606C4831-2717-451A-A82C-5DDE6C36C259}"/>
+    <dgm:cxn modelId="{66EEE3A0-4497-48EF-8C26-B18388806A53}" type="presOf" srcId="{BF1F2059-CFEB-485F-B621-D5DF3ACB3CC2}" destId="{F383E016-67DB-412F-9EE3-2F92DAB1789C}" srcOrd="0" destOrd="0" presId="urn:microsoft.com/office/officeart/2005/8/layout/chevron1"/>
+    <dgm:cxn modelId="{3F3FDCBF-7178-46D5-AE13-9C1BCC09839B}" srcId="{C282BF24-6945-4521-A475-F2634480607B}" destId="{B61A3D1B-3A8C-4FA8-B2FF-6EDC43C9119F}" srcOrd="3" destOrd="0" parTransId="{A923760F-1E06-4A70-9679-94012DEEA32A}" sibTransId="{63BB9B52-D7E8-4367-9A15-8A3436067922}"/>
     <dgm:cxn modelId="{8F3B5DA4-C18B-486E-B6C7-2BDDD3595324}" srcId="{C282BF24-6945-4521-A475-F2634480607B}" destId="{BF1F2059-CFEB-485F-B621-D5DF3ACB3CC2}" srcOrd="2" destOrd="0" parTransId="{9DACFA7C-1A54-4022-B41F-730DA71485C2}" sibTransId="{D698A91F-115C-4084-8592-1D3414E7F58F}"/>
-    <dgm:cxn modelId="{0851389F-2AB3-4E9B-946E-9D4DAD52D8EB}" srcId="{C282BF24-6945-4521-A475-F2634480607B}" destId="{AF645AB3-99A7-470B-B41D-448E978E9134}" srcOrd="1" destOrd="0" parTransId="{AEE63D8F-833B-45B3-9221-EDAECDB94027}" sibTransId="{606C4831-2717-451A-A82C-5DDE6C36C259}"/>
-    <dgm:cxn modelId="{A8741A74-07F5-40B6-8608-A1E9DC9106A0}" type="presOf" srcId="{AAE35866-219F-4995-945A-F2DAC7547A3A}" destId="{B0122488-C38E-4E07-908D-8B4D2436C3CB}" srcOrd="0" destOrd="0" presId="urn:microsoft.com/office/officeart/2005/8/layout/chevron1"/>
-    <dgm:cxn modelId="{3F3FDCBF-7178-46D5-AE13-9C1BCC09839B}" srcId="{C282BF24-6945-4521-A475-F2634480607B}" destId="{B61A3D1B-3A8C-4FA8-B2FF-6EDC43C9119F}" srcOrd="3" destOrd="0" parTransId="{A923760F-1E06-4A70-9679-94012DEEA32A}" sibTransId="{63BB9B52-D7E8-4367-9A15-8A3436067922}"/>
     <dgm:cxn modelId="{E35CBFD9-EF3E-4DB4-98CF-93B9E45CAD4C}" srcId="{C282BF24-6945-4521-A475-F2634480607B}" destId="{AAE35866-219F-4995-945A-F2DAC7547A3A}" srcOrd="0" destOrd="0" parTransId="{7C6C6C56-4C59-446C-A05D-F8D318C4C57C}" sibTransId="{450C0EC3-E1E3-468C-A81F-AAC9FE136323}"/>
-    <dgm:cxn modelId="{A7488F53-3985-4BFE-921B-81C315B9C30D}" type="presOf" srcId="{AF645AB3-99A7-470B-B41D-448E978E9134}" destId="{F64DDA27-42E2-42F6-9438-11F3252DBAD1}" srcOrd="0" destOrd="0" presId="urn:microsoft.com/office/officeart/2005/8/layout/chevron1"/>
-    <dgm:cxn modelId="{0D92FB54-5B33-4501-8AC0-FE3684284512}" type="presOf" srcId="{BF1F2059-CFEB-485F-B621-D5DF3ACB3CC2}" destId="{F383E016-67DB-412F-9EE3-2F92DAB1789C}" srcOrd="0" destOrd="0" presId="urn:microsoft.com/office/officeart/2005/8/layout/chevron1"/>
-    <dgm:cxn modelId="{1A349E20-269F-4F9F-93B7-F0AC123EFD73}" type="presOf" srcId="{C282BF24-6945-4521-A475-F2634480607B}" destId="{E0C781ED-66E9-48AC-881A-E1750FE721BC}" srcOrd="0" destOrd="0" presId="urn:microsoft.com/office/officeart/2005/8/layout/chevron1"/>
-    <dgm:cxn modelId="{7DB473CE-F3BC-4931-83FA-6A0065268925}" type="presOf" srcId="{B61A3D1B-3A8C-4FA8-B2FF-6EDC43C9119F}" destId="{C9902DDB-CAD5-4304-80B6-6B4C6D6ABEF2}" srcOrd="0" destOrd="0" presId="urn:microsoft.com/office/officeart/2005/8/layout/chevron1"/>
-    <dgm:cxn modelId="{79565183-B8C7-496F-A1FA-7F1F1E83D8AC}" type="presParOf" srcId="{E0C781ED-66E9-48AC-881A-E1750FE721BC}" destId="{B0122488-C38E-4E07-908D-8B4D2436C3CB}" srcOrd="0" destOrd="0" presId="urn:microsoft.com/office/officeart/2005/8/layout/chevron1"/>
-    <dgm:cxn modelId="{045DFD74-F4FC-4F29-B4BE-DEE0D6D17B37}" type="presParOf" srcId="{E0C781ED-66E9-48AC-881A-E1750FE721BC}" destId="{BF32C407-0E17-429C-8640-C8C6AF911DDD}" srcOrd="1" destOrd="0" presId="urn:microsoft.com/office/officeart/2005/8/layout/chevron1"/>
-    <dgm:cxn modelId="{803764B7-8FF2-4BCD-A365-7EE96F2287C1}" type="presParOf" srcId="{E0C781ED-66E9-48AC-881A-E1750FE721BC}" destId="{F64DDA27-42E2-42F6-9438-11F3252DBAD1}" srcOrd="2" destOrd="0" presId="urn:microsoft.com/office/officeart/2005/8/layout/chevron1"/>
-    <dgm:cxn modelId="{4B67E6D9-DEFE-4CBF-879B-CBE640212E68}" type="presParOf" srcId="{E0C781ED-66E9-48AC-881A-E1750FE721BC}" destId="{1A2ADA33-4D93-471F-8C1D-B4D7C9A08455}" srcOrd="3" destOrd="0" presId="urn:microsoft.com/office/officeart/2005/8/layout/chevron1"/>
-    <dgm:cxn modelId="{1F075694-2E33-415E-AF12-F36255C9E8E9}" type="presParOf" srcId="{E0C781ED-66E9-48AC-881A-E1750FE721BC}" destId="{F383E016-67DB-412F-9EE3-2F92DAB1789C}" srcOrd="4" destOrd="0" presId="urn:microsoft.com/office/officeart/2005/8/layout/chevron1"/>
-    <dgm:cxn modelId="{4F821C32-E3A0-4374-8FF9-F7707904A9A0}" type="presParOf" srcId="{E0C781ED-66E9-48AC-881A-E1750FE721BC}" destId="{B87C4F4A-4DC5-44D8-AD64-85A1E7693D27}" srcOrd="5" destOrd="0" presId="urn:microsoft.com/office/officeart/2005/8/layout/chevron1"/>
-    <dgm:cxn modelId="{5E1A0A32-2BC0-4832-85BA-EB0AADB5E281}" type="presParOf" srcId="{E0C781ED-66E9-48AC-881A-E1750FE721BC}" destId="{C9902DDB-CAD5-4304-80B6-6B4C6D6ABEF2}" srcOrd="6" destOrd="0" presId="urn:microsoft.com/office/officeart/2005/8/layout/chevron1"/>
+    <dgm:cxn modelId="{227C43BE-30E2-4B53-8505-493554D2F38C}" type="presOf" srcId="{B61A3D1B-3A8C-4FA8-B2FF-6EDC43C9119F}" destId="{C9902DDB-CAD5-4304-80B6-6B4C6D6ABEF2}" srcOrd="0" destOrd="0" presId="urn:microsoft.com/office/officeart/2005/8/layout/chevron1"/>
+    <dgm:cxn modelId="{BEAE61E4-E3B4-40F0-86C3-72DF32A569E1}" type="presOf" srcId="{AF645AB3-99A7-470B-B41D-448E978E9134}" destId="{F64DDA27-42E2-42F6-9438-11F3252DBAD1}" srcOrd="0" destOrd="0" presId="urn:microsoft.com/office/officeart/2005/8/layout/chevron1"/>
+    <dgm:cxn modelId="{15F350F7-B734-4D05-A456-49AEE353F935}" type="presOf" srcId="{C282BF24-6945-4521-A475-F2634480607B}" destId="{E0C781ED-66E9-48AC-881A-E1750FE721BC}" srcOrd="0" destOrd="0" presId="urn:microsoft.com/office/officeart/2005/8/layout/chevron1"/>
+    <dgm:cxn modelId="{20C05984-B16C-4065-A73D-491739522938}" type="presOf" srcId="{AAE35866-219F-4995-945A-F2DAC7547A3A}" destId="{B0122488-C38E-4E07-908D-8B4D2436C3CB}" srcOrd="0" destOrd="0" presId="urn:microsoft.com/office/officeart/2005/8/layout/chevron1"/>
+    <dgm:cxn modelId="{64E7C0E5-F84B-4095-A1D4-63A462044A8C}" type="presParOf" srcId="{E0C781ED-66E9-48AC-881A-E1750FE721BC}" destId="{B0122488-C38E-4E07-908D-8B4D2436C3CB}" srcOrd="0" destOrd="0" presId="urn:microsoft.com/office/officeart/2005/8/layout/chevron1"/>
+    <dgm:cxn modelId="{2E04B28C-2CE6-4103-84FD-10672C2BD5D7}" type="presParOf" srcId="{E0C781ED-66E9-48AC-881A-E1750FE721BC}" destId="{BF32C407-0E17-429C-8640-C8C6AF911DDD}" srcOrd="1" destOrd="0" presId="urn:microsoft.com/office/officeart/2005/8/layout/chevron1"/>
+    <dgm:cxn modelId="{62604CA3-237C-4466-A9E8-2BFF736CD380}" type="presParOf" srcId="{E0C781ED-66E9-48AC-881A-E1750FE721BC}" destId="{F64DDA27-42E2-42F6-9438-11F3252DBAD1}" srcOrd="2" destOrd="0" presId="urn:microsoft.com/office/officeart/2005/8/layout/chevron1"/>
+    <dgm:cxn modelId="{04459861-192E-4B02-8C6D-3F0F4DB7FC6C}" type="presParOf" srcId="{E0C781ED-66E9-48AC-881A-E1750FE721BC}" destId="{1A2ADA33-4D93-471F-8C1D-B4D7C9A08455}" srcOrd="3" destOrd="0" presId="urn:microsoft.com/office/officeart/2005/8/layout/chevron1"/>
+    <dgm:cxn modelId="{F3578C4B-0282-45FA-B5FE-3CC0DC99260D}" type="presParOf" srcId="{E0C781ED-66E9-48AC-881A-E1750FE721BC}" destId="{F383E016-67DB-412F-9EE3-2F92DAB1789C}" srcOrd="4" destOrd="0" presId="urn:microsoft.com/office/officeart/2005/8/layout/chevron1"/>
+    <dgm:cxn modelId="{2063E9D0-E7EF-49DF-8AB3-8F8FDD78483B}" type="presParOf" srcId="{E0C781ED-66E9-48AC-881A-E1750FE721BC}" destId="{B87C4F4A-4DC5-44D8-AD64-85A1E7693D27}" srcOrd="5" destOrd="0" presId="urn:microsoft.com/office/officeart/2005/8/layout/chevron1"/>
+    <dgm:cxn modelId="{EC4C065F-0792-4254-BA20-929280433E4E}" type="presParOf" srcId="{E0C781ED-66E9-48AC-881A-E1750FE721BC}" destId="{C9902DDB-CAD5-4304-80B6-6B4C6D6ABEF2}" srcOrd="6" destOrd="0" presId="urn:microsoft.com/office/officeart/2005/8/layout/chevron1"/>
   </dgm:cxnLst>
   <dgm:bg/>
   <dgm:whole/>
@@ -17139,7 +17548,7 @@
 </file>
 
 <file path=customXml/itemProps1.xml><?xml version="1.0" encoding="utf-8"?>
-<ds:datastoreItem xmlns:ds="http://schemas.openxmlformats.org/officeDocument/2006/customXml" ds:itemID="{6F45129B-AA1F-43B8-B2D2-38B3A50FAAD8}">
+<ds:datastoreItem xmlns:ds="http://schemas.openxmlformats.org/officeDocument/2006/customXml" ds:itemID="{86783800-49A9-4FDB-B225-BDE7412A486C}">
   <ds:schemaRefs>
     <ds:schemaRef ds:uri="http://schemas.openxmlformats.org/officeDocument/2006/bibliography"/>
   </ds:schemaRefs>

--- a/Notes.docx
+++ b/Notes.docx
@@ -10542,6 +10542,165 @@
           <w:lang w:val="en-US"/>
         </w:rPr>
       </w:pPr>
+    </w:p>
+    <w:p>
+      <w:pPr>
+        <w:rPr>
+          <w:sz w:val="24"/>
+          <w:szCs w:val="24"/>
+          <w:lang w:val="en-US"/>
+        </w:rPr>
+      </w:pPr>
+      <w:r>
+        <w:rPr>
+          <w:sz w:val="24"/>
+          <w:szCs w:val="24"/>
+          <w:lang w:val="en-US"/>
+        </w:rPr>
+        <w:br w:type="page"/>
+      </w:r>
+    </w:p>
+    <w:p>
+      <w:pPr>
+        <w:rPr>
+          <w:sz w:val="24"/>
+          <w:szCs w:val="24"/>
+          <w:lang w:val="en-US"/>
+        </w:rPr>
+      </w:pPr>
+      <w:r>
+        <w:rPr>
+          <w:sz w:val="24"/>
+          <w:szCs w:val="24"/>
+          <w:lang w:val="en-US"/>
+        </w:rPr>
+        <w:lastRenderedPageBreak/>
+        <w:t xml:space="preserve">Maven </w:t>
+      </w:r>
+    </w:p>
+    <w:p>
+      <w:pPr>
+        <w:pStyle w:val="ListParagraph"/>
+        <w:numPr>
+          <w:ilvl w:val="0"/>
+          <w:numId w:val="34"/>
+        </w:numPr>
+        <w:rPr>
+          <w:sz w:val="24"/>
+          <w:szCs w:val="24"/>
+          <w:lang w:val="en-US"/>
+        </w:rPr>
+      </w:pPr>
+      <w:r>
+        <w:rPr>
+          <w:sz w:val="24"/>
+          <w:szCs w:val="24"/>
+          <w:lang w:val="en-US"/>
+        </w:rPr>
+        <w:t>Build Management Tool</w:t>
+      </w:r>
+    </w:p>
+    <w:p>
+      <w:pPr>
+        <w:pStyle w:val="ListParagraph"/>
+        <w:numPr>
+          <w:ilvl w:val="0"/>
+          <w:numId w:val="34"/>
+        </w:numPr>
+        <w:rPr>
+          <w:sz w:val="24"/>
+          <w:szCs w:val="24"/>
+          <w:lang w:val="en-US"/>
+        </w:rPr>
+      </w:pPr>
+      <w:r>
+        <w:rPr>
+          <w:sz w:val="24"/>
+          <w:szCs w:val="24"/>
+          <w:lang w:val="en-US"/>
+        </w:rPr>
+        <w:t>Apache product</w:t>
+      </w:r>
+    </w:p>
+    <w:p>
+      <w:pPr>
+        <w:pStyle w:val="ListParagraph"/>
+        <w:numPr>
+          <w:ilvl w:val="0"/>
+          <w:numId w:val="34"/>
+        </w:numPr>
+        <w:rPr>
+          <w:sz w:val="24"/>
+          <w:szCs w:val="24"/>
+          <w:lang w:val="en-US"/>
+        </w:rPr>
+      </w:pPr>
+      <w:r>
+        <w:rPr>
+          <w:sz w:val="24"/>
+          <w:szCs w:val="24"/>
+          <w:lang w:val="en-US"/>
+        </w:rPr>
+        <w:t>Can be used by both developers and tester</w:t>
+      </w:r>
+    </w:p>
+    <w:p>
+      <w:pPr>
+        <w:pStyle w:val="ListParagraph"/>
+        <w:numPr>
+          <w:ilvl w:val="0"/>
+          <w:numId w:val="34"/>
+        </w:numPr>
+        <w:rPr>
+          <w:sz w:val="24"/>
+          <w:szCs w:val="24"/>
+          <w:lang w:val="en-US"/>
+        </w:rPr>
+      </w:pPr>
+      <w:r>
+        <w:rPr>
+          <w:sz w:val="24"/>
+          <w:szCs w:val="24"/>
+          <w:lang w:val="en-US"/>
+        </w:rPr>
+        <w:t>Easy configuration via pom.xml file</w:t>
+      </w:r>
+    </w:p>
+    <w:p>
+      <w:pPr>
+        <w:pStyle w:val="ListParagraph"/>
+        <w:numPr>
+          <w:ilvl w:val="0"/>
+          <w:numId w:val="34"/>
+        </w:numPr>
+        <w:rPr>
+          <w:sz w:val="24"/>
+          <w:szCs w:val="24"/>
+          <w:lang w:val="en-US"/>
+        </w:rPr>
+      </w:pPr>
+      <w:r>
+        <w:rPr>
+          <w:sz w:val="24"/>
+          <w:szCs w:val="24"/>
+          <w:lang w:val="en-US"/>
+        </w:rPr>
+        <w:t xml:space="preserve">Use dependencies </w:t>
+      </w:r>
+    </w:p>
+    <w:p>
+      <w:pPr>
+        <w:pStyle w:val="ListParagraph"/>
+        <w:numPr>
+          <w:ilvl w:val="0"/>
+          <w:numId w:val="34"/>
+        </w:numPr>
+        <w:rPr>
+          <w:sz w:val="24"/>
+          <w:szCs w:val="24"/>
+          <w:lang w:val="en-US"/>
+        </w:rPr>
+      </w:pPr>
       <w:bookmarkStart w:id="0" w:name="_GoBack"/>
       <w:bookmarkEnd w:id="0"/>
     </w:p>
@@ -12483,6 +12642,119 @@
     </w:lvl>
   </w:abstractNum>
   <w:abstractNum w:abstractNumId="19">
+    <w:nsid w:val="566412A7"/>
+    <w:multiLevelType w:val="hybridMultilevel"/>
+    <w:tmpl w:val="6BFE6D52"/>
+    <w:lvl w:ilvl="0" w:tplc="40090001">
+      <w:start w:val="1"/>
+      <w:numFmt w:val="bullet"/>
+      <w:lvlText w:val=""/>
+      <w:lvlJc w:val="left"/>
+      <w:pPr>
+        <w:ind w:left="720" w:hanging="360"/>
+      </w:pPr>
+      <w:rPr>
+        <w:rFonts w:ascii="Symbol" w:hAnsi="Symbol" w:hint="default"/>
+      </w:rPr>
+    </w:lvl>
+    <w:lvl w:ilvl="1" w:tplc="40090003" w:tentative="1">
+      <w:start w:val="1"/>
+      <w:numFmt w:val="bullet"/>
+      <w:lvlText w:val="o"/>
+      <w:lvlJc w:val="left"/>
+      <w:pPr>
+        <w:ind w:left="1440" w:hanging="360"/>
+      </w:pPr>
+      <w:rPr>
+        <w:rFonts w:ascii="Courier New" w:hAnsi="Courier New" w:cs="Courier New" w:hint="default"/>
+      </w:rPr>
+    </w:lvl>
+    <w:lvl w:ilvl="2" w:tplc="40090005" w:tentative="1">
+      <w:start w:val="1"/>
+      <w:numFmt w:val="bullet"/>
+      <w:lvlText w:val=""/>
+      <w:lvlJc w:val="left"/>
+      <w:pPr>
+        <w:ind w:left="2160" w:hanging="360"/>
+      </w:pPr>
+      <w:rPr>
+        <w:rFonts w:ascii="Wingdings" w:hAnsi="Wingdings" w:hint="default"/>
+      </w:rPr>
+    </w:lvl>
+    <w:lvl w:ilvl="3" w:tplc="40090001" w:tentative="1">
+      <w:start w:val="1"/>
+      <w:numFmt w:val="bullet"/>
+      <w:lvlText w:val=""/>
+      <w:lvlJc w:val="left"/>
+      <w:pPr>
+        <w:ind w:left="2880" w:hanging="360"/>
+      </w:pPr>
+      <w:rPr>
+        <w:rFonts w:ascii="Symbol" w:hAnsi="Symbol" w:hint="default"/>
+      </w:rPr>
+    </w:lvl>
+    <w:lvl w:ilvl="4" w:tplc="40090003" w:tentative="1">
+      <w:start w:val="1"/>
+      <w:numFmt w:val="bullet"/>
+      <w:lvlText w:val="o"/>
+      <w:lvlJc w:val="left"/>
+      <w:pPr>
+        <w:ind w:left="3600" w:hanging="360"/>
+      </w:pPr>
+      <w:rPr>
+        <w:rFonts w:ascii="Courier New" w:hAnsi="Courier New" w:cs="Courier New" w:hint="default"/>
+      </w:rPr>
+    </w:lvl>
+    <w:lvl w:ilvl="5" w:tplc="40090005" w:tentative="1">
+      <w:start w:val="1"/>
+      <w:numFmt w:val="bullet"/>
+      <w:lvlText w:val=""/>
+      <w:lvlJc w:val="left"/>
+      <w:pPr>
+        <w:ind w:left="4320" w:hanging="360"/>
+      </w:pPr>
+      <w:rPr>
+        <w:rFonts w:ascii="Wingdings" w:hAnsi="Wingdings" w:hint="default"/>
+      </w:rPr>
+    </w:lvl>
+    <w:lvl w:ilvl="6" w:tplc="40090001" w:tentative="1">
+      <w:start w:val="1"/>
+      <w:numFmt w:val="bullet"/>
+      <w:lvlText w:val=""/>
+      <w:lvlJc w:val="left"/>
+      <w:pPr>
+        <w:ind w:left="5040" w:hanging="360"/>
+      </w:pPr>
+      <w:rPr>
+        <w:rFonts w:ascii="Symbol" w:hAnsi="Symbol" w:hint="default"/>
+      </w:rPr>
+    </w:lvl>
+    <w:lvl w:ilvl="7" w:tplc="40090003" w:tentative="1">
+      <w:start w:val="1"/>
+      <w:numFmt w:val="bullet"/>
+      <w:lvlText w:val="o"/>
+      <w:lvlJc w:val="left"/>
+      <w:pPr>
+        <w:ind w:left="5760" w:hanging="360"/>
+      </w:pPr>
+      <w:rPr>
+        <w:rFonts w:ascii="Courier New" w:hAnsi="Courier New" w:cs="Courier New" w:hint="default"/>
+      </w:rPr>
+    </w:lvl>
+    <w:lvl w:ilvl="8" w:tplc="40090005" w:tentative="1">
+      <w:start w:val="1"/>
+      <w:numFmt w:val="bullet"/>
+      <w:lvlText w:val=""/>
+      <w:lvlJc w:val="left"/>
+      <w:pPr>
+        <w:ind w:left="6480" w:hanging="360"/>
+      </w:pPr>
+      <w:rPr>
+        <w:rFonts w:ascii="Wingdings" w:hAnsi="Wingdings" w:hint="default"/>
+      </w:rPr>
+    </w:lvl>
+  </w:abstractNum>
+  <w:abstractNum w:abstractNumId="20">
     <w:nsid w:val="56BD640B"/>
     <w:multiLevelType w:val="hybridMultilevel"/>
     <w:tmpl w:val="99E6A406"/>
@@ -12568,7 +12840,7 @@
       </w:pPr>
     </w:lvl>
   </w:abstractNum>
-  <w:abstractNum w:abstractNumId="20">
+  <w:abstractNum w:abstractNumId="21">
     <w:nsid w:val="56C512F1"/>
     <w:multiLevelType w:val="hybridMultilevel"/>
     <w:tmpl w:val="A1D4C5B8"/>
@@ -12681,7 +12953,7 @@
       </w:rPr>
     </w:lvl>
   </w:abstractNum>
-  <w:abstractNum w:abstractNumId="21">
+  <w:abstractNum w:abstractNumId="22">
     <w:nsid w:val="5A8E342C"/>
     <w:multiLevelType w:val="hybridMultilevel"/>
     <w:tmpl w:val="74EAC5EE"/>
@@ -12767,7 +13039,7 @@
       </w:pPr>
     </w:lvl>
   </w:abstractNum>
-  <w:abstractNum w:abstractNumId="22">
+  <w:abstractNum w:abstractNumId="23">
     <w:nsid w:val="66B4608C"/>
     <w:multiLevelType w:val="hybridMultilevel"/>
     <w:tmpl w:val="2F288AA4"/>
@@ -12880,7 +13152,7 @@
       </w:rPr>
     </w:lvl>
   </w:abstractNum>
-  <w:abstractNum w:abstractNumId="23">
+  <w:abstractNum w:abstractNumId="24">
     <w:nsid w:val="6791630E"/>
     <w:multiLevelType w:val="hybridMultilevel"/>
     <w:tmpl w:val="C0AE899A"/>
@@ -12993,7 +13265,7 @@
       </w:rPr>
     </w:lvl>
   </w:abstractNum>
-  <w:abstractNum w:abstractNumId="24">
+  <w:abstractNum w:abstractNumId="25">
     <w:nsid w:val="6A9118C3"/>
     <w:multiLevelType w:val="hybridMultilevel"/>
     <w:tmpl w:val="593A6F8A"/>
@@ -13106,7 +13378,7 @@
       </w:rPr>
     </w:lvl>
   </w:abstractNum>
-  <w:abstractNum w:abstractNumId="25">
+  <w:abstractNum w:abstractNumId="26">
     <w:nsid w:val="6ACF42B1"/>
     <w:multiLevelType w:val="hybridMultilevel"/>
     <w:tmpl w:val="61961E14"/>
@@ -13192,7 +13464,7 @@
       </w:pPr>
     </w:lvl>
   </w:abstractNum>
-  <w:abstractNum w:abstractNumId="26">
+  <w:abstractNum w:abstractNumId="27">
     <w:nsid w:val="6B3A6222"/>
     <w:multiLevelType w:val="hybridMultilevel"/>
     <w:tmpl w:val="0B9A7016"/>
@@ -13278,7 +13550,7 @@
       </w:pPr>
     </w:lvl>
   </w:abstractNum>
-  <w:abstractNum w:abstractNumId="27">
+  <w:abstractNum w:abstractNumId="28">
     <w:nsid w:val="730D02C7"/>
     <w:multiLevelType w:val="hybridMultilevel"/>
     <w:tmpl w:val="71CACDAC"/>
@@ -13391,7 +13663,7 @@
       </w:rPr>
     </w:lvl>
   </w:abstractNum>
-  <w:abstractNum w:abstractNumId="28">
+  <w:abstractNum w:abstractNumId="29">
     <w:nsid w:val="76683977"/>
     <w:multiLevelType w:val="hybridMultilevel"/>
     <w:tmpl w:val="7DA80B78"/>
@@ -13504,7 +13776,7 @@
       </w:rPr>
     </w:lvl>
   </w:abstractNum>
-  <w:abstractNum w:abstractNumId="29">
+  <w:abstractNum w:abstractNumId="30">
     <w:nsid w:val="7B79172C"/>
     <w:multiLevelType w:val="hybridMultilevel"/>
     <w:tmpl w:val="60B69B2E"/>
@@ -13590,7 +13862,7 @@
       </w:pPr>
     </w:lvl>
   </w:abstractNum>
-  <w:abstractNum w:abstractNumId="30">
+  <w:abstractNum w:abstractNumId="31">
     <w:nsid w:val="7C245624"/>
     <w:multiLevelType w:val="hybridMultilevel"/>
     <w:tmpl w:val="B058C9C4"/>
@@ -13676,7 +13948,7 @@
       </w:pPr>
     </w:lvl>
   </w:abstractNum>
-  <w:abstractNum w:abstractNumId="31">
+  <w:abstractNum w:abstractNumId="32">
     <w:nsid w:val="7E6C47CF"/>
     <w:multiLevelType w:val="hybridMultilevel"/>
     <w:tmpl w:val="1C3C72D8"/>
@@ -13762,7 +14034,7 @@
       </w:pPr>
     </w:lvl>
   </w:abstractNum>
-  <w:abstractNum w:abstractNumId="32">
+  <w:abstractNum w:abstractNumId="33">
     <w:nsid w:val="7FE7161A"/>
     <w:multiLevelType w:val="hybridMultilevel"/>
     <w:tmpl w:val="28A6E10C"/>
@@ -13864,10 +14136,10 @@
     <w:abstractNumId w:val="18"/>
   </w:num>
   <w:num w:numId="6">
-    <w:abstractNumId w:val="30"/>
+    <w:abstractNumId w:val="31"/>
   </w:num>
   <w:num w:numId="7">
-    <w:abstractNumId w:val="20"/>
+    <w:abstractNumId w:val="21"/>
   </w:num>
   <w:num w:numId="8">
     <w:abstractNumId w:val="11"/>
@@ -13876,22 +14148,22 @@
     <w:abstractNumId w:val="13"/>
   </w:num>
   <w:num w:numId="10">
-    <w:abstractNumId w:val="25"/>
+    <w:abstractNumId w:val="26"/>
   </w:num>
   <w:num w:numId="11">
-    <w:abstractNumId w:val="22"/>
+    <w:abstractNumId w:val="23"/>
   </w:num>
   <w:num w:numId="12">
-    <w:abstractNumId w:val="31"/>
+    <w:abstractNumId w:val="32"/>
   </w:num>
   <w:num w:numId="13">
     <w:abstractNumId w:val="7"/>
   </w:num>
   <w:num w:numId="14">
-    <w:abstractNumId w:val="24"/>
+    <w:abstractNumId w:val="25"/>
   </w:num>
   <w:num w:numId="15">
-    <w:abstractNumId w:val="32"/>
+    <w:abstractNumId w:val="33"/>
   </w:num>
   <w:num w:numId="16">
     <w:abstractNumId w:val="1"/>
@@ -13900,10 +14172,10 @@
     <w:abstractNumId w:val="12"/>
   </w:num>
   <w:num w:numId="18">
-    <w:abstractNumId w:val="19"/>
+    <w:abstractNumId w:val="20"/>
   </w:num>
   <w:num w:numId="19">
-    <w:abstractNumId w:val="27"/>
+    <w:abstractNumId w:val="28"/>
   </w:num>
   <w:num w:numId="20">
     <w:abstractNumId w:val="17"/>
@@ -13915,7 +14187,7 @@
     <w:abstractNumId w:val="16"/>
   </w:num>
   <w:num w:numId="23">
-    <w:abstractNumId w:val="21"/>
+    <w:abstractNumId w:val="22"/>
   </w:num>
   <w:num w:numId="24">
     <w:abstractNumId w:val="10"/>
@@ -13927,7 +14199,7 @@
     <w:abstractNumId w:val="6"/>
   </w:num>
   <w:num w:numId="27">
-    <w:abstractNumId w:val="29"/>
+    <w:abstractNumId w:val="30"/>
   </w:num>
   <w:num w:numId="28">
     <w:abstractNumId w:val="8"/>
@@ -13936,16 +14208,19 @@
     <w:abstractNumId w:val="5"/>
   </w:num>
   <w:num w:numId="30">
-    <w:abstractNumId w:val="23"/>
+    <w:abstractNumId w:val="24"/>
   </w:num>
   <w:num w:numId="31">
-    <w:abstractNumId w:val="28"/>
+    <w:abstractNumId w:val="29"/>
   </w:num>
   <w:num w:numId="32">
-    <w:abstractNumId w:val="26"/>
+    <w:abstractNumId w:val="27"/>
   </w:num>
   <w:num w:numId="33">
     <w:abstractNumId w:val="15"/>
+  </w:num>
+  <w:num w:numId="34">
+    <w:abstractNumId w:val="19"/>
   </w:num>
 </w:numbering>
 </file>
@@ -15618,22 +15893,22 @@
     </dgm:pt>
   </dgm:ptLst>
   <dgm:cxnLst>
+    <dgm:cxn modelId="{8F3B5DA4-C18B-486E-B6C7-2BDDD3595324}" srcId="{C282BF24-6945-4521-A475-F2634480607B}" destId="{BF1F2059-CFEB-485F-B621-D5DF3ACB3CC2}" srcOrd="2" destOrd="0" parTransId="{9DACFA7C-1A54-4022-B41F-730DA71485C2}" sibTransId="{D698A91F-115C-4084-8592-1D3414E7F58F}"/>
     <dgm:cxn modelId="{0851389F-2AB3-4E9B-946E-9D4DAD52D8EB}" srcId="{C282BF24-6945-4521-A475-F2634480607B}" destId="{AF645AB3-99A7-470B-B41D-448E978E9134}" srcOrd="1" destOrd="0" parTransId="{AEE63D8F-833B-45B3-9221-EDAECDB94027}" sibTransId="{606C4831-2717-451A-A82C-5DDE6C36C259}"/>
-    <dgm:cxn modelId="{66EEE3A0-4497-48EF-8C26-B18388806A53}" type="presOf" srcId="{BF1F2059-CFEB-485F-B621-D5DF3ACB3CC2}" destId="{F383E016-67DB-412F-9EE3-2F92DAB1789C}" srcOrd="0" destOrd="0" presId="urn:microsoft.com/office/officeart/2005/8/layout/chevron1"/>
     <dgm:cxn modelId="{3F3FDCBF-7178-46D5-AE13-9C1BCC09839B}" srcId="{C282BF24-6945-4521-A475-F2634480607B}" destId="{B61A3D1B-3A8C-4FA8-B2FF-6EDC43C9119F}" srcOrd="3" destOrd="0" parTransId="{A923760F-1E06-4A70-9679-94012DEEA32A}" sibTransId="{63BB9B52-D7E8-4367-9A15-8A3436067922}"/>
-    <dgm:cxn modelId="{8F3B5DA4-C18B-486E-B6C7-2BDDD3595324}" srcId="{C282BF24-6945-4521-A475-F2634480607B}" destId="{BF1F2059-CFEB-485F-B621-D5DF3ACB3CC2}" srcOrd="2" destOrd="0" parTransId="{9DACFA7C-1A54-4022-B41F-730DA71485C2}" sibTransId="{D698A91F-115C-4084-8592-1D3414E7F58F}"/>
     <dgm:cxn modelId="{E35CBFD9-EF3E-4DB4-98CF-93B9E45CAD4C}" srcId="{C282BF24-6945-4521-A475-F2634480607B}" destId="{AAE35866-219F-4995-945A-F2DAC7547A3A}" srcOrd="0" destOrd="0" parTransId="{7C6C6C56-4C59-446C-A05D-F8D318C4C57C}" sibTransId="{450C0EC3-E1E3-468C-A81F-AAC9FE136323}"/>
-    <dgm:cxn modelId="{227C43BE-30E2-4B53-8505-493554D2F38C}" type="presOf" srcId="{B61A3D1B-3A8C-4FA8-B2FF-6EDC43C9119F}" destId="{C9902DDB-CAD5-4304-80B6-6B4C6D6ABEF2}" srcOrd="0" destOrd="0" presId="urn:microsoft.com/office/officeart/2005/8/layout/chevron1"/>
-    <dgm:cxn modelId="{BEAE61E4-E3B4-40F0-86C3-72DF32A569E1}" type="presOf" srcId="{AF645AB3-99A7-470B-B41D-448E978E9134}" destId="{F64DDA27-42E2-42F6-9438-11F3252DBAD1}" srcOrd="0" destOrd="0" presId="urn:microsoft.com/office/officeart/2005/8/layout/chevron1"/>
-    <dgm:cxn modelId="{15F350F7-B734-4D05-A456-49AEE353F935}" type="presOf" srcId="{C282BF24-6945-4521-A475-F2634480607B}" destId="{E0C781ED-66E9-48AC-881A-E1750FE721BC}" srcOrd="0" destOrd="0" presId="urn:microsoft.com/office/officeart/2005/8/layout/chevron1"/>
-    <dgm:cxn modelId="{20C05984-B16C-4065-A73D-491739522938}" type="presOf" srcId="{AAE35866-219F-4995-945A-F2DAC7547A3A}" destId="{B0122488-C38E-4E07-908D-8B4D2436C3CB}" srcOrd="0" destOrd="0" presId="urn:microsoft.com/office/officeart/2005/8/layout/chevron1"/>
-    <dgm:cxn modelId="{64E7C0E5-F84B-4095-A1D4-63A462044A8C}" type="presParOf" srcId="{E0C781ED-66E9-48AC-881A-E1750FE721BC}" destId="{B0122488-C38E-4E07-908D-8B4D2436C3CB}" srcOrd="0" destOrd="0" presId="urn:microsoft.com/office/officeart/2005/8/layout/chevron1"/>
-    <dgm:cxn modelId="{2E04B28C-2CE6-4103-84FD-10672C2BD5D7}" type="presParOf" srcId="{E0C781ED-66E9-48AC-881A-E1750FE721BC}" destId="{BF32C407-0E17-429C-8640-C8C6AF911DDD}" srcOrd="1" destOrd="0" presId="urn:microsoft.com/office/officeart/2005/8/layout/chevron1"/>
-    <dgm:cxn modelId="{62604CA3-237C-4466-A9E8-2BFF736CD380}" type="presParOf" srcId="{E0C781ED-66E9-48AC-881A-E1750FE721BC}" destId="{F64DDA27-42E2-42F6-9438-11F3252DBAD1}" srcOrd="2" destOrd="0" presId="urn:microsoft.com/office/officeart/2005/8/layout/chevron1"/>
-    <dgm:cxn modelId="{04459861-192E-4B02-8C6D-3F0F4DB7FC6C}" type="presParOf" srcId="{E0C781ED-66E9-48AC-881A-E1750FE721BC}" destId="{1A2ADA33-4D93-471F-8C1D-B4D7C9A08455}" srcOrd="3" destOrd="0" presId="urn:microsoft.com/office/officeart/2005/8/layout/chevron1"/>
-    <dgm:cxn modelId="{F3578C4B-0282-45FA-B5FE-3CC0DC99260D}" type="presParOf" srcId="{E0C781ED-66E9-48AC-881A-E1750FE721BC}" destId="{F383E016-67DB-412F-9EE3-2F92DAB1789C}" srcOrd="4" destOrd="0" presId="urn:microsoft.com/office/officeart/2005/8/layout/chevron1"/>
-    <dgm:cxn modelId="{2063E9D0-E7EF-49DF-8AB3-8F8FDD78483B}" type="presParOf" srcId="{E0C781ED-66E9-48AC-881A-E1750FE721BC}" destId="{B87C4F4A-4DC5-44D8-AD64-85A1E7693D27}" srcOrd="5" destOrd="0" presId="urn:microsoft.com/office/officeart/2005/8/layout/chevron1"/>
-    <dgm:cxn modelId="{EC4C065F-0792-4254-BA20-929280433E4E}" type="presParOf" srcId="{E0C781ED-66E9-48AC-881A-E1750FE721BC}" destId="{C9902DDB-CAD5-4304-80B6-6B4C6D6ABEF2}" srcOrd="6" destOrd="0" presId="urn:microsoft.com/office/officeart/2005/8/layout/chevron1"/>
+    <dgm:cxn modelId="{4BA5B37F-9748-4FE3-A8D6-84AE0CF0FF64}" type="presOf" srcId="{AAE35866-219F-4995-945A-F2DAC7547A3A}" destId="{B0122488-C38E-4E07-908D-8B4D2436C3CB}" srcOrd="0" destOrd="0" presId="urn:microsoft.com/office/officeart/2005/8/layout/chevron1"/>
+    <dgm:cxn modelId="{D1144A76-9091-44C7-A2F8-5CB3998942B3}" type="presOf" srcId="{C282BF24-6945-4521-A475-F2634480607B}" destId="{E0C781ED-66E9-48AC-881A-E1750FE721BC}" srcOrd="0" destOrd="0" presId="urn:microsoft.com/office/officeart/2005/8/layout/chevron1"/>
+    <dgm:cxn modelId="{35DBBC6D-F695-465A-97CF-B7D7A08099D4}" type="presOf" srcId="{B61A3D1B-3A8C-4FA8-B2FF-6EDC43C9119F}" destId="{C9902DDB-CAD5-4304-80B6-6B4C6D6ABEF2}" srcOrd="0" destOrd="0" presId="urn:microsoft.com/office/officeart/2005/8/layout/chevron1"/>
+    <dgm:cxn modelId="{3EAFB544-8BCD-4B2A-9871-A3AACEE20F88}" type="presOf" srcId="{AF645AB3-99A7-470B-B41D-448E978E9134}" destId="{F64DDA27-42E2-42F6-9438-11F3252DBAD1}" srcOrd="0" destOrd="0" presId="urn:microsoft.com/office/officeart/2005/8/layout/chevron1"/>
+    <dgm:cxn modelId="{345E8CE8-43E2-41EF-8496-E0D079C6F7DD}" type="presOf" srcId="{BF1F2059-CFEB-485F-B621-D5DF3ACB3CC2}" destId="{F383E016-67DB-412F-9EE3-2F92DAB1789C}" srcOrd="0" destOrd="0" presId="urn:microsoft.com/office/officeart/2005/8/layout/chevron1"/>
+    <dgm:cxn modelId="{5E265E45-C59E-4B6C-82A1-A4D3F1CEA507}" type="presParOf" srcId="{E0C781ED-66E9-48AC-881A-E1750FE721BC}" destId="{B0122488-C38E-4E07-908D-8B4D2436C3CB}" srcOrd="0" destOrd="0" presId="urn:microsoft.com/office/officeart/2005/8/layout/chevron1"/>
+    <dgm:cxn modelId="{8E680862-1CC3-4663-9D17-C295C74A58F2}" type="presParOf" srcId="{E0C781ED-66E9-48AC-881A-E1750FE721BC}" destId="{BF32C407-0E17-429C-8640-C8C6AF911DDD}" srcOrd="1" destOrd="0" presId="urn:microsoft.com/office/officeart/2005/8/layout/chevron1"/>
+    <dgm:cxn modelId="{5D48656E-DC26-4436-9171-E33C4357503B}" type="presParOf" srcId="{E0C781ED-66E9-48AC-881A-E1750FE721BC}" destId="{F64DDA27-42E2-42F6-9438-11F3252DBAD1}" srcOrd="2" destOrd="0" presId="urn:microsoft.com/office/officeart/2005/8/layout/chevron1"/>
+    <dgm:cxn modelId="{3FFCD61A-F63F-45D0-BE77-4283C6BDE10F}" type="presParOf" srcId="{E0C781ED-66E9-48AC-881A-E1750FE721BC}" destId="{1A2ADA33-4D93-471F-8C1D-B4D7C9A08455}" srcOrd="3" destOrd="0" presId="urn:microsoft.com/office/officeart/2005/8/layout/chevron1"/>
+    <dgm:cxn modelId="{FA096E22-8380-42A3-AEAE-40CB55FDDD4B}" type="presParOf" srcId="{E0C781ED-66E9-48AC-881A-E1750FE721BC}" destId="{F383E016-67DB-412F-9EE3-2F92DAB1789C}" srcOrd="4" destOrd="0" presId="urn:microsoft.com/office/officeart/2005/8/layout/chevron1"/>
+    <dgm:cxn modelId="{798DA31C-05D9-477C-8063-F71FE201F24C}" type="presParOf" srcId="{E0C781ED-66E9-48AC-881A-E1750FE721BC}" destId="{B87C4F4A-4DC5-44D8-AD64-85A1E7693D27}" srcOrd="5" destOrd="0" presId="urn:microsoft.com/office/officeart/2005/8/layout/chevron1"/>
+    <dgm:cxn modelId="{BCC2CC8C-ED0E-48E2-84F3-D3AB42DC6ED7}" type="presParOf" srcId="{E0C781ED-66E9-48AC-881A-E1750FE721BC}" destId="{C9902DDB-CAD5-4304-80B6-6B4C6D6ABEF2}" srcOrd="6" destOrd="0" presId="urn:microsoft.com/office/officeart/2005/8/layout/chevron1"/>
   </dgm:cxnLst>
   <dgm:bg/>
   <dgm:whole/>
@@ -17548,7 +17823,7 @@
 </file>
 
 <file path=customXml/itemProps1.xml><?xml version="1.0" encoding="utf-8"?>
-<ds:datastoreItem xmlns:ds="http://schemas.openxmlformats.org/officeDocument/2006/customXml" ds:itemID="{86783800-49A9-4FDB-B225-BDE7412A486C}">
+<ds:datastoreItem xmlns:ds="http://schemas.openxmlformats.org/officeDocument/2006/customXml" ds:itemID="{FB6CFCAC-7D7A-4028-AD4F-B3A4D9B6F3FF}">
   <ds:schemaRefs>
     <ds:schemaRef ds:uri="http://schemas.openxmlformats.org/officeDocument/2006/bibliography"/>
   </ds:schemaRefs>

--- a/Notes.docx
+++ b/Notes.docx
@@ -7835,23 +7835,13 @@
           <w:lang w:val="en-US"/>
         </w:rPr>
       </w:pPr>
-      <w:proofErr w:type="gramStart"/>
-      <w:r>
-        <w:rPr>
-          <w:sz w:val="24"/>
-          <w:szCs w:val="24"/>
-          <w:lang w:val="en-US"/>
-        </w:rPr>
-        <w:t>accept(</w:t>
-      </w:r>
-      <w:proofErr w:type="gramEnd"/>
-      <w:r>
-        <w:rPr>
-          <w:sz w:val="24"/>
-          <w:szCs w:val="24"/>
-          <w:lang w:val="en-US"/>
-        </w:rPr>
-        <w:t xml:space="preserve">) </w:t>
+      <w:r>
+        <w:rPr>
+          <w:sz w:val="24"/>
+          <w:szCs w:val="24"/>
+          <w:lang w:val="en-US"/>
+        </w:rPr>
+        <w:t xml:space="preserve">accept() </w:t>
       </w:r>
       <w:r>
         <w:rPr>
@@ -7883,23 +7873,13 @@
           <w:lang w:val="en-US"/>
         </w:rPr>
       </w:pPr>
-      <w:proofErr w:type="gramStart"/>
-      <w:r>
-        <w:rPr>
-          <w:sz w:val="24"/>
-          <w:szCs w:val="24"/>
-          <w:lang w:val="en-US"/>
-        </w:rPr>
-        <w:t>dismiss(</w:t>
-      </w:r>
-      <w:proofErr w:type="gramEnd"/>
-      <w:r>
-        <w:rPr>
-          <w:sz w:val="24"/>
-          <w:szCs w:val="24"/>
-          <w:lang w:val="en-US"/>
-        </w:rPr>
-        <w:t xml:space="preserve">) </w:t>
+      <w:r>
+        <w:rPr>
+          <w:sz w:val="24"/>
+          <w:szCs w:val="24"/>
+          <w:lang w:val="en-US"/>
+        </w:rPr>
+        <w:t xml:space="preserve">dismiss() </w:t>
       </w:r>
       <w:r>
         <w:rPr>
@@ -8005,25 +7985,7 @@
           <w:szCs w:val="24"/>
           <w:lang w:val="en-US"/>
         </w:rPr>
-        <w:t>This is an interface used to scroll a web page or click on some control even can be replacement for .</w:t>
-      </w:r>
-      <w:proofErr w:type="gramStart"/>
-      <w:r>
-        <w:rPr>
-          <w:sz w:val="24"/>
-          <w:szCs w:val="24"/>
-          <w:lang w:val="en-US"/>
-        </w:rPr>
-        <w:t>sendKeys(</w:t>
-      </w:r>
-      <w:proofErr w:type="gramEnd"/>
-      <w:r>
-        <w:rPr>
-          <w:sz w:val="24"/>
-          <w:szCs w:val="24"/>
-          <w:lang w:val="en-US"/>
-        </w:rPr>
-        <w:t>).</w:t>
+        <w:t>This is an interface used to scroll a web page or click on some control even can be replacement for .sendKeys().</w:t>
       </w:r>
     </w:p>
     <w:p>
@@ -8223,23 +8185,13 @@
           <w:lang w:val="en-US"/>
         </w:rPr>
       </w:pPr>
-      <w:proofErr w:type="gramStart"/>
-      <w:r>
-        <w:rPr>
-          <w:sz w:val="24"/>
-          <w:szCs w:val="24"/>
-          <w:lang w:val="en-US"/>
-        </w:rPr>
-        <w:t>MoveToElement(</w:t>
-      </w:r>
-      <w:proofErr w:type="gramEnd"/>
-      <w:r>
-        <w:rPr>
-          <w:sz w:val="24"/>
-          <w:szCs w:val="24"/>
-          <w:lang w:val="en-US"/>
-        </w:rPr>
-        <w:t xml:space="preserve">) </w:t>
+      <w:r>
+        <w:rPr>
+          <w:sz w:val="24"/>
+          <w:szCs w:val="24"/>
+          <w:lang w:val="en-US"/>
+        </w:rPr>
+        <w:t xml:space="preserve">MoveToElement() </w:t>
       </w:r>
       <w:r>
         <w:rPr>
@@ -8271,23 +8223,13 @@
           <w:lang w:val="en-US"/>
         </w:rPr>
       </w:pPr>
-      <w:proofErr w:type="gramStart"/>
-      <w:r>
-        <w:rPr>
-          <w:sz w:val="24"/>
-          <w:szCs w:val="24"/>
-          <w:lang w:val="en-US"/>
-        </w:rPr>
-        <w:t>perform(</w:t>
-      </w:r>
-      <w:proofErr w:type="gramEnd"/>
-      <w:r>
-        <w:rPr>
-          <w:sz w:val="24"/>
-          <w:szCs w:val="24"/>
-          <w:lang w:val="en-US"/>
-        </w:rPr>
-        <w:t xml:space="preserve">) </w:t>
+      <w:r>
+        <w:rPr>
+          <w:sz w:val="24"/>
+          <w:szCs w:val="24"/>
+          <w:lang w:val="en-US"/>
+        </w:rPr>
+        <w:t xml:space="preserve">perform() </w:t>
       </w:r>
       <w:r>
         <w:rPr>
@@ -8319,23 +8261,13 @@
           <w:lang w:val="en-US"/>
         </w:rPr>
       </w:pPr>
-      <w:proofErr w:type="gramStart"/>
-      <w:r>
-        <w:rPr>
-          <w:sz w:val="24"/>
-          <w:szCs w:val="24"/>
-          <w:lang w:val="en-US"/>
-        </w:rPr>
-        <w:t>contextClick(</w:t>
-      </w:r>
-      <w:proofErr w:type="gramEnd"/>
-      <w:r>
-        <w:rPr>
-          <w:sz w:val="24"/>
-          <w:szCs w:val="24"/>
-          <w:lang w:val="en-US"/>
-        </w:rPr>
-        <w:t xml:space="preserve">) </w:t>
+      <w:r>
+        <w:rPr>
+          <w:sz w:val="24"/>
+          <w:szCs w:val="24"/>
+          <w:lang w:val="en-US"/>
+        </w:rPr>
+        <w:t xml:space="preserve">contextClick() </w:t>
       </w:r>
       <w:r>
         <w:rPr>
@@ -8367,33 +8299,13 @@
           <w:lang w:val="en-US"/>
         </w:rPr>
       </w:pPr>
-      <w:proofErr w:type="spellStart"/>
-      <w:proofErr w:type="gramStart"/>
-      <w:r>
-        <w:rPr>
-          <w:sz w:val="24"/>
-          <w:szCs w:val="24"/>
-          <w:lang w:val="en-US"/>
-        </w:rPr>
-        <w:t>doubleClick</w:t>
-      </w:r>
-      <w:proofErr w:type="spellEnd"/>
-      <w:r>
-        <w:rPr>
-          <w:sz w:val="24"/>
-          <w:szCs w:val="24"/>
-          <w:lang w:val="en-US"/>
-        </w:rPr>
-        <w:t>(</w:t>
-      </w:r>
-      <w:proofErr w:type="gramEnd"/>
-      <w:r>
-        <w:rPr>
-          <w:sz w:val="24"/>
-          <w:szCs w:val="24"/>
-          <w:lang w:val="en-US"/>
-        </w:rPr>
-        <w:t xml:space="preserve">) </w:t>
+      <w:r>
+        <w:rPr>
+          <w:sz w:val="24"/>
+          <w:szCs w:val="24"/>
+          <w:lang w:val="en-US"/>
+        </w:rPr>
+        <w:t xml:space="preserve">doubleClick() </w:t>
       </w:r>
       <w:r>
         <w:rPr>
@@ -10421,23 +10333,13 @@
           <w:szCs w:val="27"/>
         </w:rPr>
       </w:pPr>
-      <w:proofErr w:type="gramStart"/>
-      <w:r>
-        <w:rPr>
-          <w:sz w:val="24"/>
-          <w:szCs w:val="24"/>
-          <w:lang w:val="en-US"/>
-        </w:rPr>
-        <w:t>download</w:t>
-      </w:r>
-      <w:proofErr w:type="gramEnd"/>
-      <w:r>
-        <w:rPr>
-          <w:sz w:val="24"/>
-          <w:szCs w:val="24"/>
-          <w:lang w:val="en-US"/>
-        </w:rPr>
-        <w:t xml:space="preserve"> last 4</w:t>
+      <w:r>
+        <w:rPr>
+          <w:sz w:val="24"/>
+          <w:szCs w:val="24"/>
+          <w:lang w:val="en-US"/>
+        </w:rPr>
+        <w:t>download last 4</w:t>
       </w:r>
       <w:r>
         <w:rPr>
@@ -10701,17 +10603,82 @@
           <w:lang w:val="en-US"/>
         </w:rPr>
       </w:pPr>
+    </w:p>
+    <w:p>
+      <w:pPr>
+        <w:rPr>
+          <w:sz w:val="24"/>
+          <w:szCs w:val="24"/>
+          <w:lang w:val="en-US"/>
+        </w:rPr>
+      </w:pPr>
+      <w:r>
+        <w:rPr>
+          <w:sz w:val="24"/>
+          <w:szCs w:val="24"/>
+          <w:lang w:val="en-US"/>
+        </w:rPr>
+        <w:t>Maven Architecture</w:t>
+      </w:r>
+    </w:p>
+    <w:p>
+      <w:pPr>
+        <w:rPr>
+          <w:sz w:val="24"/>
+          <w:szCs w:val="24"/>
+          <w:lang w:val="en-US"/>
+        </w:rPr>
+      </w:pPr>
+      <w:r>
+        <w:rPr>
+          <w:noProof/>
+          <w:lang w:eastAsia="en-IN"/>
+        </w:rPr>
+        <w:drawing>
+          <wp:inline distT="0" distB="0" distL="0" distR="0" wp14:anchorId="391E8E7B" wp14:editId="6EF58AD6">
+            <wp:extent cx="3810000" cy="1828800"/>
+            <wp:effectExtent l="0" t="0" r="0" b="0"/>
+            <wp:docPr id="5" name="Picture 5"/>
+            <wp:cNvGraphicFramePr>
+              <a:graphicFrameLocks xmlns:a="http://schemas.openxmlformats.org/drawingml/2006/main" noChangeAspect="1"/>
+            </wp:cNvGraphicFramePr>
+            <a:graphic xmlns:a="http://schemas.openxmlformats.org/drawingml/2006/main">
+              <a:graphicData uri="http://schemas.openxmlformats.org/drawingml/2006/picture">
+                <pic:pic xmlns:pic="http://schemas.openxmlformats.org/drawingml/2006/picture">
+                  <pic:nvPicPr>
+                    <pic:cNvPr id="1" name=""/>
+                    <pic:cNvPicPr/>
+                  </pic:nvPicPr>
+                  <pic:blipFill rotWithShape="1">
+                    <a:blip r:embed="rId16"/>
+                    <a:srcRect l="24429" t="25714" r="9096" b="17537"/>
+                    <a:stretch/>
+                  </pic:blipFill>
+                  <pic:spPr bwMode="auto">
+                    <a:xfrm>
+                      <a:off x="0" y="0"/>
+                      <a:ext cx="3810000" cy="1828800"/>
+                    </a:xfrm>
+                    <a:prstGeom prst="rect">
+                      <a:avLst/>
+                    </a:prstGeom>
+                    <a:ln>
+                      <a:noFill/>
+                    </a:ln>
+                    <a:extLst>
+                      <a:ext uri="{53640926-AAD7-44D8-BBD7-CCE9431645EC}">
+                        <a14:shadowObscured xmlns:a14="http://schemas.microsoft.com/office/drawing/2010/main"/>
+                      </a:ext>
+                    </a:extLst>
+                  </pic:spPr>
+                </pic:pic>
+              </a:graphicData>
+            </a:graphic>
+          </wp:inline>
+        </w:drawing>
+      </w:r>
       <w:bookmarkStart w:id="0" w:name="_GoBack"/>
       <w:bookmarkEnd w:id="0"/>
-    </w:p>
-    <w:p>
-      <w:pPr>
-        <w:rPr>
-          <w:sz w:val="24"/>
-          <w:szCs w:val="24"/>
-          <w:lang w:val="en-US"/>
-        </w:rPr>
-      </w:pPr>
     </w:p>
     <w:sectPr>
       <w:pgSz w:w="11906" w:h="16838"/>
@@ -15893,22 +15860,22 @@
     </dgm:pt>
   </dgm:ptLst>
   <dgm:cxnLst>
+    <dgm:cxn modelId="{BF9C65EF-B867-45BF-9234-0AFEF0D5D627}" type="presOf" srcId="{B61A3D1B-3A8C-4FA8-B2FF-6EDC43C9119F}" destId="{C9902DDB-CAD5-4304-80B6-6B4C6D6ABEF2}" srcOrd="0" destOrd="0" presId="urn:microsoft.com/office/officeart/2005/8/layout/chevron1"/>
     <dgm:cxn modelId="{8F3B5DA4-C18B-486E-B6C7-2BDDD3595324}" srcId="{C282BF24-6945-4521-A475-F2634480607B}" destId="{BF1F2059-CFEB-485F-B621-D5DF3ACB3CC2}" srcOrd="2" destOrd="0" parTransId="{9DACFA7C-1A54-4022-B41F-730DA71485C2}" sibTransId="{D698A91F-115C-4084-8592-1D3414E7F58F}"/>
     <dgm:cxn modelId="{0851389F-2AB3-4E9B-946E-9D4DAD52D8EB}" srcId="{C282BF24-6945-4521-A475-F2634480607B}" destId="{AF645AB3-99A7-470B-B41D-448E978E9134}" srcOrd="1" destOrd="0" parTransId="{AEE63D8F-833B-45B3-9221-EDAECDB94027}" sibTransId="{606C4831-2717-451A-A82C-5DDE6C36C259}"/>
     <dgm:cxn modelId="{3F3FDCBF-7178-46D5-AE13-9C1BCC09839B}" srcId="{C282BF24-6945-4521-A475-F2634480607B}" destId="{B61A3D1B-3A8C-4FA8-B2FF-6EDC43C9119F}" srcOrd="3" destOrd="0" parTransId="{A923760F-1E06-4A70-9679-94012DEEA32A}" sibTransId="{63BB9B52-D7E8-4367-9A15-8A3436067922}"/>
     <dgm:cxn modelId="{E35CBFD9-EF3E-4DB4-98CF-93B9E45CAD4C}" srcId="{C282BF24-6945-4521-A475-F2634480607B}" destId="{AAE35866-219F-4995-945A-F2DAC7547A3A}" srcOrd="0" destOrd="0" parTransId="{7C6C6C56-4C59-446C-A05D-F8D318C4C57C}" sibTransId="{450C0EC3-E1E3-468C-A81F-AAC9FE136323}"/>
-    <dgm:cxn modelId="{4BA5B37F-9748-4FE3-A8D6-84AE0CF0FF64}" type="presOf" srcId="{AAE35866-219F-4995-945A-F2DAC7547A3A}" destId="{B0122488-C38E-4E07-908D-8B4D2436C3CB}" srcOrd="0" destOrd="0" presId="urn:microsoft.com/office/officeart/2005/8/layout/chevron1"/>
-    <dgm:cxn modelId="{D1144A76-9091-44C7-A2F8-5CB3998942B3}" type="presOf" srcId="{C282BF24-6945-4521-A475-F2634480607B}" destId="{E0C781ED-66E9-48AC-881A-E1750FE721BC}" srcOrd="0" destOrd="0" presId="urn:microsoft.com/office/officeart/2005/8/layout/chevron1"/>
-    <dgm:cxn modelId="{35DBBC6D-F695-465A-97CF-B7D7A08099D4}" type="presOf" srcId="{B61A3D1B-3A8C-4FA8-B2FF-6EDC43C9119F}" destId="{C9902DDB-CAD5-4304-80B6-6B4C6D6ABEF2}" srcOrd="0" destOrd="0" presId="urn:microsoft.com/office/officeart/2005/8/layout/chevron1"/>
-    <dgm:cxn modelId="{3EAFB544-8BCD-4B2A-9871-A3AACEE20F88}" type="presOf" srcId="{AF645AB3-99A7-470B-B41D-448E978E9134}" destId="{F64DDA27-42E2-42F6-9438-11F3252DBAD1}" srcOrd="0" destOrd="0" presId="urn:microsoft.com/office/officeart/2005/8/layout/chevron1"/>
-    <dgm:cxn modelId="{345E8CE8-43E2-41EF-8496-E0D079C6F7DD}" type="presOf" srcId="{BF1F2059-CFEB-485F-B621-D5DF3ACB3CC2}" destId="{F383E016-67DB-412F-9EE3-2F92DAB1789C}" srcOrd="0" destOrd="0" presId="urn:microsoft.com/office/officeart/2005/8/layout/chevron1"/>
-    <dgm:cxn modelId="{5E265E45-C59E-4B6C-82A1-A4D3F1CEA507}" type="presParOf" srcId="{E0C781ED-66E9-48AC-881A-E1750FE721BC}" destId="{B0122488-C38E-4E07-908D-8B4D2436C3CB}" srcOrd="0" destOrd="0" presId="urn:microsoft.com/office/officeart/2005/8/layout/chevron1"/>
-    <dgm:cxn modelId="{8E680862-1CC3-4663-9D17-C295C74A58F2}" type="presParOf" srcId="{E0C781ED-66E9-48AC-881A-E1750FE721BC}" destId="{BF32C407-0E17-429C-8640-C8C6AF911DDD}" srcOrd="1" destOrd="0" presId="urn:microsoft.com/office/officeart/2005/8/layout/chevron1"/>
-    <dgm:cxn modelId="{5D48656E-DC26-4436-9171-E33C4357503B}" type="presParOf" srcId="{E0C781ED-66E9-48AC-881A-E1750FE721BC}" destId="{F64DDA27-42E2-42F6-9438-11F3252DBAD1}" srcOrd="2" destOrd="0" presId="urn:microsoft.com/office/officeart/2005/8/layout/chevron1"/>
-    <dgm:cxn modelId="{3FFCD61A-F63F-45D0-BE77-4283C6BDE10F}" type="presParOf" srcId="{E0C781ED-66E9-48AC-881A-E1750FE721BC}" destId="{1A2ADA33-4D93-471F-8C1D-B4D7C9A08455}" srcOrd="3" destOrd="0" presId="urn:microsoft.com/office/officeart/2005/8/layout/chevron1"/>
-    <dgm:cxn modelId="{FA096E22-8380-42A3-AEAE-40CB55FDDD4B}" type="presParOf" srcId="{E0C781ED-66E9-48AC-881A-E1750FE721BC}" destId="{F383E016-67DB-412F-9EE3-2F92DAB1789C}" srcOrd="4" destOrd="0" presId="urn:microsoft.com/office/officeart/2005/8/layout/chevron1"/>
-    <dgm:cxn modelId="{798DA31C-05D9-477C-8063-F71FE201F24C}" type="presParOf" srcId="{E0C781ED-66E9-48AC-881A-E1750FE721BC}" destId="{B87C4F4A-4DC5-44D8-AD64-85A1E7693D27}" srcOrd="5" destOrd="0" presId="urn:microsoft.com/office/officeart/2005/8/layout/chevron1"/>
-    <dgm:cxn modelId="{BCC2CC8C-ED0E-48E2-84F3-D3AB42DC6ED7}" type="presParOf" srcId="{E0C781ED-66E9-48AC-881A-E1750FE721BC}" destId="{C9902DDB-CAD5-4304-80B6-6B4C6D6ABEF2}" srcOrd="6" destOrd="0" presId="urn:microsoft.com/office/officeart/2005/8/layout/chevron1"/>
+    <dgm:cxn modelId="{4A16EFE8-0D7B-425D-8560-A0CCCAEAD032}" type="presOf" srcId="{BF1F2059-CFEB-485F-B621-D5DF3ACB3CC2}" destId="{F383E016-67DB-412F-9EE3-2F92DAB1789C}" srcOrd="0" destOrd="0" presId="urn:microsoft.com/office/officeart/2005/8/layout/chevron1"/>
+    <dgm:cxn modelId="{A0E7457B-8BF8-469E-9180-A97FD4BABE91}" type="presOf" srcId="{C282BF24-6945-4521-A475-F2634480607B}" destId="{E0C781ED-66E9-48AC-881A-E1750FE721BC}" srcOrd="0" destOrd="0" presId="urn:microsoft.com/office/officeart/2005/8/layout/chevron1"/>
+    <dgm:cxn modelId="{F09428FC-E441-455D-A835-23DD74F90EE3}" type="presOf" srcId="{AF645AB3-99A7-470B-B41D-448E978E9134}" destId="{F64DDA27-42E2-42F6-9438-11F3252DBAD1}" srcOrd="0" destOrd="0" presId="urn:microsoft.com/office/officeart/2005/8/layout/chevron1"/>
+    <dgm:cxn modelId="{ABF4C7CB-54F4-4858-BD0D-7E50073BD34E}" type="presOf" srcId="{AAE35866-219F-4995-945A-F2DAC7547A3A}" destId="{B0122488-C38E-4E07-908D-8B4D2436C3CB}" srcOrd="0" destOrd="0" presId="urn:microsoft.com/office/officeart/2005/8/layout/chevron1"/>
+    <dgm:cxn modelId="{CADDC5D5-4BB9-481D-8155-31C026317425}" type="presParOf" srcId="{E0C781ED-66E9-48AC-881A-E1750FE721BC}" destId="{B0122488-C38E-4E07-908D-8B4D2436C3CB}" srcOrd="0" destOrd="0" presId="urn:microsoft.com/office/officeart/2005/8/layout/chevron1"/>
+    <dgm:cxn modelId="{275A38CD-03D9-48CB-B861-30E21D75571B}" type="presParOf" srcId="{E0C781ED-66E9-48AC-881A-E1750FE721BC}" destId="{BF32C407-0E17-429C-8640-C8C6AF911DDD}" srcOrd="1" destOrd="0" presId="urn:microsoft.com/office/officeart/2005/8/layout/chevron1"/>
+    <dgm:cxn modelId="{ABC16E19-234F-4DFD-969E-3AE5D54F54EB}" type="presParOf" srcId="{E0C781ED-66E9-48AC-881A-E1750FE721BC}" destId="{F64DDA27-42E2-42F6-9438-11F3252DBAD1}" srcOrd="2" destOrd="0" presId="urn:microsoft.com/office/officeart/2005/8/layout/chevron1"/>
+    <dgm:cxn modelId="{43EC547B-2D85-42B4-A8DB-AC7A3A3A45B8}" type="presParOf" srcId="{E0C781ED-66E9-48AC-881A-E1750FE721BC}" destId="{1A2ADA33-4D93-471F-8C1D-B4D7C9A08455}" srcOrd="3" destOrd="0" presId="urn:microsoft.com/office/officeart/2005/8/layout/chevron1"/>
+    <dgm:cxn modelId="{B6410EC8-6AB3-4798-90F2-307E20BB4494}" type="presParOf" srcId="{E0C781ED-66E9-48AC-881A-E1750FE721BC}" destId="{F383E016-67DB-412F-9EE3-2F92DAB1789C}" srcOrd="4" destOrd="0" presId="urn:microsoft.com/office/officeart/2005/8/layout/chevron1"/>
+    <dgm:cxn modelId="{B803FEFB-642D-4F04-BC42-88C0CEAE8991}" type="presParOf" srcId="{E0C781ED-66E9-48AC-881A-E1750FE721BC}" destId="{B87C4F4A-4DC5-44D8-AD64-85A1E7693D27}" srcOrd="5" destOrd="0" presId="urn:microsoft.com/office/officeart/2005/8/layout/chevron1"/>
+    <dgm:cxn modelId="{7A25E3E3-0157-400B-91F2-EF566EA5ACD6}" type="presParOf" srcId="{E0C781ED-66E9-48AC-881A-E1750FE721BC}" destId="{C9902DDB-CAD5-4304-80B6-6B4C6D6ABEF2}" srcOrd="6" destOrd="0" presId="urn:microsoft.com/office/officeart/2005/8/layout/chevron1"/>
   </dgm:cxnLst>
   <dgm:bg/>
   <dgm:whole/>
@@ -17823,7 +17790,7 @@
 </file>
 
 <file path=customXml/itemProps1.xml><?xml version="1.0" encoding="utf-8"?>
-<ds:datastoreItem xmlns:ds="http://schemas.openxmlformats.org/officeDocument/2006/customXml" ds:itemID="{FB6CFCAC-7D7A-4028-AD4F-B3A4D9B6F3FF}">
+<ds:datastoreItem xmlns:ds="http://schemas.openxmlformats.org/officeDocument/2006/customXml" ds:itemID="{7AA06827-6B6B-4BA8-99E7-D65B61FF31F2}">
   <ds:schemaRefs>
     <ds:schemaRef ds:uri="http://schemas.openxmlformats.org/officeDocument/2006/bibliography"/>
   </ds:schemaRefs>

--- a/Notes.docx
+++ b/Notes.docx
@@ -10677,8 +10677,161 @@
           </wp:inline>
         </w:drawing>
       </w:r>
+    </w:p>
+    <w:p>
+      <w:pPr>
+        <w:rPr>
+          <w:sz w:val="24"/>
+          <w:szCs w:val="24"/>
+          <w:lang w:val="en-US"/>
+        </w:rPr>
+      </w:pPr>
+    </w:p>
+    <w:p>
+      <w:pPr>
+        <w:rPr>
+          <w:sz w:val="24"/>
+          <w:szCs w:val="24"/>
+          <w:lang w:val="en-US"/>
+        </w:rPr>
+      </w:pPr>
+      <w:r>
+        <w:rPr>
+          <w:sz w:val="24"/>
+          <w:szCs w:val="24"/>
+          <w:lang w:val="en-US"/>
+        </w:rPr>
+        <w:t>Maven Execution</w:t>
+      </w:r>
+    </w:p>
+    <w:p>
+      <w:pPr>
+        <w:rPr>
+          <w:sz w:val="24"/>
+          <w:szCs w:val="24"/>
+          <w:lang w:val="en-US"/>
+        </w:rPr>
+      </w:pPr>
+      <w:r>
+        <w:rPr>
+          <w:sz w:val="24"/>
+          <w:szCs w:val="24"/>
+          <w:lang w:val="en-US"/>
+        </w:rPr>
+        <w:t>Pre-Requisite</w:t>
+      </w:r>
+    </w:p>
+    <w:p>
+      <w:pPr>
+        <w:pStyle w:val="ListParagraph"/>
+        <w:numPr>
+          <w:ilvl w:val="0"/>
+          <w:numId w:val="35"/>
+        </w:numPr>
+        <w:rPr>
+          <w:sz w:val="24"/>
+          <w:szCs w:val="24"/>
+          <w:lang w:val="en-US"/>
+        </w:rPr>
+      </w:pPr>
+      <w:r>
+        <w:rPr>
+          <w:sz w:val="24"/>
+          <w:szCs w:val="24"/>
+          <w:lang w:val="en-US"/>
+        </w:rPr>
+        <w:t>JDK 11</w:t>
+      </w:r>
+    </w:p>
+    <w:p>
+      <w:pPr>
+        <w:pStyle w:val="ListParagraph"/>
+        <w:numPr>
+          <w:ilvl w:val="0"/>
+          <w:numId w:val="35"/>
+        </w:numPr>
+        <w:rPr>
+          <w:sz w:val="24"/>
+          <w:szCs w:val="24"/>
+          <w:lang w:val="en-US"/>
+        </w:rPr>
+      </w:pPr>
       <w:bookmarkStart w:id="0" w:name="_GoBack"/>
-      <w:bookmarkEnd w:id="0"/>
+      <w:r>
+        <w:rPr>
+          <w:sz w:val="24"/>
+          <w:szCs w:val="24"/>
+          <w:lang w:val="en-US"/>
+        </w:rPr>
+        <w:t>Environment Variables</w:t>
+      </w:r>
+    </w:p>
+    <w:bookmarkEnd w:id="0"/>
+    <w:p>
+      <w:pPr>
+        <w:pStyle w:val="ListParagraph"/>
+        <w:numPr>
+          <w:ilvl w:val="0"/>
+          <w:numId w:val="35"/>
+        </w:numPr>
+        <w:rPr>
+          <w:sz w:val="24"/>
+          <w:szCs w:val="24"/>
+          <w:lang w:val="en-US"/>
+        </w:rPr>
+      </w:pPr>
+      <w:r>
+        <w:rPr>
+          <w:sz w:val="24"/>
+          <w:szCs w:val="24"/>
+          <w:lang w:val="en-US"/>
+        </w:rPr>
+        <w:t>Extensions</w:t>
+      </w:r>
+    </w:p>
+    <w:p>
+      <w:pPr>
+        <w:pStyle w:val="ListParagraph"/>
+        <w:numPr>
+          <w:ilvl w:val="1"/>
+          <w:numId w:val="35"/>
+        </w:numPr>
+        <w:rPr>
+          <w:sz w:val="24"/>
+          <w:szCs w:val="24"/>
+          <w:lang w:val="en-US"/>
+        </w:rPr>
+      </w:pPr>
+      <w:r>
+        <w:rPr>
+          <w:sz w:val="24"/>
+          <w:szCs w:val="24"/>
+          <w:lang w:val="en-US"/>
+        </w:rPr>
+        <w:t>Maven Compiler Plugin</w:t>
+      </w:r>
+    </w:p>
+    <w:p>
+      <w:pPr>
+        <w:pStyle w:val="ListParagraph"/>
+        <w:numPr>
+          <w:ilvl w:val="1"/>
+          <w:numId w:val="35"/>
+        </w:numPr>
+        <w:rPr>
+          <w:sz w:val="24"/>
+          <w:szCs w:val="24"/>
+          <w:lang w:val="en-US"/>
+        </w:rPr>
+      </w:pPr>
+      <w:r>
+        <w:rPr>
+          <w:sz w:val="24"/>
+          <w:szCs w:val="24"/>
+          <w:lang w:val="en-US"/>
+        </w:rPr>
+        <w:t>Maven Surefire Plugin</w:t>
+      </w:r>
     </w:p>
     <w:sectPr>
       <w:pgSz w:w="11906" w:h="16838"/>
@@ -10693,6 +10846,92 @@
 <file path=word/numbering.xml><?xml version="1.0" encoding="utf-8"?>
 <w:numbering xmlns:wpc="http://schemas.microsoft.com/office/word/2010/wordprocessingCanvas" xmlns:mc="http://schemas.openxmlformats.org/markup-compatibility/2006" xmlns:o="urn:schemas-microsoft-com:office:office" xmlns:r="http://schemas.openxmlformats.org/officeDocument/2006/relationships" xmlns:m="http://schemas.openxmlformats.org/officeDocument/2006/math" xmlns:v="urn:schemas-microsoft-com:vml" xmlns:wp14="http://schemas.microsoft.com/office/word/2010/wordprocessingDrawing" xmlns:wp="http://schemas.openxmlformats.org/drawingml/2006/wordprocessingDrawing" xmlns:w10="urn:schemas-microsoft-com:office:word" xmlns:w="http://schemas.openxmlformats.org/wordprocessingml/2006/main" xmlns:w14="http://schemas.microsoft.com/office/word/2010/wordml" xmlns:w15="http://schemas.microsoft.com/office/word/2012/wordml" xmlns:wpg="http://schemas.microsoft.com/office/word/2010/wordprocessingGroup" xmlns:wpi="http://schemas.microsoft.com/office/word/2010/wordprocessingInk" xmlns:wne="http://schemas.microsoft.com/office/word/2006/wordml" xmlns:wps="http://schemas.microsoft.com/office/word/2010/wordprocessingShape" mc:Ignorable="w14 w15 wp14">
   <w:abstractNum w:abstractNumId="0">
+    <w:nsid w:val="02053A1F"/>
+    <w:multiLevelType w:val="hybridMultilevel"/>
+    <w:tmpl w:val="10C6FDCA"/>
+    <w:lvl w:ilvl="0" w:tplc="4009000F">
+      <w:start w:val="1"/>
+      <w:numFmt w:val="decimal"/>
+      <w:lvlText w:val="%1."/>
+      <w:lvlJc w:val="left"/>
+      <w:pPr>
+        <w:ind w:left="720" w:hanging="360"/>
+      </w:pPr>
+    </w:lvl>
+    <w:lvl w:ilvl="1" w:tplc="40090019">
+      <w:start w:val="1"/>
+      <w:numFmt w:val="lowerLetter"/>
+      <w:lvlText w:val="%2."/>
+      <w:lvlJc w:val="left"/>
+      <w:pPr>
+        <w:ind w:left="1440" w:hanging="360"/>
+      </w:pPr>
+    </w:lvl>
+    <w:lvl w:ilvl="2" w:tplc="4009001B" w:tentative="1">
+      <w:start w:val="1"/>
+      <w:numFmt w:val="lowerRoman"/>
+      <w:lvlText w:val="%3."/>
+      <w:lvlJc w:val="right"/>
+      <w:pPr>
+        <w:ind w:left="2160" w:hanging="180"/>
+      </w:pPr>
+    </w:lvl>
+    <w:lvl w:ilvl="3" w:tplc="4009000F" w:tentative="1">
+      <w:start w:val="1"/>
+      <w:numFmt w:val="decimal"/>
+      <w:lvlText w:val="%4."/>
+      <w:lvlJc w:val="left"/>
+      <w:pPr>
+        <w:ind w:left="2880" w:hanging="360"/>
+      </w:pPr>
+    </w:lvl>
+    <w:lvl w:ilvl="4" w:tplc="40090019" w:tentative="1">
+      <w:start w:val="1"/>
+      <w:numFmt w:val="lowerLetter"/>
+      <w:lvlText w:val="%5."/>
+      <w:lvlJc w:val="left"/>
+      <w:pPr>
+        <w:ind w:left="3600" w:hanging="360"/>
+      </w:pPr>
+    </w:lvl>
+    <w:lvl w:ilvl="5" w:tplc="4009001B" w:tentative="1">
+      <w:start w:val="1"/>
+      <w:numFmt w:val="lowerRoman"/>
+      <w:lvlText w:val="%6."/>
+      <w:lvlJc w:val="right"/>
+      <w:pPr>
+        <w:ind w:left="4320" w:hanging="180"/>
+      </w:pPr>
+    </w:lvl>
+    <w:lvl w:ilvl="6" w:tplc="4009000F" w:tentative="1">
+      <w:start w:val="1"/>
+      <w:numFmt w:val="decimal"/>
+      <w:lvlText w:val="%7."/>
+      <w:lvlJc w:val="left"/>
+      <w:pPr>
+        <w:ind w:left="5040" w:hanging="360"/>
+      </w:pPr>
+    </w:lvl>
+    <w:lvl w:ilvl="7" w:tplc="40090019" w:tentative="1">
+      <w:start w:val="1"/>
+      <w:numFmt w:val="lowerLetter"/>
+      <w:lvlText w:val="%8."/>
+      <w:lvlJc w:val="left"/>
+      <w:pPr>
+        <w:ind w:left="5760" w:hanging="360"/>
+      </w:pPr>
+    </w:lvl>
+    <w:lvl w:ilvl="8" w:tplc="4009001B" w:tentative="1">
+      <w:start w:val="1"/>
+      <w:numFmt w:val="lowerRoman"/>
+      <w:lvlText w:val="%9."/>
+      <w:lvlJc w:val="right"/>
+      <w:pPr>
+        <w:ind w:left="6480" w:hanging="180"/>
+      </w:pPr>
+    </w:lvl>
+  </w:abstractNum>
+  <w:abstractNum w:abstractNumId="1">
     <w:nsid w:val="03284B9C"/>
     <w:multiLevelType w:val="hybridMultilevel"/>
     <w:tmpl w:val="CD3281D2"/>
@@ -10805,7 +11044,7 @@
       </w:rPr>
     </w:lvl>
   </w:abstractNum>
-  <w:abstractNum w:abstractNumId="1">
+  <w:abstractNum w:abstractNumId="2">
     <w:nsid w:val="070D1BC1"/>
     <w:multiLevelType w:val="hybridMultilevel"/>
     <w:tmpl w:val="F306DD1A"/>
@@ -10918,7 +11157,7 @@
       </w:rPr>
     </w:lvl>
   </w:abstractNum>
-  <w:abstractNum w:abstractNumId="2">
+  <w:abstractNum w:abstractNumId="3">
     <w:nsid w:val="102F1FD5"/>
     <w:multiLevelType w:val="hybridMultilevel"/>
     <w:tmpl w:val="EA62398E"/>
@@ -11031,7 +11270,7 @@
       </w:rPr>
     </w:lvl>
   </w:abstractNum>
-  <w:abstractNum w:abstractNumId="3">
+  <w:abstractNum w:abstractNumId="4">
     <w:nsid w:val="1653182B"/>
     <w:multiLevelType w:val="hybridMultilevel"/>
     <w:tmpl w:val="C3EAA4E8"/>
@@ -11144,7 +11383,7 @@
       </w:rPr>
     </w:lvl>
   </w:abstractNum>
-  <w:abstractNum w:abstractNumId="4">
+  <w:abstractNum w:abstractNumId="5">
     <w:nsid w:val="1E031503"/>
     <w:multiLevelType w:val="hybridMultilevel"/>
     <w:tmpl w:val="B1BE347E"/>
@@ -11257,7 +11496,7 @@
       </w:rPr>
     </w:lvl>
   </w:abstractNum>
-  <w:abstractNum w:abstractNumId="5">
+  <w:abstractNum w:abstractNumId="6">
     <w:nsid w:val="21A27338"/>
     <w:multiLevelType w:val="hybridMultilevel"/>
     <w:tmpl w:val="DD2ECF6C"/>
@@ -11343,7 +11582,7 @@
       </w:pPr>
     </w:lvl>
   </w:abstractNum>
-  <w:abstractNum w:abstractNumId="6">
+  <w:abstractNum w:abstractNumId="7">
     <w:nsid w:val="21BE3038"/>
     <w:multiLevelType w:val="hybridMultilevel"/>
     <w:tmpl w:val="CCE277C6"/>
@@ -11456,7 +11695,7 @@
       </w:rPr>
     </w:lvl>
   </w:abstractNum>
-  <w:abstractNum w:abstractNumId="7">
+  <w:abstractNum w:abstractNumId="8">
     <w:nsid w:val="25E5022C"/>
     <w:multiLevelType w:val="hybridMultilevel"/>
     <w:tmpl w:val="1A84A7EE"/>
@@ -11542,7 +11781,7 @@
       </w:pPr>
     </w:lvl>
   </w:abstractNum>
-  <w:abstractNum w:abstractNumId="8">
+  <w:abstractNum w:abstractNumId="9">
     <w:nsid w:val="27496528"/>
     <w:multiLevelType w:val="hybridMultilevel"/>
     <w:tmpl w:val="6D967508"/>
@@ -11631,7 +11870,7 @@
       </w:pPr>
     </w:lvl>
   </w:abstractNum>
-  <w:abstractNum w:abstractNumId="9">
+  <w:abstractNum w:abstractNumId="10">
     <w:nsid w:val="2DD32B0F"/>
     <w:multiLevelType w:val="hybridMultilevel"/>
     <w:tmpl w:val="554CCCDA"/>
@@ -11744,7 +11983,7 @@
       </w:rPr>
     </w:lvl>
   </w:abstractNum>
-  <w:abstractNum w:abstractNumId="10">
+  <w:abstractNum w:abstractNumId="11">
     <w:nsid w:val="2FBD2C0C"/>
     <w:multiLevelType w:val="hybridMultilevel"/>
     <w:tmpl w:val="01684C7C"/>
@@ -11833,7 +12072,7 @@
       </w:pPr>
     </w:lvl>
   </w:abstractNum>
-  <w:abstractNum w:abstractNumId="11">
+  <w:abstractNum w:abstractNumId="12">
     <w:nsid w:val="34FF5AAE"/>
     <w:multiLevelType w:val="hybridMultilevel"/>
     <w:tmpl w:val="3FE6EC76"/>
@@ -11946,7 +12185,7 @@
       </w:rPr>
     </w:lvl>
   </w:abstractNum>
-  <w:abstractNum w:abstractNumId="12">
+  <w:abstractNum w:abstractNumId="13">
     <w:nsid w:val="37740B24"/>
     <w:multiLevelType w:val="hybridMultilevel"/>
     <w:tmpl w:val="3872E6AE"/>
@@ -12032,7 +12271,7 @@
       </w:pPr>
     </w:lvl>
   </w:abstractNum>
-  <w:abstractNum w:abstractNumId="13">
+  <w:abstractNum w:abstractNumId="14">
     <w:nsid w:val="41895E7A"/>
     <w:multiLevelType w:val="hybridMultilevel"/>
     <w:tmpl w:val="7690CF3C"/>
@@ -12118,7 +12357,7 @@
       </w:pPr>
     </w:lvl>
   </w:abstractNum>
-  <w:abstractNum w:abstractNumId="14">
+  <w:abstractNum w:abstractNumId="15">
     <w:nsid w:val="478160C3"/>
     <w:multiLevelType w:val="hybridMultilevel"/>
     <w:tmpl w:val="A35A21BC"/>
@@ -12231,7 +12470,7 @@
       </w:rPr>
     </w:lvl>
   </w:abstractNum>
-  <w:abstractNum w:abstractNumId="15">
+  <w:abstractNum w:abstractNumId="16">
     <w:nsid w:val="47F12698"/>
     <w:multiLevelType w:val="hybridMultilevel"/>
     <w:tmpl w:val="B558A542"/>
@@ -12320,7 +12559,7 @@
       </w:pPr>
     </w:lvl>
   </w:abstractNum>
-  <w:abstractNum w:abstractNumId="16">
+  <w:abstractNum w:abstractNumId="17">
     <w:nsid w:val="4C4A0118"/>
     <w:multiLevelType w:val="hybridMultilevel"/>
     <w:tmpl w:val="A45877B6"/>
@@ -12409,7 +12648,7 @@
       </w:pPr>
     </w:lvl>
   </w:abstractNum>
-  <w:abstractNum w:abstractNumId="17">
+  <w:abstractNum w:abstractNumId="18">
     <w:nsid w:val="4DFB54BE"/>
     <w:multiLevelType w:val="hybridMultilevel"/>
     <w:tmpl w:val="79B8208E"/>
@@ -12495,7 +12734,7 @@
       </w:pPr>
     </w:lvl>
   </w:abstractNum>
-  <w:abstractNum w:abstractNumId="18">
+  <w:abstractNum w:abstractNumId="19">
     <w:nsid w:val="4E7F1D48"/>
     <w:multiLevelType w:val="hybridMultilevel"/>
     <w:tmpl w:val="2898B19C"/>
@@ -12608,7 +12847,7 @@
       </w:rPr>
     </w:lvl>
   </w:abstractNum>
-  <w:abstractNum w:abstractNumId="19">
+  <w:abstractNum w:abstractNumId="20">
     <w:nsid w:val="566412A7"/>
     <w:multiLevelType w:val="hybridMultilevel"/>
     <w:tmpl w:val="6BFE6D52"/>
@@ -12721,7 +12960,7 @@
       </w:rPr>
     </w:lvl>
   </w:abstractNum>
-  <w:abstractNum w:abstractNumId="20">
+  <w:abstractNum w:abstractNumId="21">
     <w:nsid w:val="56BD640B"/>
     <w:multiLevelType w:val="hybridMultilevel"/>
     <w:tmpl w:val="99E6A406"/>
@@ -12807,7 +13046,7 @@
       </w:pPr>
     </w:lvl>
   </w:abstractNum>
-  <w:abstractNum w:abstractNumId="21">
+  <w:abstractNum w:abstractNumId="22">
     <w:nsid w:val="56C512F1"/>
     <w:multiLevelType w:val="hybridMultilevel"/>
     <w:tmpl w:val="A1D4C5B8"/>
@@ -12920,7 +13159,7 @@
       </w:rPr>
     </w:lvl>
   </w:abstractNum>
-  <w:abstractNum w:abstractNumId="22">
+  <w:abstractNum w:abstractNumId="23">
     <w:nsid w:val="5A8E342C"/>
     <w:multiLevelType w:val="hybridMultilevel"/>
     <w:tmpl w:val="74EAC5EE"/>
@@ -13006,7 +13245,7 @@
       </w:pPr>
     </w:lvl>
   </w:abstractNum>
-  <w:abstractNum w:abstractNumId="23">
+  <w:abstractNum w:abstractNumId="24">
     <w:nsid w:val="66B4608C"/>
     <w:multiLevelType w:val="hybridMultilevel"/>
     <w:tmpl w:val="2F288AA4"/>
@@ -13119,7 +13358,7 @@
       </w:rPr>
     </w:lvl>
   </w:abstractNum>
-  <w:abstractNum w:abstractNumId="24">
+  <w:abstractNum w:abstractNumId="25">
     <w:nsid w:val="6791630E"/>
     <w:multiLevelType w:val="hybridMultilevel"/>
     <w:tmpl w:val="C0AE899A"/>
@@ -13232,7 +13471,7 @@
       </w:rPr>
     </w:lvl>
   </w:abstractNum>
-  <w:abstractNum w:abstractNumId="25">
+  <w:abstractNum w:abstractNumId="26">
     <w:nsid w:val="6A9118C3"/>
     <w:multiLevelType w:val="hybridMultilevel"/>
     <w:tmpl w:val="593A6F8A"/>
@@ -13345,7 +13584,7 @@
       </w:rPr>
     </w:lvl>
   </w:abstractNum>
-  <w:abstractNum w:abstractNumId="26">
+  <w:abstractNum w:abstractNumId="27">
     <w:nsid w:val="6ACF42B1"/>
     <w:multiLevelType w:val="hybridMultilevel"/>
     <w:tmpl w:val="61961E14"/>
@@ -13431,7 +13670,7 @@
       </w:pPr>
     </w:lvl>
   </w:abstractNum>
-  <w:abstractNum w:abstractNumId="27">
+  <w:abstractNum w:abstractNumId="28">
     <w:nsid w:val="6B3A6222"/>
     <w:multiLevelType w:val="hybridMultilevel"/>
     <w:tmpl w:val="0B9A7016"/>
@@ -13517,7 +13756,7 @@
       </w:pPr>
     </w:lvl>
   </w:abstractNum>
-  <w:abstractNum w:abstractNumId="28">
+  <w:abstractNum w:abstractNumId="29">
     <w:nsid w:val="730D02C7"/>
     <w:multiLevelType w:val="hybridMultilevel"/>
     <w:tmpl w:val="71CACDAC"/>
@@ -13630,7 +13869,7 @@
       </w:rPr>
     </w:lvl>
   </w:abstractNum>
-  <w:abstractNum w:abstractNumId="29">
+  <w:abstractNum w:abstractNumId="30">
     <w:nsid w:val="76683977"/>
     <w:multiLevelType w:val="hybridMultilevel"/>
     <w:tmpl w:val="7DA80B78"/>
@@ -13743,7 +13982,7 @@
       </w:rPr>
     </w:lvl>
   </w:abstractNum>
-  <w:abstractNum w:abstractNumId="30">
+  <w:abstractNum w:abstractNumId="31">
     <w:nsid w:val="7B79172C"/>
     <w:multiLevelType w:val="hybridMultilevel"/>
     <w:tmpl w:val="60B69B2E"/>
@@ -13829,7 +14068,7 @@
       </w:pPr>
     </w:lvl>
   </w:abstractNum>
-  <w:abstractNum w:abstractNumId="31">
+  <w:abstractNum w:abstractNumId="32">
     <w:nsid w:val="7C245624"/>
     <w:multiLevelType w:val="hybridMultilevel"/>
     <w:tmpl w:val="B058C9C4"/>
@@ -13915,7 +14154,7 @@
       </w:pPr>
     </w:lvl>
   </w:abstractNum>
-  <w:abstractNum w:abstractNumId="32">
+  <w:abstractNum w:abstractNumId="33">
     <w:nsid w:val="7E6C47CF"/>
     <w:multiLevelType w:val="hybridMultilevel"/>
     <w:tmpl w:val="1C3C72D8"/>
@@ -14001,7 +14240,7 @@
       </w:pPr>
     </w:lvl>
   </w:abstractNum>
-  <w:abstractNum w:abstractNumId="33">
+  <w:abstractNum w:abstractNumId="34">
     <w:nsid w:val="7FE7161A"/>
     <w:multiLevelType w:val="hybridMultilevel"/>
     <w:tmpl w:val="28A6E10C"/>
@@ -14088,106 +14327,109 @@
     </w:lvl>
   </w:abstractNum>
   <w:num w:numId="1">
-    <w:abstractNumId w:val="0"/>
+    <w:abstractNumId w:val="1"/>
   </w:num>
   <w:num w:numId="2">
+    <w:abstractNumId w:val="15"/>
+  </w:num>
+  <w:num w:numId="3">
+    <w:abstractNumId w:val="10"/>
+  </w:num>
+  <w:num w:numId="4">
+    <w:abstractNumId w:val="3"/>
+  </w:num>
+  <w:num w:numId="5">
+    <w:abstractNumId w:val="19"/>
+  </w:num>
+  <w:num w:numId="6">
+    <w:abstractNumId w:val="32"/>
+  </w:num>
+  <w:num w:numId="7">
+    <w:abstractNumId w:val="22"/>
+  </w:num>
+  <w:num w:numId="8">
+    <w:abstractNumId w:val="12"/>
+  </w:num>
+  <w:num w:numId="9">
     <w:abstractNumId w:val="14"/>
   </w:num>
-  <w:num w:numId="3">
+  <w:num w:numId="10">
+    <w:abstractNumId w:val="27"/>
+  </w:num>
+  <w:num w:numId="11">
+    <w:abstractNumId w:val="24"/>
+  </w:num>
+  <w:num w:numId="12">
+    <w:abstractNumId w:val="33"/>
+  </w:num>
+  <w:num w:numId="13">
+    <w:abstractNumId w:val="8"/>
+  </w:num>
+  <w:num w:numId="14">
+    <w:abstractNumId w:val="26"/>
+  </w:num>
+  <w:num w:numId="15">
+    <w:abstractNumId w:val="34"/>
+  </w:num>
+  <w:num w:numId="16">
+    <w:abstractNumId w:val="2"/>
+  </w:num>
+  <w:num w:numId="17">
+    <w:abstractNumId w:val="13"/>
+  </w:num>
+  <w:num w:numId="18">
+    <w:abstractNumId w:val="21"/>
+  </w:num>
+  <w:num w:numId="19">
+    <w:abstractNumId w:val="29"/>
+  </w:num>
+  <w:num w:numId="20">
+    <w:abstractNumId w:val="18"/>
+  </w:num>
+  <w:num w:numId="21">
+    <w:abstractNumId w:val="4"/>
+  </w:num>
+  <w:num w:numId="22">
+    <w:abstractNumId w:val="17"/>
+  </w:num>
+  <w:num w:numId="23">
+    <w:abstractNumId w:val="23"/>
+  </w:num>
+  <w:num w:numId="24">
+    <w:abstractNumId w:val="11"/>
+  </w:num>
+  <w:num w:numId="25">
+    <w:abstractNumId w:val="5"/>
+  </w:num>
+  <w:num w:numId="26">
+    <w:abstractNumId w:val="7"/>
+  </w:num>
+  <w:num w:numId="27">
+    <w:abstractNumId w:val="31"/>
+  </w:num>
+  <w:num w:numId="28">
     <w:abstractNumId w:val="9"/>
   </w:num>
-  <w:num w:numId="4">
-    <w:abstractNumId w:val="2"/>
+  <w:num w:numId="29">
+    <w:abstractNumId w:val="6"/>
   </w:num>
-  <w:num w:numId="5">
-    <w:abstractNumId w:val="18"/>
-  </w:num>
-  <w:num w:numId="6">
-    <w:abstractNumId w:val="31"/>
-  </w:num>
-  <w:num w:numId="7">
-    <w:abstractNumId w:val="21"/>
-  </w:num>
-  <w:num w:numId="8">
-    <w:abstractNumId w:val="11"/>
-  </w:num>
-  <w:num w:numId="9">
-    <w:abstractNumId w:val="13"/>
-  </w:num>
-  <w:num w:numId="10">
-    <w:abstractNumId w:val="26"/>
-  </w:num>
-  <w:num w:numId="11">
-    <w:abstractNumId w:val="23"/>
-  </w:num>
-  <w:num w:numId="12">
-    <w:abstractNumId w:val="32"/>
-  </w:num>
-  <w:num w:numId="13">
-    <w:abstractNumId w:val="7"/>
-  </w:num>
-  <w:num w:numId="14">
+  <w:num w:numId="30">
     <w:abstractNumId w:val="25"/>
   </w:num>
-  <w:num w:numId="15">
-    <w:abstractNumId w:val="33"/>
+  <w:num w:numId="31">
+    <w:abstractNumId w:val="30"/>
   </w:num>
-  <w:num w:numId="16">
-    <w:abstractNumId w:val="1"/>
+  <w:num w:numId="32">
+    <w:abstractNumId w:val="28"/>
   </w:num>
-  <w:num w:numId="17">
-    <w:abstractNumId w:val="12"/>
+  <w:num w:numId="33">
+    <w:abstractNumId w:val="16"/>
   </w:num>
-  <w:num w:numId="18">
+  <w:num w:numId="34">
     <w:abstractNumId w:val="20"/>
   </w:num>
-  <w:num w:numId="19">
-    <w:abstractNumId w:val="28"/>
-  </w:num>
-  <w:num w:numId="20">
-    <w:abstractNumId w:val="17"/>
-  </w:num>
-  <w:num w:numId="21">
-    <w:abstractNumId w:val="3"/>
-  </w:num>
-  <w:num w:numId="22">
-    <w:abstractNumId w:val="16"/>
-  </w:num>
-  <w:num w:numId="23">
-    <w:abstractNumId w:val="22"/>
-  </w:num>
-  <w:num w:numId="24">
-    <w:abstractNumId w:val="10"/>
-  </w:num>
-  <w:num w:numId="25">
-    <w:abstractNumId w:val="4"/>
-  </w:num>
-  <w:num w:numId="26">
-    <w:abstractNumId w:val="6"/>
-  </w:num>
-  <w:num w:numId="27">
-    <w:abstractNumId w:val="30"/>
-  </w:num>
-  <w:num w:numId="28">
-    <w:abstractNumId w:val="8"/>
-  </w:num>
-  <w:num w:numId="29">
-    <w:abstractNumId w:val="5"/>
-  </w:num>
-  <w:num w:numId="30">
-    <w:abstractNumId w:val="24"/>
-  </w:num>
-  <w:num w:numId="31">
-    <w:abstractNumId w:val="29"/>
-  </w:num>
-  <w:num w:numId="32">
-    <w:abstractNumId w:val="27"/>
-  </w:num>
-  <w:num w:numId="33">
-    <w:abstractNumId w:val="15"/>
-  </w:num>
-  <w:num w:numId="34">
-    <w:abstractNumId w:val="19"/>
+  <w:num w:numId="35">
+    <w:abstractNumId w:val="0"/>
   </w:num>
 </w:numbering>
 </file>
@@ -15860,22 +16102,22 @@
     </dgm:pt>
   </dgm:ptLst>
   <dgm:cxnLst>
-    <dgm:cxn modelId="{BF9C65EF-B867-45BF-9234-0AFEF0D5D627}" type="presOf" srcId="{B61A3D1B-3A8C-4FA8-B2FF-6EDC43C9119F}" destId="{C9902DDB-CAD5-4304-80B6-6B4C6D6ABEF2}" srcOrd="0" destOrd="0" presId="urn:microsoft.com/office/officeart/2005/8/layout/chevron1"/>
     <dgm:cxn modelId="{8F3B5DA4-C18B-486E-B6C7-2BDDD3595324}" srcId="{C282BF24-6945-4521-A475-F2634480607B}" destId="{BF1F2059-CFEB-485F-B621-D5DF3ACB3CC2}" srcOrd="2" destOrd="0" parTransId="{9DACFA7C-1A54-4022-B41F-730DA71485C2}" sibTransId="{D698A91F-115C-4084-8592-1D3414E7F58F}"/>
     <dgm:cxn modelId="{0851389F-2AB3-4E9B-946E-9D4DAD52D8EB}" srcId="{C282BF24-6945-4521-A475-F2634480607B}" destId="{AF645AB3-99A7-470B-B41D-448E978E9134}" srcOrd="1" destOrd="0" parTransId="{AEE63D8F-833B-45B3-9221-EDAECDB94027}" sibTransId="{606C4831-2717-451A-A82C-5DDE6C36C259}"/>
     <dgm:cxn modelId="{3F3FDCBF-7178-46D5-AE13-9C1BCC09839B}" srcId="{C282BF24-6945-4521-A475-F2634480607B}" destId="{B61A3D1B-3A8C-4FA8-B2FF-6EDC43C9119F}" srcOrd="3" destOrd="0" parTransId="{A923760F-1E06-4A70-9679-94012DEEA32A}" sibTransId="{63BB9B52-D7E8-4367-9A15-8A3436067922}"/>
     <dgm:cxn modelId="{E35CBFD9-EF3E-4DB4-98CF-93B9E45CAD4C}" srcId="{C282BF24-6945-4521-A475-F2634480607B}" destId="{AAE35866-219F-4995-945A-F2DAC7547A3A}" srcOrd="0" destOrd="0" parTransId="{7C6C6C56-4C59-446C-A05D-F8D318C4C57C}" sibTransId="{450C0EC3-E1E3-468C-A81F-AAC9FE136323}"/>
-    <dgm:cxn modelId="{4A16EFE8-0D7B-425D-8560-A0CCCAEAD032}" type="presOf" srcId="{BF1F2059-CFEB-485F-B621-D5DF3ACB3CC2}" destId="{F383E016-67DB-412F-9EE3-2F92DAB1789C}" srcOrd="0" destOrd="0" presId="urn:microsoft.com/office/officeart/2005/8/layout/chevron1"/>
-    <dgm:cxn modelId="{A0E7457B-8BF8-469E-9180-A97FD4BABE91}" type="presOf" srcId="{C282BF24-6945-4521-A475-F2634480607B}" destId="{E0C781ED-66E9-48AC-881A-E1750FE721BC}" srcOrd="0" destOrd="0" presId="urn:microsoft.com/office/officeart/2005/8/layout/chevron1"/>
-    <dgm:cxn modelId="{F09428FC-E441-455D-A835-23DD74F90EE3}" type="presOf" srcId="{AF645AB3-99A7-470B-B41D-448E978E9134}" destId="{F64DDA27-42E2-42F6-9438-11F3252DBAD1}" srcOrd="0" destOrd="0" presId="urn:microsoft.com/office/officeart/2005/8/layout/chevron1"/>
-    <dgm:cxn modelId="{ABF4C7CB-54F4-4858-BD0D-7E50073BD34E}" type="presOf" srcId="{AAE35866-219F-4995-945A-F2DAC7547A3A}" destId="{B0122488-C38E-4E07-908D-8B4D2436C3CB}" srcOrd="0" destOrd="0" presId="urn:microsoft.com/office/officeart/2005/8/layout/chevron1"/>
-    <dgm:cxn modelId="{CADDC5D5-4BB9-481D-8155-31C026317425}" type="presParOf" srcId="{E0C781ED-66E9-48AC-881A-E1750FE721BC}" destId="{B0122488-C38E-4E07-908D-8B4D2436C3CB}" srcOrd="0" destOrd="0" presId="urn:microsoft.com/office/officeart/2005/8/layout/chevron1"/>
-    <dgm:cxn modelId="{275A38CD-03D9-48CB-B861-30E21D75571B}" type="presParOf" srcId="{E0C781ED-66E9-48AC-881A-E1750FE721BC}" destId="{BF32C407-0E17-429C-8640-C8C6AF911DDD}" srcOrd="1" destOrd="0" presId="urn:microsoft.com/office/officeart/2005/8/layout/chevron1"/>
-    <dgm:cxn modelId="{ABC16E19-234F-4DFD-969E-3AE5D54F54EB}" type="presParOf" srcId="{E0C781ED-66E9-48AC-881A-E1750FE721BC}" destId="{F64DDA27-42E2-42F6-9438-11F3252DBAD1}" srcOrd="2" destOrd="0" presId="urn:microsoft.com/office/officeart/2005/8/layout/chevron1"/>
-    <dgm:cxn modelId="{43EC547B-2D85-42B4-A8DB-AC7A3A3A45B8}" type="presParOf" srcId="{E0C781ED-66E9-48AC-881A-E1750FE721BC}" destId="{1A2ADA33-4D93-471F-8C1D-B4D7C9A08455}" srcOrd="3" destOrd="0" presId="urn:microsoft.com/office/officeart/2005/8/layout/chevron1"/>
-    <dgm:cxn modelId="{B6410EC8-6AB3-4798-90F2-307E20BB4494}" type="presParOf" srcId="{E0C781ED-66E9-48AC-881A-E1750FE721BC}" destId="{F383E016-67DB-412F-9EE3-2F92DAB1789C}" srcOrd="4" destOrd="0" presId="urn:microsoft.com/office/officeart/2005/8/layout/chevron1"/>
-    <dgm:cxn modelId="{B803FEFB-642D-4F04-BC42-88C0CEAE8991}" type="presParOf" srcId="{E0C781ED-66E9-48AC-881A-E1750FE721BC}" destId="{B87C4F4A-4DC5-44D8-AD64-85A1E7693D27}" srcOrd="5" destOrd="0" presId="urn:microsoft.com/office/officeart/2005/8/layout/chevron1"/>
-    <dgm:cxn modelId="{7A25E3E3-0157-400B-91F2-EF566EA5ACD6}" type="presParOf" srcId="{E0C781ED-66E9-48AC-881A-E1750FE721BC}" destId="{C9902DDB-CAD5-4304-80B6-6B4C6D6ABEF2}" srcOrd="6" destOrd="0" presId="urn:microsoft.com/office/officeart/2005/8/layout/chevron1"/>
+    <dgm:cxn modelId="{86BFE2F1-4FC7-4EDE-938D-C4152FEF82E2}" type="presOf" srcId="{AAE35866-219F-4995-945A-F2DAC7547A3A}" destId="{B0122488-C38E-4E07-908D-8B4D2436C3CB}" srcOrd="0" destOrd="0" presId="urn:microsoft.com/office/officeart/2005/8/layout/chevron1"/>
+    <dgm:cxn modelId="{52D92D4C-DA56-42B1-92F3-8568EF965A0D}" type="presOf" srcId="{BF1F2059-CFEB-485F-B621-D5DF3ACB3CC2}" destId="{F383E016-67DB-412F-9EE3-2F92DAB1789C}" srcOrd="0" destOrd="0" presId="urn:microsoft.com/office/officeart/2005/8/layout/chevron1"/>
+    <dgm:cxn modelId="{89091EF5-A13C-4CAD-80A3-6F729F21C383}" type="presOf" srcId="{AF645AB3-99A7-470B-B41D-448E978E9134}" destId="{F64DDA27-42E2-42F6-9438-11F3252DBAD1}" srcOrd="0" destOrd="0" presId="urn:microsoft.com/office/officeart/2005/8/layout/chevron1"/>
+    <dgm:cxn modelId="{690E8FC2-2D8F-4A98-9720-C4E24D2F4452}" type="presOf" srcId="{B61A3D1B-3A8C-4FA8-B2FF-6EDC43C9119F}" destId="{C9902DDB-CAD5-4304-80B6-6B4C6D6ABEF2}" srcOrd="0" destOrd="0" presId="urn:microsoft.com/office/officeart/2005/8/layout/chevron1"/>
+    <dgm:cxn modelId="{A5A5A577-641F-4770-ADBB-9603EB7FBC0A}" type="presOf" srcId="{C282BF24-6945-4521-A475-F2634480607B}" destId="{E0C781ED-66E9-48AC-881A-E1750FE721BC}" srcOrd="0" destOrd="0" presId="urn:microsoft.com/office/officeart/2005/8/layout/chevron1"/>
+    <dgm:cxn modelId="{E746CFAE-E0DE-4118-BB0B-9CD0D2B0F8A6}" type="presParOf" srcId="{E0C781ED-66E9-48AC-881A-E1750FE721BC}" destId="{B0122488-C38E-4E07-908D-8B4D2436C3CB}" srcOrd="0" destOrd="0" presId="urn:microsoft.com/office/officeart/2005/8/layout/chevron1"/>
+    <dgm:cxn modelId="{6A2E6598-4C66-4CF4-AC77-E5C1AE387FB3}" type="presParOf" srcId="{E0C781ED-66E9-48AC-881A-E1750FE721BC}" destId="{BF32C407-0E17-429C-8640-C8C6AF911DDD}" srcOrd="1" destOrd="0" presId="urn:microsoft.com/office/officeart/2005/8/layout/chevron1"/>
+    <dgm:cxn modelId="{DB893BBF-2049-444D-A43C-F46F0678E226}" type="presParOf" srcId="{E0C781ED-66E9-48AC-881A-E1750FE721BC}" destId="{F64DDA27-42E2-42F6-9438-11F3252DBAD1}" srcOrd="2" destOrd="0" presId="urn:microsoft.com/office/officeart/2005/8/layout/chevron1"/>
+    <dgm:cxn modelId="{C837AC3F-5F28-458C-8580-15DEC677D03D}" type="presParOf" srcId="{E0C781ED-66E9-48AC-881A-E1750FE721BC}" destId="{1A2ADA33-4D93-471F-8C1D-B4D7C9A08455}" srcOrd="3" destOrd="0" presId="urn:microsoft.com/office/officeart/2005/8/layout/chevron1"/>
+    <dgm:cxn modelId="{8616378F-C0ED-47C7-934B-8591BEAC2B99}" type="presParOf" srcId="{E0C781ED-66E9-48AC-881A-E1750FE721BC}" destId="{F383E016-67DB-412F-9EE3-2F92DAB1789C}" srcOrd="4" destOrd="0" presId="urn:microsoft.com/office/officeart/2005/8/layout/chevron1"/>
+    <dgm:cxn modelId="{4457DB66-5B2C-468B-98D5-CA02EBC44EC9}" type="presParOf" srcId="{E0C781ED-66E9-48AC-881A-E1750FE721BC}" destId="{B87C4F4A-4DC5-44D8-AD64-85A1E7693D27}" srcOrd="5" destOrd="0" presId="urn:microsoft.com/office/officeart/2005/8/layout/chevron1"/>
+    <dgm:cxn modelId="{E143241D-57E7-4865-BC3C-872C8A0D002B}" type="presParOf" srcId="{E0C781ED-66E9-48AC-881A-E1750FE721BC}" destId="{C9902DDB-CAD5-4304-80B6-6B4C6D6ABEF2}" srcOrd="6" destOrd="0" presId="urn:microsoft.com/office/officeart/2005/8/layout/chevron1"/>
   </dgm:cxnLst>
   <dgm:bg/>
   <dgm:whole/>
@@ -17790,7 +18032,7 @@
 </file>
 
 <file path=customXml/itemProps1.xml><?xml version="1.0" encoding="utf-8"?>
-<ds:datastoreItem xmlns:ds="http://schemas.openxmlformats.org/officeDocument/2006/customXml" ds:itemID="{7AA06827-6B6B-4BA8-99E7-D65B61FF31F2}">
+<ds:datastoreItem xmlns:ds="http://schemas.openxmlformats.org/officeDocument/2006/customXml" ds:itemID="{FCC66A29-49AD-4EE8-A601-C3739ED26E06}">
   <ds:schemaRefs>
     <ds:schemaRef ds:uri="http://schemas.openxmlformats.org/officeDocument/2006/bibliography"/>
   </ds:schemaRefs>

--- a/Notes.docx
+++ b/Notes.docx
@@ -10756,7 +10756,6 @@
           <w:lang w:val="en-US"/>
         </w:rPr>
       </w:pPr>
-      <w:bookmarkStart w:id="0" w:name="_GoBack"/>
       <w:r>
         <w:rPr>
           <w:sz w:val="24"/>
@@ -10766,7 +10765,6 @@
         <w:t>Environment Variables</w:t>
       </w:r>
     </w:p>
-    <w:bookmarkEnd w:id="0"/>
     <w:p>
       <w:pPr>
         <w:pStyle w:val="ListParagraph"/>
@@ -10832,6 +10830,1302 @@
         </w:rPr>
         <w:t>Maven Surefire Plugin</w:t>
       </w:r>
+    </w:p>
+    <w:p>
+      <w:pPr>
+        <w:rPr>
+          <w:sz w:val="24"/>
+          <w:szCs w:val="24"/>
+          <w:lang w:val="en-US"/>
+        </w:rPr>
+      </w:pPr>
+    </w:p>
+    <w:p>
+      <w:pPr>
+        <w:rPr>
+          <w:sz w:val="24"/>
+          <w:szCs w:val="24"/>
+          <w:lang w:val="en-US"/>
+        </w:rPr>
+      </w:pPr>
+      <w:r>
+        <w:rPr>
+          <w:sz w:val="24"/>
+          <w:szCs w:val="24"/>
+          <w:lang w:val="en-US"/>
+        </w:rPr>
+        <w:br w:type="page"/>
+      </w:r>
+    </w:p>
+    <w:p>
+      <w:pPr>
+        <w:rPr>
+          <w:b/>
+          <w:bCs/>
+          <w:sz w:val="24"/>
+          <w:szCs w:val="24"/>
+          <w:lang w:val="en-US"/>
+        </w:rPr>
+      </w:pPr>
+      <w:r>
+        <w:rPr>
+          <w:b/>
+          <w:bCs/>
+          <w:sz w:val="24"/>
+          <w:szCs w:val="24"/>
+          <w:lang w:val="en-US"/>
+        </w:rPr>
+        <w:lastRenderedPageBreak/>
+        <w:t>BDD Framework</w:t>
+      </w:r>
+    </w:p>
+    <w:p>
+      <w:pPr>
+        <w:rPr>
+          <w:sz w:val="24"/>
+          <w:szCs w:val="24"/>
+          <w:lang w:val="en-US"/>
+        </w:rPr>
+      </w:pPr>
+      <w:r>
+        <w:rPr>
+          <w:sz w:val="24"/>
+          <w:szCs w:val="24"/>
+          <w:lang w:val="en-US"/>
+        </w:rPr>
+        <w:t>BA, QA team &amp; Development team will gather the requirements from the client.</w:t>
+      </w:r>
+    </w:p>
+    <w:p>
+      <w:pPr>
+        <w:rPr>
+          <w:sz w:val="24"/>
+          <w:szCs w:val="24"/>
+          <w:lang w:val="en-US"/>
+        </w:rPr>
+      </w:pPr>
+      <w:r>
+        <w:rPr>
+          <w:sz w:val="24"/>
+          <w:szCs w:val="24"/>
+          <w:lang w:val="en-US"/>
+        </w:rPr>
+        <w:t xml:space="preserve">Now QA team will create </w:t>
+      </w:r>
+      <w:r>
+        <w:rPr>
+          <w:b/>
+          <w:bCs/>
+          <w:sz w:val="24"/>
+          <w:szCs w:val="24"/>
+          <w:lang w:val="en-US"/>
+        </w:rPr>
+        <w:t>Feature File</w:t>
+      </w:r>
+      <w:r>
+        <w:rPr>
+          <w:sz w:val="24"/>
+          <w:szCs w:val="24"/>
+          <w:lang w:val="en-US"/>
+        </w:rPr>
+        <w:t xml:space="preserve"> (1</w:t>
+      </w:r>
+      <w:r>
+        <w:rPr>
+          <w:sz w:val="24"/>
+          <w:szCs w:val="24"/>
+          <w:vertAlign w:val="superscript"/>
+          <w:lang w:val="en-US"/>
+        </w:rPr>
+        <w:t>st</w:t>
+      </w:r>
+      <w:r>
+        <w:rPr>
+          <w:sz w:val="24"/>
+          <w:szCs w:val="24"/>
+          <w:lang w:val="en-US"/>
+        </w:rPr>
+        <w:t xml:space="preserve"> component of BDD). Feature file is collection of test scenarios.</w:t>
+      </w:r>
+    </w:p>
+    <w:p>
+      <w:pPr>
+        <w:rPr>
+          <w:sz w:val="24"/>
+          <w:szCs w:val="24"/>
+          <w:lang w:val="en-US"/>
+        </w:rPr>
+      </w:pPr>
+      <w:r>
+        <w:rPr>
+          <w:sz w:val="24"/>
+          <w:szCs w:val="24"/>
+          <w:lang w:val="en-US"/>
+        </w:rPr>
+        <w:t>This feature file will be shared with</w:t>
+      </w:r>
+    </w:p>
+    <w:p>
+      <w:pPr>
+        <w:pStyle w:val="ListParagraph"/>
+        <w:numPr>
+          <w:ilvl w:val="0"/>
+          <w:numId w:val="36"/>
+        </w:numPr>
+        <w:rPr>
+          <w:sz w:val="24"/>
+          <w:szCs w:val="24"/>
+          <w:lang w:val="en-US"/>
+        </w:rPr>
+      </w:pPr>
+      <w:r>
+        <w:rPr>
+          <w:sz w:val="24"/>
+          <w:szCs w:val="24"/>
+          <w:lang w:val="en-US"/>
+        </w:rPr>
+        <w:t>Development team</w:t>
+      </w:r>
+    </w:p>
+    <w:p>
+      <w:pPr>
+        <w:pStyle w:val="ListParagraph"/>
+        <w:numPr>
+          <w:ilvl w:val="0"/>
+          <w:numId w:val="36"/>
+        </w:numPr>
+        <w:rPr>
+          <w:sz w:val="24"/>
+          <w:szCs w:val="24"/>
+          <w:lang w:val="en-US"/>
+        </w:rPr>
+      </w:pPr>
+      <w:r>
+        <w:rPr>
+          <w:sz w:val="24"/>
+          <w:szCs w:val="24"/>
+          <w:lang w:val="en-US"/>
+        </w:rPr>
+        <w:t>Manual Tester</w:t>
+      </w:r>
+    </w:p>
+    <w:p>
+      <w:pPr>
+        <w:pStyle w:val="ListParagraph"/>
+        <w:numPr>
+          <w:ilvl w:val="0"/>
+          <w:numId w:val="36"/>
+        </w:numPr>
+        <w:rPr>
+          <w:sz w:val="24"/>
+          <w:szCs w:val="24"/>
+          <w:lang w:val="en-US"/>
+        </w:rPr>
+      </w:pPr>
+      <w:r>
+        <w:rPr>
+          <w:sz w:val="24"/>
+          <w:szCs w:val="24"/>
+          <w:lang w:val="en-US"/>
+        </w:rPr>
+        <w:t>Automation Tester</w:t>
+      </w:r>
+    </w:p>
+    <w:p>
+      <w:pPr>
+        <w:rPr>
+          <w:sz w:val="24"/>
+          <w:szCs w:val="24"/>
+          <w:lang w:val="en-US"/>
+        </w:rPr>
+      </w:pPr>
+      <w:r>
+        <w:rPr>
+          <w:sz w:val="24"/>
+          <w:szCs w:val="24"/>
+          <w:lang w:val="en-US"/>
+        </w:rPr>
+        <w:t xml:space="preserve">Automation tester will execute the Feature file. After execution tester will get a </w:t>
+      </w:r>
+      <w:r>
+        <w:rPr>
+          <w:b/>
+          <w:bCs/>
+          <w:sz w:val="24"/>
+          <w:szCs w:val="24"/>
+          <w:lang w:val="en-US"/>
+        </w:rPr>
+        <w:t xml:space="preserve">Glue Code / Step Definition </w:t>
+      </w:r>
+      <w:r>
+        <w:rPr>
+          <w:sz w:val="24"/>
+          <w:szCs w:val="24"/>
+          <w:lang w:val="en-US"/>
+        </w:rPr>
+        <w:t>(2</w:t>
+      </w:r>
+      <w:r>
+        <w:rPr>
+          <w:sz w:val="24"/>
+          <w:szCs w:val="24"/>
+          <w:vertAlign w:val="superscript"/>
+          <w:lang w:val="en-US"/>
+        </w:rPr>
+        <w:t>nd</w:t>
+      </w:r>
+      <w:r>
+        <w:rPr>
+          <w:sz w:val="24"/>
+          <w:szCs w:val="24"/>
+          <w:lang w:val="en-US"/>
+        </w:rPr>
+        <w:t xml:space="preserve"> Component of BDD).</w:t>
+      </w:r>
+    </w:p>
+    <w:p>
+      <w:pPr>
+        <w:rPr>
+          <w:sz w:val="24"/>
+          <w:szCs w:val="24"/>
+          <w:lang w:val="en-US"/>
+        </w:rPr>
+      </w:pPr>
+      <w:r>
+        <w:rPr>
+          <w:sz w:val="24"/>
+          <w:szCs w:val="24"/>
+          <w:lang w:val="en-US"/>
+        </w:rPr>
+        <w:t>Step Definition is Automation script.</w:t>
+      </w:r>
+    </w:p>
+    <w:p>
+      <w:pPr>
+        <w:rPr>
+          <w:sz w:val="24"/>
+          <w:szCs w:val="24"/>
+          <w:lang w:val="en-US"/>
+        </w:rPr>
+      </w:pPr>
+      <w:r>
+        <w:rPr>
+          <w:sz w:val="24"/>
+          <w:szCs w:val="24"/>
+          <w:lang w:val="en-US"/>
+        </w:rPr>
+        <w:t xml:space="preserve">Now automation tester will create </w:t>
+      </w:r>
+      <w:r>
+        <w:rPr>
+          <w:b/>
+          <w:bCs/>
+          <w:sz w:val="24"/>
+          <w:szCs w:val="24"/>
+          <w:lang w:val="en-US"/>
+        </w:rPr>
+        <w:t xml:space="preserve">Runner Class </w:t>
+      </w:r>
+      <w:r>
+        <w:rPr>
+          <w:sz w:val="24"/>
+          <w:szCs w:val="24"/>
+          <w:lang w:val="en-US"/>
+        </w:rPr>
+        <w:t>(3</w:t>
+      </w:r>
+      <w:r>
+        <w:rPr>
+          <w:sz w:val="24"/>
+          <w:szCs w:val="24"/>
+          <w:vertAlign w:val="superscript"/>
+          <w:lang w:val="en-US"/>
+        </w:rPr>
+        <w:t>rd</w:t>
+      </w:r>
+      <w:r>
+        <w:rPr>
+          <w:sz w:val="24"/>
+          <w:szCs w:val="24"/>
+          <w:lang w:val="en-US"/>
+        </w:rPr>
+        <w:t xml:space="preserve"> component of BDD). Runner class is used for the execution of script.</w:t>
+      </w:r>
+    </w:p>
+    <w:p>
+      <w:pPr>
+        <w:rPr>
+          <w:sz w:val="24"/>
+          <w:szCs w:val="24"/>
+          <w:lang w:val="en-US"/>
+        </w:rPr>
+      </w:pPr>
+    </w:p>
+    <w:p>
+      <w:pPr>
+        <w:rPr>
+          <w:b/>
+          <w:bCs/>
+          <w:sz w:val="24"/>
+          <w:szCs w:val="24"/>
+          <w:lang w:val="en-US"/>
+        </w:rPr>
+      </w:pPr>
+      <w:r>
+        <w:rPr>
+          <w:b/>
+          <w:bCs/>
+          <w:sz w:val="24"/>
+          <w:szCs w:val="24"/>
+          <w:lang w:val="en-US"/>
+        </w:rPr>
+        <w:t>BDD can be implemented via Cucumber.</w:t>
+      </w:r>
+    </w:p>
+    <w:p>
+      <w:pPr>
+        <w:rPr>
+          <w:sz w:val="24"/>
+          <w:szCs w:val="24"/>
+          <w:lang w:val="en-US"/>
+        </w:rPr>
+      </w:pPr>
+    </w:p>
+    <w:p>
+      <w:pPr>
+        <w:rPr>
+          <w:b/>
+          <w:bCs/>
+          <w:sz w:val="24"/>
+          <w:szCs w:val="24"/>
+          <w:lang w:val="en-US"/>
+        </w:rPr>
+      </w:pPr>
+      <w:r>
+        <w:rPr>
+          <w:b/>
+          <w:bCs/>
+          <w:sz w:val="24"/>
+          <w:szCs w:val="24"/>
+          <w:lang w:val="en-US"/>
+        </w:rPr>
+        <w:t>Feature File</w:t>
+      </w:r>
+    </w:p>
+    <w:p>
+      <w:pPr>
+        <w:rPr>
+          <w:sz w:val="24"/>
+          <w:szCs w:val="24"/>
+          <w:lang w:val="en-US"/>
+        </w:rPr>
+      </w:pPr>
+      <w:r>
+        <w:rPr>
+          <w:sz w:val="24"/>
+          <w:szCs w:val="24"/>
+          <w:lang w:val="en-US"/>
+        </w:rPr>
+        <w:t>Collection of test scenarios</w:t>
+      </w:r>
+    </w:p>
+    <w:p>
+      <w:pPr>
+        <w:rPr>
+          <w:sz w:val="24"/>
+          <w:szCs w:val="24"/>
+          <w:lang w:val="en-US"/>
+        </w:rPr>
+      </w:pPr>
+      <w:r>
+        <w:rPr>
+          <w:sz w:val="24"/>
+          <w:szCs w:val="24"/>
+          <w:lang w:val="en-US"/>
+        </w:rPr>
+        <w:t>Created using Gherkin language (English like)</w:t>
+      </w:r>
+    </w:p>
+    <w:p>
+      <w:pPr>
+        <w:rPr>
+          <w:sz w:val="24"/>
+          <w:szCs w:val="24"/>
+          <w:lang w:val="en-US"/>
+        </w:rPr>
+      </w:pPr>
+      <w:r>
+        <w:rPr>
+          <w:sz w:val="24"/>
+          <w:szCs w:val="24"/>
+          <w:lang w:val="en-US"/>
+        </w:rPr>
+        <w:t>Created using keywords</w:t>
+      </w:r>
+    </w:p>
+    <w:p>
+      <w:pPr>
+        <w:pStyle w:val="ListParagraph"/>
+        <w:numPr>
+          <w:ilvl w:val="0"/>
+          <w:numId w:val="37"/>
+        </w:numPr>
+        <w:rPr>
+          <w:sz w:val="24"/>
+          <w:szCs w:val="24"/>
+          <w:lang w:val="en-US"/>
+        </w:rPr>
+      </w:pPr>
+      <w:r>
+        <w:rPr>
+          <w:sz w:val="24"/>
+          <w:szCs w:val="24"/>
+          <w:lang w:val="en-US"/>
+        </w:rPr>
+        <w:t xml:space="preserve">Feature: </w:t>
+      </w:r>
+      <w:r>
+        <w:rPr>
+          <w:sz w:val="24"/>
+          <w:szCs w:val="24"/>
+          <w:lang w:val="en-US"/>
+        </w:rPr>
+        <w:sym w:font="Wingdings" w:char="F0E0"/>
+      </w:r>
+      <w:r>
+        <w:rPr>
+          <w:sz w:val="24"/>
+          <w:szCs w:val="24"/>
+          <w:lang w:val="en-US"/>
+        </w:rPr>
+        <w:t xml:space="preserve"> Requirement to be tested</w:t>
+      </w:r>
+    </w:p>
+    <w:p>
+      <w:pPr>
+        <w:pStyle w:val="ListParagraph"/>
+        <w:numPr>
+          <w:ilvl w:val="0"/>
+          <w:numId w:val="37"/>
+        </w:numPr>
+        <w:rPr>
+          <w:sz w:val="24"/>
+          <w:szCs w:val="24"/>
+          <w:lang w:val="en-US"/>
+        </w:rPr>
+      </w:pPr>
+      <w:r>
+        <w:rPr>
+          <w:sz w:val="24"/>
+          <w:szCs w:val="24"/>
+          <w:lang w:val="en-US"/>
+        </w:rPr>
+        <w:t xml:space="preserve">Scenario: </w:t>
+      </w:r>
+      <w:r>
+        <w:rPr>
+          <w:sz w:val="24"/>
+          <w:szCs w:val="24"/>
+          <w:lang w:val="en-US"/>
+        </w:rPr>
+        <w:sym w:font="Wingdings" w:char="F0E0"/>
+      </w:r>
+      <w:r>
+        <w:rPr>
+          <w:sz w:val="24"/>
+          <w:szCs w:val="24"/>
+          <w:lang w:val="en-US"/>
+        </w:rPr>
+        <w:t xml:space="preserve"> Test objective </w:t>
+      </w:r>
+    </w:p>
+    <w:p>
+      <w:pPr>
+        <w:pStyle w:val="ListParagraph"/>
+        <w:numPr>
+          <w:ilvl w:val="0"/>
+          <w:numId w:val="37"/>
+        </w:numPr>
+        <w:rPr>
+          <w:sz w:val="24"/>
+          <w:szCs w:val="24"/>
+          <w:lang w:val="en-US"/>
+        </w:rPr>
+      </w:pPr>
+      <w:r>
+        <w:rPr>
+          <w:sz w:val="24"/>
+          <w:szCs w:val="24"/>
+          <w:lang w:val="en-US"/>
+        </w:rPr>
+        <w:t xml:space="preserve">Given </w:t>
+      </w:r>
+      <w:r>
+        <w:rPr>
+          <w:sz w:val="24"/>
+          <w:szCs w:val="24"/>
+          <w:lang w:val="en-US"/>
+        </w:rPr>
+        <w:sym w:font="Wingdings" w:char="F0E0"/>
+      </w:r>
+      <w:r>
+        <w:rPr>
+          <w:sz w:val="24"/>
+          <w:szCs w:val="24"/>
+          <w:lang w:val="en-US"/>
+        </w:rPr>
+        <w:t xml:space="preserve"> </w:t>
+      </w:r>
+      <w:r>
+        <w:rPr>
+          <w:sz w:val="24"/>
+          <w:szCs w:val="24"/>
+          <w:lang w:val="en-US"/>
+        </w:rPr>
+        <w:t>Pre-requisite</w:t>
+      </w:r>
+    </w:p>
+    <w:p>
+      <w:pPr>
+        <w:pStyle w:val="ListParagraph"/>
+        <w:numPr>
+          <w:ilvl w:val="0"/>
+          <w:numId w:val="37"/>
+        </w:numPr>
+        <w:rPr>
+          <w:sz w:val="24"/>
+          <w:szCs w:val="24"/>
+          <w:lang w:val="en-US"/>
+        </w:rPr>
+      </w:pPr>
+      <w:r>
+        <w:rPr>
+          <w:sz w:val="24"/>
+          <w:szCs w:val="24"/>
+          <w:lang w:val="en-US"/>
+        </w:rPr>
+        <w:t xml:space="preserve">When </w:t>
+      </w:r>
+      <w:r>
+        <w:rPr>
+          <w:sz w:val="24"/>
+          <w:szCs w:val="24"/>
+          <w:lang w:val="en-US"/>
+        </w:rPr>
+        <w:sym w:font="Wingdings" w:char="F0E0"/>
+      </w:r>
+      <w:r>
+        <w:rPr>
+          <w:sz w:val="24"/>
+          <w:szCs w:val="24"/>
+          <w:lang w:val="en-US"/>
+        </w:rPr>
+        <w:t xml:space="preserve"> Steps to be perform</w:t>
+      </w:r>
+    </w:p>
+    <w:p>
+      <w:pPr>
+        <w:pStyle w:val="ListParagraph"/>
+        <w:numPr>
+          <w:ilvl w:val="0"/>
+          <w:numId w:val="37"/>
+        </w:numPr>
+        <w:rPr>
+          <w:sz w:val="24"/>
+          <w:szCs w:val="24"/>
+          <w:lang w:val="en-US"/>
+        </w:rPr>
+      </w:pPr>
+      <w:r>
+        <w:rPr>
+          <w:sz w:val="24"/>
+          <w:szCs w:val="24"/>
+          <w:lang w:val="en-US"/>
+        </w:rPr>
+        <w:t xml:space="preserve">Then </w:t>
+      </w:r>
+      <w:r>
+        <w:rPr>
+          <w:sz w:val="24"/>
+          <w:szCs w:val="24"/>
+          <w:lang w:val="en-US"/>
+        </w:rPr>
+        <w:sym w:font="Wingdings" w:char="F0E0"/>
+      </w:r>
+      <w:r>
+        <w:rPr>
+          <w:sz w:val="24"/>
+          <w:szCs w:val="24"/>
+          <w:lang w:val="en-US"/>
+        </w:rPr>
+        <w:t xml:space="preserve"> Expected Result</w:t>
+      </w:r>
+    </w:p>
+    <w:p>
+      <w:pPr>
+        <w:pStyle w:val="ListParagraph"/>
+        <w:numPr>
+          <w:ilvl w:val="0"/>
+          <w:numId w:val="37"/>
+        </w:numPr>
+        <w:rPr>
+          <w:sz w:val="24"/>
+          <w:szCs w:val="24"/>
+          <w:lang w:val="en-US"/>
+        </w:rPr>
+      </w:pPr>
+      <w:r>
+        <w:rPr>
+          <w:sz w:val="24"/>
+          <w:szCs w:val="24"/>
+          <w:lang w:val="en-US"/>
+        </w:rPr>
+        <w:t xml:space="preserve">And </w:t>
+      </w:r>
+      <w:r>
+        <w:rPr>
+          <w:sz w:val="24"/>
+          <w:szCs w:val="24"/>
+          <w:lang w:val="en-US"/>
+        </w:rPr>
+        <w:sym w:font="Wingdings" w:char="F0E0"/>
+      </w:r>
+      <w:r>
+        <w:rPr>
+          <w:sz w:val="24"/>
+          <w:szCs w:val="24"/>
+          <w:lang w:val="en-US"/>
+        </w:rPr>
+        <w:t xml:space="preserve"> For combining multiple When statements</w:t>
+      </w:r>
+    </w:p>
+    <w:p>
+      <w:pPr>
+        <w:pStyle w:val="ListParagraph"/>
+        <w:numPr>
+          <w:ilvl w:val="0"/>
+          <w:numId w:val="37"/>
+        </w:numPr>
+        <w:rPr>
+          <w:sz w:val="24"/>
+          <w:szCs w:val="24"/>
+          <w:lang w:val="en-US"/>
+        </w:rPr>
+      </w:pPr>
+      <w:r>
+        <w:rPr>
+          <w:sz w:val="24"/>
+          <w:szCs w:val="24"/>
+          <w:lang w:val="en-US"/>
+        </w:rPr>
+        <w:t xml:space="preserve">Background: </w:t>
+      </w:r>
+      <w:r>
+        <w:rPr>
+          <w:sz w:val="24"/>
+          <w:szCs w:val="24"/>
+          <w:lang w:val="en-US"/>
+        </w:rPr>
+        <w:sym w:font="Wingdings" w:char="F0E0"/>
+      </w:r>
+      <w:r>
+        <w:rPr>
+          <w:sz w:val="24"/>
+          <w:szCs w:val="24"/>
+          <w:lang w:val="en-US"/>
+        </w:rPr>
+        <w:t xml:space="preserve"> For multiple Given statements</w:t>
+      </w:r>
+    </w:p>
+    <w:p>
+      <w:pPr>
+        <w:pStyle w:val="ListParagraph"/>
+        <w:numPr>
+          <w:ilvl w:val="0"/>
+          <w:numId w:val="37"/>
+        </w:numPr>
+        <w:rPr>
+          <w:sz w:val="24"/>
+          <w:szCs w:val="24"/>
+          <w:lang w:val="en-US"/>
+        </w:rPr>
+      </w:pPr>
+      <w:r>
+        <w:rPr>
+          <w:sz w:val="24"/>
+          <w:szCs w:val="24"/>
+          <w:lang w:val="en-US"/>
+        </w:rPr>
+        <w:t xml:space="preserve">Examples: </w:t>
+      </w:r>
+      <w:r>
+        <w:rPr>
+          <w:sz w:val="24"/>
+          <w:szCs w:val="24"/>
+          <w:lang w:val="en-US"/>
+        </w:rPr>
+        <w:sym w:font="Wingdings" w:char="F0E0"/>
+      </w:r>
+      <w:r>
+        <w:rPr>
+          <w:sz w:val="24"/>
+          <w:szCs w:val="24"/>
+          <w:lang w:val="en-US"/>
+        </w:rPr>
+        <w:t xml:space="preserve"> Data driven testing</w:t>
+      </w:r>
+    </w:p>
+    <w:p>
+      <w:pPr>
+        <w:pStyle w:val="ListParagraph"/>
+        <w:numPr>
+          <w:ilvl w:val="0"/>
+          <w:numId w:val="37"/>
+        </w:numPr>
+        <w:rPr>
+          <w:sz w:val="24"/>
+          <w:szCs w:val="24"/>
+          <w:lang w:val="en-US"/>
+        </w:rPr>
+      </w:pPr>
+      <w:r>
+        <w:rPr>
+          <w:sz w:val="24"/>
+          <w:szCs w:val="24"/>
+          <w:lang w:val="en-US"/>
+        </w:rPr>
+        <w:t xml:space="preserve">Scenario Outline: </w:t>
+      </w:r>
+      <w:r>
+        <w:rPr>
+          <w:sz w:val="24"/>
+          <w:szCs w:val="24"/>
+          <w:lang w:val="en-US"/>
+        </w:rPr>
+        <w:sym w:font="Wingdings" w:char="F0E0"/>
+      </w:r>
+      <w:r>
+        <w:rPr>
+          <w:sz w:val="24"/>
+          <w:szCs w:val="24"/>
+          <w:lang w:val="en-US"/>
+        </w:rPr>
+        <w:t xml:space="preserve"> Data driven testing (Combining with Examples)</w:t>
+      </w:r>
+    </w:p>
+    <w:p>
+      <w:pPr>
+        <w:rPr>
+          <w:sz w:val="24"/>
+          <w:szCs w:val="24"/>
+          <w:lang w:val="en-US"/>
+        </w:rPr>
+      </w:pPr>
+    </w:p>
+    <w:p>
+      <w:pPr>
+        <w:rPr>
+          <w:sz w:val="24"/>
+          <w:szCs w:val="24"/>
+          <w:lang w:val="en-US"/>
+        </w:rPr>
+      </w:pPr>
+      <w:r>
+        <w:rPr>
+          <w:sz w:val="24"/>
+          <w:szCs w:val="24"/>
+          <w:lang w:val="en-US"/>
+        </w:rPr>
+        <w:t>Requirement – Validate Google Title</w:t>
+      </w:r>
+    </w:p>
+    <w:p>
+      <w:pPr>
+        <w:pStyle w:val="ListParagraph"/>
+        <w:numPr>
+          <w:ilvl w:val="0"/>
+          <w:numId w:val="38"/>
+        </w:numPr>
+        <w:rPr>
+          <w:sz w:val="24"/>
+          <w:szCs w:val="24"/>
+          <w:lang w:val="en-US"/>
+        </w:rPr>
+      </w:pPr>
+      <w:r>
+        <w:rPr>
+          <w:sz w:val="24"/>
+          <w:szCs w:val="24"/>
+          <w:lang w:val="en-US"/>
+        </w:rPr>
+        <w:t>Open Google</w:t>
+      </w:r>
+    </w:p>
+    <w:p>
+      <w:pPr>
+        <w:pStyle w:val="ListParagraph"/>
+        <w:numPr>
+          <w:ilvl w:val="0"/>
+          <w:numId w:val="38"/>
+        </w:numPr>
+        <w:rPr>
+          <w:sz w:val="24"/>
+          <w:szCs w:val="24"/>
+          <w:lang w:val="en-US"/>
+        </w:rPr>
+      </w:pPr>
+      <w:r>
+        <w:rPr>
+          <w:sz w:val="24"/>
+          <w:szCs w:val="24"/>
+          <w:lang w:val="en-US"/>
+        </w:rPr>
+        <w:t>Read the title</w:t>
+      </w:r>
+    </w:p>
+    <w:p>
+      <w:pPr>
+        <w:pStyle w:val="ListParagraph"/>
+        <w:numPr>
+          <w:ilvl w:val="0"/>
+          <w:numId w:val="38"/>
+        </w:numPr>
+        <w:rPr>
+          <w:sz w:val="24"/>
+          <w:szCs w:val="24"/>
+          <w:lang w:val="en-US"/>
+        </w:rPr>
+      </w:pPr>
+      <w:r>
+        <w:rPr>
+          <w:sz w:val="24"/>
+          <w:szCs w:val="24"/>
+          <w:lang w:val="en-US"/>
+        </w:rPr>
+        <w:t>Title should be Google</w:t>
+      </w:r>
+    </w:p>
+    <w:p>
+      <w:pPr>
+        <w:rPr>
+          <w:sz w:val="24"/>
+          <w:szCs w:val="24"/>
+          <w:lang w:val="en-US"/>
+        </w:rPr>
+      </w:pPr>
+      <w:r>
+        <w:rPr>
+          <w:sz w:val="24"/>
+          <w:szCs w:val="24"/>
+          <w:lang w:val="en-US"/>
+        </w:rPr>
+        <w:lastRenderedPageBreak/>
+        <w:t>Feature File</w:t>
+      </w:r>
+    </w:p>
+    <w:p>
+      <w:pPr>
+        <w:rPr>
+          <w:sz w:val="24"/>
+          <w:szCs w:val="24"/>
+          <w:lang w:val="en-US"/>
+        </w:rPr>
+      </w:pPr>
+      <w:r>
+        <w:rPr>
+          <w:sz w:val="24"/>
+          <w:szCs w:val="24"/>
+          <w:lang w:val="en-US"/>
+        </w:rPr>
+        <w:t>Feature: Google Title</w:t>
+      </w:r>
+    </w:p>
+    <w:p>
+      <w:pPr>
+        <w:rPr>
+          <w:sz w:val="24"/>
+          <w:szCs w:val="24"/>
+          <w:lang w:val="en-US"/>
+        </w:rPr>
+      </w:pPr>
+      <w:r>
+        <w:rPr>
+          <w:sz w:val="24"/>
+          <w:szCs w:val="24"/>
+          <w:lang w:val="en-US"/>
+        </w:rPr>
+        <w:t>Scenario: To validate title of Google</w:t>
+      </w:r>
+    </w:p>
+    <w:p>
+      <w:pPr>
+        <w:rPr>
+          <w:sz w:val="24"/>
+          <w:szCs w:val="24"/>
+          <w:lang w:val="en-US"/>
+        </w:rPr>
+      </w:pPr>
+      <w:r>
+        <w:rPr>
+          <w:sz w:val="24"/>
+          <w:szCs w:val="24"/>
+          <w:lang w:val="en-US"/>
+        </w:rPr>
+        <w:t>Given Launch Google</w:t>
+      </w:r>
+    </w:p>
+    <w:p>
+      <w:pPr>
+        <w:rPr>
+          <w:sz w:val="24"/>
+          <w:szCs w:val="24"/>
+          <w:lang w:val="en-US"/>
+        </w:rPr>
+      </w:pPr>
+      <w:r>
+        <w:rPr>
+          <w:sz w:val="24"/>
+          <w:szCs w:val="24"/>
+          <w:lang w:val="en-US"/>
+        </w:rPr>
+        <w:t>When Read the title</w:t>
+      </w:r>
+    </w:p>
+    <w:p>
+      <w:pPr>
+        <w:rPr>
+          <w:sz w:val="24"/>
+          <w:szCs w:val="24"/>
+          <w:lang w:val="en-US"/>
+        </w:rPr>
+      </w:pPr>
+      <w:r>
+        <w:rPr>
+          <w:sz w:val="24"/>
+          <w:szCs w:val="24"/>
+          <w:lang w:val="en-US"/>
+        </w:rPr>
+        <w:t>Then Title should be Google</w:t>
+      </w:r>
+    </w:p>
+    <w:p>
+      <w:pPr>
+        <w:rPr>
+          <w:sz w:val="24"/>
+          <w:szCs w:val="24"/>
+          <w:lang w:val="en-US"/>
+        </w:rPr>
+      </w:pPr>
+    </w:p>
+    <w:p>
+      <w:pPr>
+        <w:rPr>
+          <w:sz w:val="24"/>
+          <w:szCs w:val="24"/>
+          <w:lang w:val="en-US"/>
+        </w:rPr>
+      </w:pPr>
+      <w:r>
+        <w:rPr>
+          <w:sz w:val="24"/>
+          <w:szCs w:val="24"/>
+          <w:lang w:val="en-US"/>
+        </w:rPr>
+        <w:t>Scenario – Login with valid data</w:t>
+      </w:r>
+    </w:p>
+    <w:p>
+      <w:pPr>
+        <w:pStyle w:val="ListParagraph"/>
+        <w:numPr>
+          <w:ilvl w:val="0"/>
+          <w:numId w:val="39"/>
+        </w:numPr>
+        <w:rPr>
+          <w:sz w:val="24"/>
+          <w:szCs w:val="24"/>
+          <w:lang w:val="en-US"/>
+        </w:rPr>
+      </w:pPr>
+      <w:r>
+        <w:rPr>
+          <w:sz w:val="24"/>
+          <w:szCs w:val="24"/>
+          <w:lang w:val="en-US"/>
+        </w:rPr>
+        <w:t>Launch OHRM</w:t>
+      </w:r>
+    </w:p>
+    <w:p>
+      <w:pPr>
+        <w:pStyle w:val="ListParagraph"/>
+        <w:numPr>
+          <w:ilvl w:val="0"/>
+          <w:numId w:val="39"/>
+        </w:numPr>
+        <w:rPr>
+          <w:sz w:val="24"/>
+          <w:szCs w:val="24"/>
+          <w:lang w:val="en-US"/>
+        </w:rPr>
+      </w:pPr>
+      <w:r>
+        <w:rPr>
+          <w:sz w:val="24"/>
+          <w:szCs w:val="24"/>
+          <w:lang w:val="en-US"/>
+        </w:rPr>
+        <w:t>Enter valid user name</w:t>
+      </w:r>
+    </w:p>
+    <w:p>
+      <w:pPr>
+        <w:pStyle w:val="ListParagraph"/>
+        <w:numPr>
+          <w:ilvl w:val="0"/>
+          <w:numId w:val="39"/>
+        </w:numPr>
+        <w:rPr>
+          <w:sz w:val="24"/>
+          <w:szCs w:val="24"/>
+          <w:lang w:val="en-US"/>
+        </w:rPr>
+      </w:pPr>
+      <w:r>
+        <w:rPr>
+          <w:sz w:val="24"/>
+          <w:szCs w:val="24"/>
+          <w:lang w:val="en-US"/>
+        </w:rPr>
+        <w:t>Enter valid password</w:t>
+      </w:r>
+    </w:p>
+    <w:p>
+      <w:pPr>
+        <w:pStyle w:val="ListParagraph"/>
+        <w:numPr>
+          <w:ilvl w:val="0"/>
+          <w:numId w:val="39"/>
+        </w:numPr>
+        <w:rPr>
+          <w:sz w:val="24"/>
+          <w:szCs w:val="24"/>
+          <w:lang w:val="en-US"/>
+        </w:rPr>
+      </w:pPr>
+      <w:r>
+        <w:rPr>
+          <w:sz w:val="24"/>
+          <w:szCs w:val="24"/>
+          <w:lang w:val="en-US"/>
+        </w:rPr>
+        <w:t>Click on Login button</w:t>
+      </w:r>
+    </w:p>
+    <w:p>
+      <w:pPr>
+        <w:pStyle w:val="ListParagraph"/>
+        <w:numPr>
+          <w:ilvl w:val="0"/>
+          <w:numId w:val="39"/>
+        </w:numPr>
+        <w:rPr>
+          <w:sz w:val="24"/>
+          <w:szCs w:val="24"/>
+          <w:lang w:val="en-US"/>
+        </w:rPr>
+      </w:pPr>
+      <w:r>
+        <w:rPr>
+          <w:sz w:val="24"/>
+          <w:szCs w:val="24"/>
+          <w:lang w:val="en-US"/>
+        </w:rPr>
+        <w:t>Dashboard page should display</w:t>
+      </w:r>
+    </w:p>
+    <w:p>
+      <w:pPr>
+        <w:rPr>
+          <w:sz w:val="24"/>
+          <w:szCs w:val="24"/>
+          <w:lang w:val="en-US"/>
+        </w:rPr>
+      </w:pPr>
+    </w:p>
+    <w:p>
+      <w:pPr>
+        <w:rPr>
+          <w:sz w:val="24"/>
+          <w:szCs w:val="24"/>
+          <w:lang w:val="en-US"/>
+        </w:rPr>
+      </w:pPr>
+      <w:r>
+        <w:rPr>
+          <w:sz w:val="24"/>
+          <w:szCs w:val="24"/>
+          <w:lang w:val="en-US"/>
+        </w:rPr>
+        <w:t>Feature file</w:t>
+      </w:r>
+    </w:p>
+    <w:p>
+      <w:pPr>
+        <w:rPr>
+          <w:sz w:val="24"/>
+          <w:szCs w:val="24"/>
+          <w:lang w:val="en-US"/>
+        </w:rPr>
+      </w:pPr>
+      <w:r>
+        <w:rPr>
+          <w:sz w:val="24"/>
+          <w:szCs w:val="24"/>
+          <w:lang w:val="en-US"/>
+        </w:rPr>
+        <w:t>Feature: Login with Valid data</w:t>
+      </w:r>
+    </w:p>
+    <w:p>
+      <w:pPr>
+        <w:rPr>
+          <w:sz w:val="24"/>
+          <w:szCs w:val="24"/>
+          <w:lang w:val="en-US"/>
+        </w:rPr>
+      </w:pPr>
+      <w:r>
+        <w:rPr>
+          <w:sz w:val="24"/>
+          <w:szCs w:val="24"/>
+          <w:lang w:val="en-US"/>
+        </w:rPr>
+        <w:t>Scenario: To verify login functionality with valid data</w:t>
+      </w:r>
+    </w:p>
+    <w:p>
+      <w:pPr>
+        <w:rPr>
+          <w:sz w:val="24"/>
+          <w:szCs w:val="24"/>
+          <w:lang w:val="en-US"/>
+        </w:rPr>
+      </w:pPr>
+      <w:r>
+        <w:rPr>
+          <w:sz w:val="24"/>
+          <w:szCs w:val="24"/>
+          <w:lang w:val="en-US"/>
+        </w:rPr>
+        <w:t>Given Launch OHRM</w:t>
+      </w:r>
+    </w:p>
+    <w:p>
+      <w:pPr>
+        <w:rPr>
+          <w:sz w:val="24"/>
+          <w:szCs w:val="24"/>
+          <w:lang w:val="en-US"/>
+        </w:rPr>
+      </w:pPr>
+      <w:r>
+        <w:rPr>
+          <w:sz w:val="24"/>
+          <w:szCs w:val="24"/>
+          <w:lang w:val="en-US"/>
+        </w:rPr>
+        <w:t xml:space="preserve">When </w:t>
+      </w:r>
+      <w:proofErr w:type="gramStart"/>
+      <w:r>
+        <w:rPr>
+          <w:sz w:val="24"/>
+          <w:szCs w:val="24"/>
+          <w:lang w:val="en-US"/>
+        </w:rPr>
+        <w:t>Enter</w:t>
+      </w:r>
+      <w:proofErr w:type="gramEnd"/>
+      <w:r>
+        <w:rPr>
+          <w:sz w:val="24"/>
+          <w:szCs w:val="24"/>
+          <w:lang w:val="en-US"/>
+        </w:rPr>
+        <w:t xml:space="preserve"> valid user name</w:t>
+      </w:r>
+    </w:p>
+    <w:p>
+      <w:pPr>
+        <w:rPr>
+          <w:sz w:val="24"/>
+          <w:szCs w:val="24"/>
+          <w:lang w:val="en-US"/>
+        </w:rPr>
+      </w:pPr>
+      <w:r>
+        <w:rPr>
+          <w:sz w:val="24"/>
+          <w:szCs w:val="24"/>
+          <w:lang w:val="en-US"/>
+        </w:rPr>
+        <w:t xml:space="preserve">When </w:t>
+      </w:r>
+      <w:proofErr w:type="gramStart"/>
+      <w:r>
+        <w:rPr>
+          <w:sz w:val="24"/>
+          <w:szCs w:val="24"/>
+          <w:lang w:val="en-US"/>
+        </w:rPr>
+        <w:t>Enter</w:t>
+      </w:r>
+      <w:proofErr w:type="gramEnd"/>
+      <w:r>
+        <w:rPr>
+          <w:sz w:val="24"/>
+          <w:szCs w:val="24"/>
+          <w:lang w:val="en-US"/>
+        </w:rPr>
+        <w:t xml:space="preserve"> valid password</w:t>
+      </w:r>
+    </w:p>
+    <w:p>
+      <w:pPr>
+        <w:rPr>
+          <w:sz w:val="24"/>
+          <w:szCs w:val="24"/>
+          <w:lang w:val="en-US"/>
+        </w:rPr>
+      </w:pPr>
+      <w:r>
+        <w:rPr>
+          <w:sz w:val="24"/>
+          <w:szCs w:val="24"/>
+          <w:lang w:val="en-US"/>
+        </w:rPr>
+        <w:t>And Click on Login button</w:t>
+      </w:r>
+    </w:p>
+    <w:p>
+      <w:pPr>
+        <w:rPr>
+          <w:sz w:val="24"/>
+          <w:szCs w:val="24"/>
+          <w:lang w:val="en-US"/>
+        </w:rPr>
+      </w:pPr>
+      <w:r>
+        <w:rPr>
+          <w:sz w:val="24"/>
+          <w:szCs w:val="24"/>
+          <w:lang w:val="en-US"/>
+        </w:rPr>
+        <w:t>Then Dashboard page should display</w:t>
+      </w:r>
+      <w:bookmarkStart w:id="0" w:name="_GoBack"/>
+      <w:bookmarkEnd w:id="0"/>
     </w:p>
     <w:sectPr>
       <w:pgSz w:w="11906" w:h="16838"/>
@@ -11696,6 +12990,95 @@
     </w:lvl>
   </w:abstractNum>
   <w:abstractNum w:abstractNumId="8">
+    <w:nsid w:val="259F0EDA"/>
+    <w:multiLevelType w:val="hybridMultilevel"/>
+    <w:tmpl w:val="319ED6DA"/>
+    <w:lvl w:ilvl="0" w:tplc="4009000F">
+      <w:start w:val="1"/>
+      <w:numFmt w:val="decimal"/>
+      <w:lvlText w:val="%1."/>
+      <w:lvlJc w:val="left"/>
+      <w:pPr>
+        <w:ind w:left="720" w:hanging="360"/>
+      </w:pPr>
+      <w:rPr>
+        <w:rFonts w:hint="default"/>
+      </w:rPr>
+    </w:lvl>
+    <w:lvl w:ilvl="1" w:tplc="40090019" w:tentative="1">
+      <w:start w:val="1"/>
+      <w:numFmt w:val="lowerLetter"/>
+      <w:lvlText w:val="%2."/>
+      <w:lvlJc w:val="left"/>
+      <w:pPr>
+        <w:ind w:left="1440" w:hanging="360"/>
+      </w:pPr>
+    </w:lvl>
+    <w:lvl w:ilvl="2" w:tplc="4009001B" w:tentative="1">
+      <w:start w:val="1"/>
+      <w:numFmt w:val="lowerRoman"/>
+      <w:lvlText w:val="%3."/>
+      <w:lvlJc w:val="right"/>
+      <w:pPr>
+        <w:ind w:left="2160" w:hanging="180"/>
+      </w:pPr>
+    </w:lvl>
+    <w:lvl w:ilvl="3" w:tplc="4009000F" w:tentative="1">
+      <w:start w:val="1"/>
+      <w:numFmt w:val="decimal"/>
+      <w:lvlText w:val="%4."/>
+      <w:lvlJc w:val="left"/>
+      <w:pPr>
+        <w:ind w:left="2880" w:hanging="360"/>
+      </w:pPr>
+    </w:lvl>
+    <w:lvl w:ilvl="4" w:tplc="40090019" w:tentative="1">
+      <w:start w:val="1"/>
+      <w:numFmt w:val="lowerLetter"/>
+      <w:lvlText w:val="%5."/>
+      <w:lvlJc w:val="left"/>
+      <w:pPr>
+        <w:ind w:left="3600" w:hanging="360"/>
+      </w:pPr>
+    </w:lvl>
+    <w:lvl w:ilvl="5" w:tplc="4009001B" w:tentative="1">
+      <w:start w:val="1"/>
+      <w:numFmt w:val="lowerRoman"/>
+      <w:lvlText w:val="%6."/>
+      <w:lvlJc w:val="right"/>
+      <w:pPr>
+        <w:ind w:left="4320" w:hanging="180"/>
+      </w:pPr>
+    </w:lvl>
+    <w:lvl w:ilvl="6" w:tplc="4009000F" w:tentative="1">
+      <w:start w:val="1"/>
+      <w:numFmt w:val="decimal"/>
+      <w:lvlText w:val="%7."/>
+      <w:lvlJc w:val="left"/>
+      <w:pPr>
+        <w:ind w:left="5040" w:hanging="360"/>
+      </w:pPr>
+    </w:lvl>
+    <w:lvl w:ilvl="7" w:tplc="40090019" w:tentative="1">
+      <w:start w:val="1"/>
+      <w:numFmt w:val="lowerLetter"/>
+      <w:lvlText w:val="%8."/>
+      <w:lvlJc w:val="left"/>
+      <w:pPr>
+        <w:ind w:left="5760" w:hanging="360"/>
+      </w:pPr>
+    </w:lvl>
+    <w:lvl w:ilvl="8" w:tplc="4009001B" w:tentative="1">
+      <w:start w:val="1"/>
+      <w:numFmt w:val="lowerRoman"/>
+      <w:lvlText w:val="%9."/>
+      <w:lvlJc w:val="right"/>
+      <w:pPr>
+        <w:ind w:left="6480" w:hanging="180"/>
+      </w:pPr>
+    </w:lvl>
+  </w:abstractNum>
+  <w:abstractNum w:abstractNumId="9">
     <w:nsid w:val="25E5022C"/>
     <w:multiLevelType w:val="hybridMultilevel"/>
     <w:tmpl w:val="1A84A7EE"/>
@@ -11781,7 +13164,7 @@
       </w:pPr>
     </w:lvl>
   </w:abstractNum>
-  <w:abstractNum w:abstractNumId="9">
+  <w:abstractNum w:abstractNumId="10">
     <w:nsid w:val="27496528"/>
     <w:multiLevelType w:val="hybridMultilevel"/>
     <w:tmpl w:val="6D967508"/>
@@ -11870,7 +13253,7 @@
       </w:pPr>
     </w:lvl>
   </w:abstractNum>
-  <w:abstractNum w:abstractNumId="10">
+  <w:abstractNum w:abstractNumId="11">
     <w:nsid w:val="2DD32B0F"/>
     <w:multiLevelType w:val="hybridMultilevel"/>
     <w:tmpl w:val="554CCCDA"/>
@@ -11983,7 +13366,7 @@
       </w:rPr>
     </w:lvl>
   </w:abstractNum>
-  <w:abstractNum w:abstractNumId="11">
+  <w:abstractNum w:abstractNumId="12">
     <w:nsid w:val="2FBD2C0C"/>
     <w:multiLevelType w:val="hybridMultilevel"/>
     <w:tmpl w:val="01684C7C"/>
@@ -12072,7 +13455,7 @@
       </w:pPr>
     </w:lvl>
   </w:abstractNum>
-  <w:abstractNum w:abstractNumId="12">
+  <w:abstractNum w:abstractNumId="13">
     <w:nsid w:val="34FF5AAE"/>
     <w:multiLevelType w:val="hybridMultilevel"/>
     <w:tmpl w:val="3FE6EC76"/>
@@ -12185,7 +13568,7 @@
       </w:rPr>
     </w:lvl>
   </w:abstractNum>
-  <w:abstractNum w:abstractNumId="13">
+  <w:abstractNum w:abstractNumId="14">
     <w:nsid w:val="37740B24"/>
     <w:multiLevelType w:val="hybridMultilevel"/>
     <w:tmpl w:val="3872E6AE"/>
@@ -12271,7 +13654,7 @@
       </w:pPr>
     </w:lvl>
   </w:abstractNum>
-  <w:abstractNum w:abstractNumId="14">
+  <w:abstractNum w:abstractNumId="15">
     <w:nsid w:val="41895E7A"/>
     <w:multiLevelType w:val="hybridMultilevel"/>
     <w:tmpl w:val="7690CF3C"/>
@@ -12357,7 +13740,93 @@
       </w:pPr>
     </w:lvl>
   </w:abstractNum>
-  <w:abstractNum w:abstractNumId="15">
+  <w:abstractNum w:abstractNumId="16">
+    <w:nsid w:val="45A92DF6"/>
+    <w:multiLevelType w:val="hybridMultilevel"/>
+    <w:tmpl w:val="FD3A6404"/>
+    <w:lvl w:ilvl="0" w:tplc="4009000F">
+      <w:start w:val="1"/>
+      <w:numFmt w:val="decimal"/>
+      <w:lvlText w:val="%1."/>
+      <w:lvlJc w:val="left"/>
+      <w:pPr>
+        <w:ind w:left="720" w:hanging="360"/>
+      </w:pPr>
+    </w:lvl>
+    <w:lvl w:ilvl="1" w:tplc="40090019" w:tentative="1">
+      <w:start w:val="1"/>
+      <w:numFmt w:val="lowerLetter"/>
+      <w:lvlText w:val="%2."/>
+      <w:lvlJc w:val="left"/>
+      <w:pPr>
+        <w:ind w:left="1440" w:hanging="360"/>
+      </w:pPr>
+    </w:lvl>
+    <w:lvl w:ilvl="2" w:tplc="4009001B" w:tentative="1">
+      <w:start w:val="1"/>
+      <w:numFmt w:val="lowerRoman"/>
+      <w:lvlText w:val="%3."/>
+      <w:lvlJc w:val="right"/>
+      <w:pPr>
+        <w:ind w:left="2160" w:hanging="180"/>
+      </w:pPr>
+    </w:lvl>
+    <w:lvl w:ilvl="3" w:tplc="4009000F" w:tentative="1">
+      <w:start w:val="1"/>
+      <w:numFmt w:val="decimal"/>
+      <w:lvlText w:val="%4."/>
+      <w:lvlJc w:val="left"/>
+      <w:pPr>
+        <w:ind w:left="2880" w:hanging="360"/>
+      </w:pPr>
+    </w:lvl>
+    <w:lvl w:ilvl="4" w:tplc="40090019" w:tentative="1">
+      <w:start w:val="1"/>
+      <w:numFmt w:val="lowerLetter"/>
+      <w:lvlText w:val="%5."/>
+      <w:lvlJc w:val="left"/>
+      <w:pPr>
+        <w:ind w:left="3600" w:hanging="360"/>
+      </w:pPr>
+    </w:lvl>
+    <w:lvl w:ilvl="5" w:tplc="4009001B" w:tentative="1">
+      <w:start w:val="1"/>
+      <w:numFmt w:val="lowerRoman"/>
+      <w:lvlText w:val="%6."/>
+      <w:lvlJc w:val="right"/>
+      <w:pPr>
+        <w:ind w:left="4320" w:hanging="180"/>
+      </w:pPr>
+    </w:lvl>
+    <w:lvl w:ilvl="6" w:tplc="4009000F" w:tentative="1">
+      <w:start w:val="1"/>
+      <w:numFmt w:val="decimal"/>
+      <w:lvlText w:val="%7."/>
+      <w:lvlJc w:val="left"/>
+      <w:pPr>
+        <w:ind w:left="5040" w:hanging="360"/>
+      </w:pPr>
+    </w:lvl>
+    <w:lvl w:ilvl="7" w:tplc="40090019" w:tentative="1">
+      <w:start w:val="1"/>
+      <w:numFmt w:val="lowerLetter"/>
+      <w:lvlText w:val="%8."/>
+      <w:lvlJc w:val="left"/>
+      <w:pPr>
+        <w:ind w:left="5760" w:hanging="360"/>
+      </w:pPr>
+    </w:lvl>
+    <w:lvl w:ilvl="8" w:tplc="4009001B" w:tentative="1">
+      <w:start w:val="1"/>
+      <w:numFmt w:val="lowerRoman"/>
+      <w:lvlText w:val="%9."/>
+      <w:lvlJc w:val="right"/>
+      <w:pPr>
+        <w:ind w:left="6480" w:hanging="180"/>
+      </w:pPr>
+    </w:lvl>
+  </w:abstractNum>
+  <w:abstractNum w:abstractNumId="17">
     <w:nsid w:val="478160C3"/>
     <w:multiLevelType w:val="hybridMultilevel"/>
     <w:tmpl w:val="A35A21BC"/>
@@ -12470,7 +13939,7 @@
       </w:rPr>
     </w:lvl>
   </w:abstractNum>
-  <w:abstractNum w:abstractNumId="16">
+  <w:abstractNum w:abstractNumId="18">
     <w:nsid w:val="47F12698"/>
     <w:multiLevelType w:val="hybridMultilevel"/>
     <w:tmpl w:val="B558A542"/>
@@ -12559,7 +14028,7 @@
       </w:pPr>
     </w:lvl>
   </w:abstractNum>
-  <w:abstractNum w:abstractNumId="17">
+  <w:abstractNum w:abstractNumId="19">
     <w:nsid w:val="4C4A0118"/>
     <w:multiLevelType w:val="hybridMultilevel"/>
     <w:tmpl w:val="A45877B6"/>
@@ -12648,7 +14117,7 @@
       </w:pPr>
     </w:lvl>
   </w:abstractNum>
-  <w:abstractNum w:abstractNumId="18">
+  <w:abstractNum w:abstractNumId="20">
     <w:nsid w:val="4DFB54BE"/>
     <w:multiLevelType w:val="hybridMultilevel"/>
     <w:tmpl w:val="79B8208E"/>
@@ -12734,7 +14203,7 @@
       </w:pPr>
     </w:lvl>
   </w:abstractNum>
-  <w:abstractNum w:abstractNumId="19">
+  <w:abstractNum w:abstractNumId="21">
     <w:nsid w:val="4E7F1D48"/>
     <w:multiLevelType w:val="hybridMultilevel"/>
     <w:tmpl w:val="2898B19C"/>
@@ -12847,7 +14316,7 @@
       </w:rPr>
     </w:lvl>
   </w:abstractNum>
-  <w:abstractNum w:abstractNumId="20">
+  <w:abstractNum w:abstractNumId="22">
     <w:nsid w:val="566412A7"/>
     <w:multiLevelType w:val="hybridMultilevel"/>
     <w:tmpl w:val="6BFE6D52"/>
@@ -12960,7 +14429,7 @@
       </w:rPr>
     </w:lvl>
   </w:abstractNum>
-  <w:abstractNum w:abstractNumId="21">
+  <w:abstractNum w:abstractNumId="23">
     <w:nsid w:val="56BD640B"/>
     <w:multiLevelType w:val="hybridMultilevel"/>
     <w:tmpl w:val="99E6A406"/>
@@ -13046,7 +14515,7 @@
       </w:pPr>
     </w:lvl>
   </w:abstractNum>
-  <w:abstractNum w:abstractNumId="22">
+  <w:abstractNum w:abstractNumId="24">
     <w:nsid w:val="56C512F1"/>
     <w:multiLevelType w:val="hybridMultilevel"/>
     <w:tmpl w:val="A1D4C5B8"/>
@@ -13159,7 +14628,7 @@
       </w:rPr>
     </w:lvl>
   </w:abstractNum>
-  <w:abstractNum w:abstractNumId="23">
+  <w:abstractNum w:abstractNumId="25">
     <w:nsid w:val="5A8E342C"/>
     <w:multiLevelType w:val="hybridMultilevel"/>
     <w:tmpl w:val="74EAC5EE"/>
@@ -13245,7 +14714,93 @@
       </w:pPr>
     </w:lvl>
   </w:abstractNum>
-  <w:abstractNum w:abstractNumId="24">
+  <w:abstractNum w:abstractNumId="26">
+    <w:nsid w:val="63074236"/>
+    <w:multiLevelType w:val="hybridMultilevel"/>
+    <w:tmpl w:val="8A742DE6"/>
+    <w:lvl w:ilvl="0" w:tplc="4009000F">
+      <w:start w:val="1"/>
+      <w:numFmt w:val="decimal"/>
+      <w:lvlText w:val="%1."/>
+      <w:lvlJc w:val="left"/>
+      <w:pPr>
+        <w:ind w:left="720" w:hanging="360"/>
+      </w:pPr>
+    </w:lvl>
+    <w:lvl w:ilvl="1" w:tplc="40090019" w:tentative="1">
+      <w:start w:val="1"/>
+      <w:numFmt w:val="lowerLetter"/>
+      <w:lvlText w:val="%2."/>
+      <w:lvlJc w:val="left"/>
+      <w:pPr>
+        <w:ind w:left="1440" w:hanging="360"/>
+      </w:pPr>
+    </w:lvl>
+    <w:lvl w:ilvl="2" w:tplc="4009001B" w:tentative="1">
+      <w:start w:val="1"/>
+      <w:numFmt w:val="lowerRoman"/>
+      <w:lvlText w:val="%3."/>
+      <w:lvlJc w:val="right"/>
+      <w:pPr>
+        <w:ind w:left="2160" w:hanging="180"/>
+      </w:pPr>
+    </w:lvl>
+    <w:lvl w:ilvl="3" w:tplc="4009000F" w:tentative="1">
+      <w:start w:val="1"/>
+      <w:numFmt w:val="decimal"/>
+      <w:lvlText w:val="%4."/>
+      <w:lvlJc w:val="left"/>
+      <w:pPr>
+        <w:ind w:left="2880" w:hanging="360"/>
+      </w:pPr>
+    </w:lvl>
+    <w:lvl w:ilvl="4" w:tplc="40090019" w:tentative="1">
+      <w:start w:val="1"/>
+      <w:numFmt w:val="lowerLetter"/>
+      <w:lvlText w:val="%5."/>
+      <w:lvlJc w:val="left"/>
+      <w:pPr>
+        <w:ind w:left="3600" w:hanging="360"/>
+      </w:pPr>
+    </w:lvl>
+    <w:lvl w:ilvl="5" w:tplc="4009001B" w:tentative="1">
+      <w:start w:val="1"/>
+      <w:numFmt w:val="lowerRoman"/>
+      <w:lvlText w:val="%6."/>
+      <w:lvlJc w:val="right"/>
+      <w:pPr>
+        <w:ind w:left="4320" w:hanging="180"/>
+      </w:pPr>
+    </w:lvl>
+    <w:lvl w:ilvl="6" w:tplc="4009000F" w:tentative="1">
+      <w:start w:val="1"/>
+      <w:numFmt w:val="decimal"/>
+      <w:lvlText w:val="%7."/>
+      <w:lvlJc w:val="left"/>
+      <w:pPr>
+        <w:ind w:left="5040" w:hanging="360"/>
+      </w:pPr>
+    </w:lvl>
+    <w:lvl w:ilvl="7" w:tplc="40090019" w:tentative="1">
+      <w:start w:val="1"/>
+      <w:numFmt w:val="lowerLetter"/>
+      <w:lvlText w:val="%8."/>
+      <w:lvlJc w:val="left"/>
+      <w:pPr>
+        <w:ind w:left="5760" w:hanging="360"/>
+      </w:pPr>
+    </w:lvl>
+    <w:lvl w:ilvl="8" w:tplc="4009001B" w:tentative="1">
+      <w:start w:val="1"/>
+      <w:numFmt w:val="lowerRoman"/>
+      <w:lvlText w:val="%9."/>
+      <w:lvlJc w:val="right"/>
+      <w:pPr>
+        <w:ind w:left="6480" w:hanging="180"/>
+      </w:pPr>
+    </w:lvl>
+  </w:abstractNum>
+  <w:abstractNum w:abstractNumId="27">
     <w:nsid w:val="66B4608C"/>
     <w:multiLevelType w:val="hybridMultilevel"/>
     <w:tmpl w:val="2F288AA4"/>
@@ -13358,7 +14913,7 @@
       </w:rPr>
     </w:lvl>
   </w:abstractNum>
-  <w:abstractNum w:abstractNumId="25">
+  <w:abstractNum w:abstractNumId="28">
     <w:nsid w:val="6791630E"/>
     <w:multiLevelType w:val="hybridMultilevel"/>
     <w:tmpl w:val="C0AE899A"/>
@@ -13471,7 +15026,7 @@
       </w:rPr>
     </w:lvl>
   </w:abstractNum>
-  <w:abstractNum w:abstractNumId="26">
+  <w:abstractNum w:abstractNumId="29">
     <w:nsid w:val="6A9118C3"/>
     <w:multiLevelType w:val="hybridMultilevel"/>
     <w:tmpl w:val="593A6F8A"/>
@@ -13584,7 +15139,7 @@
       </w:rPr>
     </w:lvl>
   </w:abstractNum>
-  <w:abstractNum w:abstractNumId="27">
+  <w:abstractNum w:abstractNumId="30">
     <w:nsid w:val="6ACF42B1"/>
     <w:multiLevelType w:val="hybridMultilevel"/>
     <w:tmpl w:val="61961E14"/>
@@ -13670,7 +15225,7 @@
       </w:pPr>
     </w:lvl>
   </w:abstractNum>
-  <w:abstractNum w:abstractNumId="28">
+  <w:abstractNum w:abstractNumId="31">
     <w:nsid w:val="6B3A6222"/>
     <w:multiLevelType w:val="hybridMultilevel"/>
     <w:tmpl w:val="0B9A7016"/>
@@ -13756,7 +15311,96 @@
       </w:pPr>
     </w:lvl>
   </w:abstractNum>
-  <w:abstractNum w:abstractNumId="29">
+  <w:abstractNum w:abstractNumId="32">
+    <w:nsid w:val="70AA0929"/>
+    <w:multiLevelType w:val="hybridMultilevel"/>
+    <w:tmpl w:val="67EC2BB6"/>
+    <w:lvl w:ilvl="0" w:tplc="4009000F">
+      <w:start w:val="1"/>
+      <w:numFmt w:val="decimal"/>
+      <w:lvlText w:val="%1."/>
+      <w:lvlJc w:val="left"/>
+      <w:pPr>
+        <w:ind w:left="720" w:hanging="360"/>
+      </w:pPr>
+      <w:rPr>
+        <w:rFonts w:hint="default"/>
+      </w:rPr>
+    </w:lvl>
+    <w:lvl w:ilvl="1" w:tplc="40090019" w:tentative="1">
+      <w:start w:val="1"/>
+      <w:numFmt w:val="lowerLetter"/>
+      <w:lvlText w:val="%2."/>
+      <w:lvlJc w:val="left"/>
+      <w:pPr>
+        <w:ind w:left="1440" w:hanging="360"/>
+      </w:pPr>
+    </w:lvl>
+    <w:lvl w:ilvl="2" w:tplc="4009001B" w:tentative="1">
+      <w:start w:val="1"/>
+      <w:numFmt w:val="lowerRoman"/>
+      <w:lvlText w:val="%3."/>
+      <w:lvlJc w:val="right"/>
+      <w:pPr>
+        <w:ind w:left="2160" w:hanging="180"/>
+      </w:pPr>
+    </w:lvl>
+    <w:lvl w:ilvl="3" w:tplc="4009000F" w:tentative="1">
+      <w:start w:val="1"/>
+      <w:numFmt w:val="decimal"/>
+      <w:lvlText w:val="%4."/>
+      <w:lvlJc w:val="left"/>
+      <w:pPr>
+        <w:ind w:left="2880" w:hanging="360"/>
+      </w:pPr>
+    </w:lvl>
+    <w:lvl w:ilvl="4" w:tplc="40090019" w:tentative="1">
+      <w:start w:val="1"/>
+      <w:numFmt w:val="lowerLetter"/>
+      <w:lvlText w:val="%5."/>
+      <w:lvlJc w:val="left"/>
+      <w:pPr>
+        <w:ind w:left="3600" w:hanging="360"/>
+      </w:pPr>
+    </w:lvl>
+    <w:lvl w:ilvl="5" w:tplc="4009001B" w:tentative="1">
+      <w:start w:val="1"/>
+      <w:numFmt w:val="lowerRoman"/>
+      <w:lvlText w:val="%6."/>
+      <w:lvlJc w:val="right"/>
+      <w:pPr>
+        <w:ind w:left="4320" w:hanging="180"/>
+      </w:pPr>
+    </w:lvl>
+    <w:lvl w:ilvl="6" w:tplc="4009000F" w:tentative="1">
+      <w:start w:val="1"/>
+      <w:numFmt w:val="decimal"/>
+      <w:lvlText w:val="%7."/>
+      <w:lvlJc w:val="left"/>
+      <w:pPr>
+        <w:ind w:left="5040" w:hanging="360"/>
+      </w:pPr>
+    </w:lvl>
+    <w:lvl w:ilvl="7" w:tplc="40090019" w:tentative="1">
+      <w:start w:val="1"/>
+      <w:numFmt w:val="lowerLetter"/>
+      <w:lvlText w:val="%8."/>
+      <w:lvlJc w:val="left"/>
+      <w:pPr>
+        <w:ind w:left="5760" w:hanging="360"/>
+      </w:pPr>
+    </w:lvl>
+    <w:lvl w:ilvl="8" w:tplc="4009001B" w:tentative="1">
+      <w:start w:val="1"/>
+      <w:numFmt w:val="lowerRoman"/>
+      <w:lvlText w:val="%9."/>
+      <w:lvlJc w:val="right"/>
+      <w:pPr>
+        <w:ind w:left="6480" w:hanging="180"/>
+      </w:pPr>
+    </w:lvl>
+  </w:abstractNum>
+  <w:abstractNum w:abstractNumId="33">
     <w:nsid w:val="730D02C7"/>
     <w:multiLevelType w:val="hybridMultilevel"/>
     <w:tmpl w:val="71CACDAC"/>
@@ -13869,7 +15513,7 @@
       </w:rPr>
     </w:lvl>
   </w:abstractNum>
-  <w:abstractNum w:abstractNumId="30">
+  <w:abstractNum w:abstractNumId="34">
     <w:nsid w:val="76683977"/>
     <w:multiLevelType w:val="hybridMultilevel"/>
     <w:tmpl w:val="7DA80B78"/>
@@ -13982,7 +15626,7 @@
       </w:rPr>
     </w:lvl>
   </w:abstractNum>
-  <w:abstractNum w:abstractNumId="31">
+  <w:abstractNum w:abstractNumId="35">
     <w:nsid w:val="7B79172C"/>
     <w:multiLevelType w:val="hybridMultilevel"/>
     <w:tmpl w:val="60B69B2E"/>
@@ -14068,7 +15712,7 @@
       </w:pPr>
     </w:lvl>
   </w:abstractNum>
-  <w:abstractNum w:abstractNumId="32">
+  <w:abstractNum w:abstractNumId="36">
     <w:nsid w:val="7C245624"/>
     <w:multiLevelType w:val="hybridMultilevel"/>
     <w:tmpl w:val="B058C9C4"/>
@@ -14154,7 +15798,7 @@
       </w:pPr>
     </w:lvl>
   </w:abstractNum>
-  <w:abstractNum w:abstractNumId="33">
+  <w:abstractNum w:abstractNumId="37">
     <w:nsid w:val="7E6C47CF"/>
     <w:multiLevelType w:val="hybridMultilevel"/>
     <w:tmpl w:val="1C3C72D8"/>
@@ -14240,7 +15884,7 @@
       </w:pPr>
     </w:lvl>
   </w:abstractNum>
-  <w:abstractNum w:abstractNumId="34">
+  <w:abstractNum w:abstractNumId="38">
     <w:nsid w:val="7FE7161A"/>
     <w:multiLevelType w:val="hybridMultilevel"/>
     <w:tmpl w:val="28A6E10C"/>
@@ -14330,73 +15974,73 @@
     <w:abstractNumId w:val="1"/>
   </w:num>
   <w:num w:numId="2">
-    <w:abstractNumId w:val="15"/>
+    <w:abstractNumId w:val="17"/>
   </w:num>
   <w:num w:numId="3">
-    <w:abstractNumId w:val="10"/>
+    <w:abstractNumId w:val="11"/>
   </w:num>
   <w:num w:numId="4">
     <w:abstractNumId w:val="3"/>
   </w:num>
   <w:num w:numId="5">
-    <w:abstractNumId w:val="19"/>
+    <w:abstractNumId w:val="21"/>
   </w:num>
   <w:num w:numId="6">
-    <w:abstractNumId w:val="32"/>
+    <w:abstractNumId w:val="36"/>
   </w:num>
   <w:num w:numId="7">
-    <w:abstractNumId w:val="22"/>
+    <w:abstractNumId w:val="24"/>
   </w:num>
   <w:num w:numId="8">
-    <w:abstractNumId w:val="12"/>
+    <w:abstractNumId w:val="13"/>
   </w:num>
   <w:num w:numId="9">
-    <w:abstractNumId w:val="14"/>
+    <w:abstractNumId w:val="15"/>
   </w:num>
   <w:num w:numId="10">
+    <w:abstractNumId w:val="30"/>
+  </w:num>
+  <w:num w:numId="11">
     <w:abstractNumId w:val="27"/>
   </w:num>
-  <w:num w:numId="11">
-    <w:abstractNumId w:val="24"/>
-  </w:num>
   <w:num w:numId="12">
-    <w:abstractNumId w:val="33"/>
+    <w:abstractNumId w:val="37"/>
   </w:num>
   <w:num w:numId="13">
-    <w:abstractNumId w:val="8"/>
+    <w:abstractNumId w:val="9"/>
   </w:num>
   <w:num w:numId="14">
-    <w:abstractNumId w:val="26"/>
+    <w:abstractNumId w:val="29"/>
   </w:num>
   <w:num w:numId="15">
-    <w:abstractNumId w:val="34"/>
+    <w:abstractNumId w:val="38"/>
   </w:num>
   <w:num w:numId="16">
     <w:abstractNumId w:val="2"/>
   </w:num>
   <w:num w:numId="17">
-    <w:abstractNumId w:val="13"/>
+    <w:abstractNumId w:val="14"/>
   </w:num>
   <w:num w:numId="18">
-    <w:abstractNumId w:val="21"/>
+    <w:abstractNumId w:val="23"/>
   </w:num>
   <w:num w:numId="19">
-    <w:abstractNumId w:val="29"/>
+    <w:abstractNumId w:val="33"/>
   </w:num>
   <w:num w:numId="20">
-    <w:abstractNumId w:val="18"/>
+    <w:abstractNumId w:val="20"/>
   </w:num>
   <w:num w:numId="21">
     <w:abstractNumId w:val="4"/>
   </w:num>
   <w:num w:numId="22">
-    <w:abstractNumId w:val="17"/>
+    <w:abstractNumId w:val="19"/>
   </w:num>
   <w:num w:numId="23">
-    <w:abstractNumId w:val="23"/>
+    <w:abstractNumId w:val="25"/>
   </w:num>
   <w:num w:numId="24">
-    <w:abstractNumId w:val="11"/>
+    <w:abstractNumId w:val="12"/>
   </w:num>
   <w:num w:numId="25">
     <w:abstractNumId w:val="5"/>
@@ -14405,31 +16049,43 @@
     <w:abstractNumId w:val="7"/>
   </w:num>
   <w:num w:numId="27">
-    <w:abstractNumId w:val="31"/>
+    <w:abstractNumId w:val="35"/>
   </w:num>
   <w:num w:numId="28">
-    <w:abstractNumId w:val="9"/>
+    <w:abstractNumId w:val="10"/>
   </w:num>
   <w:num w:numId="29">
     <w:abstractNumId w:val="6"/>
   </w:num>
   <w:num w:numId="30">
-    <w:abstractNumId w:val="25"/>
+    <w:abstractNumId w:val="28"/>
   </w:num>
   <w:num w:numId="31">
-    <w:abstractNumId w:val="30"/>
+    <w:abstractNumId w:val="34"/>
   </w:num>
   <w:num w:numId="32">
-    <w:abstractNumId w:val="28"/>
+    <w:abstractNumId w:val="31"/>
   </w:num>
   <w:num w:numId="33">
-    <w:abstractNumId w:val="16"/>
+    <w:abstractNumId w:val="18"/>
   </w:num>
   <w:num w:numId="34">
-    <w:abstractNumId w:val="20"/>
+    <w:abstractNumId w:val="22"/>
   </w:num>
   <w:num w:numId="35">
     <w:abstractNumId w:val="0"/>
+  </w:num>
+  <w:num w:numId="36">
+    <w:abstractNumId w:val="32"/>
+  </w:num>
+  <w:num w:numId="37">
+    <w:abstractNumId w:val="26"/>
+  </w:num>
+  <w:num w:numId="38">
+    <w:abstractNumId w:val="16"/>
+  </w:num>
+  <w:num w:numId="39">
+    <w:abstractNumId w:val="8"/>
   </w:num>
 </w:numbering>
 </file>
@@ -16102,22 +17758,22 @@
     </dgm:pt>
   </dgm:ptLst>
   <dgm:cxnLst>
+    <dgm:cxn modelId="{0851389F-2AB3-4E9B-946E-9D4DAD52D8EB}" srcId="{C282BF24-6945-4521-A475-F2634480607B}" destId="{AF645AB3-99A7-470B-B41D-448E978E9134}" srcOrd="1" destOrd="0" parTransId="{AEE63D8F-833B-45B3-9221-EDAECDB94027}" sibTransId="{606C4831-2717-451A-A82C-5DDE6C36C259}"/>
+    <dgm:cxn modelId="{81F82AD8-9AAD-4760-AED4-B14B9D1F8A9B}" type="presOf" srcId="{BF1F2059-CFEB-485F-B621-D5DF3ACB3CC2}" destId="{F383E016-67DB-412F-9EE3-2F92DAB1789C}" srcOrd="0" destOrd="0" presId="urn:microsoft.com/office/officeart/2005/8/layout/chevron1"/>
+    <dgm:cxn modelId="{4B5E23D7-B0FB-479C-A2D2-72527111D874}" type="presOf" srcId="{AAE35866-219F-4995-945A-F2DAC7547A3A}" destId="{B0122488-C38E-4E07-908D-8B4D2436C3CB}" srcOrd="0" destOrd="0" presId="urn:microsoft.com/office/officeart/2005/8/layout/chevron1"/>
+    <dgm:cxn modelId="{66B38826-88D6-41EE-8A26-3D6D6CE59D46}" type="presOf" srcId="{AF645AB3-99A7-470B-B41D-448E978E9134}" destId="{F64DDA27-42E2-42F6-9438-11F3252DBAD1}" srcOrd="0" destOrd="0" presId="urn:microsoft.com/office/officeart/2005/8/layout/chevron1"/>
+    <dgm:cxn modelId="{3F3FDCBF-7178-46D5-AE13-9C1BCC09839B}" srcId="{C282BF24-6945-4521-A475-F2634480607B}" destId="{B61A3D1B-3A8C-4FA8-B2FF-6EDC43C9119F}" srcOrd="3" destOrd="0" parTransId="{A923760F-1E06-4A70-9679-94012DEEA32A}" sibTransId="{63BB9B52-D7E8-4367-9A15-8A3436067922}"/>
     <dgm:cxn modelId="{8F3B5DA4-C18B-486E-B6C7-2BDDD3595324}" srcId="{C282BF24-6945-4521-A475-F2634480607B}" destId="{BF1F2059-CFEB-485F-B621-D5DF3ACB3CC2}" srcOrd="2" destOrd="0" parTransId="{9DACFA7C-1A54-4022-B41F-730DA71485C2}" sibTransId="{D698A91F-115C-4084-8592-1D3414E7F58F}"/>
-    <dgm:cxn modelId="{0851389F-2AB3-4E9B-946E-9D4DAD52D8EB}" srcId="{C282BF24-6945-4521-A475-F2634480607B}" destId="{AF645AB3-99A7-470B-B41D-448E978E9134}" srcOrd="1" destOrd="0" parTransId="{AEE63D8F-833B-45B3-9221-EDAECDB94027}" sibTransId="{606C4831-2717-451A-A82C-5DDE6C36C259}"/>
-    <dgm:cxn modelId="{3F3FDCBF-7178-46D5-AE13-9C1BCC09839B}" srcId="{C282BF24-6945-4521-A475-F2634480607B}" destId="{B61A3D1B-3A8C-4FA8-B2FF-6EDC43C9119F}" srcOrd="3" destOrd="0" parTransId="{A923760F-1E06-4A70-9679-94012DEEA32A}" sibTransId="{63BB9B52-D7E8-4367-9A15-8A3436067922}"/>
     <dgm:cxn modelId="{E35CBFD9-EF3E-4DB4-98CF-93B9E45CAD4C}" srcId="{C282BF24-6945-4521-A475-F2634480607B}" destId="{AAE35866-219F-4995-945A-F2DAC7547A3A}" srcOrd="0" destOrd="0" parTransId="{7C6C6C56-4C59-446C-A05D-F8D318C4C57C}" sibTransId="{450C0EC3-E1E3-468C-A81F-AAC9FE136323}"/>
-    <dgm:cxn modelId="{86BFE2F1-4FC7-4EDE-938D-C4152FEF82E2}" type="presOf" srcId="{AAE35866-219F-4995-945A-F2DAC7547A3A}" destId="{B0122488-C38E-4E07-908D-8B4D2436C3CB}" srcOrd="0" destOrd="0" presId="urn:microsoft.com/office/officeart/2005/8/layout/chevron1"/>
-    <dgm:cxn modelId="{52D92D4C-DA56-42B1-92F3-8568EF965A0D}" type="presOf" srcId="{BF1F2059-CFEB-485F-B621-D5DF3ACB3CC2}" destId="{F383E016-67DB-412F-9EE3-2F92DAB1789C}" srcOrd="0" destOrd="0" presId="urn:microsoft.com/office/officeart/2005/8/layout/chevron1"/>
-    <dgm:cxn modelId="{89091EF5-A13C-4CAD-80A3-6F729F21C383}" type="presOf" srcId="{AF645AB3-99A7-470B-B41D-448E978E9134}" destId="{F64DDA27-42E2-42F6-9438-11F3252DBAD1}" srcOrd="0" destOrd="0" presId="urn:microsoft.com/office/officeart/2005/8/layout/chevron1"/>
-    <dgm:cxn modelId="{690E8FC2-2D8F-4A98-9720-C4E24D2F4452}" type="presOf" srcId="{B61A3D1B-3A8C-4FA8-B2FF-6EDC43C9119F}" destId="{C9902DDB-CAD5-4304-80B6-6B4C6D6ABEF2}" srcOrd="0" destOrd="0" presId="urn:microsoft.com/office/officeart/2005/8/layout/chevron1"/>
-    <dgm:cxn modelId="{A5A5A577-641F-4770-ADBB-9603EB7FBC0A}" type="presOf" srcId="{C282BF24-6945-4521-A475-F2634480607B}" destId="{E0C781ED-66E9-48AC-881A-E1750FE721BC}" srcOrd="0" destOrd="0" presId="urn:microsoft.com/office/officeart/2005/8/layout/chevron1"/>
-    <dgm:cxn modelId="{E746CFAE-E0DE-4118-BB0B-9CD0D2B0F8A6}" type="presParOf" srcId="{E0C781ED-66E9-48AC-881A-E1750FE721BC}" destId="{B0122488-C38E-4E07-908D-8B4D2436C3CB}" srcOrd="0" destOrd="0" presId="urn:microsoft.com/office/officeart/2005/8/layout/chevron1"/>
-    <dgm:cxn modelId="{6A2E6598-4C66-4CF4-AC77-E5C1AE387FB3}" type="presParOf" srcId="{E0C781ED-66E9-48AC-881A-E1750FE721BC}" destId="{BF32C407-0E17-429C-8640-C8C6AF911DDD}" srcOrd="1" destOrd="0" presId="urn:microsoft.com/office/officeart/2005/8/layout/chevron1"/>
-    <dgm:cxn modelId="{DB893BBF-2049-444D-A43C-F46F0678E226}" type="presParOf" srcId="{E0C781ED-66E9-48AC-881A-E1750FE721BC}" destId="{F64DDA27-42E2-42F6-9438-11F3252DBAD1}" srcOrd="2" destOrd="0" presId="urn:microsoft.com/office/officeart/2005/8/layout/chevron1"/>
-    <dgm:cxn modelId="{C837AC3F-5F28-458C-8580-15DEC677D03D}" type="presParOf" srcId="{E0C781ED-66E9-48AC-881A-E1750FE721BC}" destId="{1A2ADA33-4D93-471F-8C1D-B4D7C9A08455}" srcOrd="3" destOrd="0" presId="urn:microsoft.com/office/officeart/2005/8/layout/chevron1"/>
-    <dgm:cxn modelId="{8616378F-C0ED-47C7-934B-8591BEAC2B99}" type="presParOf" srcId="{E0C781ED-66E9-48AC-881A-E1750FE721BC}" destId="{F383E016-67DB-412F-9EE3-2F92DAB1789C}" srcOrd="4" destOrd="0" presId="urn:microsoft.com/office/officeart/2005/8/layout/chevron1"/>
-    <dgm:cxn modelId="{4457DB66-5B2C-468B-98D5-CA02EBC44EC9}" type="presParOf" srcId="{E0C781ED-66E9-48AC-881A-E1750FE721BC}" destId="{B87C4F4A-4DC5-44D8-AD64-85A1E7693D27}" srcOrd="5" destOrd="0" presId="urn:microsoft.com/office/officeart/2005/8/layout/chevron1"/>
-    <dgm:cxn modelId="{E143241D-57E7-4865-BC3C-872C8A0D002B}" type="presParOf" srcId="{E0C781ED-66E9-48AC-881A-E1750FE721BC}" destId="{C9902DDB-CAD5-4304-80B6-6B4C6D6ABEF2}" srcOrd="6" destOrd="0" presId="urn:microsoft.com/office/officeart/2005/8/layout/chevron1"/>
+    <dgm:cxn modelId="{9893F6CA-B7C9-42A7-B954-497C24D13FE1}" type="presOf" srcId="{B61A3D1B-3A8C-4FA8-B2FF-6EDC43C9119F}" destId="{C9902DDB-CAD5-4304-80B6-6B4C6D6ABEF2}" srcOrd="0" destOrd="0" presId="urn:microsoft.com/office/officeart/2005/8/layout/chevron1"/>
+    <dgm:cxn modelId="{C6E6C5BE-28B4-4BA7-9E22-39D45B729504}" type="presOf" srcId="{C282BF24-6945-4521-A475-F2634480607B}" destId="{E0C781ED-66E9-48AC-881A-E1750FE721BC}" srcOrd="0" destOrd="0" presId="urn:microsoft.com/office/officeart/2005/8/layout/chevron1"/>
+    <dgm:cxn modelId="{2B97FF1B-2018-46D1-AC96-D4BB05018313}" type="presParOf" srcId="{E0C781ED-66E9-48AC-881A-E1750FE721BC}" destId="{B0122488-C38E-4E07-908D-8B4D2436C3CB}" srcOrd="0" destOrd="0" presId="urn:microsoft.com/office/officeart/2005/8/layout/chevron1"/>
+    <dgm:cxn modelId="{E449FB08-8568-4412-A458-52DD4D265A92}" type="presParOf" srcId="{E0C781ED-66E9-48AC-881A-E1750FE721BC}" destId="{BF32C407-0E17-429C-8640-C8C6AF911DDD}" srcOrd="1" destOrd="0" presId="urn:microsoft.com/office/officeart/2005/8/layout/chevron1"/>
+    <dgm:cxn modelId="{0B882B7A-B30D-4C9D-8E85-A80E9A995CEF}" type="presParOf" srcId="{E0C781ED-66E9-48AC-881A-E1750FE721BC}" destId="{F64DDA27-42E2-42F6-9438-11F3252DBAD1}" srcOrd="2" destOrd="0" presId="urn:microsoft.com/office/officeart/2005/8/layout/chevron1"/>
+    <dgm:cxn modelId="{02FE793D-D846-489B-8882-B4C88009AE76}" type="presParOf" srcId="{E0C781ED-66E9-48AC-881A-E1750FE721BC}" destId="{1A2ADA33-4D93-471F-8C1D-B4D7C9A08455}" srcOrd="3" destOrd="0" presId="urn:microsoft.com/office/officeart/2005/8/layout/chevron1"/>
+    <dgm:cxn modelId="{B7C56246-9931-4236-BB13-ED1246C911BD}" type="presParOf" srcId="{E0C781ED-66E9-48AC-881A-E1750FE721BC}" destId="{F383E016-67DB-412F-9EE3-2F92DAB1789C}" srcOrd="4" destOrd="0" presId="urn:microsoft.com/office/officeart/2005/8/layout/chevron1"/>
+    <dgm:cxn modelId="{BBC2DF0E-808D-4867-8F54-03056DCF865F}" type="presParOf" srcId="{E0C781ED-66E9-48AC-881A-E1750FE721BC}" destId="{B87C4F4A-4DC5-44D8-AD64-85A1E7693D27}" srcOrd="5" destOrd="0" presId="urn:microsoft.com/office/officeart/2005/8/layout/chevron1"/>
+    <dgm:cxn modelId="{FBE18988-230D-4E80-9CF1-119C889CB96E}" type="presParOf" srcId="{E0C781ED-66E9-48AC-881A-E1750FE721BC}" destId="{C9902DDB-CAD5-4304-80B6-6B4C6D6ABEF2}" srcOrd="6" destOrd="0" presId="urn:microsoft.com/office/officeart/2005/8/layout/chevron1"/>
   </dgm:cxnLst>
   <dgm:bg/>
   <dgm:whole/>
@@ -18032,7 +19688,7 @@
 </file>
 
 <file path=customXml/itemProps1.xml><?xml version="1.0" encoding="utf-8"?>
-<ds:datastoreItem xmlns:ds="http://schemas.openxmlformats.org/officeDocument/2006/customXml" ds:itemID="{FCC66A29-49AD-4EE8-A601-C3739ED26E06}">
+<ds:datastoreItem xmlns:ds="http://schemas.openxmlformats.org/officeDocument/2006/customXml" ds:itemID="{2CF3530D-686B-4F4C-A4BE-246921CE6C86}">
   <ds:schemaRefs>
     <ds:schemaRef ds:uri="http://schemas.openxmlformats.org/officeDocument/2006/bibliography"/>
   </ds:schemaRefs>

--- a/Notes.docx
+++ b/Notes.docx
@@ -12123,6 +12123,253 @@
           <w:lang w:val="en-US"/>
         </w:rPr>
         <w:t>Then Dashboard page should display</w:t>
+      </w:r>
+    </w:p>
+    <w:p>
+      <w:pPr>
+        <w:rPr>
+          <w:sz w:val="24"/>
+          <w:szCs w:val="24"/>
+          <w:lang w:val="en-US"/>
+        </w:rPr>
+      </w:pPr>
+    </w:p>
+    <w:p>
+      <w:pPr>
+        <w:rPr>
+          <w:sz w:val="24"/>
+          <w:szCs w:val="24"/>
+          <w:lang w:val="en-US"/>
+        </w:rPr>
+      </w:pPr>
+    </w:p>
+    <w:p>
+      <w:pPr>
+        <w:rPr>
+          <w:b/>
+          <w:bCs/>
+          <w:sz w:val="24"/>
+          <w:szCs w:val="24"/>
+          <w:lang w:val="en-US"/>
+        </w:rPr>
+      </w:pPr>
+      <w:r>
+        <w:rPr>
+          <w:b/>
+          <w:bCs/>
+          <w:sz w:val="24"/>
+          <w:szCs w:val="24"/>
+          <w:lang w:val="en-US"/>
+        </w:rPr>
+        <w:t>Tags in Cucumber</w:t>
+      </w:r>
+    </w:p>
+    <w:p>
+      <w:pPr>
+        <w:rPr>
+          <w:sz w:val="24"/>
+          <w:szCs w:val="24"/>
+          <w:lang w:val="en-US"/>
+        </w:rPr>
+      </w:pPr>
+      <w:r>
+        <w:rPr>
+          <w:sz w:val="24"/>
+          <w:szCs w:val="24"/>
+          <w:lang w:val="en-US"/>
+        </w:rPr>
+        <w:t>These are words that stats with @ in feature file.</w:t>
+      </w:r>
+    </w:p>
+    <w:p>
+      <w:pPr>
+        <w:rPr>
+          <w:sz w:val="24"/>
+          <w:szCs w:val="24"/>
+          <w:lang w:val="en-US"/>
+        </w:rPr>
+      </w:pPr>
+      <w:r>
+        <w:rPr>
+          <w:sz w:val="24"/>
+          <w:szCs w:val="24"/>
+          <w:lang w:val="en-US"/>
+        </w:rPr>
+        <w:t>That helps for execution or skipping of any one or multiple test scenarios</w:t>
+      </w:r>
+    </w:p>
+    <w:p>
+      <w:pPr>
+        <w:rPr>
+          <w:sz w:val="24"/>
+          <w:szCs w:val="24"/>
+          <w:lang w:val="en-US"/>
+        </w:rPr>
+      </w:pPr>
+    </w:p>
+    <w:p>
+      <w:pPr>
+        <w:rPr>
+          <w:b/>
+          <w:bCs/>
+          <w:sz w:val="24"/>
+          <w:szCs w:val="24"/>
+          <w:lang w:val="en-US"/>
+        </w:rPr>
+      </w:pPr>
+      <w:r>
+        <w:rPr>
+          <w:b/>
+          <w:bCs/>
+          <w:sz w:val="24"/>
+          <w:szCs w:val="24"/>
+          <w:lang w:val="en-US"/>
+        </w:rPr>
+        <w:t>Hooks in Cucumber</w:t>
+      </w:r>
+    </w:p>
+    <w:p>
+      <w:pPr>
+        <w:rPr>
+          <w:sz w:val="24"/>
+          <w:szCs w:val="24"/>
+          <w:lang w:val="en-US"/>
+        </w:rPr>
+      </w:pPr>
+      <w:r>
+        <w:rPr>
+          <w:sz w:val="24"/>
+          <w:szCs w:val="24"/>
+          <w:lang w:val="en-US"/>
+        </w:rPr>
+        <w:t>These are special methods that get executed before and after every scenario</w:t>
+      </w:r>
+    </w:p>
+    <w:p>
+      <w:pPr>
+        <w:rPr>
+          <w:b/>
+          <w:bCs/>
+          <w:sz w:val="24"/>
+          <w:szCs w:val="24"/>
+          <w:lang w:val="en-US"/>
+        </w:rPr>
+      </w:pPr>
+      <w:r>
+        <w:rPr>
+          <w:sz w:val="24"/>
+          <w:szCs w:val="24"/>
+          <w:lang w:val="en-US"/>
+        </w:rPr>
+        <w:t xml:space="preserve">@Before </w:t>
+      </w:r>
+      <w:r>
+        <w:rPr>
+          <w:sz w:val="24"/>
+          <w:szCs w:val="24"/>
+          <w:lang w:val="en-US"/>
+        </w:rPr>
+        <w:sym w:font="Wingdings" w:char="F0E0"/>
+      </w:r>
+      <w:r>
+        <w:rPr>
+          <w:sz w:val="24"/>
+          <w:szCs w:val="24"/>
+          <w:lang w:val="en-US"/>
+        </w:rPr>
+        <w:t xml:space="preserve"> Executes before </w:t>
+      </w:r>
+      <w:r>
+        <w:rPr>
+          <w:b/>
+          <w:bCs/>
+          <w:sz w:val="24"/>
+          <w:szCs w:val="24"/>
+          <w:lang w:val="en-US"/>
+        </w:rPr>
+        <w:t>every scenario.</w:t>
+      </w:r>
+    </w:p>
+    <w:p>
+      <w:pPr>
+        <w:rPr>
+          <w:b/>
+          <w:bCs/>
+          <w:sz w:val="24"/>
+          <w:szCs w:val="24"/>
+          <w:lang w:val="en-US"/>
+        </w:rPr>
+      </w:pPr>
+      <w:r>
+        <w:rPr>
+          <w:sz w:val="24"/>
+          <w:szCs w:val="24"/>
+          <w:lang w:val="en-US"/>
+        </w:rPr>
+        <w:lastRenderedPageBreak/>
+        <w:t xml:space="preserve">@After </w:t>
+      </w:r>
+      <w:r>
+        <w:rPr>
+          <w:sz w:val="24"/>
+          <w:szCs w:val="24"/>
+          <w:lang w:val="en-US"/>
+        </w:rPr>
+        <w:sym w:font="Wingdings" w:char="F0E0"/>
+      </w:r>
+      <w:r>
+        <w:rPr>
+          <w:sz w:val="24"/>
+          <w:szCs w:val="24"/>
+          <w:lang w:val="en-US"/>
+        </w:rPr>
+        <w:t xml:space="preserve"> Executed after </w:t>
+      </w:r>
+      <w:r>
+        <w:rPr>
+          <w:b/>
+          <w:bCs/>
+          <w:sz w:val="24"/>
+          <w:szCs w:val="24"/>
+          <w:lang w:val="en-US"/>
+        </w:rPr>
+        <w:t>every scenario.</w:t>
+      </w:r>
+    </w:p>
+    <w:p>
+      <w:pPr>
+        <w:rPr>
+          <w:sz w:val="24"/>
+          <w:szCs w:val="24"/>
+          <w:lang w:val="en-US"/>
+        </w:rPr>
+      </w:pPr>
+    </w:p>
+    <w:p>
+      <w:pPr>
+        <w:rPr>
+          <w:sz w:val="24"/>
+          <w:szCs w:val="24"/>
+          <w:lang w:val="en-US"/>
+        </w:rPr>
+      </w:pPr>
+      <w:r>
+        <w:rPr>
+          <w:b/>
+          <w:bCs/>
+          <w:sz w:val="24"/>
+          <w:szCs w:val="24"/>
+          <w:lang w:val="en-US"/>
+        </w:rPr>
+        <w:t xml:space="preserve">Note: </w:t>
+      </w:r>
+      <w:r>
+        <w:rPr>
+          <w:sz w:val="24"/>
+          <w:szCs w:val="24"/>
+          <w:lang w:val="en-US"/>
+        </w:rPr>
+        <w:t>Hooks are never the part of feature file.</w:t>
       </w:r>
       <w:bookmarkStart w:id="0" w:name="_GoBack"/>
       <w:bookmarkEnd w:id="0"/>
@@ -17758,22 +18005,22 @@
     </dgm:pt>
   </dgm:ptLst>
   <dgm:cxnLst>
+    <dgm:cxn modelId="{D63FBD4E-A69D-478F-B4D4-59482E330EEE}" type="presOf" srcId="{AF645AB3-99A7-470B-B41D-448E978E9134}" destId="{F64DDA27-42E2-42F6-9438-11F3252DBAD1}" srcOrd="0" destOrd="0" presId="urn:microsoft.com/office/officeart/2005/8/layout/chevron1"/>
+    <dgm:cxn modelId="{8F3B5DA4-C18B-486E-B6C7-2BDDD3595324}" srcId="{C282BF24-6945-4521-A475-F2634480607B}" destId="{BF1F2059-CFEB-485F-B621-D5DF3ACB3CC2}" srcOrd="2" destOrd="0" parTransId="{9DACFA7C-1A54-4022-B41F-730DA71485C2}" sibTransId="{D698A91F-115C-4084-8592-1D3414E7F58F}"/>
     <dgm:cxn modelId="{0851389F-2AB3-4E9B-946E-9D4DAD52D8EB}" srcId="{C282BF24-6945-4521-A475-F2634480607B}" destId="{AF645AB3-99A7-470B-B41D-448E978E9134}" srcOrd="1" destOrd="0" parTransId="{AEE63D8F-833B-45B3-9221-EDAECDB94027}" sibTransId="{606C4831-2717-451A-A82C-5DDE6C36C259}"/>
-    <dgm:cxn modelId="{81F82AD8-9AAD-4760-AED4-B14B9D1F8A9B}" type="presOf" srcId="{BF1F2059-CFEB-485F-B621-D5DF3ACB3CC2}" destId="{F383E016-67DB-412F-9EE3-2F92DAB1789C}" srcOrd="0" destOrd="0" presId="urn:microsoft.com/office/officeart/2005/8/layout/chevron1"/>
-    <dgm:cxn modelId="{4B5E23D7-B0FB-479C-A2D2-72527111D874}" type="presOf" srcId="{AAE35866-219F-4995-945A-F2DAC7547A3A}" destId="{B0122488-C38E-4E07-908D-8B4D2436C3CB}" srcOrd="0" destOrd="0" presId="urn:microsoft.com/office/officeart/2005/8/layout/chevron1"/>
-    <dgm:cxn modelId="{66B38826-88D6-41EE-8A26-3D6D6CE59D46}" type="presOf" srcId="{AF645AB3-99A7-470B-B41D-448E978E9134}" destId="{F64DDA27-42E2-42F6-9438-11F3252DBAD1}" srcOrd="0" destOrd="0" presId="urn:microsoft.com/office/officeart/2005/8/layout/chevron1"/>
     <dgm:cxn modelId="{3F3FDCBF-7178-46D5-AE13-9C1BCC09839B}" srcId="{C282BF24-6945-4521-A475-F2634480607B}" destId="{B61A3D1B-3A8C-4FA8-B2FF-6EDC43C9119F}" srcOrd="3" destOrd="0" parTransId="{A923760F-1E06-4A70-9679-94012DEEA32A}" sibTransId="{63BB9B52-D7E8-4367-9A15-8A3436067922}"/>
-    <dgm:cxn modelId="{8F3B5DA4-C18B-486E-B6C7-2BDDD3595324}" srcId="{C282BF24-6945-4521-A475-F2634480607B}" destId="{BF1F2059-CFEB-485F-B621-D5DF3ACB3CC2}" srcOrd="2" destOrd="0" parTransId="{9DACFA7C-1A54-4022-B41F-730DA71485C2}" sibTransId="{D698A91F-115C-4084-8592-1D3414E7F58F}"/>
     <dgm:cxn modelId="{E35CBFD9-EF3E-4DB4-98CF-93B9E45CAD4C}" srcId="{C282BF24-6945-4521-A475-F2634480607B}" destId="{AAE35866-219F-4995-945A-F2DAC7547A3A}" srcOrd="0" destOrd="0" parTransId="{7C6C6C56-4C59-446C-A05D-F8D318C4C57C}" sibTransId="{450C0EC3-E1E3-468C-A81F-AAC9FE136323}"/>
-    <dgm:cxn modelId="{9893F6CA-B7C9-42A7-B954-497C24D13FE1}" type="presOf" srcId="{B61A3D1B-3A8C-4FA8-B2FF-6EDC43C9119F}" destId="{C9902DDB-CAD5-4304-80B6-6B4C6D6ABEF2}" srcOrd="0" destOrd="0" presId="urn:microsoft.com/office/officeart/2005/8/layout/chevron1"/>
-    <dgm:cxn modelId="{C6E6C5BE-28B4-4BA7-9E22-39D45B729504}" type="presOf" srcId="{C282BF24-6945-4521-A475-F2634480607B}" destId="{E0C781ED-66E9-48AC-881A-E1750FE721BC}" srcOrd="0" destOrd="0" presId="urn:microsoft.com/office/officeart/2005/8/layout/chevron1"/>
-    <dgm:cxn modelId="{2B97FF1B-2018-46D1-AC96-D4BB05018313}" type="presParOf" srcId="{E0C781ED-66E9-48AC-881A-E1750FE721BC}" destId="{B0122488-C38E-4E07-908D-8B4D2436C3CB}" srcOrd="0" destOrd="0" presId="urn:microsoft.com/office/officeart/2005/8/layout/chevron1"/>
-    <dgm:cxn modelId="{E449FB08-8568-4412-A458-52DD4D265A92}" type="presParOf" srcId="{E0C781ED-66E9-48AC-881A-E1750FE721BC}" destId="{BF32C407-0E17-429C-8640-C8C6AF911DDD}" srcOrd="1" destOrd="0" presId="urn:microsoft.com/office/officeart/2005/8/layout/chevron1"/>
-    <dgm:cxn modelId="{0B882B7A-B30D-4C9D-8E85-A80E9A995CEF}" type="presParOf" srcId="{E0C781ED-66E9-48AC-881A-E1750FE721BC}" destId="{F64DDA27-42E2-42F6-9438-11F3252DBAD1}" srcOrd="2" destOrd="0" presId="urn:microsoft.com/office/officeart/2005/8/layout/chevron1"/>
-    <dgm:cxn modelId="{02FE793D-D846-489B-8882-B4C88009AE76}" type="presParOf" srcId="{E0C781ED-66E9-48AC-881A-E1750FE721BC}" destId="{1A2ADA33-4D93-471F-8C1D-B4D7C9A08455}" srcOrd="3" destOrd="0" presId="urn:microsoft.com/office/officeart/2005/8/layout/chevron1"/>
-    <dgm:cxn modelId="{B7C56246-9931-4236-BB13-ED1246C911BD}" type="presParOf" srcId="{E0C781ED-66E9-48AC-881A-E1750FE721BC}" destId="{F383E016-67DB-412F-9EE3-2F92DAB1789C}" srcOrd="4" destOrd="0" presId="urn:microsoft.com/office/officeart/2005/8/layout/chevron1"/>
-    <dgm:cxn modelId="{BBC2DF0E-808D-4867-8F54-03056DCF865F}" type="presParOf" srcId="{E0C781ED-66E9-48AC-881A-E1750FE721BC}" destId="{B87C4F4A-4DC5-44D8-AD64-85A1E7693D27}" srcOrd="5" destOrd="0" presId="urn:microsoft.com/office/officeart/2005/8/layout/chevron1"/>
-    <dgm:cxn modelId="{FBE18988-230D-4E80-9CF1-119C889CB96E}" type="presParOf" srcId="{E0C781ED-66E9-48AC-881A-E1750FE721BC}" destId="{C9902DDB-CAD5-4304-80B6-6B4C6D6ABEF2}" srcOrd="6" destOrd="0" presId="urn:microsoft.com/office/officeart/2005/8/layout/chevron1"/>
+    <dgm:cxn modelId="{275E6620-15B6-4FA0-B6A2-09D678A9FCB7}" type="presOf" srcId="{BF1F2059-CFEB-485F-B621-D5DF3ACB3CC2}" destId="{F383E016-67DB-412F-9EE3-2F92DAB1789C}" srcOrd="0" destOrd="0" presId="urn:microsoft.com/office/officeart/2005/8/layout/chevron1"/>
+    <dgm:cxn modelId="{7F428004-16EA-446E-8EBE-33FA0536C224}" type="presOf" srcId="{B61A3D1B-3A8C-4FA8-B2FF-6EDC43C9119F}" destId="{C9902DDB-CAD5-4304-80B6-6B4C6D6ABEF2}" srcOrd="0" destOrd="0" presId="urn:microsoft.com/office/officeart/2005/8/layout/chevron1"/>
+    <dgm:cxn modelId="{D52AE198-6BDB-4777-95EB-004FC52BEBBE}" type="presOf" srcId="{C282BF24-6945-4521-A475-F2634480607B}" destId="{E0C781ED-66E9-48AC-881A-E1750FE721BC}" srcOrd="0" destOrd="0" presId="urn:microsoft.com/office/officeart/2005/8/layout/chevron1"/>
+    <dgm:cxn modelId="{6D52AAF1-FC23-42D4-9626-F77F06F6E2FF}" type="presOf" srcId="{AAE35866-219F-4995-945A-F2DAC7547A3A}" destId="{B0122488-C38E-4E07-908D-8B4D2436C3CB}" srcOrd="0" destOrd="0" presId="urn:microsoft.com/office/officeart/2005/8/layout/chevron1"/>
+    <dgm:cxn modelId="{6BE47366-65C6-41C0-BF77-BD98E6B11CE0}" type="presParOf" srcId="{E0C781ED-66E9-48AC-881A-E1750FE721BC}" destId="{B0122488-C38E-4E07-908D-8B4D2436C3CB}" srcOrd="0" destOrd="0" presId="urn:microsoft.com/office/officeart/2005/8/layout/chevron1"/>
+    <dgm:cxn modelId="{C819AEFC-D864-4121-9B7F-3AA19F7DBEBD}" type="presParOf" srcId="{E0C781ED-66E9-48AC-881A-E1750FE721BC}" destId="{BF32C407-0E17-429C-8640-C8C6AF911DDD}" srcOrd="1" destOrd="0" presId="urn:microsoft.com/office/officeart/2005/8/layout/chevron1"/>
+    <dgm:cxn modelId="{2FCDA51F-E0D0-4864-A6A6-995938185614}" type="presParOf" srcId="{E0C781ED-66E9-48AC-881A-E1750FE721BC}" destId="{F64DDA27-42E2-42F6-9438-11F3252DBAD1}" srcOrd="2" destOrd="0" presId="urn:microsoft.com/office/officeart/2005/8/layout/chevron1"/>
+    <dgm:cxn modelId="{66933613-FFEB-487F-B1F8-657F2A3378E7}" type="presParOf" srcId="{E0C781ED-66E9-48AC-881A-E1750FE721BC}" destId="{1A2ADA33-4D93-471F-8C1D-B4D7C9A08455}" srcOrd="3" destOrd="0" presId="urn:microsoft.com/office/officeart/2005/8/layout/chevron1"/>
+    <dgm:cxn modelId="{AC121E00-D530-41C0-B495-B17A18014B8C}" type="presParOf" srcId="{E0C781ED-66E9-48AC-881A-E1750FE721BC}" destId="{F383E016-67DB-412F-9EE3-2F92DAB1789C}" srcOrd="4" destOrd="0" presId="urn:microsoft.com/office/officeart/2005/8/layout/chevron1"/>
+    <dgm:cxn modelId="{2ABD6F0C-FEF8-470A-ACDC-F02BA14A6CFA}" type="presParOf" srcId="{E0C781ED-66E9-48AC-881A-E1750FE721BC}" destId="{B87C4F4A-4DC5-44D8-AD64-85A1E7693D27}" srcOrd="5" destOrd="0" presId="urn:microsoft.com/office/officeart/2005/8/layout/chevron1"/>
+    <dgm:cxn modelId="{FD92E617-E2C3-43A3-9D16-B08734857D38}" type="presParOf" srcId="{E0C781ED-66E9-48AC-881A-E1750FE721BC}" destId="{C9902DDB-CAD5-4304-80B6-6B4C6D6ABEF2}" srcOrd="6" destOrd="0" presId="urn:microsoft.com/office/officeart/2005/8/layout/chevron1"/>
   </dgm:cxnLst>
   <dgm:bg/>
   <dgm:whole/>
@@ -19688,7 +19935,7 @@
 </file>
 
 <file path=customXml/itemProps1.xml><?xml version="1.0" encoding="utf-8"?>
-<ds:datastoreItem xmlns:ds="http://schemas.openxmlformats.org/officeDocument/2006/customXml" ds:itemID="{2CF3530D-686B-4F4C-A4BE-246921CE6C86}">
+<ds:datastoreItem xmlns:ds="http://schemas.openxmlformats.org/officeDocument/2006/customXml" ds:itemID="{6C2FD167-882E-480B-A65E-8F20C2B47F4B}">
   <ds:schemaRefs>
     <ds:schemaRef ds:uri="http://schemas.openxmlformats.org/officeDocument/2006/bibliography"/>
   </ds:schemaRefs>
